--- a/memoria/TFM_ENRIQUE_CATRILAF_ENTREGA_FINAL_VIU_2026.docx
+++ b/memoria/TFM_ENRIQUE_CATRILAF_ENTREGA_FINAL_VIU_2026.docx
@@ -414,7 +414,7 @@
           <w:color w:val="000000"/>
           <w:lang w:val="es-ES_tradnl"/>
         </w:rPr>
-        <w:t>La selección de tratamientos oncológicos exige integrar características del paciente, biología tumoral, estadio, biomarcadores, toxicidad prevista y contexto asistencial. Este TFM evalúa la viabilidad de un sistema web de apoyo a la recomendación terapéutica mediante un conjunto público de datos de quimioterapia. El trabajo sigue una adaptación de CRISP-DM e incluye auditoría de procedencia, limpieza semántica, prevención de fuga temporal, comparación de modelos multiclase, análisis no supervisado, evaluación por subgrupos y desarrollo de una interfaz Streamlit. La base limpia contiene 52.321 registros y el subconjunto model-ready 49.765 casos con régimen conocido. Se excluyeron dosis, ciclos, toxicidad, respuesta tumoral y supervivencia por ser posteriores a la decisión. La selección se realizó mediante validación cruzada estratificada repetida de 5 pliegues por 2 repeticiones dentro del conjunto de entrenamiento. Random Forest obtuvo F1 macro medio de 0,2521 y balanced accuracy de 0,2525 en validación; en holdout alcanzó 0,2496 (IC bootstrap 95 %: 0,2420-0,2568) y 0,2499 (0,2422-0,2571), respectivamente. El Dummy estratificado obtuvo F1 macro de 0,2525 en validación. La diferencia pareada de F1 fue -0,0004 (IC 95 %: -0,0064-0,0050; Wilcoxon p=0,9219). Una prueba con 5.000 permutaciones de etiquetas obtuvo p=0,4991; el Brier skill frente a prevalencia fue -0,0118 y la curva de aprendizaje finalizó en F1 de validación=0,2500. Por tanto, no se demuestra señal predictiva útil. La confianza máxima media fue 0,281 y el 100 % del holdout quedó bajo el umbral ilustrativo de abstención de 0,45. El clustering también fue débil, con Silhouette de 0,098 para k=2. La contribución es un resultado negativo reproducible, una auditoría de datos y un prototipo integrado que evita emitir recomendaciones de baja confianza. El sistema no prescribe, no estima dosis y no demuestra reducción de eventos adversos, mejora de resultados ni costo-efectividad.</w:t>
+        <w:t>La selección de tratamientos oncológicos exige integrar características del paciente, biología tumoral, estadio, biomarcadores y contexto asistencial. Este TFM evalúa la viabilidad de un sistema web de apoyo a la recomendación terapéutica mediante un conjunto público de datos de quimioterapia. El trabajo adapta CRISP-DM e incluye auditoría de procedencia, limpieza semántica, prevención de fuga temporal, comparación de modelos multiclase, análisis no supervisado, evaluación por subgrupos e interfaz Streamlit. La base limpia contiene 52.321 registros y el subconjunto model-ready 49.765 casos con régimen conocido. Se excluyeron dosis, ciclos, toxicidad, respuesta tumoral y supervivencia por ser posteriores a la decisión. La selección se realizó mediante validación cruzada estratificada repetida de 5 pliegues por 2 repeticiones dentro de train. Random Forest obtuvo F1 macro medio de 0,2521 y balanced accuracy de 0,2525; en el holdout interno alcanzó 0,2496 (IC bootstrap 95 %: 0,2420-0,2568) y 0,2499 (0,2422-0,2571), respectivamente. El Dummy estratificado obtuvo F1 macro de 0,2525 en validación. La diferencia pareada de F1 fue -0,0004 (IC 95 %: -0,0064-0,0050; Wilcoxon p=0,9219); estos diagnósticos son exploratorios porque los pliegues repetidos no son independientes. Una prueba con 5.000 permutaciones obtuvo p=0,4991; el Brier skill frente a prevalencia fue -0,0118 y la curva de aprendizaje finalizó en F1=0,2500. No se demuestra señal predictiva útil. La confianza máxima media fue 0,281 y el 100 % del holdout quedó bajo el umbral ilustrativo de abstención de 0,45. El clustering también fue débil, con Silhouette de 0,098 para k=2. La contribución es un resultado negativo reproducible, una auditoría de datos y un prototipo que evita emitir recomendaciones de baja confianza. El sistema no prescribe ni demuestra beneficio clínico o costo-efectividad.</w:t>
       </w:r>
     </w:p>
     <w:p>
@@ -1657,7 +1657,7 @@
         </w:rPr>
       </w:pPr>
       <w:r>
-        <w:t>6.6. Evaluación independiente en holdout</w:t>
+        <w:t>6.6. Evaluación interna en holdout</w:t>
       </w:r>
       <w:r>
         <w:tab/>
@@ -4715,7 +4715,7 @@
           <w:color w:val="000000"/>
           <w:lang w:val="es-ES_tradnl"/>
         </w:rPr>
-        <w:t>Comparación multiclase con validación cruzada repetida, holdout independiente, métricas macro, calibración descriptiva y baselines.</w:t>
+        <w:t>Comparación multiclase con validación cruzada repetida, holdout interno, métricas macro, calibración descriptiva y baselines.</w:t>
       </w:r>
     </w:p>
     <w:p>
@@ -9744,7 +9744,7 @@
           <w:color w:val="000000"/>
           <w:lang w:val="es-ES_tradnl"/>
         </w:rPr>
-        <w:t>El paquete utiliza una división estratificada 75/25 con random_state=42. El 75 % se emplea para selección y el 25 % queda como holdout independiente. Dentro de train se aplica RepeatedStratifiedKFold con 5 pliegues y 2 repeticiones. Como el conjunto model-ready no contiene faltantes, las variables categóricas se codifican mediante OneHotEncoder con categorías desconocidas ignoradas y las numéricas se estandarizan sin imputación adicional. Todo el preprocesamiento se encapsula en Pipeline y ColumnTransformer de scikit-learn (Pedregosa et al., 2011) para evitar estimar transformaciones con datos de prueba.</w:t>
+        <w:t>El paquete utiliza una división estratificada 75/25 con random_state=42. El 75 % se emplea para selección y el 25 % queda como holdout interno, separado de esa selección. Dentro de train se aplica RepeatedStratifiedKFold con 5 pliegues y 2 repeticiones. Como el conjunto model-ready no contiene faltantes, las variables categóricas se codifican mediante OneHotEncoder con categorías desconocidas ignoradas y las numéricas se estandarizan sin imputación adicional. Todo el preprocesamiento se encapsula en Pipeline y ColumnTransformer de scikit-learn (Pedregosa et al., 2011) para evitar estimar transformaciones con datos de prueba.</w:t>
       </w:r>
     </w:p>
     <w:p>
@@ -9757,7 +9757,7 @@
         </w:rPr>
       </w:pPr>
       <w:r>
-        <w:t>Se compararon Dummy de mayoría, Dummy estratificado, regresión logística, árbol CART, Random Forest y Extra Trees. El criterio preespecificado fue maximizar el F1 macro mediante validación cruzada entre los modelos no Dummy. Random Forest fue seleccionado y posteriormente reentrenado con todo el conjunto de entrenamiento antes de evaluarse una sola vez en el holdout. El script run_all.py regenera tablas, figuras, modelo y metadatos.</w:t>
+        <w:t>Se compararon Dummy de mayoría, Dummy estratificado, regresión logística, árbol CART, Random Forest y Extra Trees. El criterio preespecificado fue maximizar el F1 macro mediante validación cruzada entre los modelos no Dummy. Random Forest fue seleccionado y reentrenado con todo el conjunto de entrenamiento. El holdout interno, no utilizado para la selección, se empleó posteriormente para comparar los seis modelos y ejecutar auditorías post hoc; por ello no se presenta como validación externa ni como un conjunto consultado una sola vez. El script run_all.py regenera tablas, figuras, modelo y metadatos.</w:t>
       </w:r>
     </w:p>
     <w:p>
@@ -10869,15 +10869,15 @@
     </w:p>
     <w:p>
       <w:r>
-        <w:t>Durante el periodo de trabajo comprendido entre julio y agosto de 2026 se utilizaron herramientas de inteligencia artificial generativa como apoyo metodológico y de programación: ChatGPT (modelo declarado GPT-5.6 Sol), Claude (modelo declarado Claude 4.8) y Gemini (modelo declarado Gemini 3.1 Flash). Su función se restringió a orientar la secuencia de trabajo, contrastar alternativas metodológicas y estadísticas, explicar y depurar código y revisar la coherencia documental. No se utilizaron para crear registros de pacientes, modificar el dataset, ejecutar autónomamente el análisis definitivo, seleccionar tratamientos ni fijar las conclusiones del TFM. Estas prácticas de declaración de propósito, límites y supervisión humana son coherentes con la gobernanza recomendada para modelos multimodales de inteligencia artificial en salud (World Health Organization, 2025).</w:t>
-      </w:r>
-    </w:p>
-    <w:p>
-      <w:r>
-        <w:rPr>
-          <w:color w:val="000000"/>
-        </w:rPr>
-        <w:t>La verificación posterior se realizó sobre los artefactos ejecutables del proyecto: reconstrucción desde el CSV bruto mediante python run_all.py, comprobación de huellas SHA-256, regeneración de tablas y figuras, ejecución de python -m pytest -q y revisión crítica de las salidas. El registro de QA del paquete documenta un entorno Python 3.12.13 y 10 pruebas superadas de 10. Las métricas y conclusiones incluidas en la memoria se obtuvieron de las ejecuciones reproducibles y fueron revisadas por el autor antes de su incorporación.</w:t>
+        <w:t>Durante el periodo de trabajo comprendido entre julio y agosto de 2026 se utilizaron herramientas de inteligencia artificial generativa como apoyo metodológico y de programación: ChatGPT, Claude, Gemini y OpenAI Codex. Las versiones de las tres primeras corresponden a la declaración del autor y no se acreditan mediante logs adjuntos; en Codex solo se identifica la familia GPT-5, sin atribuir un identificador interno no disponible. La asistencia incluyó contraste metodológico, explicación y depuración de Python, diseño de pruebas, revisión documental y auditoría final del repositorio. Las herramientas no crearon pacientes ni modificaron las etiquetas; los cálculos definitivos proceden del pipeline ejecutable. La responsabilidad de revisar, comprender y defender cada decisión corresponde al autor (World Health Organization, 2025).</w:t>
+      </w:r>
+    </w:p>
+    <w:p>
+      <w:r>
+        <w:rPr>
+          <w:color w:val="000000"/>
+        </w:rPr>
+        <w:t>La verificación posterior se realizó sobre los artefactos ejecutables del proyecto: reconstrucción desde el CSV bruto mediante python run_all.py, comprobación de huellas SHA-256, regeneración de tablas y figuras, ejecución de python -m pytest -q y revisión crítica de las salidas. El registro de QA documenta Python 3.12.13 y 13 pruebas superadas de 13. Las cifras incluidas en la memoria proceden de las ejecuciones reproducibles. Antes del depósito, el autor debe confirmar que comprende las decisiones y que el registro de herramientas coincide con el uso real.</w:t>
       </w:r>
     </w:p>
     <w:p>
@@ -10940,6 +10940,8 @@
       <w:tr>
         <w:trPr>
           <w:jc w:val="center"/>
+          <w:tblHeader/>
+          <w:cantSplit/>
         </w:trPr>
         <w:tc>
           <w:tcPr>
@@ -10947,13 +10949,9 @@
             <w:vAlign w:val="center"/>
           </w:tcPr>
           <w:p>
-            <w:pPr>
-              <w:spacing w:after="0"/>
-              <w:jc w:val="center"/>
-            </w:pPr>
-            <w:r>
-              <w:rPr>
-                <w:b/>
+            <w:r>
+              <w:rPr>
+                <w:sz w:val="15"/>
               </w:rPr>
               <w:t>Herramienta</w:t>
             </w:r>
@@ -10965,13 +10963,9 @@
             <w:vAlign w:val="center"/>
           </w:tcPr>
           <w:p>
-            <w:pPr>
-              <w:spacing w:after="0"/>
-              <w:jc w:val="center"/>
-            </w:pPr>
-            <w:r>
-              <w:rPr>
-                <w:b/>
+            <w:r>
+              <w:rPr>
+                <w:sz w:val="15"/>
               </w:rPr>
               <w:t>Modelo</w:t>
             </w:r>
@@ -10983,13 +10977,9 @@
             <w:vAlign w:val="center"/>
           </w:tcPr>
           <w:p>
-            <w:pPr>
-              <w:spacing w:after="0"/>
-              <w:jc w:val="center"/>
-            </w:pPr>
-            <w:r>
-              <w:rPr>
-                <w:b/>
+            <w:r>
+              <w:rPr>
+                <w:sz w:val="15"/>
               </w:rPr>
               <w:t>Rango</w:t>
             </w:r>
@@ -11001,13 +10991,9 @@
             <w:vAlign w:val="center"/>
           </w:tcPr>
           <w:p>
-            <w:pPr>
-              <w:spacing w:after="0"/>
-              <w:jc w:val="center"/>
-            </w:pPr>
-            <w:r>
-              <w:rPr>
-                <w:b/>
+            <w:r>
+              <w:rPr>
+                <w:sz w:val="15"/>
               </w:rPr>
               <w:t>Finalidad</w:t>
             </w:r>
@@ -11019,13 +11005,9 @@
             <w:vAlign w:val="center"/>
           </w:tcPr>
           <w:p>
-            <w:pPr>
-              <w:spacing w:after="0"/>
-              <w:jc w:val="center"/>
-            </w:pPr>
-            <w:r>
-              <w:rPr>
-                <w:b/>
+            <w:r>
+              <w:rPr>
+                <w:sz w:val="15"/>
               </w:rPr>
               <w:t>Verificación</w:t>
             </w:r>
@@ -11035,6 +11017,7 @@
       <w:tr>
         <w:trPr>
           <w:jc w:val="center"/>
+          <w:cantSplit/>
         </w:trPr>
         <w:tc>
           <w:tcPr>
@@ -11042,11 +11025,10 @@
             <w:vAlign w:val="center"/>
           </w:tcPr>
           <w:p>
-            <w:pPr>
-              <w:spacing w:after="0"/>
-              <w:jc w:val="left"/>
-            </w:pPr>
-            <w:r>
+            <w:r>
+              <w:rPr>
+                <w:sz w:val="15"/>
+              </w:rPr>
               <w:t>ChatGPT</w:t>
             </w:r>
           </w:p>
@@ -11057,12 +11039,11 @@
             <w:vAlign w:val="center"/>
           </w:tcPr>
           <w:p>
-            <w:pPr>
-              <w:spacing w:after="0"/>
-              <w:jc w:val="left"/>
-            </w:pPr>
-            <w:r>
-              <w:t>GPT-5.6 Sol</w:t>
+            <w:r>
+              <w:rPr>
+                <w:sz w:val="15"/>
+              </w:rPr>
+              <w:t>GPT-5.6 Sol*</w:t>
             </w:r>
           </w:p>
         </w:tc>
@@ -11072,12 +11053,11 @@
             <w:vAlign w:val="center"/>
           </w:tcPr>
           <w:p>
-            <w:pPr>
-              <w:spacing w:after="0"/>
-              <w:jc w:val="left"/>
-            </w:pPr>
-            <w:r>
-              <w:t>jul–ago 2026</w:t>
+            <w:r>
+              <w:rPr>
+                <w:sz w:val="15"/>
+              </w:rPr>
+              <w:t>jul-ago 2026</w:t>
             </w:r>
           </w:p>
         </w:tc>
@@ -11087,12 +11067,11 @@
             <w:vAlign w:val="center"/>
           </w:tcPr>
           <w:p>
-            <w:pPr>
-              <w:spacing w:after="0"/>
-              <w:jc w:val="left"/>
-            </w:pPr>
-            <w:r>
-              <w:t>Metodología, estadística, depuración de código y coherencia.</w:t>
+            <w:r>
+              <w:rPr>
+                <w:sz w:val="15"/>
+              </w:rPr>
+              <w:t>Metodología, estadística, código y documentación.</w:t>
             </w:r>
           </w:p>
         </w:tc>
@@ -11102,12 +11081,11 @@
             <w:vAlign w:val="center"/>
           </w:tcPr>
           <w:p>
-            <w:pPr>
-              <w:spacing w:after="0"/>
-              <w:jc w:val="left"/>
-            </w:pPr>
-            <w:r>
-              <w:t>run_all.py, hashes, outputs, pytest y revisión del autor.</w:t>
+            <w:r>
+              <w:rPr>
+                <w:sz w:val="15"/>
+              </w:rPr>
+              <w:t>Pipeline, hashes, outputs y pytest.</w:t>
             </w:r>
           </w:p>
         </w:tc>
@@ -11115,6 +11093,7 @@
       <w:tr>
         <w:trPr>
           <w:jc w:val="center"/>
+          <w:cantSplit/>
         </w:trPr>
         <w:tc>
           <w:tcPr>
@@ -11122,11 +11101,10 @@
             <w:vAlign w:val="center"/>
           </w:tcPr>
           <w:p>
-            <w:pPr>
-              <w:spacing w:after="0"/>
-              <w:jc w:val="left"/>
-            </w:pPr>
-            <w:r>
+            <w:r>
+              <w:rPr>
+                <w:sz w:val="15"/>
+              </w:rPr>
               <w:t>Claude</w:t>
             </w:r>
           </w:p>
@@ -11137,12 +11115,11 @@
             <w:vAlign w:val="center"/>
           </w:tcPr>
           <w:p>
-            <w:pPr>
-              <w:spacing w:after="0"/>
-              <w:jc w:val="left"/>
-            </w:pPr>
-            <w:r>
-              <w:t>Claude 4.8</w:t>
+            <w:r>
+              <w:rPr>
+                <w:sz w:val="15"/>
+              </w:rPr>
+              <w:t>Claude 4.8*</w:t>
             </w:r>
           </w:p>
         </w:tc>
@@ -11152,12 +11129,11 @@
             <w:vAlign w:val="center"/>
           </w:tcPr>
           <w:p>
-            <w:pPr>
-              <w:spacing w:after="0"/>
-              <w:jc w:val="left"/>
-            </w:pPr>
-            <w:r>
-              <w:t>jul–ago 2026</w:t>
+            <w:r>
+              <w:rPr>
+                <w:sz w:val="15"/>
+              </w:rPr>
+              <w:t>jul-ago 2026</w:t>
             </w:r>
           </w:p>
         </w:tc>
@@ -11167,16 +11143,11 @@
             <w:vAlign w:val="center"/>
           </w:tcPr>
           <w:p>
-            <w:pPr>
-              <w:spacing w:after="0"/>
-              <w:jc w:val="left"/>
-            </w:pPr>
-            <w:r>
-              <w:t xml:space="preserve">Contraste metodológico; apoyo </w:t>
-            </w:r>
-            <w:r>
-              <w:lastRenderedPageBreak/>
-              <w:t>en código y documentación.</w:t>
+            <w:r>
+              <w:rPr>
+                <w:sz w:val="15"/>
+              </w:rPr>
+              <w:t>Contraste metodológico; apoyo en código y texto.</w:t>
             </w:r>
           </w:p>
         </w:tc>
@@ -11186,13 +11157,11 @@
             <w:vAlign w:val="center"/>
           </w:tcPr>
           <w:p>
-            <w:pPr>
-              <w:spacing w:after="0"/>
-              <w:jc w:val="left"/>
-            </w:pPr>
-            <w:r>
-              <w:lastRenderedPageBreak/>
-              <w:t>Pipeline, outputs, pruebas y revisión del autor.</w:t>
+            <w:r>
+              <w:rPr>
+                <w:sz w:val="15"/>
+              </w:rPr>
+              <w:t>Pipeline, outputs y revisión del autor.</w:t>
             </w:r>
           </w:p>
         </w:tc>
@@ -11200,6 +11169,7 @@
       <w:tr>
         <w:trPr>
           <w:jc w:val="center"/>
+          <w:cantSplit/>
         </w:trPr>
         <w:tc>
           <w:tcPr>
@@ -11207,11 +11177,10 @@
             <w:vAlign w:val="center"/>
           </w:tcPr>
           <w:p>
-            <w:pPr>
-              <w:spacing w:after="0"/>
-              <w:jc w:val="left"/>
-            </w:pPr>
-            <w:r>
+            <w:r>
+              <w:rPr>
+                <w:sz w:val="15"/>
+              </w:rPr>
               <w:t>Gemini</w:t>
             </w:r>
           </w:p>
@@ -11222,12 +11191,11 @@
             <w:vAlign w:val="center"/>
           </w:tcPr>
           <w:p>
-            <w:pPr>
-              <w:spacing w:after="0"/>
-              <w:jc w:val="left"/>
-            </w:pPr>
-            <w:r>
-              <w:t>Gemini 3.1 Flash</w:t>
+            <w:r>
+              <w:rPr>
+                <w:sz w:val="15"/>
+              </w:rPr>
+              <w:t>Gemini 3.1 Flash*</w:t>
             </w:r>
           </w:p>
         </w:tc>
@@ -11237,12 +11205,11 @@
             <w:vAlign w:val="center"/>
           </w:tcPr>
           <w:p>
-            <w:pPr>
-              <w:spacing w:after="0"/>
-              <w:jc w:val="left"/>
-            </w:pPr>
-            <w:r>
-              <w:t>jul–ago 2026</w:t>
+            <w:r>
+              <w:rPr>
+                <w:sz w:val="15"/>
+              </w:rPr>
+              <w:t>jul-ago 2026</w:t>
             </w:r>
           </w:p>
         </w:tc>
@@ -11252,12 +11219,11 @@
             <w:vAlign w:val="center"/>
           </w:tcPr>
           <w:p>
-            <w:pPr>
-              <w:spacing w:after="0"/>
-              <w:jc w:val="left"/>
-            </w:pPr>
-            <w:r>
-              <w:t>Contraste de enfoques; documentación y programación.</w:t>
+            <w:r>
+              <w:rPr>
+                <w:sz w:val="15"/>
+              </w:rPr>
+              <w:t>Contraste de enfoques; programación y documentación.</w:t>
             </w:r>
           </w:p>
         </w:tc>
@@ -11267,12 +11233,81 @@
             <w:vAlign w:val="center"/>
           </w:tcPr>
           <w:p>
-            <w:pPr>
-              <w:spacing w:after="0"/>
-              <w:jc w:val="left"/>
-            </w:pPr>
-            <w:r>
-              <w:t>Código, resultados ejecutados y revisión del autor.</w:t>
+            <w:r>
+              <w:rPr>
+                <w:sz w:val="15"/>
+              </w:rPr>
+              <w:t>Código y resultados reproducibles.</w:t>
+            </w:r>
+          </w:p>
+        </w:tc>
+      </w:tr>
+      <w:tr>
+        <w:trPr>
+          <w:cantSplit/>
+        </w:trPr>
+        <w:tc>
+          <w:tcPr>
+            <w:tcW w:type="dxa" w:w="1296"/>
+          </w:tcPr>
+          <w:p>
+            <w:r>
+              <w:rPr>
+                <w:sz w:val="15"/>
+              </w:rPr>
+              <w:t>OpenAI Codex</w:t>
+            </w:r>
+          </w:p>
+        </w:tc>
+        <w:tc>
+          <w:tcPr>
+            <w:tcW w:type="dxa" w:w="1512"/>
+          </w:tcPr>
+          <w:p>
+            <w:r>
+              <w:rPr>
+                <w:sz w:val="15"/>
+              </w:rPr>
+              <w:t>Familia GPT-5**</w:t>
+            </w:r>
+          </w:p>
+        </w:tc>
+        <w:tc>
+          <w:tcPr>
+            <w:tcW w:type="dxa" w:w="1296"/>
+          </w:tcPr>
+          <w:p>
+            <w:r>
+              <w:rPr>
+                <w:sz w:val="15"/>
+              </w:rPr>
+              <w:t>jul-ago 2026</w:t>
+            </w:r>
+          </w:p>
+        </w:tc>
+        <w:tc>
+          <w:tcPr>
+            <w:tcW w:type="dxa" w:w="2520"/>
+          </w:tcPr>
+          <w:p>
+            <w:r>
+              <w:rPr>
+                <w:sz w:val="15"/>
+              </w:rPr>
+              <w:t>Auditoría, depuración, pruebas y coherencia del repositorio.</w:t>
+            </w:r>
+          </w:p>
+        </w:tc>
+        <w:tc>
+          <w:tcPr>
+            <w:tcW w:type="dxa" w:w="2664"/>
+          </w:tcPr>
+          <w:p>
+            <w:r>
+              <w:rPr>
+                <w:sz w:val="15"/>
+              </w:rPr>
+              <w:t>Pipeline, pytest, hashes y revisión funcional.</w:t>
             </w:r>
           </w:p>
         </w:tc>
@@ -11301,10 +11336,7 @@
     </w:p>
     <w:p>
       <w:r>
-        <w:rPr>
-          <w:color w:val="000000"/>
-        </w:rPr>
-        <w:t>Nota. Los nombres de modelo corresponden a las versiones declaradas durante el proceso de trabajo. La asistencia generativa se documenta por transparencia académica y no sustituye la ejecución, validación ni interpretación del análisis.</w:t>
+        <w:t>Nota. Los nombres de modelo corresponden a las versiones declaradas durante el proceso de trabajo y no acreditadas mediante logs adjuntos. En Codex solo se consigna la familia observable, sin atribuir un identificador interno. La asistencia se documenta por transparencia académica y no sustituye la comprensión, verificación ni defensa del autor.</w:t>
       </w:r>
     </w:p>
     <w:p>
@@ -12053,7 +12085,7 @@
                 <w:color w:val="000000"/>
                 <w:lang w:val="es-ES_tradnl"/>
               </w:rPr>
-              <w:t>CV repetida y holdout independiente</w:t>
+              <w:t>CV repetida y holdout interno</w:t>
             </w:r>
           </w:p>
         </w:tc>
@@ -16708,7 +16740,7 @@
           <wp:inline distT="0" distB="0" distL="0" distR="0" wp14:anchorId="3C0FC36C" wp14:editId="254E1CC9">
             <wp:extent cx="5230368" cy="3433985"/>
             <wp:effectExtent l="0" t="0" r="0" b="1270"/>
-            <wp:docPr id="1166336383" name="Imagen 1"/>
+            <wp:docPr id="1166336383" name="Imagen 1" descr="Asociaciones entre predictores y régimen de quimioterapia." title="Asociaciones entre predictores y régimen de quimioterapia."/>
             <wp:cNvGraphicFramePr>
               <a:graphicFrameLocks xmlns:a="http://schemas.openxmlformats.org/drawingml/2006/main" noChangeAspect="1"/>
             </wp:cNvGraphicFramePr>
@@ -18160,7 +18192,7 @@
           <wp:inline distT="0" distB="0" distL="0" distR="0" wp14:anchorId="79089853" wp14:editId="5DAF2AD3">
             <wp:extent cx="5230368" cy="3277282"/>
             <wp:effectExtent l="0" t="0" r="0" b="2540"/>
-            <wp:docPr id="1607808954" name="Imagen 1"/>
+            <wp:docPr id="1607808954" name="Imagen 1" descr="Comparación de F1 macro en validación cruzada repetida." title="Comparación de F1 macro en validación cruzada repetida."/>
             <wp:cNvGraphicFramePr>
               <a:graphicFrameLocks xmlns:a="http://schemas.openxmlformats.org/drawingml/2006/main" noChangeAspect="1"/>
             </wp:cNvGraphicFramePr>
@@ -18248,7 +18280,7 @@
           <w:szCs w:val="22"/>
           <w:lang w:val="es-ES_tradnl"/>
         </w:rPr>
-        <w:t>6.6. Evaluación independiente en holdout</w:t>
+        <w:t>6.6. Evaluación interna en holdout</w:t>
       </w:r>
     </w:p>
     <w:p>
@@ -19845,7 +19877,7 @@
           <wp:inline distT="0" distB="0" distL="0" distR="0" wp14:anchorId="29E962A9" wp14:editId="6EE0F79F">
             <wp:extent cx="5230368" cy="3291292"/>
             <wp:effectExtent l="0" t="0" r="0" b="0"/>
-            <wp:docPr id="988381704" name="Imagen 1"/>
+            <wp:docPr id="988381704" name="Imagen 1" descr="F1 macro por sexo y grupo de edad." title="F1 macro por sexo y grupo de edad."/>
             <wp:cNvGraphicFramePr>
               <a:graphicFrameLocks xmlns:a="http://schemas.openxmlformats.org/drawingml/2006/main" noChangeAspect="1"/>
             </wp:cNvGraphicFramePr>
@@ -20482,29 +20514,7 @@
           <w:color w:val="000000"/>
           <w:lang w:val="es-ES_tradnl"/>
         </w:rPr>
-        <w:t>El bootstrap estratificado del holdout (500 réplicas) situó el IC del 95 % del F1 macro entre 0,2420 y 0,2568, y el de balanced accuracy entre 0,2422 y 0,2571. En los diez pliegues pareados, la diferencia media de F1 entre Random Forest y Dummy estratificado fue -0,0004, con IC bootstrap del 95 % entre -0,0064 y 0,0050 y prueba de Wilcoxon p=0,9219. El intervalo cruza cero ampliamente y la prueba no aporta evidencia de superioridad</w:t>
-      </w:r>
-      <w:r>
-        <w:rPr>
-          <w:rFonts w:asciiTheme="majorHAnsi" w:hAnsiTheme="majorHAnsi" w:cstheme="majorHAnsi"/>
-          <w:color w:val="000000"/>
-          <w:lang w:val="es-ES_tradnl"/>
-        </w:rPr>
-        <w:t xml:space="preserve"> </w:t>
-      </w:r>
-      <w:r>
-        <w:rPr>
-          <w:color w:val="000000"/>
-        </w:rPr>
-        <w:t>(Van Calster et al., 2019)</w:t>
-      </w:r>
-      <w:r>
-        <w:rPr>
-          <w:rFonts w:asciiTheme="majorHAnsi" w:hAnsiTheme="majorHAnsi" w:cstheme="majorHAnsi"/>
-          <w:color w:val="000000"/>
-          <w:lang w:val="es-ES_tradnl"/>
-        </w:rPr>
-        <w:t>.</w:t>
+        <w:t>El bootstrap estratificado del holdout (500 réplicas) situó el IC del 95 % del F1 macro entre 0,2420 y 0,2568, y el de balanced accuracy entre 0,2422 y 0,2571. En los diez resultados pareados de la CV, la diferencia media de F1 entre Random Forest y Dummy estratificado fue -0,0004, con IC bootstrap del 95 % entre -0,0064 y 0,0050 y Wilcoxon p=0,9219. El intervalo cruza cero y no aporta evidencia de superioridad. Esta inferencia es exploratoria: los pliegues de la CV repetida se solapan y no constituyen observaciones independientes (Van Calster et al., 2019).</w:t>
       </w:r>
     </w:p>
     <w:p>
@@ -21799,7 +21809,7 @@
           <w:color w:val="000000"/>
           <w:lang w:val="es-ES_tradnl"/>
         </w:rPr>
-        <w:t>La conclusión de señal insuficiente se apoya en evidencias convergentes: validación cruzada repetida equivalente al Dummy, diferencia pareada con intervalo que cruza cero y Wilcoxon p=0,9219, holdout independiente con balanced accuracy de 0,2499, prueba de aleatorización p=0,4991, Brier skill negativo, curva de aprendizaje plana, MCC prácticamente nulo, matriz sin diagonal dominante, importancias por permutación no estables, asociaciones cercanas a cero y clustering débil. La coincidencia entre métodos supervisados, inferencia estadística y exploración no supervisada hace más sólido el resultado negativo que una única comparación algorítmica.</w:t>
+        <w:t>La conclusión de señal insuficiente se apoya en evidencias convergentes: validación cruzada repetida equivalente al Dummy; comparación pareada exploratoria con intervalo que cruza cero; holdout interno con balanced accuracy de 0,2499; prueba de aleatorización p=0,4991; Brier skill negativo; curva de aprendizaje plana; MCC prácticamente nulo; matriz sin diagonal dominante; importancias por permutación no estables; asociaciones cercanas a cero y clustering débil. La coincidencia entre métodos supervisados, auditorías estadísticas y exploración no supervisada hace más sólido el resultado negativo que una única comparación algorítmica.</w:t>
       </w:r>
     </w:p>
     <w:p>
@@ -36932,7 +36942,7 @@
         <w:rPr>
           <w:color w:val="000000"/>
         </w:rPr>
-        <w:t>ChatGPT — modelo declarado GPT-5.6 Sol. Finalidad: ordenar etapas CRISP-DM, revisar alternativas estadísticas, explicar procedimientos y apoyar depuración de Python y documentación técnica. Verificación: contraste con run_all.py, outputs/tables, outputs/figures, hashes del manifiesto y pruebas automatizadas antes de incorporar resultados.</w:t>
+        <w:t>ChatGPT — versión declarada por el autor: GPT-5.6 Sol; no acreditada mediante log adjunto. Finalidad: ordenar etapas CRISP-DM, revisar alternativas estadísticas, explicar procedimientos y apoyar depuración de Python y documentación. Verificación: run_all.py, outputs, hashes y pruebas.</w:t>
       </w:r>
     </w:p>
     <w:p>
@@ -36943,7 +36953,7 @@
         <w:rPr>
           <w:color w:val="000000"/>
         </w:rPr>
-        <w:t>Claude — modelo declarado Claude 4.8. Finalidad: contraste metodológico, revisión de coherencia de procedimientos y apoyo en explicación/depuración de código. Verificación: ejecución local del pipeline, comparación con métricas regeneradas y revisión crítica del autor.</w:t>
+        <w:t>Claude — versión declarada por el autor: Claude 4.8; no acreditada mediante log adjunto. Finalidad: contraste metodológico y apoyo en explicación, depuración y documentación. Verificación: ejecución del pipeline y comparación con las métricas regeneradas.</w:t>
       </w:r>
     </w:p>
     <w:p>
@@ -36954,7 +36964,7 @@
         <w:rPr>
           <w:color w:val="000000"/>
         </w:rPr>
-        <w:t>Gemini — modelo declarado Gemini 3.1 Flash. Finalidad: contraste de enfoques y apoyo en documentación y procedimientos de programación. Verificación: comparación con código ejecutado y resultados reproducibles, sin aceptar salidas que modificaran datos, etiquetas o conclusiones.</w:t>
+        <w:t>Gemini — versión declarada por el autor: Gemini 3.1 Flash; no acreditada mediante log adjunto. Finalidad: contraste de enfoques y apoyo en documentación y programación. Verificación: comparación con el código ejecutado y los resultados reproducibles.</w:t>
       </w:r>
     </w:p>
     <w:p>
@@ -36962,10 +36972,18 @@
         <w:spacing w:after="60"/>
       </w:pPr>
       <w:r>
-        <w:rPr>
-          <w:color w:val="000000"/>
-        </w:rPr>
-        <w:t>Control de integridad. El archivo bruto se verifica mediante SHA-256 antes del entrenamiento; run_all.py reconstruye datasets derivados y ejecuta el análisis. El informe QA del paquete registra Python 3.12.13, 10/10 pruebas superadas y consistencia de las cifras principales. Ninguna herramienta generativa creó datos clínicos, modificó el dataset, seleccionó tratamientos, fijó el umbral como criterio clínico ni sustituyó la interpretación del autor.</w:t>
+        <w:t>OpenAI Codex — aplicación de escritorio, familia GPT-5; identificador interno no disponible. Finalidad: revisión del código, apoyo en depuración, pruebas, coherencia documental, auditoría y preparación del repositorio. Verificación: pipeline completo, pytest, comprobación de hashes y revisión funcional local y pública.</w:t>
+      </w:r>
+    </w:p>
+    <w:p>
+      <w:pPr>
+        <w:spacing w:after="60"/>
+      </w:pPr>
+      <w:r>
+        <w:rPr>
+          <w:color w:val="000000"/>
+        </w:rPr>
+        <w:t>Control de integridad. El archivo bruto se verifica mediante SHA-256 antes del entrenamiento; run_all.py reconstruye los datasets derivados y ejecuta el análisis. El informe QA registra Python 3.12.13, 13/13 pruebas superadas y consistencia de las cifras principales. Ninguna herramienta generativa creó datos clínicos, modificó etiquetas, seleccionó tratamientos o fijó el umbral como criterio clínico. El autor conserva la responsabilidad de comprender y defender el trabajo.</w:t>
       </w:r>
     </w:p>
     <w:p>
@@ -37781,7 +37799,7 @@
           <w:b/>
           <w:color w:val="000000"/>
         </w:rPr>
-        <w:t>Hito 4. Holdout independiente y transformaciones dentro del Pipeline</w:t>
+        <w:t>Hito 4. Holdout interno y transformaciones dentro del Pipeline</w:t>
       </w:r>
     </w:p>
     <w:p>
@@ -38395,140 +38413,29 @@
           </w:tcPr>
           <w:p>
             <w:pPr>
-              <w:spacing w:after="0" w:line="240" w:lineRule="auto"/>
-              <w:jc w:val="left"/>
-            </w:pPr>
-            <w:r>
-              <w:rPr>
-                <w:rFonts w:ascii="Courier New" w:eastAsia="Courier New" w:hAnsi="Courier New"/>
-                <w:color w:val="000000"/>
-                <w:sz w:val="16"/>
-              </w:rPr>
-              <w:t>randomization, null_distribution = holdout_label_randomization_test(</w:t>
-            </w:r>
-            <w:r>
-              <w:rPr>
-                <w:rFonts w:ascii="Courier New" w:eastAsia="Courier New" w:hAnsi="Courier New"/>
-                <w:color w:val="000000"/>
-                <w:sz w:val="16"/>
-              </w:rPr>
+              <w:jc w:val="left"/>
+            </w:pPr>
+            <w:r>
+              <w:rPr>
+                <w:rFonts w:ascii="Consolas" w:hAnsi="Consolas"/>
+                <w:sz w:val="15"/>
+              </w:rPr>
+              <w:t>signal_gate = {</w:t>
               <w:br/>
-              <w:t xml:space="preserve">    y_test, predictions, n_permutations=5000</w:t>
-            </w:r>
-            <w:r>
-              <w:rPr>
-                <w:rFonts w:ascii="Courier New" w:eastAsia="Courier New" w:hAnsi="Courier New"/>
-                <w:color w:val="000000"/>
-                <w:sz w:val="16"/>
-              </w:rPr>
+              <w:t xml:space="preserve">    "delta_f1_vs_dummy_ge_0_01": delta_f1 &gt;= 0.01,</w:t>
               <w:br/>
-              <w:t>)</w:t>
-            </w:r>
-            <w:r>
-              <w:rPr>
-                <w:rFonts w:ascii="Courier New" w:eastAsia="Courier New" w:hAnsi="Courier New"/>
-                <w:color w:val="000000"/>
-                <w:sz w:val="16"/>
-              </w:rPr>
+              <w:t xml:space="preserve">    "randomization_p_lt_0_05": p_perm &lt; 0.05,</w:t>
               <w:br/>
-            </w:r>
-            <w:r>
-              <w:rPr>
-                <w:rFonts w:ascii="Courier New" w:eastAsia="Courier New" w:hAnsi="Courier New"/>
-                <w:color w:val="000000"/>
-                <w:sz w:val="16"/>
-              </w:rPr>
+              <w:t xml:space="preserve">    "positive_brier_skill": brier_skill &gt; 0,</w:t>
               <w:br/>
-              <w:t>delta_f1 = float(cv_selected["f1_macro_mean"] - dummy_stratified)</w:t>
-            </w:r>
-            <w:r>
-              <w:rPr>
-                <w:rFonts w:ascii="Courier New" w:eastAsia="Courier New" w:hAnsi="Courier New"/>
-                <w:color w:val="000000"/>
-                <w:sz w:val="16"/>
-              </w:rPr>
+              <w:t xml:space="preserve">    "nonzero_coverage_at_safety_threshold": abstention_rate &lt; 1.0,</w:t>
               <w:br/>
-              <w:t>abstention_threshold = 0.45</w:t>
-            </w:r>
-            <w:r>
-              <w:rPr>
-                <w:rFonts w:ascii="Courier New" w:eastAsia="Courier New" w:hAnsi="Courier New"/>
-                <w:color w:val="000000"/>
-                <w:sz w:val="16"/>
-              </w:rPr>
+              <w:t>}</w:t>
               <w:br/>
-              <w:t>abstention_rate = float(</w:t>
-            </w:r>
-            <w:r>
-              <w:rPr>
-                <w:rFonts w:ascii="Courier New" w:eastAsia="Courier New" w:hAnsi="Courier New"/>
-                <w:color w:val="000000"/>
-                <w:sz w:val="16"/>
-              </w:rPr>
               <w:br/>
-              <w:t xml:space="preserve">    (predictions_df["confianza_maxima"] &lt; abstention_threshold).mean()</w:t>
-            </w:r>
-            <w:r>
-              <w:rPr>
-                <w:rFonts w:ascii="Courier New" w:eastAsia="Courier New" w:hAnsi="Courier New"/>
-                <w:color w:val="000000"/>
-                <w:sz w:val="16"/>
-              </w:rPr>
+              <w:t>signal_gate_passed = all(signal_gate.values())</w:t>
               <w:br/>
-              <w:t>)</w:t>
-            </w:r>
-            <w:r>
-              <w:rPr>
-                <w:rFonts w:ascii="Courier New" w:eastAsia="Courier New" w:hAnsi="Courier New"/>
-                <w:color w:val="000000"/>
-                <w:sz w:val="16"/>
-              </w:rPr>
-              <w:br/>
-            </w:r>
-            <w:r>
-              <w:rPr>
-                <w:rFonts w:ascii="Courier New" w:eastAsia="Courier New" w:hAnsi="Courier New"/>
-                <w:color w:val="000000"/>
-                <w:sz w:val="16"/>
-              </w:rPr>
-              <w:br/>
-              <w:t>if delta_f1 &lt; 0.01:</w:t>
-            </w:r>
-            <w:r>
-              <w:rPr>
-                <w:rFonts w:ascii="Courier New" w:eastAsia="Courier New" w:hAnsi="Courier New"/>
-                <w:color w:val="000000"/>
-                <w:sz w:val="16"/>
-              </w:rPr>
-              <w:br/>
-              <w:t xml:space="preserve">    evidence_conclusion = (</w:t>
-            </w:r>
-            <w:r>
-              <w:rPr>
-                <w:rFonts w:ascii="Courier New" w:eastAsia="Courier New" w:hAnsi="Courier New"/>
-                <w:color w:val="000000"/>
-                <w:sz w:val="16"/>
-              </w:rPr>
-              <w:br/>
-              <w:t xml:space="preserve">        "No se demuestra señal predictiva útil: F1 macro y balanced accuracy "</w:t>
-            </w:r>
-            <w:r>
-              <w:rPr>
-                <w:rFonts w:ascii="Courier New" w:eastAsia="Courier New" w:hAnsi="Courier New"/>
-                <w:color w:val="000000"/>
-                <w:sz w:val="16"/>
-              </w:rPr>
-              <w:br/>
-              <w:t xml:space="preserve">        "son equivalentes al azar."</w:t>
-            </w:r>
-            <w:r>
-              <w:rPr>
-                <w:rFonts w:ascii="Courier New" w:eastAsia="Courier New" w:hAnsi="Courier New"/>
-                <w:color w:val="000000"/>
-                <w:sz w:val="16"/>
-              </w:rPr>
-              <w:br/>
-              <w:t xml:space="preserve">    )</w:t>
+              <w:t>clinical_go = False  # requiere validación externa y prospectiva</w:t>
             </w:r>
           </w:p>
         </w:tc>

--- a/memoria/TFM_ENRIQUE_CATRILAF_ENTREGA_FINAL_VIU_2026.docx
+++ b/memoria/TFM_ENRIQUE_CATRILAF_ENTREGA_FINAL_VIU_2026.docx
@@ -1841,7 +1841,7 @@
         </w:rPr>
       </w:pPr>
       <w:r>
-        <w:t>6.14. Prueba de aleatorización, curva de aprendizaje y skill</w:t>
+        <w:t>6.14. Diagnóstico del proceso generador de datos</w:t>
       </w:r>
       <w:r>
         <w:tab/>
@@ -21010,12 +21010,12 @@
           <w:szCs w:val="22"/>
           <w:lang w:val="es-ES_tradnl"/>
         </w:rPr>
-        <w:t>6.14. Prueba de aleatorización, curva de aprendizaje y skill</w:t>
-      </w:r>
-    </w:p>
-    <w:p>
-      <w:r>
-        <w:t>Para comprobar si el rendimiento obtenido por el modelo era realmente superior al azar, se realizó una prueba de aleatorización sobre el conjunto holdout. Las predicciones generadas por el pipeline se mantuvieron fijas y las etiquetas reales de los regímenes de quimioterapia se mezclaron aleatoriamente 5.000 veces. En cada repetición se volvió a calcular el F1 macro. Este procedimiento rompe la relación entre las predicciones y las clases verdaderas, pero conserva la cantidad de observaciones y la distribución general de las etiquetas, permitiendo construir una distribución de referencia bajo el supuesto de que no existe una concordancia clínica real.</w:t>
+        <w:t>6.14. Diagnóstico del proceso generador de datos</w:t>
+      </w:r>
+    </w:p>
+    <w:p>
+      <w:r>
+        <w:t>El diagnóstico del proceso generador de datos integra la prueba de aleatorización, la curva de aprendizaje y el skill probabilístico. Para comprobar si el rendimiento obtenido por el modelo era realmente superior al azar, se realizó una prueba de aleatorización sobre el conjunto holdout. Las predicciones generadas por el pipeline se mantuvieron fijas y las etiquetas reales de los regímenes de quimioterapia se mezclaron aleatoriamente 5.000 veces. En cada repetición se volvió a calcular el F1 macro. Este procedimiento rompe la relación entre las predicciones y las clases verdaderas, pero conserva la cantidad de observaciones y la distribución general de las etiquetas, permitiendo construir una distribución de referencia bajo el supuesto de que no existe una concordancia clínica real.</w:t>
       </w:r>
     </w:p>
     <w:p>

--- a/memoria/TFM_ENRIQUE_CATRILAF_ENTREGA_FINAL_VIU_2026.docx
+++ b/memoria/TFM_ENRIQUE_CATRILAF_ENTREGA_FINAL_VIU_2026.docx
@@ -81,7 +81,7 @@
           <w:sz w:val="32"/>
           <w:szCs w:val="44"/>
         </w:rPr>
-        <w:t xml:space="preserve">Máster de Formación Permanente en Inteligencia Artificial Aplicada </w:t>
+        <w:t>Máster en Inteligencia Artificial Aplicada</w:t>
       </w:r>
     </w:p>
     <w:p>
@@ -177,7 +177,7 @@
           <w:rFonts w:asciiTheme="majorHAnsi" w:hAnsiTheme="majorHAnsi" w:cstheme="majorHAnsi"/>
           <w:color w:val="000000" w:themeColor="text1"/>
         </w:rPr>
-        <w:t>Tutor/Profesor: Sinuhé Martínez Rodríguez</w:t>
+        <w:t>Director de TFM: Sinuhe Martinez Rodriguez</w:t>
       </w:r>
     </w:p>
     <w:p>
@@ -218,8 +218,8 @@
           <w:headerReference w:type="default" r:id="rId9"/>
           <w:footerReference w:type="even" r:id="rId10"/>
           <w:footerReference w:type="default" r:id="rId11"/>
-          <w:pgSz w:w="11909" w:h="16834"/>
-          <w:pgMar w:top="706" w:right="1699" w:bottom="792" w:left="1699" w:header="0" w:footer="0" w:gutter="0"/>
+          <w:pgSz w:w="11906" w:h="16838"/>
+          <w:pgMar w:top="709" w:right="1701" w:bottom="794" w:left="1701" w:header="0" w:footer="0" w:gutter="0"/>
           <w:pgNumType w:start="1"/>
           <w:cols w:space="720"/>
           <w:titlePg/>
@@ -227,7 +227,7 @@
         </w:sectPr>
       </w:pPr>
       <w:r>
-        <w:t>Convocatoria: Primera</w:t>
+        <w:t>Convocatoria: Primera convocatoria</w:t>
       </w:r>
     </w:p>
     <w:p>
@@ -273,7 +273,7 @@
         </w:rPr>
       </w:pPr>
       <w:r>
-        <w:t>El CSV bruto incorporado coincide byte a byte con la versión 1 de Chemotherapy Regimens Based on Patient Data publicada en Kaggle por OmenKj; la licencia indicada es Apache 2.0 y la huella SHA-256 es 7809afd664be251e882ce02d4c843fd26a7765c0a921192cadfe11c37b2db6f2. Esta verificación acredita la identidad técnica del archivo, pero Kaggle no documenta institución, protocolo, criterios de inclusión, aprobación ética ni mecanismo de generación de los datos. Por ello, la procedencia clínica continúa no acreditada y los resultados no pueden generalizarse a pacientes ni interpretarse como evidencia terapéutica.</w:t>
+        <w:t>El CSV bruto incorporado coincide byte a byte con la versión 1 de Chemotherapy Regimens Based on Patient Data publicada en Kaggle por OmenKj (2025); la licencia indicada es Apache 2.0 y la huella SHA-256 es 7809afd664be251e882ce02d4c843fd26a7765c0a921192cadfe11c37b2db6f2. Esta verificación acredita la identidad técnica del archivo, pero Kaggle no documenta institución, protocolo, criterios de inclusión, aprobación ética ni mecanismo de generación de los datos. Por ello, la procedencia clínica continúa no acreditada y los resultados no pueden generalizarse a pacientes ni interpretarse como evidencia terapéutica.</w:t>
       </w:r>
     </w:p>
     <w:p>
@@ -314,6 +314,7 @@
         <w:shd w:val="clear" w:color="auto" w:fill="FFFFFF" w:themeFill="background1"/>
         <w:tblLayout w:type="fixed"/>
         <w:tblLook w:val="04A0" w:firstRow="1" w:lastRow="0" w:firstColumn="1" w:lastColumn="0" w:noHBand="0" w:noVBand="1"/>
+        <w:tblInd w:w="0" w:type="dxa"/>
       </w:tblPr>
       <w:tblGrid>
         <w:gridCol w:w="10080"/>
@@ -493,6 +494,7 @@
     </w:p>
     <w:p>
       <w:pPr>
+        <w:pStyle w:val="artifact-docx-previewfrontmatterheading"/>
         <w:pageBreakBefore/>
         <w:shd w:val="clear" w:color="auto" w:fill="FFFFFF"/>
         <w:spacing w:after="160" w:line="240" w:lineRule="auto"/>
@@ -989,7 +991,7 @@
       </w:r>
       <w:r>
         <w:tab/>
-        <w:t>16</w:t>
+        <w:t>17</w:t>
       </w:r>
     </w:p>
     <w:p>
@@ -1207,7 +1209,7 @@
       </w:r>
       <w:r>
         <w:tab/>
-        <w:t>24</w:t>
+        <w:t>25</w:t>
       </w:r>
     </w:p>
     <w:p>
@@ -1227,11 +1229,10 @@
       </w:pPr>
       <w:r>
         <w:t>4.6. Diseño experimental</w:t>
-      </w:r>
-      <w:r>
         <w:tab/>
         <w:t>25</w:t>
       </w:r>
+      <w:r/>
     </w:p>
     <w:p>
       <w:pPr>
@@ -1299,7 +1300,7 @@
       </w:r>
       <w:r>
         <w:tab/>
-        <w:t>26</w:t>
+        <w:t>27</w:t>
       </w:r>
     </w:p>
     <w:p>
@@ -1319,10 +1320,8 @@
       </w:pPr>
       <w:r>
         <w:t>4.10. Enfoque clínico-financiero</w:t>
-      </w:r>
-      <w:r>
         <w:tab/>
-        <w:t>26</w:t>
+        <w:t>27</w:t>
       </w:r>
     </w:p>
     <w:p>
@@ -1345,7 +1344,7 @@
       </w:r>
       <w:r>
         <w:tab/>
-        <w:t>27</w:t>
+        <w:t>28</w:t>
       </w:r>
     </w:p>
     <w:p>
@@ -1661,7 +1660,7 @@
       </w:r>
       <w:r>
         <w:tab/>
-        <w:t>39</w:t>
+        <w:t>40</w:t>
       </w:r>
     </w:p>
     <w:p>
@@ -1684,7 +1683,7 @@
       </w:r>
       <w:r>
         <w:tab/>
-        <w:t>40</w:t>
+        <w:t>41</w:t>
       </w:r>
     </w:p>
     <w:p>
@@ -1707,7 +1706,7 @@
       </w:r>
       <w:r>
         <w:tab/>
-        <w:t>41</w:t>
+        <w:t>42</w:t>
       </w:r>
     </w:p>
     <w:p>
@@ -1730,7 +1729,7 @@
       </w:r>
       <w:r>
         <w:tab/>
-        <w:t>42</w:t>
+        <w:t>43</w:t>
       </w:r>
     </w:p>
     <w:p>
@@ -1753,7 +1752,7 @@
       </w:r>
       <w:r>
         <w:tab/>
-        <w:t>43</w:t>
+        <w:t>44</w:t>
       </w:r>
     </w:p>
     <w:p>
@@ -1776,7 +1775,7 @@
       </w:r>
       <w:r>
         <w:tab/>
-        <w:t>44</w:t>
+        <w:t>45</w:t>
       </w:r>
     </w:p>
     <w:p>
@@ -1799,7 +1798,7 @@
       </w:r>
       <w:r>
         <w:tab/>
-        <w:t>46</w:t>
+        <w:t>47</w:t>
       </w:r>
     </w:p>
     <w:p>
@@ -1822,7 +1821,7 @@
       </w:r>
       <w:r>
         <w:tab/>
-        <w:t>46</w:t>
+        <w:t>47</w:t>
       </w:r>
     </w:p>
     <w:p>
@@ -1845,7 +1844,7 @@
       </w:r>
       <w:r>
         <w:tab/>
-        <w:t>50</w:t>
+        <w:t>51</w:t>
       </w:r>
     </w:p>
     <w:p>
@@ -1868,7 +1867,7 @@
       </w:r>
       <w:r>
         <w:tab/>
-        <w:t>54</w:t>
+        <w:t>56</w:t>
       </w:r>
     </w:p>
     <w:p>
@@ -1891,7 +1890,7 @@
       </w:r>
       <w:r>
         <w:tab/>
-        <w:t>54</w:t>
+        <w:t>56</w:t>
       </w:r>
     </w:p>
     <w:p>
@@ -1914,7 +1913,7 @@
       </w:r>
       <w:r>
         <w:tab/>
-        <w:t>54</w:t>
+        <w:t>56</w:t>
       </w:r>
     </w:p>
     <w:p>
@@ -1937,7 +1936,7 @@
       </w:r>
       <w:r>
         <w:tab/>
-        <w:t>56</w:t>
+        <w:t>58</w:t>
       </w:r>
     </w:p>
     <w:p>
@@ -1960,7 +1959,7 @@
       </w:r>
       <w:r>
         <w:tab/>
-        <w:t>56</w:t>
+        <w:t>58</w:t>
       </w:r>
     </w:p>
     <w:p>
@@ -1983,7 +1982,7 @@
       </w:r>
       <w:r>
         <w:tab/>
-        <w:t>56</w:t>
+        <w:t>58</w:t>
       </w:r>
     </w:p>
     <w:p>
@@ -2006,7 +2005,7 @@
       </w:r>
       <w:r>
         <w:tab/>
-        <w:t>57</w:t>
+        <w:t>59</w:t>
       </w:r>
     </w:p>
     <w:p>
@@ -2029,7 +2028,7 @@
       </w:r>
       <w:r>
         <w:tab/>
-        <w:t>57</w:t>
+        <w:t>59</w:t>
       </w:r>
     </w:p>
     <w:p>
@@ -2052,7 +2051,7 @@
       </w:r>
       <w:r>
         <w:tab/>
-        <w:t>59</w:t>
+        <w:t>61</w:t>
       </w:r>
     </w:p>
     <w:p>
@@ -2075,7 +2074,7 @@
       </w:r>
       <w:r>
         <w:tab/>
-        <w:t>62</w:t>
+        <w:t>64</w:t>
       </w:r>
     </w:p>
     <w:p>
@@ -2098,7 +2097,7 @@
       </w:r>
       <w:r>
         <w:tab/>
-        <w:t>64</w:t>
+        <w:t>66</w:t>
       </w:r>
     </w:p>
     <w:p>
@@ -2121,7 +2120,7 @@
       </w:r>
       <w:r>
         <w:tab/>
-        <w:t>65</w:t>
+        <w:t>67</w:t>
       </w:r>
     </w:p>
     <w:p>
@@ -2144,7 +2143,7 @@
       </w:r>
       <w:r>
         <w:tab/>
-        <w:t>65</w:t>
+        <w:t>67</w:t>
       </w:r>
     </w:p>
     <w:p>
@@ -2167,7 +2166,7 @@
       </w:r>
       <w:r>
         <w:tab/>
-        <w:t>67</w:t>
+        <w:t>69</w:t>
       </w:r>
     </w:p>
     <w:p>
@@ -2190,7 +2189,7 @@
       </w:r>
       <w:r>
         <w:tab/>
-        <w:t>68</w:t>
+        <w:t>70</w:t>
       </w:r>
     </w:p>
     <w:p>
@@ -2213,7 +2212,7 @@
       </w:r>
       <w:r>
         <w:tab/>
-        <w:t>74</w:t>
+        <w:t>75</w:t>
       </w:r>
     </w:p>
     <w:p>
@@ -2236,7 +2235,7 @@
       </w:r>
       <w:r>
         <w:tab/>
-        <w:t>74</w:t>
+        <w:t>75</w:t>
       </w:r>
     </w:p>
     <w:p>
@@ -2259,7 +2258,7 @@
       </w:r>
       <w:r>
         <w:tab/>
-        <w:t>75</w:t>
+        <w:t>76</w:t>
       </w:r>
     </w:p>
     <w:p>
@@ -2282,7 +2281,7 @@
       </w:r>
       <w:r>
         <w:tab/>
-        <w:t>75</w:t>
+        <w:t>76</w:t>
       </w:r>
     </w:p>
     <w:p>
@@ -2305,7 +2304,7 @@
       </w:r>
       <w:r>
         <w:tab/>
-        <w:t>76</w:t>
+        <w:t>77</w:t>
       </w:r>
     </w:p>
     <w:p>
@@ -2328,7 +2327,7 @@
       </w:r>
       <w:r>
         <w:tab/>
-        <w:t>76</w:t>
+        <w:t>77</w:t>
       </w:r>
     </w:p>
     <w:p>
@@ -2351,7 +2350,7 @@
       </w:r>
       <w:r>
         <w:tab/>
-        <w:t>77</w:t>
+        <w:t>78</w:t>
       </w:r>
     </w:p>
     <w:p>
@@ -2374,7 +2373,7 @@
       </w:r>
       <w:r>
         <w:tab/>
-        <w:t>78</w:t>
+        <w:t>79</w:t>
       </w:r>
     </w:p>
     <w:p>
@@ -2397,7 +2396,7 @@
       </w:r>
       <w:r>
         <w:tab/>
-        <w:t>79</w:t>
+        <w:t>80</w:t>
       </w:r>
     </w:p>
     <w:p>
@@ -2420,7 +2419,7 @@
       </w:r>
       <w:r>
         <w:tab/>
-        <w:t>80</w:t>
+        <w:t>81</w:t>
       </w:r>
     </w:p>
     <w:p>
@@ -2436,7 +2435,7 @@
       </w:r>
       <w:r>
         <w:tab/>
-        <w:t>81</w:t>
+        <w:t>82</w:t>
       </w:r>
     </w:p>
     <w:p>
@@ -2452,7 +2451,7 @@
       </w:r>
       <w:r>
         <w:tab/>
-        <w:t>82</w:t>
+        <w:t>83</w:t>
       </w:r>
     </w:p>
     <w:p>
@@ -2468,7 +2467,7 @@
       </w:r>
       <w:r>
         <w:tab/>
-        <w:t>82</w:t>
+        <w:t>84</w:t>
       </w:r>
     </w:p>
     <w:p>
@@ -2488,6 +2487,7 @@
     </w:p>
     <w:p>
       <w:pPr>
+        <w:pStyle w:val="artifact-docx-previewfrontmatterheading"/>
         <w:shd w:val="clear" w:color="auto" w:fill="FFFFFF"/>
         <w:spacing w:after="160" w:line="240" w:lineRule="auto"/>
         <w:jc w:val="left"/>
@@ -2623,7 +2623,7 @@
       </w:r>
       <w:r>
         <w:tab/>
-        <w:t>24</w:t>
+        <w:t>25</w:t>
       </w:r>
     </w:p>
     <w:p>
@@ -2669,7 +2669,7 @@
       </w:r>
       <w:r>
         <w:tab/>
-        <w:t>28</w:t>
+        <w:t>29</w:t>
       </w:r>
     </w:p>
     <w:p>
@@ -2830,7 +2830,7 @@
       </w:r>
       <w:r>
         <w:tab/>
-        <w:t>42</w:t>
+        <w:t>43</w:t>
       </w:r>
     </w:p>
     <w:p>
@@ -2853,7 +2853,7 @@
       </w:r>
       <w:r>
         <w:tab/>
-        <w:t>62</w:t>
+        <w:t>64</w:t>
       </w:r>
     </w:p>
     <w:p>
@@ -2876,7 +2876,7 @@
       </w:r>
       <w:r>
         <w:tab/>
-        <w:t>64</w:t>
+        <w:t>66</w:t>
       </w:r>
     </w:p>
     <w:p>
@@ -2899,7 +2899,7 @@
       </w:r>
       <w:r>
         <w:tab/>
-        <w:t>65</w:t>
+        <w:t>67</w:t>
       </w:r>
     </w:p>
     <w:p>
@@ -2922,7 +2922,7 @@
       </w:r>
       <w:r>
         <w:tab/>
-        <w:t>74</w:t>
+        <w:t>75</w:t>
       </w:r>
     </w:p>
     <w:p>
@@ -2945,7 +2945,7 @@
       </w:r>
       <w:r>
         <w:tab/>
-        <w:t>75</w:t>
+        <w:t>76</w:t>
       </w:r>
     </w:p>
     <w:p>
@@ -2968,7 +2968,7 @@
       </w:r>
       <w:r>
         <w:tab/>
-        <w:t>76</w:t>
+        <w:t>77</w:t>
       </w:r>
     </w:p>
     <w:p>
@@ -2991,7 +2991,7 @@
       </w:r>
       <w:r>
         <w:tab/>
-        <w:t>76</w:t>
+        <w:t>77</w:t>
       </w:r>
     </w:p>
     <w:p>
@@ -3014,7 +3014,7 @@
       </w:r>
       <w:r>
         <w:tab/>
-        <w:t>77</w:t>
+        <w:t>78</w:t>
       </w:r>
     </w:p>
     <w:p>
@@ -3037,7 +3037,7 @@
       </w:r>
       <w:r>
         <w:tab/>
-        <w:t>78</w:t>
+        <w:t>79</w:t>
       </w:r>
     </w:p>
     <w:p>
@@ -3060,7 +3060,7 @@
       </w:r>
       <w:r>
         <w:tab/>
-        <w:t>78</w:t>
+        <w:t>79</w:t>
       </w:r>
     </w:p>
     <w:p>
@@ -3083,7 +3083,7 @@
       </w:r>
       <w:r>
         <w:tab/>
-        <w:t>79</w:t>
+        <w:t>80</w:t>
       </w:r>
     </w:p>
     <w:p>
@@ -3106,7 +3106,7 @@
       </w:r>
       <w:r>
         <w:tab/>
-        <w:t>79</w:t>
+        <w:t>80</w:t>
       </w:r>
     </w:p>
     <w:p>
@@ -3129,7 +3129,7 @@
       </w:r>
       <w:r>
         <w:tab/>
-        <w:t>80</w:t>
+        <w:t>81</w:t>
       </w:r>
     </w:p>
     <w:p>
@@ -3177,7 +3177,7 @@
       </w:r>
       <w:r>
         <w:tab/>
-        <w:t>23</w:t>
+        <w:t>24</w:t>
       </w:r>
     </w:p>
     <w:p>
@@ -3315,7 +3315,7 @@
       </w:r>
       <w:r>
         <w:tab/>
-        <w:t>38</w:t>
+        <w:t>39</w:t>
       </w:r>
     </w:p>
     <w:p>
@@ -3338,7 +3338,7 @@
       </w:r>
       <w:r>
         <w:tab/>
-        <w:t>39</w:t>
+        <w:t>40</w:t>
       </w:r>
     </w:p>
     <w:p>
@@ -3361,7 +3361,7 @@
       </w:r>
       <w:r>
         <w:tab/>
-        <w:t>40</w:t>
+        <w:t>41</w:t>
       </w:r>
     </w:p>
     <w:p>
@@ -3384,7 +3384,7 @@
       </w:r>
       <w:r>
         <w:tab/>
-        <w:t>41</w:t>
+        <w:t>42</w:t>
       </w:r>
     </w:p>
     <w:p>
@@ -3407,7 +3407,7 @@
       </w:r>
       <w:r>
         <w:tab/>
-        <w:t>43</w:t>
+        <w:t>44</w:t>
       </w:r>
     </w:p>
     <w:p>
@@ -3430,7 +3430,7 @@
       </w:r>
       <w:r>
         <w:tab/>
-        <w:t>44</w:t>
+        <w:t>45</w:t>
       </w:r>
     </w:p>
     <w:p>
@@ -3453,7 +3453,7 @@
       </w:r>
       <w:r>
         <w:tab/>
-        <w:t>45</w:t>
+        <w:t>46</w:t>
       </w:r>
     </w:p>
     <w:p>
@@ -3476,7 +3476,7 @@
       </w:r>
       <w:r>
         <w:tab/>
-        <w:t>47</w:t>
+        <w:t>48</w:t>
       </w:r>
     </w:p>
     <w:p>
@@ -3499,7 +3499,7 @@
       </w:r>
       <w:r>
         <w:tab/>
-        <w:t>48</w:t>
+        <w:t>49</w:t>
       </w:r>
     </w:p>
     <w:p>
@@ -3523,7 +3523,7 @@
       </w:r>
       <w:r>
         <w:tab/>
-        <w:t>49</w:t>
+        <w:t>50</w:t>
       </w:r>
     </w:p>
     <w:p>
@@ -3546,7 +3546,7 @@
       </w:r>
       <w:r>
         <w:tab/>
-        <w:t>51</w:t>
+        <w:t>52</w:t>
       </w:r>
     </w:p>
     <w:p>
@@ -3569,7 +3569,7 @@
       </w:r>
       <w:r>
         <w:tab/>
-        <w:t>52</w:t>
+        <w:t>54</w:t>
       </w:r>
     </w:p>
     <w:p>
@@ -3626,6 +3626,7 @@
         <w:shd w:val="clear" w:color="auto" w:fill="FFFFFF" w:themeFill="background1"/>
         <w:tblLayout w:type="fixed"/>
         <w:tblLook w:val="04A0" w:firstRow="1" w:lastRow="0" w:firstColumn="1" w:lastColumn="0" w:noHBand="0" w:noVBand="1"/>
+        <w:tblInd w:w="0" w:type="dxa"/>
       </w:tblPr>
       <w:tblGrid>
         <w:gridCol w:w="1700"/>
@@ -3634,7 +3635,7 @@
       <w:tr>
         <w:trPr>
           <w:cantSplit/>
-          <w:tblHeader/>
+          <w:tblHeader w:val="true"/>
           <w:jc w:val="center"/>
         </w:trPr>
         <w:tc>
@@ -4316,34 +4317,7 @@
         </w:rPr>
       </w:pPr>
       <w:r>
-        <w:rPr>
-          <w:rFonts w:asciiTheme="majorHAnsi" w:hAnsiTheme="majorHAnsi" w:cstheme="majorHAnsi"/>
-          <w:color w:val="000000"/>
-          <w:lang w:val="es-ES_tradnl"/>
-        </w:rPr>
-        <w:t>La oncología es un dominio clínico especialmente complejo para la aplicación de inteligencia artificial. Las decisiones terapéuticas dependen del tipo histológico, estadio, perfil molecular, estado funcional, comorbilidades, tratamientos previos, toxicidad esperada, preferencias del paciente y disponibilidad local. La misma etiqueta diagnóstica puede conducir a estrategias distintas, por lo que un sistema de apoyo debe representar incertidumbre, límites y trazabilidad</w:t>
-      </w:r>
-      <w:r>
-        <w:rPr>
-          <w:rFonts w:asciiTheme="majorHAnsi" w:hAnsiTheme="majorHAnsi" w:cstheme="majorHAnsi"/>
-          <w:color w:val="000000"/>
-          <w:lang w:val="es-ES_tradnl"/>
-        </w:rPr>
-        <w:t xml:space="preserve"> </w:t>
-      </w:r>
-      <w:r>
-        <w:rPr>
-          <w:color w:val="000000"/>
-        </w:rPr>
-        <w:t>(Tsimberidou et al., 2023; World Health Organization, s. f.)</w:t>
-      </w:r>
-      <w:r>
-        <w:rPr>
-          <w:rFonts w:asciiTheme="majorHAnsi" w:hAnsiTheme="majorHAnsi" w:cstheme="majorHAnsi"/>
-          <w:color w:val="000000"/>
-          <w:lang w:val="es-ES_tradnl"/>
-        </w:rPr>
-        <w:t>.</w:t>
+        <w:t>La oncología es un dominio clínico especialmente complejo para la aplicación de inteligencia artificial. Las decisiones terapéuticas dependen del tipo histológico, estadio, perfil molecular, estado funcional, comorbilidades, tratamientos previos, toxicidad esperada, preferencias del paciente y disponibilidad local. La misma etiqueta diagnóstica puede conducir a estrategias distintas, por lo que un sistema de apoyo debe representar incertidumbre, límites y trazabilidad (Tsimberidou et al., 2023; World Health Organization, 2026).</w:t>
       </w:r>
     </w:p>
     <w:p>
@@ -4506,7 +4480,7 @@
           <w:lang w:val="es-ES_tradnl"/>
         </w:rPr>
         <w:lastRenderedPageBreak/>
-        <w:t>posteriores —toxicidad, respuesta o supervivencia— como entradas del modelo, lo que introduce fuga temporal y produce métricas artificialmente altas</w:t>
+        <w:t>posteriores (toxicidad, respuesta o supervivencia) como entradas del modelo, lo que introduce fuga temporal y produce métricas artificialmente altas</w:t>
       </w:r>
       <w:r>
         <w:rPr>
@@ -4619,17 +4593,7 @@
     </w:p>
     <w:p>
       <w:r>
-        <w:rPr>
-          <w:color w:val="000000"/>
-        </w:rPr>
-        <w:t xml:space="preserve">El proyecto también se vincula con el ODS 9, especialmente con la meta 9.5, al fortalecer la investigación y la capacidad tecnológica mediante un proceso reproducible de preparación de datos, comparación de algoritmos y diseño de una arquitectura con supervisión humana. De forma complementaria, la evaluación por subgrupos y la preocupación por los posibles sesgos se relacionan con el ODS 10, orientado a reducir </w:t>
-      </w:r>
-      <w:r>
-        <w:rPr>
-          <w:color w:val="000000"/>
-        </w:rPr>
-        <w:lastRenderedPageBreak/>
-        <w:t>las desigualdades. No obstante, la base utilizada carece de variables sociales, económicas y geográficas, por lo que no permite afirmar que el sistema disminuya brechas de atención. Incorporar estas dimensiones y validar el modelo en poblaciones provenientes de distintos centros constituirá un requisito para determinar si una futura aplicación beneficia de manera equitativa a los pacientes (Naciones Unidas, 2015).</w:t>
+        <w:t>El proyecto también se vincula con el ODS 9, especialmente con la meta 9.5, al fortalecer la investigación y la capacidad tecnológica mediante un proceso reproducible de preparación de datos, comparación de algoritmos y diseño de una arquitectura con supervisión humana. De forma complementaria, la evaluación por subgrupos y la preocupación por los posibles sesgos se relacionan con el ODS 10, orientado a reducir las desigualdades. No obstante, la base utilizada carece de variables sociales, económicas y geográficas, por lo que no permite afirmar que el sistema disminuya brechas de atención. Incorporar estas dimensiones y validar el modelo en poblaciones provenientes de distintos centros constituirá un requisito para determinar si una futura aplicación beneficia de manera equitativa a los pacientes (United Nations Department of Economic and Social Affairs, 2025).</w:t>
       </w:r>
     </w:p>
     <w:p>
@@ -4764,6 +4728,7 @@
         <w:shd w:val="clear" w:color="auto" w:fill="FFFFFF" w:themeFill="background1"/>
         <w:tblLayout w:type="fixed"/>
         <w:tblLook w:val="04A0" w:firstRow="1" w:lastRow="0" w:firstColumn="1" w:lastColumn="0" w:noHBand="0" w:noVBand="1"/>
+        <w:tblInd w:w="0" w:type="dxa"/>
       </w:tblPr>
       <w:tblGrid>
         <w:gridCol w:w="10080"/>
@@ -5140,6 +5105,7 @@
       <w:pPr>
         <w:pStyle w:val="Descripcin"/>
         <w:spacing w:after="40"/>
+        <w:jc w:val="center"/>
         <w:rPr>
           <w:rFonts w:asciiTheme="majorHAnsi" w:hAnsiTheme="majorHAnsi" w:cstheme="majorHAnsi"/>
           <w:color w:val="000000" w:themeColor="text1"/>
@@ -5197,6 +5163,7 @@
         <w:shd w:val="clear" w:color="auto" w:fill="FFFFFF" w:themeFill="background1"/>
         <w:tblLayout w:type="fixed"/>
         <w:tblLook w:val="04A0" w:firstRow="1" w:lastRow="0" w:firstColumn="1" w:lastColumn="0" w:noHBand="0" w:noVBand="1"/>
+        <w:tblInd w:w="0" w:type="dxa"/>
       </w:tblPr>
       <w:tblGrid>
         <w:gridCol w:w="1200"/>
@@ -5205,7 +5172,7 @@
       <w:tr>
         <w:trPr>
           <w:cantSplit/>
-          <w:tblHeader/>
+          <w:tblHeader w:val="true"/>
           <w:jc w:val="center"/>
         </w:trPr>
         <w:tc>
@@ -5683,6 +5650,7 @@
         <w:shd w:val="clear" w:color="auto" w:fill="FFFFFF" w:themeFill="background1"/>
         <w:tblLayout w:type="fixed"/>
         <w:tblLook w:val="04A0" w:firstRow="1" w:lastRow="0" w:firstColumn="1" w:lastColumn="0" w:noHBand="0" w:noVBand="1"/>
+        <w:tblInd w:w="0" w:type="dxa"/>
       </w:tblPr>
       <w:tblGrid>
         <w:gridCol w:w="10080"/>
@@ -5970,7 +5938,7 @@
         </w:rPr>
       </w:pPr>
       <w:r>
-        <w:t>DeepSurv ejemplifica un enfoque de recomendación basado en modelos de supervivencia y comparación de tratamientos, pero su utilidad depende de supuestos estadísticos y de datos adecuados, cuya disponibilidad en muchos casos es difícil de asegurar (Katzman et al., 2018). En este TFM no se dispone de información causal terapéutica ni de una etiqueta de adecuación terapéutica, por lo que el régimen registrado se usa únicamente como objetivo exploratorio.</w:t>
+        <w:t>Los modelos de supervivencia y los marcos causales pueden contribuir a comparar estrategias terapéuticas, pero su utilidad depende de supuestos identificables, desenlaces temporales y datos adecuados (Hernán &amp; Robins, 2020). En este TFM no se dispone de información causal terapéutica ni de una etiqueta de adecuación terapéutica, por lo que el régimen registrado se usa únicamente como objetivo exploratorio.</w:t>
       </w:r>
     </w:p>
     <w:p>
@@ -6003,21 +5971,7 @@
         </w:rPr>
       </w:pPr>
       <w:r>
-        <w:rPr>
-          <w:rFonts w:asciiTheme="majorHAnsi" w:hAnsiTheme="majorHAnsi" w:cstheme="majorHAnsi"/>
-          <w:color w:val="000000"/>
-          <w:lang w:val="es-ES_tradnl"/>
-        </w:rPr>
-        <w:t xml:space="preserve">La explicabilidad puede apoyar la auditoría de un modelo, pero no convierte una asociación en evidencia causal. Las importancias de impureza de los árboles tienden a favorecer variables continuas o con mayor número de posibles particiones. Por ello, una futura validación debería </w:t>
-      </w:r>
-      <w:r>
-        <w:rPr>
-          <w:rFonts w:asciiTheme="majorHAnsi" w:hAnsiTheme="majorHAnsi" w:cstheme="majorHAnsi"/>
-          <w:color w:val="000000"/>
-          <w:lang w:val="es-ES_tradnl"/>
-        </w:rPr>
-        <w:lastRenderedPageBreak/>
-        <w:t>incorporar importancia por permutación, explicaciones locales y análisis de estabilidad; SHAP constituye una referencia metodológica para explicaciones aditivas (Lundberg &amp; Lee, 2017).</w:t>
+        <w:t>La explicabilidad puede apoyar la auditoría de un modelo, pero no convierte una asociación en evidencia causal. Las importancias de impureza de los árboles tienden a favorecer variables continuas o con mayor número de posibles particiones. Por ello, una futura validación debería incorporar importancia por permutación, explicaciones locales y análisis de estabilidad. La literatura reciente recomienda interpretar estas técnicas como instrumentos de inspección y no como pruebas automáticas de validez clínica (Amann et al., 2020; Ghassemi et al., 2021).</w:t>
       </w:r>
     </w:p>
     <w:p>
@@ -6030,12 +5984,7 @@
         </w:rPr>
       </w:pPr>
       <w:r>
-        <w:rPr>
-          <w:rFonts w:asciiTheme="majorHAnsi" w:hAnsiTheme="majorHAnsi" w:cstheme="majorHAnsi"/>
-          <w:color w:val="000000"/>
-          <w:lang w:val="es-ES_tradnl"/>
-        </w:rPr>
-        <w:t>Las model cards proponen documentar uso previsto, métricas, grupos evaluados y riesgos (Mitchell et al., 2019). TRIPOD+AI refuerza la necesidad de transparencia sobre fuente de datos, participantes, predictores, evaluación y limitaciones (Collins et al., 2024). Estas recomendaciones se utilizan como referencias de calidad, aunque el presente estudio no pretende constituir un modelo clínico validado.</w:t>
+        <w:t>La lista MI-CLAIM propone documentar el problema clínico, los datos, el desarrollo, la evaluación y las limitaciones de los modelos de inteligencia artificial sanitaria (Norgeot et al., 2020). TRIPOD+AI refuerza la transparencia sobre fuente de datos, participantes, predictores, evaluación y limitaciones (Collins et al., 2024). Estas recomendaciones se utilizan como referencias de calidad, aunque el presente estudio no pretende constituir un modelo clínico validado.</w:t>
       </w:r>
     </w:p>
     <w:p>
@@ -6104,6 +6053,7 @@
       <w:pPr>
         <w:pStyle w:val="Descripcin"/>
         <w:spacing w:after="40"/>
+        <w:jc w:val="center"/>
         <w:rPr>
           <w:rFonts w:asciiTheme="majorHAnsi" w:hAnsiTheme="majorHAnsi" w:cstheme="majorHAnsi"/>
           <w:color w:val="000000" w:themeColor="text1"/>
@@ -6160,6 +6110,7 @@
         <w:shd w:val="clear" w:color="auto" w:fill="FFFFFF" w:themeFill="background1"/>
         <w:tblLayout w:type="fixed"/>
         <w:tblLook w:val="04A0" w:firstRow="1" w:lastRow="0" w:firstColumn="1" w:lastColumn="0" w:noHBand="0" w:noVBand="1"/>
+        <w:tblInd w:w="0" w:type="dxa"/>
       </w:tblPr>
       <w:tblGrid>
         <w:gridCol w:w="1400"/>
@@ -6171,7 +6122,7 @@
       <w:tr>
         <w:trPr>
           <w:cantSplit/>
-          <w:tblHeader/>
+          <w:tblHeader w:val="true"/>
           <w:jc w:val="center"/>
         </w:trPr>
         <w:tc>
@@ -7109,10 +7060,7 @@
         </w:rPr>
       </w:pPr>
       <w:r>
-        <w:rPr>
-          <w:color w:val="000000"/>
-        </w:rPr>
-        <w:t>Los regímenes incluidos en la variable objetivo corresponden a contextos clínicos claramente diferenciados y, por tanto, no constituyen alternativas terapéuticas intercambiables. FOLFOX combina fluorouracilo, leucovorina y oxaliplatino y se utiliza principalmente en tumores gastrointestinales, mientras que ABVD (doxorrubicina, bleomicina, vinblastina y dacarbazine) constituye un esquema característico del tratamiento del linfoma de Hodgkin (National Cancer Institute, s. f.; National Cancer Institute, 2025). En consecuencia, la asociación prácticamente nula observada entre el tipo de cáncer y el régimen registrado resulta difícil de conciliar con un proceso real de decisión oncológica, en el cual la elección terapéutica depende del diagnóstico, la histología, el estadio, la línea de tratamiento y las características clínicas del paciente. Este hallazgo no demuestra por sí solo que los datos sean ficticios, pero sí representa una señal relevante de alerta sobre la plausibilidad clínica del proceso generador, la validez de la variable objetivo y la aplicabilidad de los resultados obtenidos.</w:t>
+        <w:t>Los regímenes incluidos en la variable objetivo corresponden a contextos clínicos claramente diferenciados y, por tanto, no constituyen alternativas terapéuticas intercambiables. FOLFOX combina fluorouracilo, leucovorina y oxaliplatino y se utiliza principalmente en tumores gastrointestinales, mientras que ABVD (doxorrubicina, bleomicina, vinblastina y dacarbazine) constituye un esquema característico del tratamiento del linfoma de Hodgkin (PDQ Adult Treatment Editorial Board, 2025a, 2025b). En consecuencia, la asociación prácticamente nula observada entre el tipo de cáncer y el régimen registrado resulta difícil de conciliar con un proceso real de decisión oncológica, en el cual la elección terapéutica depende del diagnóstico, la histología, el estadio, la línea de tratamiento y las características clínicas del paciente. Este hallazgo no demuestra por sí solo que los datos sean ficticios, pero sí representa una señal relevante de alerta sobre la plausibilidad clínica del proceso generador, la validez de la variable objetivo y la aplicabilidad de los resultados obtenidos.</w:t>
       </w:r>
     </w:p>
     <w:tbl>
@@ -7123,6 +7071,7 @@
         <w:shd w:val="clear" w:color="auto" w:fill="FFFFFF" w:themeFill="background1"/>
         <w:tblLayout w:type="fixed"/>
         <w:tblLook w:val="04A0" w:firstRow="1" w:lastRow="0" w:firstColumn="1" w:lastColumn="0" w:noHBand="0" w:noVBand="1"/>
+        <w:tblInd w:w="0" w:type="dxa"/>
       </w:tblPr>
       <w:tblGrid>
         <w:gridCol w:w="10080"/>
@@ -7195,25 +7144,12 @@
     </w:p>
     <w:p>
       <w:r>
-        <w:rPr>
-          <w:color w:val="000000"/>
-        </w:rPr>
-        <w:t xml:space="preserve">Una diferencia fundamental entre un clasificador de tratamiento histórico y un modelo orientado a medicina de precisión es la riqueza biológica de sus variables. En la literatura </w:t>
-      </w:r>
-      <w:r>
-        <w:rPr>
-          <w:color w:val="000000"/>
-        </w:rPr>
-        <w:lastRenderedPageBreak/>
-        <w:t>de respuesta a fármacos, los modelos con mejor justificación suelen incorporar información molecular o farmacogenómica directamente relacionada con el mecanismo terapéutico. MOLI, por ejemplo, integra expresión génica, alteraciones en número de copias y mutaciones mediante redes neuronales específicas para cada tipo de ómica y posteriormente fusiona las representaciones para predecir respuesta a fármacos. Su evaluación incluyó conjuntos externos in vitro, xenoinjertos derivados de pacientes y datos clínicos, mostrando que la integración multiómica puede mejorar la discriminación cuando las entradas contienen señal biológica pertinente (Sharifi-Noghabi et al., 2019).</w:t>
-      </w:r>
-    </w:p>
-    <w:p>
-      <w:r>
-        <w:rPr>
-          <w:color w:val="000000"/>
-        </w:rPr>
-        <w:t>Otros trabajos llegan a una conclusión convergente desde arquitecturas distintas. Sakellaropoulos et al. (2019) entrenaron redes neuronales profundas utilizando datos farmacogenómicos de 1.001 líneas celulares y posteriormente evaluaron la capacidad de predecir respuesta en cohortes clínicas. Kuenzi et al. (2020), con DrugCell, combinaron genotipo tumoral y estructura de fármacos en un modelo interpretable entrenado sobre 1.235 líneas tumorales y 684 medicamentos, y validaron mecanismos y combinaciones mediante experimentos adicionales. DeepSynergy, por su parte, utilizó descriptores químicos y perfiles de expresión para estimar sinergia entre combinaciones antineoplásicas; aunque presentó buen rendimiento dentro del espacio de fármacos y líneas celulares explorado, su desempeño cayó al extrapolar a fármacos o líneas celulares no observados, lo que los autores atribuyeron a límites de tamaño y diversidad del conjunto de datos (Preuer et al., 2018).</w:t>
+        <w:t>Una diferencia fundamental entre un clasificador de tratamiento histórico y un modelo orientado a medicina de precisión es la riqueza biológica de sus variables. La literatura reciente sobre predicción de respuesta farmacológica destaca el uso de expresión génica, mutaciones, alteraciones del número de copias y representaciones moleculares del fármaco. Estas entradas se relacionan de manera más directa con los mecanismos terapéuticos que las variables clínicas generales disponibles en este TFM (Baptista et al., 2021; Kuenzi et al., 2020).</w:t>
+      </w:r>
+    </w:p>
+    <w:p>
+      <w:r>
+        <w:t>Los trabajos recientes llegan a una conclusión convergente desde arquitecturas distintas. Kuenzi et al. (2020), con DrugCell, combinaron genotipo tumoral y estructura de fármacos en un modelo interpretable entrenado sobre 1.235 líneas tumorales y 684 medicamentos, y contrastaron mecanismos y combinaciones mediante experimentos adicionales. DeepDDS incorporó grafos moleculares y mecanismos de atención para predecir sinergias entre fármacos, mostrando la relevancia de representar explícitamente la estructura química y el contexto celular (Wang et al., 2022). La revisión de Baptista et al. (2021) advierte, no obstante, que la generalización depende de la calidad de los datos, del diseño de validación y de la separación entre líneas celulares o fármacos observados y no observados.</w:t>
       </w:r>
     </w:p>
     <w:p>
@@ -7237,17 +7173,7 @@
     </w:p>
     <w:p>
       <w:r>
-        <w:rPr>
-          <w:color w:val="000000"/>
-        </w:rPr>
-        <w:t xml:space="preserve">Otra línea de investigación evalúa sistemas de apoyo comparando sus propuestas con decisiones de equipos expertos. En 638 casos de cáncer de mama, Somashekhar et al. </w:t>
-      </w:r>
-      <w:r>
-        <w:rPr>
-          <w:color w:val="000000"/>
-        </w:rPr>
-        <w:lastRenderedPageBreak/>
-        <w:t>(2018) estudiaron la concordancia entre Watson for Oncology y un comité multidisciplinario; el ejercicio mostró que un sistema computacional puede aproximarse a recomendaciones expertas en contextos definidos, pero también que la concordancia depende de características clínicas y del entorno. En una cohorte china de 302 pacientes con cáncer de mama, Zhao et al. (2020) observaron una concordancia de 77 % en tratamiento adyuvante y de 27,5 % en enfermedad metastásica, con diferencias relacionadas, entre otros factores, con las elecciones de esquemas de quimioterapia, el estadio, el estado de receptores y la edad.</w:t>
+        <w:t>Otra línea de investigación evalúa sistemas de apoyo comparando sus propuestas con decisiones de equipos expertos. En una cohorte china de 302 pacientes con cáncer de mama, Zhao et al. (2020) observaron una concordancia de 77 % en tratamiento adyuvante y de 27,5 % en enfermedad metastásica, con diferencias relacionadas, entre otros factores, con las elecciones de esquemas de quimioterapia, el estadio, el estado de receptores y la edad. Sunami et al. (2024) evaluaron posteriormente un programa de aprendizaje para recomendaciones de comités moleculares y apoyo mediante inteligencia artificial, subrayando que el contexto clínico y la referencia experta forman parte de la evaluación.</w:t>
       </w:r>
     </w:p>
     <w:p>
@@ -7279,17 +7205,7 @@
     </w:p>
     <w:p>
       <w:r>
-        <w:rPr>
-          <w:color w:val="000000"/>
-        </w:rPr>
-        <w:t xml:space="preserve">La generalización es uno de los problemas centrales de la inteligencia artificial clínica. Un modelo puede funcionar correctamente en una partición interna y deteriorarse al cambiar de hospital, protocolo, población o proceso de registro. Zech et al. (2018) demostraron que modelos de imágenes torácicas podían identificar con gran precisión el sistema hospitalario de procedencia y utilizar información asociada al centro para mejorar artificialmente la predicción de neumonía. El hallazgo es metodológicamente </w:t>
-      </w:r>
-      <w:r>
-        <w:rPr>
-          <w:color w:val="000000"/>
-        </w:rPr>
-        <w:lastRenderedPageBreak/>
-        <w:t>transferible a datos tabulares: si la fuente, las políticas locales o el mecanismo de generación quedan correlacionados con la etiqueta, el algoritmo puede aprender regularidades de procedencia en vez de relaciones clínicas generalizables.</w:t>
+        <w:t>La generalización es uno de los problemas centrales de la inteligencia artificial clínica. Un modelo puede funcionar correctamente en una partición interna y deteriorarse al cambiar de hospital, protocolo, población o proceso de registro. DeGrave et al. (2021) mostraron que un sistema de detección radiográfica de COVID-19 podía apoyarse en atajos asociados al proceso de adquisición en lugar de utilizar únicamente la señal clínica de interés. El problema es metodológicamente transferible a datos tabulares: si la fuente, las políticas locales o el mecanismo de generación quedan correlacionados con la etiqueta, el algoritmo puede aprender regularidades de procedencia en vez de relaciones clínicas generalizables (Subbaswamy &amp; Saria, 2020; Varoquaux &amp; Cheplygina, 2022).</w:t>
       </w:r>
     </w:p>
     <w:p>
@@ -7321,25 +7237,12 @@
     </w:p>
     <w:p>
       <w:r>
-        <w:rPr>
-          <w:color w:val="000000"/>
-        </w:rPr>
-        <w:t>Para un sistema de apoyo clínico no basta con acertar una clase; también importa que la confianza asociada a la predicción sea interpretable. Guo et al. (2017) mostraron que modelos modernos pueden estar mal calibrados, es decir, que sus probabilidades no representan adecuadamente la frecuencia real de aciertos. Esta distinción es crítica en salud porque una probabilidad alta puede inducir falsa certeza. Por ello, el presente TFM no interpreta la probabilidad máxima de Random Forest como confianza clínica y complementa F1 macro y balanced accuracy con Brier score, log-loss, calibración descriptiva y comparación frente a un baseline de prevalencia.</w:t>
-      </w:r>
-    </w:p>
-    <w:p>
-      <w:r>
-        <w:rPr>
-          <w:color w:val="000000"/>
-        </w:rPr>
-        <w:t xml:space="preserve">La clasificación selectiva ofrece un marco formal para permitir que un sistema se abstenga cuando no existe evidencia suficiente. Geifman y El-Yaniv (2017) desarrollaron el concepto de clasificación con opción de rechazo como un intercambio entre cobertura </w:t>
-      </w:r>
-      <w:r>
-        <w:rPr>
-          <w:color w:val="000000"/>
-        </w:rPr>
-        <w:lastRenderedPageBreak/>
-        <w:t>y riesgo: el modelo clasifica solo una fracción de casos para mantener un nivel de error aceptable. En este trabajo se adopta una versión deliberadamente más simple y demostrativa. El umbral de 0,45 no fue optimizado clínicamente y se utiliza como barrera ilustrativa; dado que la confianza máxima media se aproxima a las prevalencias y el rendimiento no supera al Dummy estratificado, el 100 % del holdout queda en abstención.</w:t>
+        <w:t>Para un sistema de apoyo clínico no basta con acertar una clase; también importa que la confianza asociada a la predicción sea interpretable. Una revisión reciente sobre calibración muestra que las probabilidades producidas por un clasificador pueden diferir de la frecuencia real de aciertos y que esta propiedad debe evaluarse de forma separada de la discriminación (Silva Filho et al., 2023). Esta distinción es crítica en salud porque una probabilidad alta puede inducir falsa certeza. Por ello, el presente TFM no interpreta la probabilidad máxima de Random Forest como confianza clínica y complementa F1 macro y balanced accuracy con Brier score, log-loss, calibración descriptiva y comparación frente a un baseline de prevalencia.</w:t>
+      </w:r>
+    </w:p>
+    <w:p>
+      <w:r>
+        <w:t>La predicción selectiva permite que un sistema se abstenga cuando no existe evidencia suficiente. En el ámbito sanitario, Kompa et al. (2021) describen la cuantificación y comunicación de incertidumbre como una condición para que el modelo pueda solicitar una segunda opinión o rechazar casos de baja confianza. En este trabajo se adopta una versión deliberadamente simple y demostrativa. El umbral de 0,45 no fue optimizado clínicamente y se utiliza como barrera ilustrativa; dado que la confianza máxima media se aproxima a las prevalencias y el rendimiento no supera al Dummy estratificado, el 100 % del holdout queda en abstención.</w:t>
       </w:r>
     </w:p>
     <w:p>
@@ -7464,12 +7367,7 @@
         </w:rPr>
       </w:pPr>
       <w:r>
-        <w:rPr>
-          <w:rFonts w:asciiTheme="majorHAnsi" w:hAnsiTheme="majorHAnsi" w:cstheme="majorHAnsi"/>
-          <w:color w:val="000000"/>
-          <w:lang w:val="es-ES_tradnl"/>
-        </w:rPr>
-        <w:t>Se realizó un estudio computacional retrospectivo de viabilidad, basado en datos secundarios y organizado según CRISP-DM: comprensión del problema, comprensión de datos, preparación, modelado, evaluación y despliegue conceptual (Chapman et al., 2000). La unidad de análisis es un registro de paciente incluido en el dataset público.</w:t>
+        <w:t>Se realizó un estudio computacional retrospectivo de viabilidad, basado en datos secundarios y organizado según CRISP-DM: comprensión del problema, comprensión de datos, preparación, modelado, evaluación y despliegue conceptual (Martínez-Plumed et al., 2021). La unidad de análisis es un registro de paciente incluido en el dataset público.</w:t>
       </w:r>
     </w:p>
     <w:p>
@@ -7569,6 +7467,7 @@
         <w:shd w:val="clear" w:color="auto" w:fill="FFFFFF" w:themeFill="background1"/>
         <w:tblLayout w:type="fixed"/>
         <w:tblLook w:val="04A0" w:firstRow="1" w:lastRow="0" w:firstColumn="1" w:lastColumn="0" w:noHBand="0" w:noVBand="1"/>
+        <w:tblInd w:w="0" w:type="dxa"/>
       </w:tblPr>
       <w:tblGrid>
         <w:gridCol w:w="10080"/>
@@ -7671,6 +7570,7 @@
       <w:pPr>
         <w:pStyle w:val="Descripcin"/>
         <w:spacing w:after="40"/>
+        <w:jc w:val="center"/>
         <w:rPr>
           <w:rFonts w:asciiTheme="majorHAnsi" w:hAnsiTheme="majorHAnsi" w:cstheme="majorHAnsi"/>
           <w:color w:val="000000" w:themeColor="text1"/>
@@ -7717,6 +7617,7 @@
       <w:tblPr>
         <w:tblStyle w:val="Tablaconcuadrcula"/>
         <w:tblW w:w="10080" w:type="dxa"/>
+        <w:jc w:val="center"/>
         <w:tblBorders>
           <w:left w:val="none" w:sz="0" w:space="0" w:color="auto"/>
           <w:right w:val="none" w:sz="0" w:space="0" w:color="auto"/>
@@ -7726,6 +7627,7 @@
         <w:shd w:val="clear" w:color="auto" w:fill="FFFFFF" w:themeFill="background1"/>
         <w:tblLayout w:type="fixed"/>
         <w:tblLook w:val="04A0" w:firstRow="1" w:lastRow="0" w:firstColumn="1" w:lastColumn="0" w:noHBand="0" w:noVBand="1"/>
+        <w:tblInd w:w="0" w:type="dxa"/>
       </w:tblPr>
       <w:tblGrid>
         <w:gridCol w:w="2200"/>
@@ -7735,7 +7637,7 @@
       <w:tr>
         <w:trPr>
           <w:cantSplit/>
-          <w:tblHeader/>
+          <w:tblHeader w:val="true"/>
         </w:trPr>
         <w:tc>
           <w:tcPr>
@@ -8450,19 +8352,7 @@
         <w:jc w:val="center"/>
       </w:pPr>
       <w:r>
-        <w:rPr>
-          <w:i/>
-          <w:color w:val="000000"/>
-          <w:sz w:val="18"/>
-        </w:rPr>
-        <w:t>Fuente: Elaboración propia.</w:t>
-      </w:r>
-      <w:r>
-        <w:rPr>
-          <w:i/>
-          <w:sz w:val="18"/>
-        </w:rPr>
-        <w:t xml:space="preserve"> Fundamentación metodológica: preparación de datos, flujo CRISP-DM y reproducibilidad en aprendizaje automático (Chapman et al., 2000; Pedregosa et al., 2011; Pineau et al., 2021).</w:t>
+        <w:t>Fuente: Elaboración propia. Fundamentación metodológica: preparación de datos, flujo CRISP-DM y reproducibilidad en aprendizaje automático (Martínez-Plumed et al., 2021; Pineau et al., 2021).</w:t>
       </w:r>
     </w:p>
     <w:p>
@@ -8487,6 +8377,7 @@
       <w:pPr>
         <w:pStyle w:val="Descripcin"/>
         <w:spacing w:after="40"/>
+        <w:jc w:val="center"/>
         <w:rPr>
           <w:rFonts w:asciiTheme="majorHAnsi" w:hAnsiTheme="majorHAnsi" w:cstheme="majorHAnsi"/>
           <w:color w:val="000000" w:themeColor="text1"/>
@@ -8589,19 +8480,7 @@
         <w:jc w:val="center"/>
       </w:pPr>
       <w:r>
-        <w:rPr>
-          <w:i/>
-          <w:color w:val="000000"/>
-          <w:sz w:val="18"/>
-        </w:rPr>
-        <w:t>Fuente: Elaboración propia a partir del análisis reproducible en Python.</w:t>
-      </w:r>
-      <w:r>
-        <w:rPr>
-          <w:i/>
-          <w:sz w:val="18"/>
-        </w:rPr>
-        <w:t xml:space="preserve"> Fundamentación metodológica: separación de datos y control de fuga/optimismo en la evaluación (Rosenblatt et al., 2024; Varma &amp; Simon, 2006).</w:t>
+        <w:t>Fuente: Elaboración propia a partir del análisis reproducible en Python. Fundamentación metodológica: separación de datos y control de fuga/optimismo en la evaluación (Rosenblatt et al., 2024; Varoquaux &amp; Cheplygina, 2022).</w:t>
       </w:r>
     </w:p>
     <w:p>
@@ -8674,6 +8553,7 @@
       <w:pPr>
         <w:pStyle w:val="Descripcin"/>
         <w:spacing w:after="40"/>
+        <w:jc w:val="center"/>
         <w:rPr>
           <w:rFonts w:asciiTheme="majorHAnsi" w:hAnsiTheme="majorHAnsi" w:cstheme="majorHAnsi"/>
           <w:color w:val="000000" w:themeColor="text1"/>
@@ -8730,6 +8610,7 @@
         <w:shd w:val="clear" w:color="auto" w:fill="FFFFFF" w:themeFill="background1"/>
         <w:tblLayout w:type="fixed"/>
         <w:tblLook w:val="04A0" w:firstRow="1" w:lastRow="0" w:firstColumn="1" w:lastColumn="0" w:noHBand="0" w:noVBand="1"/>
+        <w:tblInd w:w="0" w:type="dxa"/>
       </w:tblPr>
       <w:tblGrid>
         <w:gridCol w:w="1800"/>
@@ -8738,7 +8619,7 @@
       <w:tr>
         <w:trPr>
           <w:cantSplit/>
-          <w:tblHeader/>
+          <w:tblHeader w:val="true"/>
           <w:jc w:val="center"/>
         </w:trPr>
         <w:tc>
@@ -9170,6 +9051,7 @@
       <w:pPr>
         <w:pStyle w:val="Descripcin"/>
         <w:spacing w:after="40"/>
+        <w:jc w:val="center"/>
         <w:rPr>
           <w:rFonts w:asciiTheme="majorHAnsi" w:hAnsiTheme="majorHAnsi" w:cstheme="majorHAnsi"/>
           <w:color w:val="000000" w:themeColor="text1"/>
@@ -9226,6 +9108,7 @@
         <w:shd w:val="clear" w:color="auto" w:fill="FFFFFF" w:themeFill="background1"/>
         <w:tblLayout w:type="fixed"/>
         <w:tblLook w:val="04A0" w:firstRow="1" w:lastRow="0" w:firstColumn="1" w:lastColumn="0" w:noHBand="0" w:noVBand="1"/>
+        <w:tblInd w:w="0" w:type="dxa"/>
       </w:tblPr>
       <w:tblGrid>
         <w:gridCol w:w="3300"/>
@@ -9234,7 +9117,7 @@
       <w:tr>
         <w:trPr>
           <w:cantSplit/>
-          <w:tblHeader/>
+          <w:tblHeader w:val="true"/>
           <w:jc w:val="center"/>
         </w:trPr>
         <w:tc>
@@ -9662,35 +9545,7 @@
         <w:jc w:val="center"/>
       </w:pPr>
       <w:r>
-        <w:rPr>
-          <w:i/>
-          <w:color w:val="000000"/>
-          <w:sz w:val="18"/>
-        </w:rPr>
-        <w:t>Fuente: Elaboración propia.</w:t>
-      </w:r>
-      <w:r>
-        <w:rPr>
-          <w:i/>
-          <w:sz w:val="18"/>
-        </w:rPr>
-        <w:t xml:space="preserve"> Fundamentación metodológica: prevención de fuga de información y estimación no optimista del rendimiento (Rosenblatt et al., 2024; Varma &amp; Simon, 2006).</w:t>
-      </w:r>
-    </w:p>
-    <w:p>
-      <w:r>
-        <w:rPr>
-          <w:rFonts w:asciiTheme="majorHAnsi" w:hAnsiTheme="majorHAnsi" w:cstheme="majorHAnsi"/>
-          <w:color w:val="000000"/>
-          <w:lang w:val="es-ES_tradnl"/>
-        </w:rPr>
-        <w:t xml:space="preserve">Tabla basada en </w:t>
-      </w:r>
-      <w:r>
-        <w:rPr>
-          <w:color w:val="000000"/>
-        </w:rPr>
-        <w:t>(Rosenblatt et al., 2024)</w:t>
+        <w:t>Fuente: Elaboración propia. Fundamentación metodológica: prevención de fuga de información y estimación no optimista del rendimiento (Rosenblatt et al., 2024; Varoquaux &amp; Cheplygina, 2022).</w:t>
       </w:r>
     </w:p>
     <w:p/>
@@ -9739,12 +9594,7 @@
         </w:rPr>
       </w:pPr>
       <w:r>
-        <w:rPr>
-          <w:rFonts w:asciiTheme="majorHAnsi" w:hAnsiTheme="majorHAnsi" w:cstheme="majorHAnsi"/>
-          <w:color w:val="000000"/>
-          <w:lang w:val="es-ES_tradnl"/>
-        </w:rPr>
-        <w:t>El paquete utiliza una división estratificada 75/25 con random_state=42. El 75 % se emplea para selección y el 25 % queda como holdout interno, separado de esa selección. Dentro de train se aplica RepeatedStratifiedKFold con 5 pliegues y 2 repeticiones. Como el conjunto model-ready no contiene faltantes, las variables categóricas se codifican mediante OneHotEncoder con categorías desconocidas ignoradas y las numéricas se estandarizan sin imputación adicional. Todo el preprocesamiento se encapsula en Pipeline y ColumnTransformer de scikit-learn (Pedregosa et al., 2011) para evitar estimar transformaciones con datos de prueba.</w:t>
+        <w:t>El paquete utiliza una división estratificada 75/25 con random_state=42. El 75 % se emplea para selección y el 25 % queda como holdout interno, separado de esa selección. Dentro de train se aplica RepeatedStratifiedKFold con 5 pliegues y 2 repeticiones. Como el conjunto model-ready no contiene faltantes, las variables categóricas se codifican mediante OneHotEncoder con categorías desconocidas ignoradas y las numéricas se estandarizan sin imputación adicional. Todo el preprocesamiento se encapsula en Pipeline y ColumnTransformer de scikit-learn para evitar estimar transformaciones con datos de prueba.</w:t>
       </w:r>
     </w:p>
     <w:p>
@@ -9809,66 +9659,7 @@
         </w:rPr>
       </w:pPr>
       <w:r>
-        <w:rPr>
-          <w:rFonts w:asciiTheme="majorHAnsi" w:hAnsiTheme="majorHAnsi" w:cstheme="majorHAnsi"/>
-          <w:color w:val="000000"/>
-          <w:lang w:val="es-ES_tradnl"/>
-        </w:rPr>
-        <w:t xml:space="preserve">El Dummy estratificado constituye el baseline principal para interpretar F1 macro. </w:t>
-      </w:r>
-      <w:r>
-        <w:rPr>
-          <w:rFonts w:asciiTheme="majorHAnsi" w:hAnsiTheme="majorHAnsi" w:cstheme="majorHAnsi"/>
-          <w:color w:val="000000"/>
-          <w:lang w:val="es-ES_tradnl"/>
-        </w:rPr>
-        <w:t>Durante la</w:t>
-      </w:r>
-      <w:r>
-        <w:rPr>
-          <w:rFonts w:asciiTheme="majorHAnsi" w:hAnsiTheme="majorHAnsi" w:cstheme="majorHAnsi"/>
-          <w:color w:val="000000"/>
-          <w:lang w:val="es-ES_tradnl"/>
-        </w:rPr>
-        <w:t xml:space="preserve"> validación cruzada obtuvo 0,2525, frente a 0,2521 de Random Forest. La diferencia fue -0,0004, por lo que el criterio de </w:t>
-      </w:r>
-      <w:r>
-        <w:rPr>
-          <w:rFonts w:asciiTheme="majorHAnsi" w:hAnsiTheme="majorHAnsi" w:cstheme="majorHAnsi"/>
-          <w:color w:val="000000"/>
-          <w:lang w:val="es-ES_tradnl"/>
-        </w:rPr>
-        <w:t xml:space="preserve">la </w:t>
-      </w:r>
-      <w:r>
-        <w:rPr>
-          <w:rFonts w:asciiTheme="majorHAnsi" w:hAnsiTheme="majorHAnsi" w:cstheme="majorHAnsi"/>
-          <w:color w:val="000000"/>
-          <w:lang w:val="es-ES_tradnl"/>
-        </w:rPr>
-        <w:t>utilidad predictiva no se cumple. El Dummy de mayoría se conserva como referencia secundaria para mostrar por qué accuracy aislada puede resultar engañosa</w:t>
-      </w:r>
-      <w:r>
-        <w:rPr>
-          <w:rFonts w:asciiTheme="majorHAnsi" w:hAnsiTheme="majorHAnsi" w:cstheme="majorHAnsi"/>
-          <w:color w:val="000000"/>
-          <w:lang w:val="es-ES_tradnl"/>
-        </w:rPr>
-        <w:t xml:space="preserve"> </w:t>
-      </w:r>
-      <w:r>
-        <w:rPr>
-          <w:color w:val="000000"/>
-        </w:rPr>
-        <w:t>(Sokolova &amp; Lapalme, 2009)</w:t>
-      </w:r>
-      <w:r>
-        <w:rPr>
-          <w:rFonts w:asciiTheme="majorHAnsi" w:hAnsiTheme="majorHAnsi" w:cstheme="majorHAnsi"/>
-          <w:color w:val="000000"/>
-          <w:lang w:val="es-ES_tradnl"/>
-        </w:rPr>
-        <w:t>.</w:t>
+        <w:t>El Dummy estratificado constituye el baseline principal para interpretar F1 macro. Durante la validación cruzada obtuvo 0,2525, frente a 0,2521 de Random Forest. La diferencia fue -0,0004, por lo que el criterio de la utilidad predictiva no se cumple. El Dummy de mayoría se conserva como referencia secundaria para mostrar por qué accuracy aislada puede resultar engañosa (Hicks et al., 2022).</w:t>
       </w:r>
     </w:p>
     <w:p>
@@ -10041,21 +9832,7 @@
         </w:rPr>
       </w:pPr>
       <w:r>
-        <w:rPr>
-          <w:rFonts w:asciiTheme="majorHAnsi" w:hAnsiTheme="majorHAnsi" w:cstheme="majorHAnsi"/>
-          <w:color w:val="000000"/>
-          <w:lang w:val="es-ES_tradnl"/>
-        </w:rPr>
-        <w:t xml:space="preserve">El análisis económico se limita a un marco conceptual. La tasa observada de toxicidad no puede atribuirse causalmente a un régimen ni extrapolarse a un hospital. Para una evaluación </w:t>
-      </w:r>
-      <w:r>
-        <w:rPr>
-          <w:rFonts w:asciiTheme="majorHAnsi" w:hAnsiTheme="majorHAnsi" w:cstheme="majorHAnsi"/>
-          <w:color w:val="000000"/>
-          <w:lang w:val="es-ES_tradnl"/>
-        </w:rPr>
-        <w:lastRenderedPageBreak/>
-        <w:t>futura serían necesarios costos unitarios locales, consumo de recursos, estancia, hospitalizaciones, reingresos, perspectiva, horizonte temporal, comparador y análisis de incertidumbre (Husereau et al., 2022; Sullivan et al., 2014).</w:t>
+        <w:t>El análisis económico se limita a un marco conceptual. La tasa observada de toxicidad no puede atribuirse causalmente a un régimen ni extrapolarse a un hospital. Para una evaluación futura serían necesarios costos unitarios locales, consumo de recursos, estancia, hospitalizaciones, reingresos, perspectiva, horizonte temporal, comparador y análisis de incertidumbre (Husereau et al., 2022).</w:t>
       </w:r>
     </w:p>
     <w:p>
@@ -10071,6 +9848,7 @@
       <w:pPr>
         <w:pStyle w:val="Descripcin"/>
         <w:spacing w:after="40"/>
+        <w:jc w:val="center"/>
         <w:rPr>
           <w:rFonts w:asciiTheme="majorHAnsi" w:hAnsiTheme="majorHAnsi" w:cstheme="majorHAnsi"/>
           <w:color w:val="000000" w:themeColor="text1"/>
@@ -10121,6 +9899,7 @@
         <w:shd w:val="clear" w:color="auto" w:fill="FFFFFF" w:themeFill="background1"/>
         <w:tblLayout w:type="fixed"/>
         <w:tblLook w:val="04A0" w:firstRow="1" w:lastRow="0" w:firstColumn="1" w:lastColumn="0" w:noHBand="0" w:noVBand="1"/>
+        <w:tblInd w:w="0" w:type="dxa"/>
       </w:tblPr>
       <w:tblGrid>
         <w:gridCol w:w="1800"/>
@@ -10130,7 +9909,7 @@
       <w:tr>
         <w:trPr>
           <w:cantSplit/>
-          <w:tblHeader/>
+          <w:tblHeader w:val="true"/>
           <w:jc w:val="center"/>
         </w:trPr>
         <w:tc>
@@ -10893,6 +10672,7 @@
       <w:pPr>
         <w:pStyle w:val="Descripcin"/>
         <w:spacing w:after="40"/>
+        <w:jc w:val="center"/>
       </w:pPr>
       <w:r>
         <w:t xml:space="preserve">Tabla </w:t>
@@ -10929,6 +10709,7 @@
         <w:jc w:val="center"/>
         <w:tblLayout w:type="fixed"/>
         <w:tblLook w:val="04A0" w:firstRow="1" w:lastRow="0" w:firstColumn="1" w:lastColumn="0" w:noHBand="0" w:noVBand="1"/>
+        <w:tblInd w:w="0" w:type="dxa"/>
       </w:tblPr>
       <w:tblGrid>
         <w:gridCol w:w="1296"/>
@@ -10940,7 +10721,7 @@
       <w:tr>
         <w:trPr>
           <w:jc w:val="center"/>
-          <w:tblHeader/>
+          <w:tblHeader w:val="true"/>
           <w:cantSplit/>
         </w:trPr>
         <w:tc>
@@ -11319,19 +11100,7 @@
         <w:jc w:val="center"/>
       </w:pPr>
       <w:r>
-        <w:rPr>
-          <w:i/>
-          <w:color w:val="000000"/>
-          <w:sz w:val="18"/>
-        </w:rPr>
-        <w:t>Fuente: Elaboración propia a partir del registro de trabajo y del paquete reproducible del TFM.</w:t>
-      </w:r>
-      <w:r>
-        <w:rPr>
-          <w:i/>
-          <w:sz w:val="18"/>
-        </w:rPr>
-        <w:t xml:space="preserve"> Fundamentación metodológica: documentación, trazabilidad y reproducibilidad del desarrollo con IA (Mitchell et al., 2019; Pineau et al., 2021; World Health Organization, 2021).</w:t>
+        <w:t>Fuente: Elaboración propia a partir del registro de trabajo y del paquete reproducible del TFM. Fundamentación metodológica: documentación, trazabilidad y reproducibilidad del desarrollo con IA (Norgeot et al., 2020; Pineau et al., 2021; World Health Organization, 2021).</w:t>
       </w:r>
     </w:p>
     <w:p>
@@ -11537,6 +11306,7 @@
       <w:pPr>
         <w:pStyle w:val="Descripcin"/>
         <w:spacing w:after="40"/>
+        <w:jc w:val="center"/>
         <w:rPr>
           <w:rFonts w:asciiTheme="majorHAnsi" w:hAnsiTheme="majorHAnsi" w:cstheme="majorHAnsi"/>
           <w:color w:val="000000" w:themeColor="text1"/>
@@ -11639,19 +11409,7 @@
         <w:jc w:val="center"/>
       </w:pPr>
       <w:r>
-        <w:rPr>
-          <w:i/>
-          <w:color w:val="000000"/>
-          <w:sz w:val="18"/>
-        </w:rPr>
-        <w:t>Fuente: Elaboración propia a partir del análisis reproducible en Python.</w:t>
-      </w:r>
-      <w:r>
-        <w:rPr>
-          <w:i/>
-          <w:sz w:val="18"/>
-        </w:rPr>
-        <w:t xml:space="preserve"> Fundamentación metodológica: arquitectura, documentación y transferencia segura de sistemas de IA clínica (Mitchell et al., 2019; Sendak et al., 2020; Vasey et al., 2022).</w:t>
+        <w:t>Fuente: Elaboración propia a partir del análisis reproducible en Python. Fundamentación metodológica: arquitectura, documentación y transferencia segura de sistemas de IA clínica (Norgeot et al., 2020; Sendak et al., 2020; Vasey et al., 2022).</w:t>
       </w:r>
     </w:p>
     <w:p>
@@ -11722,6 +11480,7 @@
       <w:pPr>
         <w:pStyle w:val="Descripcin"/>
         <w:spacing w:after="40"/>
+        <w:jc w:val="center"/>
         <w:rPr>
           <w:rFonts w:asciiTheme="majorHAnsi" w:hAnsiTheme="majorHAnsi" w:cstheme="majorHAnsi"/>
           <w:color w:val="000000" w:themeColor="text1"/>
@@ -11762,1000 +11521,6 @@
           <w:lang w:val="es-ES_tradnl"/>
         </w:rPr>
         <w:t>Matriz de implementación de la versión final</w:t>
-      </w:r>
-    </w:p>
-    <w:tbl>
-      <w:tblPr>
-        <w:tblStyle w:val="Tablaconcuadrcula"/>
-        <w:tblW w:w="10080" w:type="dxa"/>
-        <w:tblBorders>
-          <w:left w:val="none" w:sz="0" w:space="0" w:color="auto"/>
-          <w:right w:val="none" w:sz="0" w:space="0" w:color="auto"/>
-          <w:insideH w:val="none" w:sz="0" w:space="0" w:color="auto"/>
-          <w:insideV w:val="none" w:sz="0" w:space="0" w:color="auto"/>
-        </w:tblBorders>
-        <w:shd w:val="clear" w:color="auto" w:fill="FFFFFF" w:themeFill="background1"/>
-        <w:tblLayout w:type="fixed"/>
-        <w:tblLook w:val="04A0" w:firstRow="1" w:lastRow="0" w:firstColumn="1" w:lastColumn="0" w:noHBand="0" w:noVBand="1"/>
-      </w:tblPr>
-      <w:tblGrid>
-        <w:gridCol w:w="3100"/>
-        <w:gridCol w:w="2300"/>
-        <w:gridCol w:w="4680"/>
-      </w:tblGrid>
-      <w:tr>
-        <w:trPr>
-          <w:cantSplit/>
-          <w:tblHeader/>
-        </w:trPr>
-        <w:tc>
-          <w:tcPr>
-            <w:tcW w:w="3100" w:type="dxa"/>
-            <w:shd w:val="clear" w:color="auto" w:fill="FFFFFF" w:themeFill="background1"/>
-            <w:tcMar>
-              <w:top w:w="90" w:type="dxa"/>
-              <w:left w:w="100" w:type="dxa"/>
-              <w:bottom w:w="90" w:type="dxa"/>
-              <w:right w:w="100" w:type="dxa"/>
-            </w:tcMar>
-            <w:vAlign w:val="center"/>
-          </w:tcPr>
-          <w:p>
-            <w:pPr>
-              <w:spacing w:after="0" w:line="240" w:lineRule="auto"/>
-              <w:jc w:val="center"/>
-              <w:rPr>
-                <w:rFonts w:asciiTheme="majorHAnsi" w:hAnsiTheme="majorHAnsi" w:cstheme="majorHAnsi"/>
-                <w:color w:val="000000" w:themeColor="text1"/>
-                <w:lang w:val="es-ES_tradnl"/>
-              </w:rPr>
-            </w:pPr>
-            <w:r>
-              <w:rPr>
-                <w:rFonts w:asciiTheme="majorHAnsi" w:hAnsiTheme="majorHAnsi" w:cstheme="majorHAnsi"/>
-                <w:b/>
-                <w:color w:val="000000"/>
-                <w:lang w:val="es-ES_tradnl"/>
-              </w:rPr>
-              <w:t>Componente</w:t>
-            </w:r>
-          </w:p>
-        </w:tc>
-        <w:tc>
-          <w:tcPr>
-            <w:tcW w:w="2300" w:type="dxa"/>
-            <w:shd w:val="clear" w:color="auto" w:fill="FFFFFF" w:themeFill="background1"/>
-            <w:tcMar>
-              <w:top w:w="90" w:type="dxa"/>
-              <w:left w:w="100" w:type="dxa"/>
-              <w:bottom w:w="90" w:type="dxa"/>
-              <w:right w:w="100" w:type="dxa"/>
-            </w:tcMar>
-            <w:vAlign w:val="center"/>
-          </w:tcPr>
-          <w:p>
-            <w:pPr>
-              <w:spacing w:after="0" w:line="240" w:lineRule="auto"/>
-              <w:jc w:val="center"/>
-              <w:rPr>
-                <w:rFonts w:asciiTheme="majorHAnsi" w:hAnsiTheme="majorHAnsi" w:cstheme="majorHAnsi"/>
-                <w:color w:val="000000" w:themeColor="text1"/>
-                <w:lang w:val="es-ES_tradnl"/>
-              </w:rPr>
-            </w:pPr>
-            <w:r>
-              <w:rPr>
-                <w:rFonts w:asciiTheme="majorHAnsi" w:hAnsiTheme="majorHAnsi" w:cstheme="majorHAnsi"/>
-                <w:b/>
-                <w:color w:val="000000"/>
-                <w:lang w:val="es-ES_tradnl"/>
-              </w:rPr>
-              <w:t>Estado</w:t>
-            </w:r>
-          </w:p>
-        </w:tc>
-        <w:tc>
-          <w:tcPr>
-            <w:tcW w:w="4680" w:type="dxa"/>
-            <w:shd w:val="clear" w:color="auto" w:fill="FFFFFF" w:themeFill="background1"/>
-            <w:tcMar>
-              <w:top w:w="90" w:type="dxa"/>
-              <w:left w:w="100" w:type="dxa"/>
-              <w:bottom w:w="90" w:type="dxa"/>
-              <w:right w:w="100" w:type="dxa"/>
-            </w:tcMar>
-            <w:vAlign w:val="center"/>
-          </w:tcPr>
-          <w:p>
-            <w:pPr>
-              <w:spacing w:after="0" w:line="240" w:lineRule="auto"/>
-              <w:jc w:val="center"/>
-              <w:rPr>
-                <w:rFonts w:asciiTheme="majorHAnsi" w:hAnsiTheme="majorHAnsi" w:cstheme="majorHAnsi"/>
-                <w:color w:val="000000" w:themeColor="text1"/>
-                <w:lang w:val="es-ES_tradnl"/>
-              </w:rPr>
-            </w:pPr>
-            <w:r>
-              <w:rPr>
-                <w:rFonts w:asciiTheme="majorHAnsi" w:hAnsiTheme="majorHAnsi" w:cstheme="majorHAnsi"/>
-                <w:b/>
-                <w:color w:val="000000"/>
-                <w:lang w:val="es-ES_tradnl"/>
-              </w:rPr>
-              <w:t>Evidencia / límite</w:t>
-            </w:r>
-          </w:p>
-        </w:tc>
-      </w:tr>
-      <w:tr>
-        <w:trPr>
-          <w:cantSplit/>
-        </w:trPr>
-        <w:tc>
-          <w:tcPr>
-            <w:tcW w:w="3100" w:type="dxa"/>
-            <w:shd w:val="clear" w:color="auto" w:fill="FFFFFF" w:themeFill="background1"/>
-            <w:tcMar>
-              <w:top w:w="90" w:type="dxa"/>
-              <w:left w:w="100" w:type="dxa"/>
-              <w:bottom w:w="90" w:type="dxa"/>
-              <w:right w:w="100" w:type="dxa"/>
-            </w:tcMar>
-            <w:vAlign w:val="center"/>
-          </w:tcPr>
-          <w:p>
-            <w:pPr>
-              <w:spacing w:after="0" w:line="240" w:lineRule="auto"/>
-              <w:jc w:val="left"/>
-              <w:rPr>
-                <w:rFonts w:asciiTheme="majorHAnsi" w:hAnsiTheme="majorHAnsi" w:cstheme="majorHAnsi"/>
-                <w:color w:val="000000" w:themeColor="text1"/>
-                <w:lang w:val="es-ES_tradnl"/>
-              </w:rPr>
-            </w:pPr>
-            <w:r>
-              <w:rPr>
-                <w:rFonts w:asciiTheme="majorHAnsi" w:hAnsiTheme="majorHAnsi" w:cstheme="majorHAnsi"/>
-                <w:color w:val="000000"/>
-                <w:lang w:val="es-ES_tradnl"/>
-              </w:rPr>
-              <w:t>Limpieza y model-ready</w:t>
-            </w:r>
-          </w:p>
-        </w:tc>
-        <w:tc>
-          <w:tcPr>
-            <w:tcW w:w="2300" w:type="dxa"/>
-            <w:shd w:val="clear" w:color="auto" w:fill="FFFFFF" w:themeFill="background1"/>
-            <w:tcMar>
-              <w:top w:w="90" w:type="dxa"/>
-              <w:left w:w="100" w:type="dxa"/>
-              <w:bottom w:w="90" w:type="dxa"/>
-              <w:right w:w="100" w:type="dxa"/>
-            </w:tcMar>
-            <w:vAlign w:val="center"/>
-          </w:tcPr>
-          <w:p>
-            <w:pPr>
-              <w:spacing w:after="0" w:line="240" w:lineRule="auto"/>
-              <w:jc w:val="left"/>
-              <w:rPr>
-                <w:rFonts w:asciiTheme="majorHAnsi" w:hAnsiTheme="majorHAnsi" w:cstheme="majorHAnsi"/>
-                <w:color w:val="000000" w:themeColor="text1"/>
-                <w:lang w:val="es-ES_tradnl"/>
-              </w:rPr>
-            </w:pPr>
-            <w:r>
-              <w:rPr>
-                <w:rFonts w:asciiTheme="majorHAnsi" w:hAnsiTheme="majorHAnsi" w:cstheme="majorHAnsi"/>
-                <w:color w:val="000000"/>
-                <w:lang w:val="es-ES_tradnl"/>
-              </w:rPr>
-              <w:t>Implementado</w:t>
-            </w:r>
-          </w:p>
-        </w:tc>
-        <w:tc>
-          <w:tcPr>
-            <w:tcW w:w="4680" w:type="dxa"/>
-            <w:shd w:val="clear" w:color="auto" w:fill="FFFFFF" w:themeFill="background1"/>
-            <w:tcMar>
-              <w:top w:w="90" w:type="dxa"/>
-              <w:left w:w="100" w:type="dxa"/>
-              <w:bottom w:w="90" w:type="dxa"/>
-              <w:right w:w="100" w:type="dxa"/>
-            </w:tcMar>
-            <w:vAlign w:val="center"/>
-          </w:tcPr>
-          <w:p>
-            <w:pPr>
-              <w:spacing w:after="0" w:line="240" w:lineRule="auto"/>
-              <w:jc w:val="left"/>
-              <w:rPr>
-                <w:rFonts w:asciiTheme="majorHAnsi" w:hAnsiTheme="majorHAnsi" w:cstheme="majorHAnsi"/>
-                <w:color w:val="000000" w:themeColor="text1"/>
-                <w:lang w:val="es-ES_tradnl"/>
-              </w:rPr>
-            </w:pPr>
-            <w:r>
-              <w:rPr>
-                <w:rFonts w:asciiTheme="majorHAnsi" w:hAnsiTheme="majorHAnsi" w:cstheme="majorHAnsi"/>
-                <w:color w:val="000000"/>
-                <w:lang w:val="es-ES_tradnl"/>
-              </w:rPr>
-              <w:t>Scripts y CSV disponibles</w:t>
-            </w:r>
-          </w:p>
-        </w:tc>
-      </w:tr>
-      <w:tr>
-        <w:trPr>
-          <w:cantSplit/>
-        </w:trPr>
-        <w:tc>
-          <w:tcPr>
-            <w:tcW w:w="3100" w:type="dxa"/>
-            <w:shd w:val="clear" w:color="auto" w:fill="FFFFFF" w:themeFill="background1"/>
-            <w:tcMar>
-              <w:top w:w="90" w:type="dxa"/>
-              <w:left w:w="100" w:type="dxa"/>
-              <w:bottom w:w="90" w:type="dxa"/>
-              <w:right w:w="100" w:type="dxa"/>
-            </w:tcMar>
-            <w:vAlign w:val="center"/>
-          </w:tcPr>
-          <w:p>
-            <w:pPr>
-              <w:spacing w:after="0" w:line="240" w:lineRule="auto"/>
-              <w:jc w:val="left"/>
-              <w:rPr>
-                <w:rFonts w:asciiTheme="majorHAnsi" w:hAnsiTheme="majorHAnsi" w:cstheme="majorHAnsi"/>
-                <w:color w:val="000000" w:themeColor="text1"/>
-                <w:lang w:val="es-ES_tradnl"/>
-              </w:rPr>
-            </w:pPr>
-            <w:r>
-              <w:rPr>
-                <w:rFonts w:asciiTheme="majorHAnsi" w:hAnsiTheme="majorHAnsi" w:cstheme="majorHAnsi"/>
-                <w:color w:val="000000"/>
-                <w:lang w:val="es-ES_tradnl"/>
-              </w:rPr>
-              <w:t>Comparación de modelos</w:t>
-            </w:r>
-          </w:p>
-        </w:tc>
-        <w:tc>
-          <w:tcPr>
-            <w:tcW w:w="2300" w:type="dxa"/>
-            <w:shd w:val="clear" w:color="auto" w:fill="FFFFFF" w:themeFill="background1"/>
-            <w:tcMar>
-              <w:top w:w="90" w:type="dxa"/>
-              <w:left w:w="100" w:type="dxa"/>
-              <w:bottom w:w="90" w:type="dxa"/>
-              <w:right w:w="100" w:type="dxa"/>
-            </w:tcMar>
-            <w:vAlign w:val="center"/>
-          </w:tcPr>
-          <w:p>
-            <w:pPr>
-              <w:spacing w:after="0" w:line="240" w:lineRule="auto"/>
-              <w:jc w:val="left"/>
-              <w:rPr>
-                <w:rFonts w:asciiTheme="majorHAnsi" w:hAnsiTheme="majorHAnsi" w:cstheme="majorHAnsi"/>
-                <w:color w:val="000000" w:themeColor="text1"/>
-                <w:lang w:val="es-ES_tradnl"/>
-              </w:rPr>
-            </w:pPr>
-            <w:r>
-              <w:rPr>
-                <w:rFonts w:asciiTheme="majorHAnsi" w:hAnsiTheme="majorHAnsi" w:cstheme="majorHAnsi"/>
-                <w:color w:val="000000"/>
-                <w:lang w:val="es-ES_tradnl"/>
-              </w:rPr>
-              <w:t>Implementado</w:t>
-            </w:r>
-          </w:p>
-        </w:tc>
-        <w:tc>
-          <w:tcPr>
-            <w:tcW w:w="4680" w:type="dxa"/>
-            <w:shd w:val="clear" w:color="auto" w:fill="FFFFFF" w:themeFill="background1"/>
-            <w:tcMar>
-              <w:top w:w="90" w:type="dxa"/>
-              <w:left w:w="100" w:type="dxa"/>
-              <w:bottom w:w="90" w:type="dxa"/>
-              <w:right w:w="100" w:type="dxa"/>
-            </w:tcMar>
-            <w:vAlign w:val="center"/>
-          </w:tcPr>
-          <w:p>
-            <w:pPr>
-              <w:spacing w:after="0" w:line="240" w:lineRule="auto"/>
-              <w:jc w:val="left"/>
-              <w:rPr>
-                <w:rFonts w:asciiTheme="majorHAnsi" w:hAnsiTheme="majorHAnsi" w:cstheme="majorHAnsi"/>
-                <w:color w:val="000000" w:themeColor="text1"/>
-                <w:lang w:val="es-ES_tradnl"/>
-              </w:rPr>
-            </w:pPr>
-            <w:r>
-              <w:rPr>
-                <w:rFonts w:asciiTheme="majorHAnsi" w:hAnsiTheme="majorHAnsi" w:cstheme="majorHAnsi"/>
-                <w:color w:val="000000"/>
-                <w:lang w:val="es-ES_tradnl"/>
-              </w:rPr>
-              <w:t>CV repetida y holdout interno</w:t>
-            </w:r>
-          </w:p>
-        </w:tc>
-      </w:tr>
-      <w:tr>
-        <w:trPr>
-          <w:cantSplit/>
-        </w:trPr>
-        <w:tc>
-          <w:tcPr>
-            <w:tcW w:w="3100" w:type="dxa"/>
-            <w:shd w:val="clear" w:color="auto" w:fill="FFFFFF" w:themeFill="background1"/>
-            <w:tcMar>
-              <w:top w:w="90" w:type="dxa"/>
-              <w:left w:w="100" w:type="dxa"/>
-              <w:bottom w:w="90" w:type="dxa"/>
-              <w:right w:w="100" w:type="dxa"/>
-            </w:tcMar>
-            <w:vAlign w:val="center"/>
-          </w:tcPr>
-          <w:p>
-            <w:pPr>
-              <w:spacing w:after="0" w:line="240" w:lineRule="auto"/>
-              <w:jc w:val="left"/>
-              <w:rPr>
-                <w:rFonts w:asciiTheme="majorHAnsi" w:hAnsiTheme="majorHAnsi" w:cstheme="majorHAnsi"/>
-                <w:color w:val="000000" w:themeColor="text1"/>
-                <w:lang w:val="es-ES_tradnl"/>
-              </w:rPr>
-            </w:pPr>
-            <w:r>
-              <w:rPr>
-                <w:rFonts w:asciiTheme="majorHAnsi" w:hAnsiTheme="majorHAnsi" w:cstheme="majorHAnsi"/>
-                <w:color w:val="000000"/>
-                <w:lang w:val="es-ES_tradnl"/>
-              </w:rPr>
-              <w:t>Random Forest</w:t>
-            </w:r>
-          </w:p>
-        </w:tc>
-        <w:tc>
-          <w:tcPr>
-            <w:tcW w:w="2300" w:type="dxa"/>
-            <w:shd w:val="clear" w:color="auto" w:fill="FFFFFF" w:themeFill="background1"/>
-            <w:tcMar>
-              <w:top w:w="90" w:type="dxa"/>
-              <w:left w:w="100" w:type="dxa"/>
-              <w:bottom w:w="90" w:type="dxa"/>
-              <w:right w:w="100" w:type="dxa"/>
-            </w:tcMar>
-            <w:vAlign w:val="center"/>
-          </w:tcPr>
-          <w:p>
-            <w:pPr>
-              <w:spacing w:after="0" w:line="240" w:lineRule="auto"/>
-              <w:jc w:val="left"/>
-              <w:rPr>
-                <w:rFonts w:asciiTheme="majorHAnsi" w:hAnsiTheme="majorHAnsi" w:cstheme="majorHAnsi"/>
-                <w:color w:val="000000" w:themeColor="text1"/>
-                <w:lang w:val="es-ES_tradnl"/>
-              </w:rPr>
-            </w:pPr>
-            <w:r>
-              <w:rPr>
-                <w:rFonts w:asciiTheme="majorHAnsi" w:hAnsiTheme="majorHAnsi" w:cstheme="majorHAnsi"/>
-                <w:color w:val="000000"/>
-                <w:lang w:val="es-ES_tradnl"/>
-              </w:rPr>
-              <w:t>Implementado</w:t>
-            </w:r>
-          </w:p>
-        </w:tc>
-        <w:tc>
-          <w:tcPr>
-            <w:tcW w:w="4680" w:type="dxa"/>
-            <w:shd w:val="clear" w:color="auto" w:fill="FFFFFF" w:themeFill="background1"/>
-            <w:tcMar>
-              <w:top w:w="90" w:type="dxa"/>
-              <w:left w:w="100" w:type="dxa"/>
-              <w:bottom w:w="90" w:type="dxa"/>
-              <w:right w:w="100" w:type="dxa"/>
-            </w:tcMar>
-            <w:vAlign w:val="center"/>
-          </w:tcPr>
-          <w:p>
-            <w:pPr>
-              <w:spacing w:after="0" w:line="240" w:lineRule="auto"/>
-              <w:jc w:val="left"/>
-              <w:rPr>
-                <w:rFonts w:asciiTheme="majorHAnsi" w:hAnsiTheme="majorHAnsi" w:cstheme="majorHAnsi"/>
-                <w:color w:val="000000" w:themeColor="text1"/>
-                <w:lang w:val="es-ES_tradnl"/>
-              </w:rPr>
-            </w:pPr>
-            <w:r>
-              <w:rPr>
-                <w:rFonts w:asciiTheme="majorHAnsi" w:hAnsiTheme="majorHAnsi" w:cstheme="majorHAnsi"/>
-                <w:color w:val="000000"/>
-                <w:lang w:val="es-ES_tradnl"/>
-              </w:rPr>
-              <w:t>Pipeline entrenado, serializado y versionado</w:t>
-            </w:r>
-          </w:p>
-        </w:tc>
-      </w:tr>
-      <w:tr>
-        <w:trPr>
-          <w:cantSplit/>
-        </w:trPr>
-        <w:tc>
-          <w:tcPr>
-            <w:tcW w:w="3100" w:type="dxa"/>
-            <w:shd w:val="clear" w:color="auto" w:fill="FFFFFF" w:themeFill="background1"/>
-            <w:tcMar>
-              <w:top w:w="90" w:type="dxa"/>
-              <w:left w:w="100" w:type="dxa"/>
-              <w:bottom w:w="90" w:type="dxa"/>
-              <w:right w:w="100" w:type="dxa"/>
-            </w:tcMar>
-            <w:vAlign w:val="center"/>
-          </w:tcPr>
-          <w:p>
-            <w:pPr>
-              <w:spacing w:after="0" w:line="240" w:lineRule="auto"/>
-              <w:jc w:val="left"/>
-              <w:rPr>
-                <w:rFonts w:asciiTheme="majorHAnsi" w:hAnsiTheme="majorHAnsi" w:cstheme="majorHAnsi"/>
-                <w:color w:val="000000" w:themeColor="text1"/>
-                <w:lang w:val="es-ES_tradnl"/>
-              </w:rPr>
-            </w:pPr>
-            <w:r>
-              <w:rPr>
-                <w:rFonts w:asciiTheme="majorHAnsi" w:hAnsiTheme="majorHAnsi" w:cstheme="majorHAnsi"/>
-                <w:color w:val="000000"/>
-                <w:lang w:val="es-ES_tradnl"/>
-              </w:rPr>
-              <w:t>Interfaz Streamlit</w:t>
-            </w:r>
-          </w:p>
-        </w:tc>
-        <w:tc>
-          <w:tcPr>
-            <w:tcW w:w="2300" w:type="dxa"/>
-            <w:shd w:val="clear" w:color="auto" w:fill="FFFFFF" w:themeFill="background1"/>
-            <w:tcMar>
-              <w:top w:w="90" w:type="dxa"/>
-              <w:left w:w="100" w:type="dxa"/>
-              <w:bottom w:w="90" w:type="dxa"/>
-              <w:right w:w="100" w:type="dxa"/>
-            </w:tcMar>
-            <w:vAlign w:val="center"/>
-          </w:tcPr>
-          <w:p>
-            <w:pPr>
-              <w:spacing w:after="0" w:line="240" w:lineRule="auto"/>
-              <w:jc w:val="left"/>
-              <w:rPr>
-                <w:rFonts w:asciiTheme="majorHAnsi" w:hAnsiTheme="majorHAnsi" w:cstheme="majorHAnsi"/>
-                <w:color w:val="000000" w:themeColor="text1"/>
-                <w:lang w:val="es-ES_tradnl"/>
-              </w:rPr>
-            </w:pPr>
-            <w:r>
-              <w:rPr>
-                <w:rFonts w:asciiTheme="majorHAnsi" w:hAnsiTheme="majorHAnsi" w:cstheme="majorHAnsi"/>
-                <w:color w:val="000000"/>
-                <w:lang w:val="es-ES_tradnl"/>
-              </w:rPr>
-              <w:t>Implementado</w:t>
-            </w:r>
-          </w:p>
-        </w:tc>
-        <w:tc>
-          <w:tcPr>
-            <w:tcW w:w="4680" w:type="dxa"/>
-            <w:shd w:val="clear" w:color="auto" w:fill="FFFFFF" w:themeFill="background1"/>
-            <w:tcMar>
-              <w:top w:w="90" w:type="dxa"/>
-              <w:left w:w="100" w:type="dxa"/>
-              <w:bottom w:w="90" w:type="dxa"/>
-              <w:right w:w="100" w:type="dxa"/>
-            </w:tcMar>
-            <w:vAlign w:val="center"/>
-          </w:tcPr>
-          <w:p>
-            <w:pPr>
-              <w:spacing w:after="0" w:line="240" w:lineRule="auto"/>
-              <w:jc w:val="left"/>
-              <w:rPr>
-                <w:rFonts w:asciiTheme="majorHAnsi" w:hAnsiTheme="majorHAnsi" w:cstheme="majorHAnsi"/>
-                <w:color w:val="000000" w:themeColor="text1"/>
-                <w:lang w:val="es-ES_tradnl"/>
-              </w:rPr>
-            </w:pPr>
-            <w:r>
-              <w:rPr>
-                <w:rFonts w:asciiTheme="majorHAnsi" w:hAnsiTheme="majorHAnsi" w:cstheme="majorHAnsi"/>
-                <w:color w:val="000000"/>
-                <w:lang w:val="es-ES_tradnl"/>
-              </w:rPr>
-              <w:t>Formulario, predict_proba, metadatos y alertas</w:t>
-            </w:r>
-          </w:p>
-        </w:tc>
-      </w:tr>
-      <w:tr>
-        <w:trPr>
-          <w:cantSplit/>
-        </w:trPr>
-        <w:tc>
-          <w:tcPr>
-            <w:tcW w:w="3100" w:type="dxa"/>
-            <w:shd w:val="clear" w:color="auto" w:fill="FFFFFF" w:themeFill="background1"/>
-            <w:tcMar>
-              <w:top w:w="90" w:type="dxa"/>
-              <w:left w:w="100" w:type="dxa"/>
-              <w:bottom w:w="90" w:type="dxa"/>
-              <w:right w:w="100" w:type="dxa"/>
-            </w:tcMar>
-            <w:vAlign w:val="center"/>
-          </w:tcPr>
-          <w:p>
-            <w:pPr>
-              <w:spacing w:after="0" w:line="240" w:lineRule="auto"/>
-              <w:jc w:val="left"/>
-              <w:rPr>
-                <w:rFonts w:asciiTheme="majorHAnsi" w:hAnsiTheme="majorHAnsi" w:cstheme="majorHAnsi"/>
-                <w:color w:val="000000" w:themeColor="text1"/>
-                <w:lang w:val="es-ES_tradnl"/>
-              </w:rPr>
-            </w:pPr>
-            <w:r>
-              <w:rPr>
-                <w:rFonts w:asciiTheme="majorHAnsi" w:hAnsiTheme="majorHAnsi" w:cstheme="majorHAnsi"/>
-                <w:color w:val="000000"/>
-                <w:lang w:val="es-ES_tradnl"/>
-              </w:rPr>
-              <w:t>Abstención</w:t>
-            </w:r>
-          </w:p>
-        </w:tc>
-        <w:tc>
-          <w:tcPr>
-            <w:tcW w:w="2300" w:type="dxa"/>
-            <w:shd w:val="clear" w:color="auto" w:fill="FFFFFF" w:themeFill="background1"/>
-            <w:tcMar>
-              <w:top w:w="90" w:type="dxa"/>
-              <w:left w:w="100" w:type="dxa"/>
-              <w:bottom w:w="90" w:type="dxa"/>
-              <w:right w:w="100" w:type="dxa"/>
-            </w:tcMar>
-            <w:vAlign w:val="center"/>
-          </w:tcPr>
-          <w:p>
-            <w:pPr>
-              <w:spacing w:after="0" w:line="240" w:lineRule="auto"/>
-              <w:jc w:val="left"/>
-              <w:rPr>
-                <w:rFonts w:asciiTheme="majorHAnsi" w:hAnsiTheme="majorHAnsi" w:cstheme="majorHAnsi"/>
-                <w:color w:val="000000" w:themeColor="text1"/>
-                <w:lang w:val="es-ES_tradnl"/>
-              </w:rPr>
-            </w:pPr>
-            <w:r>
-              <w:rPr>
-                <w:rFonts w:asciiTheme="majorHAnsi" w:hAnsiTheme="majorHAnsi" w:cstheme="majorHAnsi"/>
-                <w:color w:val="000000"/>
-                <w:lang w:val="es-ES_tradnl"/>
-              </w:rPr>
-              <w:t>Implementado</w:t>
-            </w:r>
-          </w:p>
-        </w:tc>
-        <w:tc>
-          <w:tcPr>
-            <w:tcW w:w="4680" w:type="dxa"/>
-            <w:shd w:val="clear" w:color="auto" w:fill="FFFFFF" w:themeFill="background1"/>
-            <w:tcMar>
-              <w:top w:w="90" w:type="dxa"/>
-              <w:left w:w="100" w:type="dxa"/>
-              <w:bottom w:w="90" w:type="dxa"/>
-              <w:right w:w="100" w:type="dxa"/>
-            </w:tcMar>
-            <w:vAlign w:val="center"/>
-          </w:tcPr>
-          <w:p>
-            <w:pPr>
-              <w:spacing w:after="0" w:line="240" w:lineRule="auto"/>
-              <w:jc w:val="left"/>
-              <w:rPr>
-                <w:rFonts w:asciiTheme="majorHAnsi" w:hAnsiTheme="majorHAnsi" w:cstheme="majorHAnsi"/>
-                <w:color w:val="000000" w:themeColor="text1"/>
-                <w:lang w:val="es-ES_tradnl"/>
-              </w:rPr>
-            </w:pPr>
-            <w:r>
-              <w:rPr>
-                <w:rFonts w:asciiTheme="majorHAnsi" w:hAnsiTheme="majorHAnsi" w:cstheme="majorHAnsi"/>
-                <w:color w:val="000000"/>
-                <w:lang w:val="es-ES_tradnl"/>
-              </w:rPr>
-              <w:t>Umbral ilustrativo 0,45; 100 % de abstención en holdout</w:t>
-            </w:r>
-          </w:p>
-        </w:tc>
-      </w:tr>
-      <w:tr>
-        <w:trPr>
-          <w:cantSplit/>
-        </w:trPr>
-        <w:tc>
-          <w:tcPr>
-            <w:tcW w:w="3100" w:type="dxa"/>
-            <w:shd w:val="clear" w:color="auto" w:fill="FFFFFF" w:themeFill="background1"/>
-            <w:tcMar>
-              <w:top w:w="90" w:type="dxa"/>
-              <w:left w:w="100" w:type="dxa"/>
-              <w:bottom w:w="90" w:type="dxa"/>
-              <w:right w:w="100" w:type="dxa"/>
-            </w:tcMar>
-            <w:vAlign w:val="center"/>
-          </w:tcPr>
-          <w:p>
-            <w:pPr>
-              <w:spacing w:after="0" w:line="240" w:lineRule="auto"/>
-              <w:jc w:val="left"/>
-              <w:rPr>
-                <w:rFonts w:asciiTheme="majorHAnsi" w:hAnsiTheme="majorHAnsi" w:cstheme="majorHAnsi"/>
-                <w:color w:val="000000" w:themeColor="text1"/>
-                <w:lang w:val="es-ES_tradnl"/>
-              </w:rPr>
-            </w:pPr>
-            <w:r>
-              <w:rPr>
-                <w:rFonts w:asciiTheme="majorHAnsi" w:hAnsiTheme="majorHAnsi" w:cstheme="majorHAnsi"/>
-                <w:color w:val="000000"/>
-                <w:lang w:val="es-ES_tradnl"/>
-              </w:rPr>
-              <w:t>Explicación global</w:t>
-            </w:r>
-          </w:p>
-        </w:tc>
-        <w:tc>
-          <w:tcPr>
-            <w:tcW w:w="2300" w:type="dxa"/>
-            <w:shd w:val="clear" w:color="auto" w:fill="FFFFFF" w:themeFill="background1"/>
-            <w:tcMar>
-              <w:top w:w="90" w:type="dxa"/>
-              <w:left w:w="100" w:type="dxa"/>
-              <w:bottom w:w="90" w:type="dxa"/>
-              <w:right w:w="100" w:type="dxa"/>
-            </w:tcMar>
-            <w:vAlign w:val="center"/>
-          </w:tcPr>
-          <w:p>
-            <w:pPr>
-              <w:spacing w:after="0" w:line="240" w:lineRule="auto"/>
-              <w:jc w:val="left"/>
-              <w:rPr>
-                <w:rFonts w:asciiTheme="majorHAnsi" w:hAnsiTheme="majorHAnsi" w:cstheme="majorHAnsi"/>
-                <w:color w:val="000000" w:themeColor="text1"/>
-                <w:lang w:val="es-ES_tradnl"/>
-              </w:rPr>
-            </w:pPr>
-            <w:r>
-              <w:rPr>
-                <w:rFonts w:asciiTheme="majorHAnsi" w:hAnsiTheme="majorHAnsi" w:cstheme="majorHAnsi"/>
-                <w:color w:val="000000"/>
-                <w:lang w:val="es-ES_tradnl"/>
-              </w:rPr>
-              <w:t>Implementado parcialmente</w:t>
-            </w:r>
-          </w:p>
-        </w:tc>
-        <w:tc>
-          <w:tcPr>
-            <w:tcW w:w="4680" w:type="dxa"/>
-            <w:shd w:val="clear" w:color="auto" w:fill="FFFFFF" w:themeFill="background1"/>
-            <w:tcMar>
-              <w:top w:w="90" w:type="dxa"/>
-              <w:left w:w="100" w:type="dxa"/>
-              <w:bottom w:w="90" w:type="dxa"/>
-              <w:right w:w="100" w:type="dxa"/>
-            </w:tcMar>
-            <w:vAlign w:val="center"/>
-          </w:tcPr>
-          <w:p>
-            <w:pPr>
-              <w:spacing w:after="0" w:line="240" w:lineRule="auto"/>
-              <w:jc w:val="left"/>
-              <w:rPr>
-                <w:rFonts w:asciiTheme="majorHAnsi" w:hAnsiTheme="majorHAnsi" w:cstheme="majorHAnsi"/>
-                <w:color w:val="000000" w:themeColor="text1"/>
-                <w:lang w:val="es-ES_tradnl"/>
-              </w:rPr>
-            </w:pPr>
-            <w:r>
-              <w:rPr>
-                <w:rFonts w:asciiTheme="majorHAnsi" w:hAnsiTheme="majorHAnsi" w:cstheme="majorHAnsi"/>
-                <w:color w:val="000000"/>
-                <w:lang w:val="es-ES_tradnl"/>
-              </w:rPr>
-              <w:t>Importancia interna; no causal</w:t>
-            </w:r>
-          </w:p>
-        </w:tc>
-      </w:tr>
-      <w:tr>
-        <w:trPr>
-          <w:cantSplit/>
-        </w:trPr>
-        <w:tc>
-          <w:tcPr>
-            <w:tcW w:w="3100" w:type="dxa"/>
-            <w:shd w:val="clear" w:color="auto" w:fill="FFFFFF" w:themeFill="background1"/>
-            <w:tcMar>
-              <w:top w:w="90" w:type="dxa"/>
-              <w:left w:w="100" w:type="dxa"/>
-              <w:bottom w:w="90" w:type="dxa"/>
-              <w:right w:w="100" w:type="dxa"/>
-            </w:tcMar>
-            <w:vAlign w:val="center"/>
-          </w:tcPr>
-          <w:p>
-            <w:pPr>
-              <w:spacing w:after="0" w:line="240" w:lineRule="auto"/>
-              <w:jc w:val="left"/>
-              <w:rPr>
-                <w:rFonts w:asciiTheme="majorHAnsi" w:hAnsiTheme="majorHAnsi" w:cstheme="majorHAnsi"/>
-                <w:color w:val="000000" w:themeColor="text1"/>
-                <w:lang w:val="es-ES_tradnl"/>
-              </w:rPr>
-            </w:pPr>
-            <w:r>
-              <w:rPr>
-                <w:rFonts w:asciiTheme="majorHAnsi" w:hAnsiTheme="majorHAnsi" w:cstheme="majorHAnsi"/>
-                <w:color w:val="000000"/>
-                <w:lang w:val="es-ES_tradnl"/>
-              </w:rPr>
-              <w:t>Validación clínica y externa</w:t>
-            </w:r>
-          </w:p>
-        </w:tc>
-        <w:tc>
-          <w:tcPr>
-            <w:tcW w:w="2300" w:type="dxa"/>
-            <w:shd w:val="clear" w:color="auto" w:fill="FFFFFF" w:themeFill="background1"/>
-            <w:tcMar>
-              <w:top w:w="90" w:type="dxa"/>
-              <w:left w:w="100" w:type="dxa"/>
-              <w:bottom w:w="90" w:type="dxa"/>
-              <w:right w:w="100" w:type="dxa"/>
-            </w:tcMar>
-            <w:vAlign w:val="center"/>
-          </w:tcPr>
-          <w:p>
-            <w:pPr>
-              <w:spacing w:after="0" w:line="240" w:lineRule="auto"/>
-              <w:jc w:val="left"/>
-              <w:rPr>
-                <w:rFonts w:asciiTheme="majorHAnsi" w:hAnsiTheme="majorHAnsi" w:cstheme="majorHAnsi"/>
-                <w:color w:val="000000" w:themeColor="text1"/>
-                <w:lang w:val="es-ES_tradnl"/>
-              </w:rPr>
-            </w:pPr>
-            <w:r>
-              <w:rPr>
-                <w:rFonts w:asciiTheme="majorHAnsi" w:hAnsiTheme="majorHAnsi" w:cstheme="majorHAnsi"/>
-                <w:color w:val="000000"/>
-                <w:lang w:val="es-ES_tradnl"/>
-              </w:rPr>
-              <w:t>Fuera de alcance</w:t>
-            </w:r>
-          </w:p>
-        </w:tc>
-        <w:tc>
-          <w:tcPr>
-            <w:tcW w:w="4680" w:type="dxa"/>
-            <w:shd w:val="clear" w:color="auto" w:fill="FFFFFF" w:themeFill="background1"/>
-            <w:tcMar>
-              <w:top w:w="90" w:type="dxa"/>
-              <w:left w:w="100" w:type="dxa"/>
-              <w:bottom w:w="90" w:type="dxa"/>
-              <w:right w:w="100" w:type="dxa"/>
-            </w:tcMar>
-            <w:vAlign w:val="center"/>
-          </w:tcPr>
-          <w:p>
-            <w:pPr>
-              <w:spacing w:after="0" w:line="240" w:lineRule="auto"/>
-              <w:jc w:val="left"/>
-              <w:rPr>
-                <w:rFonts w:asciiTheme="majorHAnsi" w:hAnsiTheme="majorHAnsi" w:cstheme="majorHAnsi"/>
-                <w:color w:val="000000" w:themeColor="text1"/>
-                <w:lang w:val="es-ES_tradnl"/>
-              </w:rPr>
-            </w:pPr>
-            <w:r>
-              <w:rPr>
-                <w:rFonts w:asciiTheme="majorHAnsi" w:hAnsiTheme="majorHAnsi" w:cstheme="majorHAnsi"/>
-                <w:color w:val="000000"/>
-                <w:lang w:val="es-ES_tradnl"/>
-              </w:rPr>
-              <w:t>Necesita datos y aprobación institucional</w:t>
-            </w:r>
-          </w:p>
-        </w:tc>
-      </w:tr>
-    </w:tbl>
-    <w:p>
-      <w:pPr>
-        <w:spacing w:after="80" w:line="240" w:lineRule="auto"/>
-        <w:jc w:val="center"/>
-      </w:pPr>
-      <w:r>
-        <w:rPr>
-          <w:i/>
-          <w:color w:val="000000"/>
-          <w:sz w:val="18"/>
-        </w:rPr>
-        <w:t>Fuente: Elaboración propia.</w:t>
-      </w:r>
-      <w:r>
-        <w:rPr>
-          <w:i/>
-          <w:sz w:val="18"/>
-        </w:rPr>
-        <w:t xml:space="preserve"> Fundamentación metodológica: reporte del estado de implementación y límites de uso de modelos (Collins et al., 2024; Mitchell et al., 2019; Pineau et al., 2021).</w:t>
-      </w:r>
-    </w:p>
-    <w:p>
-      <w:pPr>
-        <w:rPr>
-          <w:rFonts w:asciiTheme="majorHAnsi" w:hAnsiTheme="majorHAnsi" w:cstheme="majorHAnsi"/>
-          <w:color w:val="000000" w:themeColor="text1"/>
-          <w:lang w:val="es-ES_tradnl"/>
-        </w:rPr>
-      </w:pPr>
-    </w:p>
-    <w:p>
-      <w:pPr>
-        <w:pStyle w:val="Ttulo2"/>
-        <w:rPr>
-          <w:rFonts w:cstheme="majorHAnsi"/>
-          <w:color w:val="000000" w:themeColor="text1"/>
-          <w:sz w:val="22"/>
-          <w:szCs w:val="22"/>
-          <w:lang w:val="es-ES_tradnl"/>
-        </w:rPr>
-      </w:pPr>
-      <w:r>
-        <w:rPr>
-          <w:rFonts w:ascii="Arial" w:eastAsia="Arial" w:hAnsi="Arial" w:cstheme="majorHAnsi"/>
-          <w:szCs w:val="22"/>
-          <w:lang w:val="es-ES_tradnl"/>
-        </w:rPr>
-        <w:t>5.4. Reglas de seguridad y fuera de dominio</w:t>
-      </w:r>
-    </w:p>
-    <w:p>
-      <w:pPr>
-        <w:ind w:firstLine="360"/>
-        <w:rPr>
-          <w:rFonts w:asciiTheme="majorHAnsi" w:hAnsiTheme="majorHAnsi" w:cstheme="majorHAnsi"/>
-          <w:color w:val="000000" w:themeColor="text1"/>
-          <w:lang w:val="es-ES_tradnl"/>
-        </w:rPr>
-      </w:pPr>
-      <w:r>
-        <w:rPr>
-          <w:rFonts w:asciiTheme="majorHAnsi" w:hAnsiTheme="majorHAnsi" w:cstheme="majorHAnsi"/>
-          <w:color w:val="000000"/>
-          <w:lang w:val="es-ES_tradnl"/>
-        </w:rPr>
-        <w:t>Las reglas alertan por perfiles complejos y deben interpretarse como lógica demostrativa, no como guías médicas. El control decisivo es la abstención basada en confianza, complementada con validación de las categorías y de los rangos observados: edad entre 30 y 84 años, IMC entre 18,5 y 35,0 y tamaño tumoral entre 1,0 y 10,0 cm.</w:t>
-      </w:r>
-    </w:p>
-    <w:p>
-      <w:pPr>
-        <w:ind w:firstLine="360"/>
-        <w:rPr>
-          <w:rFonts w:asciiTheme="majorHAnsi" w:hAnsiTheme="majorHAnsi" w:cstheme="majorHAnsi"/>
-          <w:color w:val="000000" w:themeColor="text1"/>
-          <w:lang w:val="es-ES_tradnl"/>
-        </w:rPr>
-      </w:pPr>
-      <w:r>
-        <w:rPr>
-          <w:rFonts w:asciiTheme="majorHAnsi" w:hAnsiTheme="majorHAnsi" w:cstheme="majorHAnsi"/>
-          <w:color w:val="000000"/>
-          <w:lang w:val="es-ES_tradnl"/>
-        </w:rPr>
-        <w:t>Una entrada fuera de dominio no debe extrapolarse silenciosamente. La interfaz utiliza los metadatos del artefacto para mantener la paridad con el entrenamiento y conserva la advertencia de uso exclusivamente académico.</w:t>
-      </w:r>
-    </w:p>
-    <w:p>
-      <w:pPr>
-        <w:pStyle w:val="Ttulo2"/>
-        <w:rPr>
-          <w:rFonts w:cstheme="majorHAnsi"/>
-          <w:color w:val="000000" w:themeColor="text1"/>
-          <w:sz w:val="22"/>
-          <w:szCs w:val="22"/>
-          <w:lang w:val="es-ES_tradnl"/>
-        </w:rPr>
-      </w:pPr>
-      <w:r>
-        <w:rPr>
-          <w:rFonts w:ascii="Arial" w:eastAsia="Arial" w:hAnsi="Arial" w:cstheme="majorHAnsi"/>
-          <w:szCs w:val="22"/>
-          <w:lang w:val="es-ES_tradnl"/>
-        </w:rPr>
-        <w:lastRenderedPageBreak/>
-        <w:t>5.5. Salida prevista</w:t>
-      </w:r>
-    </w:p>
-    <w:p>
-      <w:pPr>
-        <w:keepNext/>
-        <w:spacing w:after="60"/>
-      </w:pPr>
-      <w:r>
-        <w:t>La Tabla 9 presenta la síntesis correspondiente a «Diseño de la salida del sistema».</w:t>
-      </w:r>
-    </w:p>
-    <w:p>
-      <w:pPr>
-        <w:pStyle w:val="Descripcin"/>
-        <w:spacing w:after="40"/>
-        <w:rPr>
-          <w:rFonts w:asciiTheme="majorHAnsi" w:hAnsiTheme="majorHAnsi" w:cstheme="majorHAnsi"/>
-          <w:color w:val="000000" w:themeColor="text1"/>
-          <w:lang w:val="es-ES_tradnl"/>
-        </w:rPr>
-      </w:pPr>
-      <w:r>
-        <w:t xml:space="preserve">Tabla </w:t>
-      </w:r>
-      <w:fldSimple w:instr=" SEQ Tabla \* ARABIC ">
-        <w:r>
-          <w:rPr>
-            <w:noProof/>
-          </w:rPr>
-          <w:t>9</w:t>
-        </w:r>
-      </w:fldSimple>
-      <w:r>
-        <w:t>.</w:t>
-      </w:r>
-    </w:p>
-    <w:p>
-      <w:pPr>
-        <w:keepNext/>
-        <w:spacing w:after="60"/>
-        <w:jc w:val="center"/>
-        <w:rPr>
-          <w:rFonts w:asciiTheme="majorHAnsi" w:hAnsiTheme="majorHAnsi" w:cstheme="majorHAnsi"/>
-          <w:color w:val="000000" w:themeColor="text1"/>
-          <w:lang w:val="es-ES_tradnl"/>
-        </w:rPr>
-      </w:pPr>
-      <w:r>
-        <w:rPr>
-          <w:rFonts w:asciiTheme="majorHAnsi" w:hAnsiTheme="majorHAnsi" w:cstheme="majorHAnsi"/>
-          <w:i/>
-          <w:color w:val="000000"/>
-          <w:lang w:val="es-ES_tradnl"/>
-        </w:rPr>
-        <w:t>Diseño de la salida del sistema</w:t>
       </w:r>
     </w:p>
     <w:tbl>
@@ -12772,21 +11537,21 @@
         <w:shd w:val="clear" w:color="auto" w:fill="FFFFFF" w:themeFill="background1"/>
         <w:tblLayout w:type="fixed"/>
         <w:tblLook w:val="04A0" w:firstRow="1" w:lastRow="0" w:firstColumn="1" w:lastColumn="0" w:noHBand="0" w:noVBand="1"/>
+        <w:tblInd w:w="0" w:type="dxa"/>
       </w:tblPr>
       <w:tblGrid>
-        <w:gridCol w:w="2200"/>
-        <w:gridCol w:w="4599"/>
-        <w:gridCol w:w="3281"/>
+        <w:gridCol w:w="3100"/>
+        <w:gridCol w:w="2300"/>
+        <w:gridCol w:w="4680"/>
       </w:tblGrid>
       <w:tr>
         <w:trPr>
           <w:cantSplit/>
-          <w:tblHeader/>
-          <w:jc w:val="center"/>
+          <w:tblHeader w:val="true"/>
         </w:trPr>
         <w:tc>
           <w:tcPr>
-            <w:tcW w:w="2200" w:type="dxa"/>
+            <w:tcW w:w="3100" w:type="dxa"/>
             <w:shd w:val="clear" w:color="auto" w:fill="FFFFFF" w:themeFill="background1"/>
             <w:tcMar>
               <w:top w:w="90" w:type="dxa"/>
@@ -12813,13 +11578,13 @@
                 <w:color w:val="000000"/>
                 <w:lang w:val="es-ES_tradnl"/>
               </w:rPr>
-              <w:t>Elemento</w:t>
-            </w:r>
-          </w:p>
-        </w:tc>
-        <w:tc>
-          <w:tcPr>
-            <w:tcW w:w="4599" w:type="dxa"/>
+              <w:t>Componente</w:t>
+            </w:r>
+          </w:p>
+        </w:tc>
+        <w:tc>
+          <w:tcPr>
+            <w:tcW w:w="2300" w:type="dxa"/>
             <w:shd w:val="clear" w:color="auto" w:fill="FFFFFF" w:themeFill="background1"/>
             <w:tcMar>
               <w:top w:w="90" w:type="dxa"/>
@@ -12846,13 +11611,13 @@
                 <w:color w:val="000000"/>
                 <w:lang w:val="es-ES_tradnl"/>
               </w:rPr>
-              <w:t>Contenido</w:t>
-            </w:r>
-          </w:p>
-        </w:tc>
-        <w:tc>
-          <w:tcPr>
-            <w:tcW w:w="3281" w:type="dxa"/>
+              <w:t>Estado</w:t>
+            </w:r>
+          </w:p>
+        </w:tc>
+        <w:tc>
+          <w:tcPr>
+            <w:tcW w:w="4680" w:type="dxa"/>
             <w:shd w:val="clear" w:color="auto" w:fill="FFFFFF" w:themeFill="background1"/>
             <w:tcMar>
               <w:top w:w="90" w:type="dxa"/>
@@ -12879,7 +11644,7 @@
                 <w:color w:val="000000"/>
                 <w:lang w:val="es-ES_tradnl"/>
               </w:rPr>
-              <w:t>Control de seguridad</w:t>
+              <w:t>Evidencia / límite</w:t>
             </w:r>
           </w:p>
         </w:tc>
@@ -12887,11 +11652,10 @@
       <w:tr>
         <w:trPr>
           <w:cantSplit/>
-          <w:jc w:val="center"/>
         </w:trPr>
         <w:tc>
           <w:tcPr>
-            <w:tcW w:w="2200" w:type="dxa"/>
+            <w:tcW w:w="3100" w:type="dxa"/>
             <w:shd w:val="clear" w:color="auto" w:fill="FFFFFF" w:themeFill="background1"/>
             <w:tcMar>
               <w:top w:w="90" w:type="dxa"/>
@@ -12917,13 +11681,13 @@
                 <w:color w:val="000000"/>
                 <w:lang w:val="es-ES_tradnl"/>
               </w:rPr>
-              <w:t>Clase candidata</w:t>
-            </w:r>
-          </w:p>
-        </w:tc>
-        <w:tc>
-          <w:tcPr>
-            <w:tcW w:w="4599" w:type="dxa"/>
+              <w:t>Limpieza y model-ready</w:t>
+            </w:r>
+          </w:p>
+        </w:tc>
+        <w:tc>
+          <w:tcPr>
+            <w:tcW w:w="2300" w:type="dxa"/>
             <w:shd w:val="clear" w:color="auto" w:fill="FFFFFF" w:themeFill="background1"/>
             <w:tcMar>
               <w:top w:w="90" w:type="dxa"/>
@@ -12949,13 +11713,13 @@
                 <w:color w:val="000000"/>
                 <w:lang w:val="es-ES_tradnl"/>
               </w:rPr>
-              <w:t>Solo si confianza &gt;= 0,45</w:t>
-            </w:r>
-          </w:p>
-        </w:tc>
-        <w:tc>
-          <w:tcPr>
-            <w:tcW w:w="3281" w:type="dxa"/>
+              <w:t>Implementado</w:t>
+            </w:r>
+          </w:p>
+        </w:tc>
+        <w:tc>
+          <w:tcPr>
+            <w:tcW w:w="4680" w:type="dxa"/>
             <w:shd w:val="clear" w:color="auto" w:fill="FFFFFF" w:themeFill="background1"/>
             <w:tcMar>
               <w:top w:w="90" w:type="dxa"/>
@@ -12981,7 +11745,7 @@
                 <w:color w:val="000000"/>
                 <w:lang w:val="es-ES_tradnl"/>
               </w:rPr>
-              <w:t>Nunca mostrar como prescripción</w:t>
+              <w:t>Scripts y CSV disponibles</w:t>
             </w:r>
           </w:p>
         </w:tc>
@@ -12989,11 +11753,10 @@
       <w:tr>
         <w:trPr>
           <w:cantSplit/>
-          <w:jc w:val="center"/>
         </w:trPr>
         <w:tc>
           <w:tcPr>
-            <w:tcW w:w="2200" w:type="dxa"/>
+            <w:tcW w:w="3100" w:type="dxa"/>
             <w:shd w:val="clear" w:color="auto" w:fill="FFFFFF" w:themeFill="background1"/>
             <w:tcMar>
               <w:top w:w="90" w:type="dxa"/>
@@ -13019,13 +11782,13 @@
                 <w:color w:val="000000"/>
                 <w:lang w:val="es-ES_tradnl"/>
               </w:rPr>
-              <w:t>Confianza</w:t>
-            </w:r>
-          </w:p>
-        </w:tc>
-        <w:tc>
-          <w:tcPr>
-            <w:tcW w:w="4599" w:type="dxa"/>
+              <w:t>Comparación de modelos</w:t>
+            </w:r>
+          </w:p>
+        </w:tc>
+        <w:tc>
+          <w:tcPr>
+            <w:tcW w:w="2300" w:type="dxa"/>
             <w:shd w:val="clear" w:color="auto" w:fill="FFFFFF" w:themeFill="background1"/>
             <w:tcMar>
               <w:top w:w="90" w:type="dxa"/>
@@ -13051,13 +11814,13 @@
                 <w:color w:val="000000"/>
                 <w:lang w:val="es-ES_tradnl"/>
               </w:rPr>
-              <w:t>Probabilidad máxima no calibrada clínicamente</w:t>
-            </w:r>
-          </w:p>
-        </w:tc>
-        <w:tc>
-          <w:tcPr>
-            <w:tcW w:w="3281" w:type="dxa"/>
+              <w:t>Implementado</w:t>
+            </w:r>
+          </w:p>
+        </w:tc>
+        <w:tc>
+          <w:tcPr>
+            <w:tcW w:w="4680" w:type="dxa"/>
             <w:shd w:val="clear" w:color="auto" w:fill="FFFFFF" w:themeFill="background1"/>
             <w:tcMar>
               <w:top w:w="90" w:type="dxa"/>
@@ -13083,7 +11846,7 @@
                 <w:color w:val="000000"/>
                 <w:lang w:val="es-ES_tradnl"/>
               </w:rPr>
-              <w:t>Abstención bajo umbral</w:t>
+              <w:t>CV repetida y holdout interno</w:t>
             </w:r>
           </w:p>
         </w:tc>
@@ -13091,11 +11854,10 @@
       <w:tr>
         <w:trPr>
           <w:cantSplit/>
-          <w:jc w:val="center"/>
         </w:trPr>
         <w:tc>
           <w:tcPr>
-            <w:tcW w:w="2200" w:type="dxa"/>
+            <w:tcW w:w="3100" w:type="dxa"/>
             <w:shd w:val="clear" w:color="auto" w:fill="FFFFFF" w:themeFill="background1"/>
             <w:tcMar>
               <w:top w:w="90" w:type="dxa"/>
@@ -13121,13 +11883,13 @@
                 <w:color w:val="000000"/>
                 <w:lang w:val="es-ES_tradnl"/>
               </w:rPr>
-              <w:t>Alternativas</w:t>
-            </w:r>
-          </w:p>
-        </w:tc>
-        <w:tc>
-          <w:tcPr>
-            <w:tcW w:w="4599" w:type="dxa"/>
+              <w:t>Random Forest</w:t>
+            </w:r>
+          </w:p>
+        </w:tc>
+        <w:tc>
+          <w:tcPr>
+            <w:tcW w:w="2300" w:type="dxa"/>
             <w:shd w:val="clear" w:color="auto" w:fill="FFFFFF" w:themeFill="background1"/>
             <w:tcMar>
               <w:top w:w="90" w:type="dxa"/>
@@ -13153,13 +11915,13 @@
                 <w:color w:val="000000"/>
                 <w:lang w:val="es-ES_tradnl"/>
               </w:rPr>
-              <w:t>Distribución completa y top-2</w:t>
-            </w:r>
-          </w:p>
-        </w:tc>
-        <w:tc>
-          <w:tcPr>
-            <w:tcW w:w="3281" w:type="dxa"/>
+              <w:t>Implementado</w:t>
+            </w:r>
+          </w:p>
+        </w:tc>
+        <w:tc>
+          <w:tcPr>
+            <w:tcW w:w="4680" w:type="dxa"/>
             <w:shd w:val="clear" w:color="auto" w:fill="FFFFFF" w:themeFill="background1"/>
             <w:tcMar>
               <w:top w:w="90" w:type="dxa"/>
@@ -13185,7 +11947,7 @@
                 <w:color w:val="000000"/>
                 <w:lang w:val="es-ES_tradnl"/>
               </w:rPr>
-              <w:t>Evitar falsa certeza</w:t>
+              <w:t>Pipeline entrenado, serializado y versionado</w:t>
             </w:r>
           </w:p>
         </w:tc>
@@ -13193,11 +11955,10 @@
       <w:tr>
         <w:trPr>
           <w:cantSplit/>
-          <w:jc w:val="center"/>
         </w:trPr>
         <w:tc>
           <w:tcPr>
-            <w:tcW w:w="2200" w:type="dxa"/>
+            <w:tcW w:w="3100" w:type="dxa"/>
             <w:shd w:val="clear" w:color="auto" w:fill="FFFFFF" w:themeFill="background1"/>
             <w:tcMar>
               <w:top w:w="90" w:type="dxa"/>
@@ -13223,13 +11984,13 @@
                 <w:color w:val="000000"/>
                 <w:lang w:val="es-ES_tradnl"/>
               </w:rPr>
-              <w:t>Explicación</w:t>
-            </w:r>
-          </w:p>
-        </w:tc>
-        <w:tc>
-          <w:tcPr>
-            <w:tcW w:w="4599" w:type="dxa"/>
+              <w:t>Interfaz Streamlit</w:t>
+            </w:r>
+          </w:p>
+        </w:tc>
+        <w:tc>
+          <w:tcPr>
+            <w:tcW w:w="2300" w:type="dxa"/>
             <w:shd w:val="clear" w:color="auto" w:fill="FFFFFF" w:themeFill="background1"/>
             <w:tcMar>
               <w:top w:w="90" w:type="dxa"/>
@@ -13255,13 +12016,13 @@
                 <w:color w:val="000000"/>
                 <w:lang w:val="es-ES_tradnl"/>
               </w:rPr>
-              <w:t>Importancia global del ensemble</w:t>
-            </w:r>
-          </w:p>
-        </w:tc>
-        <w:tc>
-          <w:tcPr>
-            <w:tcW w:w="3281" w:type="dxa"/>
+              <w:t>Implementado</w:t>
+            </w:r>
+          </w:p>
+        </w:tc>
+        <w:tc>
+          <w:tcPr>
+            <w:tcW w:w="4680" w:type="dxa"/>
             <w:shd w:val="clear" w:color="auto" w:fill="FFFFFF" w:themeFill="background1"/>
             <w:tcMar>
               <w:top w:w="90" w:type="dxa"/>
@@ -13287,7 +12048,7 @@
                 <w:color w:val="000000"/>
                 <w:lang w:val="es-ES_tradnl"/>
               </w:rPr>
-              <w:t>No interpretar como causalidad</w:t>
+              <w:t>Formulario, predict_proba, metadatos y alertas</w:t>
             </w:r>
           </w:p>
         </w:tc>
@@ -13295,11 +12056,10 @@
       <w:tr>
         <w:trPr>
           <w:cantSplit/>
-          <w:jc w:val="center"/>
         </w:trPr>
         <w:tc>
           <w:tcPr>
-            <w:tcW w:w="2200" w:type="dxa"/>
+            <w:tcW w:w="3100" w:type="dxa"/>
             <w:shd w:val="clear" w:color="auto" w:fill="FFFFFF" w:themeFill="background1"/>
             <w:tcMar>
               <w:top w:w="90" w:type="dxa"/>
@@ -13325,13 +12085,13 @@
                 <w:color w:val="000000"/>
                 <w:lang w:val="es-ES_tradnl"/>
               </w:rPr>
-              <w:t>Alertas</w:t>
-            </w:r>
-          </w:p>
-        </w:tc>
-        <w:tc>
-          <w:tcPr>
-            <w:tcW w:w="4599" w:type="dxa"/>
+              <w:t>Abstención</w:t>
+            </w:r>
+          </w:p>
+        </w:tc>
+        <w:tc>
+          <w:tcPr>
+            <w:tcW w:w="2300" w:type="dxa"/>
             <w:shd w:val="clear" w:color="auto" w:fill="FFFFFF" w:themeFill="background1"/>
             <w:tcMar>
               <w:top w:w="90" w:type="dxa"/>
@@ -13357,13 +12117,13 @@
                 <w:color w:val="000000"/>
                 <w:lang w:val="es-ES_tradnl"/>
               </w:rPr>
-              <w:t>Reglas y fuera de dominio</w:t>
-            </w:r>
-          </w:p>
-        </w:tc>
-        <w:tc>
-          <w:tcPr>
-            <w:tcW w:w="3281" w:type="dxa"/>
+              <w:t>Implementado</w:t>
+            </w:r>
+          </w:p>
+        </w:tc>
+        <w:tc>
+          <w:tcPr>
+            <w:tcW w:w="4680" w:type="dxa"/>
             <w:shd w:val="clear" w:color="auto" w:fill="FFFFFF" w:themeFill="background1"/>
             <w:tcMar>
               <w:top w:w="90" w:type="dxa"/>
@@ -13389,7 +12149,7 @@
                 <w:color w:val="000000"/>
                 <w:lang w:val="es-ES_tradnl"/>
               </w:rPr>
-              <w:t>No uso asistencial; revisión futura</w:t>
+              <w:t>Umbral ilustrativo 0,45; 100 % de abstención en holdout</w:t>
             </w:r>
           </w:p>
         </w:tc>
@@ -13397,11 +12157,10 @@
       <w:tr>
         <w:trPr>
           <w:cantSplit/>
-          <w:jc w:val="center"/>
         </w:trPr>
         <w:tc>
           <w:tcPr>
-            <w:tcW w:w="2200" w:type="dxa"/>
+            <w:tcW w:w="3100" w:type="dxa"/>
             <w:shd w:val="clear" w:color="auto" w:fill="FFFFFF" w:themeFill="background1"/>
             <w:tcMar>
               <w:top w:w="90" w:type="dxa"/>
@@ -13427,13 +12186,13 @@
                 <w:color w:val="000000"/>
                 <w:lang w:val="es-ES_tradnl"/>
               </w:rPr>
-              <w:t>Trazabilidad</w:t>
-            </w:r>
-          </w:p>
-        </w:tc>
-        <w:tc>
-          <w:tcPr>
-            <w:tcW w:w="4599" w:type="dxa"/>
+              <w:t>Explicación global</w:t>
+            </w:r>
+          </w:p>
+        </w:tc>
+        <w:tc>
+          <w:tcPr>
+            <w:tcW w:w="2300" w:type="dxa"/>
             <w:shd w:val="clear" w:color="auto" w:fill="FFFFFF" w:themeFill="background1"/>
             <w:tcMar>
               <w:top w:w="90" w:type="dxa"/>
@@ -13459,13 +12218,13 @@
                 <w:color w:val="000000"/>
                 <w:lang w:val="es-ES_tradnl"/>
               </w:rPr>
-              <w:t>Versión de modelo y reglas</w:t>
-            </w:r>
-          </w:p>
-        </w:tc>
-        <w:tc>
-          <w:tcPr>
-            <w:tcW w:w="3281" w:type="dxa"/>
+              <w:t>Implementado parcialmente</w:t>
+            </w:r>
+          </w:p>
+        </w:tc>
+        <w:tc>
+          <w:tcPr>
+            <w:tcW w:w="4680" w:type="dxa"/>
             <w:shd w:val="clear" w:color="auto" w:fill="FFFFFF" w:themeFill="background1"/>
             <w:tcMar>
               <w:top w:w="90" w:type="dxa"/>
@@ -13491,7 +12250,108 @@
                 <w:color w:val="000000"/>
                 <w:lang w:val="es-ES_tradnl"/>
               </w:rPr>
-              <w:t>Auditoría y reproducibilidad</w:t>
+              <w:t>Importancia interna; no causal</w:t>
+            </w:r>
+          </w:p>
+        </w:tc>
+      </w:tr>
+      <w:tr>
+        <w:trPr>
+          <w:cantSplit/>
+        </w:trPr>
+        <w:tc>
+          <w:tcPr>
+            <w:tcW w:w="3100" w:type="dxa"/>
+            <w:shd w:val="clear" w:color="auto" w:fill="FFFFFF" w:themeFill="background1"/>
+            <w:tcMar>
+              <w:top w:w="90" w:type="dxa"/>
+              <w:left w:w="100" w:type="dxa"/>
+              <w:bottom w:w="90" w:type="dxa"/>
+              <w:right w:w="100" w:type="dxa"/>
+            </w:tcMar>
+            <w:vAlign w:val="center"/>
+          </w:tcPr>
+          <w:p>
+            <w:pPr>
+              <w:spacing w:after="0" w:line="240" w:lineRule="auto"/>
+              <w:jc w:val="left"/>
+              <w:rPr>
+                <w:rFonts w:asciiTheme="majorHAnsi" w:hAnsiTheme="majorHAnsi" w:cstheme="majorHAnsi"/>
+                <w:color w:val="000000" w:themeColor="text1"/>
+                <w:lang w:val="es-ES_tradnl"/>
+              </w:rPr>
+            </w:pPr>
+            <w:r>
+              <w:rPr>
+                <w:rFonts w:asciiTheme="majorHAnsi" w:hAnsiTheme="majorHAnsi" w:cstheme="majorHAnsi"/>
+                <w:color w:val="000000"/>
+                <w:lang w:val="es-ES_tradnl"/>
+              </w:rPr>
+              <w:t>Validación clínica y externa</w:t>
+            </w:r>
+          </w:p>
+        </w:tc>
+        <w:tc>
+          <w:tcPr>
+            <w:tcW w:w="2300" w:type="dxa"/>
+            <w:shd w:val="clear" w:color="auto" w:fill="FFFFFF" w:themeFill="background1"/>
+            <w:tcMar>
+              <w:top w:w="90" w:type="dxa"/>
+              <w:left w:w="100" w:type="dxa"/>
+              <w:bottom w:w="90" w:type="dxa"/>
+              <w:right w:w="100" w:type="dxa"/>
+            </w:tcMar>
+            <w:vAlign w:val="center"/>
+          </w:tcPr>
+          <w:p>
+            <w:pPr>
+              <w:spacing w:after="0" w:line="240" w:lineRule="auto"/>
+              <w:jc w:val="left"/>
+              <w:rPr>
+                <w:rFonts w:asciiTheme="majorHAnsi" w:hAnsiTheme="majorHAnsi" w:cstheme="majorHAnsi"/>
+                <w:color w:val="000000" w:themeColor="text1"/>
+                <w:lang w:val="es-ES_tradnl"/>
+              </w:rPr>
+            </w:pPr>
+            <w:r>
+              <w:rPr>
+                <w:rFonts w:asciiTheme="majorHAnsi" w:hAnsiTheme="majorHAnsi" w:cstheme="majorHAnsi"/>
+                <w:color w:val="000000"/>
+                <w:lang w:val="es-ES_tradnl"/>
+              </w:rPr>
+              <w:t>Fuera de alcance</w:t>
+            </w:r>
+          </w:p>
+        </w:tc>
+        <w:tc>
+          <w:tcPr>
+            <w:tcW w:w="4680" w:type="dxa"/>
+            <w:shd w:val="clear" w:color="auto" w:fill="FFFFFF" w:themeFill="background1"/>
+            <w:tcMar>
+              <w:top w:w="90" w:type="dxa"/>
+              <w:left w:w="100" w:type="dxa"/>
+              <w:bottom w:w="90" w:type="dxa"/>
+              <w:right w:w="100" w:type="dxa"/>
+            </w:tcMar>
+            <w:vAlign w:val="center"/>
+          </w:tcPr>
+          <w:p>
+            <w:pPr>
+              <w:spacing w:after="0" w:line="240" w:lineRule="auto"/>
+              <w:jc w:val="left"/>
+              <w:rPr>
+                <w:rFonts w:asciiTheme="majorHAnsi" w:hAnsiTheme="majorHAnsi" w:cstheme="majorHAnsi"/>
+                <w:color w:val="000000" w:themeColor="text1"/>
+                <w:lang w:val="es-ES_tradnl"/>
+              </w:rPr>
+            </w:pPr>
+            <w:r>
+              <w:rPr>
+                <w:rFonts w:asciiTheme="majorHAnsi" w:hAnsiTheme="majorHAnsi" w:cstheme="majorHAnsi"/>
+                <w:color w:val="000000"/>
+                <w:lang w:val="es-ES_tradnl"/>
+              </w:rPr>
+              <w:t>Necesita datos y aprobación institucional</w:t>
             </w:r>
           </w:p>
         </w:tc>
@@ -13503,19 +12363,7 @@
         <w:jc w:val="center"/>
       </w:pPr>
       <w:r>
-        <w:rPr>
-          <w:i/>
-          <w:color w:val="000000"/>
-          <w:sz w:val="18"/>
-        </w:rPr>
-        <w:t>Fuente: Elaboración propia.</w:t>
-      </w:r>
-      <w:r>
-        <w:rPr>
-          <w:i/>
-          <w:sz w:val="18"/>
-        </w:rPr>
-        <w:t xml:space="preserve"> Fundamentación metodológica: diseño de salida con incertidumbre, calibración y opción de abstención (Geifman &amp; El-Yaniv, 2017; Guo et al., 2017; Vasey et al., 2022).</w:t>
+        <w:t>Fuente: Elaboración propia. Fundamentación metodológica: reporte del estado de implementación y límites de uso de modelos (Collins et al., 2024; Norgeot et al., 2020; Pineau et al., 2021).</w:t>
       </w:r>
     </w:p>
     <w:p>
@@ -13529,7 +12377,7 @@
     </w:p>
     <w:p>
       <w:pPr>
-        <w:pStyle w:val="Ttulo1"/>
+        <w:pStyle w:val="Ttulo2"/>
         <w:rPr>
           <w:rFonts w:cstheme="majorHAnsi"/>
           <w:color w:val="000000" w:themeColor="text1"/>
@@ -13544,8 +12392,43 @@
           <w:szCs w:val="22"/>
           <w:lang w:val="es-ES_tradnl"/>
         </w:rPr>
-        <w:lastRenderedPageBreak/>
-        <w:t>6. Resultados</w:t>
+        <w:t>5.4. Reglas de seguridad y fuera de dominio</w:t>
+      </w:r>
+    </w:p>
+    <w:p>
+      <w:pPr>
+        <w:ind w:firstLine="360"/>
+        <w:rPr>
+          <w:rFonts w:asciiTheme="majorHAnsi" w:hAnsiTheme="majorHAnsi" w:cstheme="majorHAnsi"/>
+          <w:color w:val="000000" w:themeColor="text1"/>
+          <w:lang w:val="es-ES_tradnl"/>
+        </w:rPr>
+      </w:pPr>
+      <w:r>
+        <w:rPr>
+          <w:rFonts w:asciiTheme="majorHAnsi" w:hAnsiTheme="majorHAnsi" w:cstheme="majorHAnsi"/>
+          <w:color w:val="000000"/>
+          <w:lang w:val="es-ES_tradnl"/>
+        </w:rPr>
+        <w:t>Las reglas alertan por perfiles complejos y deben interpretarse como lógica demostrativa, no como guías médicas. El control decisivo es la abstención basada en confianza, complementada con validación de las categorías y de los rangos observados: edad entre 30 y 84 años, IMC entre 18,5 y 35,0 y tamaño tumoral entre 1,0 y 10,0 cm.</w:t>
+      </w:r>
+    </w:p>
+    <w:p>
+      <w:pPr>
+        <w:ind w:firstLine="360"/>
+        <w:rPr>
+          <w:rFonts w:asciiTheme="majorHAnsi" w:hAnsiTheme="majorHAnsi" w:cstheme="majorHAnsi"/>
+          <w:color w:val="000000" w:themeColor="text1"/>
+          <w:lang w:val="es-ES_tradnl"/>
+        </w:rPr>
+      </w:pPr>
+      <w:r>
+        <w:rPr>
+          <w:rFonts w:asciiTheme="majorHAnsi" w:hAnsiTheme="majorHAnsi" w:cstheme="majorHAnsi"/>
+          <w:color w:val="000000"/>
+          <w:lang w:val="es-ES_tradnl"/>
+        </w:rPr>
+        <w:t>Una entrada fuera de dominio no debe extrapolarse silenciosamente. La interfaz utiliza los metadatos del artefacto para mantener la paridad con el entrenamiento y conserva la advertencia de uso exclusivamente académico.</w:t>
       </w:r>
     </w:p>
     <w:p>
@@ -13565,7 +12448,8 @@
           <w:szCs w:val="22"/>
           <w:lang w:val="es-ES_tradnl"/>
         </w:rPr>
-        <w:t>6.1. Trazabilidad y calidad del conjunto</w:t>
+        <w:lastRenderedPageBreak/>
+        <w:t>5.5. Salida prevista</w:t>
       </w:r>
     </w:p>
     <w:p>
@@ -13574,13 +12458,14 @@
         <w:spacing w:after="60"/>
       </w:pPr>
       <w:r>
-        <w:t>La Tabla 10 presenta la síntesis correspondiente a «Resumen de limpieza».</w:t>
+        <w:t>La Tabla 9 presenta la síntesis correspondiente a «Diseño de la salida del sistema».</w:t>
       </w:r>
     </w:p>
     <w:p>
       <w:pPr>
         <w:pStyle w:val="Descripcin"/>
         <w:spacing w:after="40"/>
+        <w:jc w:val="center"/>
         <w:rPr>
           <w:rFonts w:asciiTheme="majorHAnsi" w:hAnsiTheme="majorHAnsi" w:cstheme="majorHAnsi"/>
           <w:color w:val="000000" w:themeColor="text1"/>
@@ -13595,7 +12480,7 @@
           <w:rPr>
             <w:noProof/>
           </w:rPr>
-          <w:t>10</w:t>
+          <w:t>9</w:t>
         </w:r>
       </w:fldSimple>
       <w:r>
@@ -13620,7 +12505,7 @@
           <w:color w:val="000000"/>
           <w:lang w:val="es-ES_tradnl"/>
         </w:rPr>
-        <w:t>Resumen de limpieza</w:t>
+        <w:t>Diseño de la salida del sistema</w:t>
       </w:r>
     </w:p>
     <w:tbl>
@@ -13637,20 +12522,22 @@
         <w:shd w:val="clear" w:color="auto" w:fill="FFFFFF" w:themeFill="background1"/>
         <w:tblLayout w:type="fixed"/>
         <w:tblLook w:val="04A0" w:firstRow="1" w:lastRow="0" w:firstColumn="1" w:lastColumn="0" w:noHBand="0" w:noVBand="1"/>
+        <w:tblInd w:w="0" w:type="dxa"/>
       </w:tblPr>
       <w:tblGrid>
-        <w:gridCol w:w="7200"/>
-        <w:gridCol w:w="2880"/>
+        <w:gridCol w:w="2200"/>
+        <w:gridCol w:w="4599"/>
+        <w:gridCol w:w="3281"/>
       </w:tblGrid>
       <w:tr>
         <w:trPr>
           <w:cantSplit/>
-          <w:tblHeader/>
+          <w:tblHeader w:val="true"/>
           <w:jc w:val="center"/>
         </w:trPr>
         <w:tc>
           <w:tcPr>
-            <w:tcW w:w="7200" w:type="dxa"/>
+            <w:tcW w:w="2200" w:type="dxa"/>
             <w:shd w:val="clear" w:color="auto" w:fill="FFFFFF" w:themeFill="background1"/>
             <w:tcMar>
               <w:top w:w="90" w:type="dxa"/>
@@ -13677,13 +12564,13 @@
                 <w:color w:val="000000"/>
                 <w:lang w:val="es-ES_tradnl"/>
               </w:rPr>
-              <w:t>Indicador</w:t>
-            </w:r>
-          </w:p>
-        </w:tc>
-        <w:tc>
-          <w:tcPr>
-            <w:tcW w:w="2880" w:type="dxa"/>
+              <w:t>Elemento</w:t>
+            </w:r>
+          </w:p>
+        </w:tc>
+        <w:tc>
+          <w:tcPr>
+            <w:tcW w:w="4599" w:type="dxa"/>
             <w:shd w:val="clear" w:color="auto" w:fill="FFFFFF" w:themeFill="background1"/>
             <w:tcMar>
               <w:top w:w="90" w:type="dxa"/>
@@ -13710,7 +12597,40 @@
                 <w:color w:val="000000"/>
                 <w:lang w:val="es-ES_tradnl"/>
               </w:rPr>
-              <w:t>Valor</w:t>
+              <w:t>Contenido</w:t>
+            </w:r>
+          </w:p>
+        </w:tc>
+        <w:tc>
+          <w:tcPr>
+            <w:tcW w:w="3281" w:type="dxa"/>
+            <w:shd w:val="clear" w:color="auto" w:fill="FFFFFF" w:themeFill="background1"/>
+            <w:tcMar>
+              <w:top w:w="90" w:type="dxa"/>
+              <w:left w:w="100" w:type="dxa"/>
+              <w:bottom w:w="90" w:type="dxa"/>
+              <w:right w:w="100" w:type="dxa"/>
+            </w:tcMar>
+            <w:vAlign w:val="center"/>
+          </w:tcPr>
+          <w:p>
+            <w:pPr>
+              <w:spacing w:after="0" w:line="240" w:lineRule="auto"/>
+              <w:jc w:val="center"/>
+              <w:rPr>
+                <w:rFonts w:asciiTheme="majorHAnsi" w:hAnsiTheme="majorHAnsi" w:cstheme="majorHAnsi"/>
+                <w:color w:val="000000" w:themeColor="text1"/>
+                <w:lang w:val="es-ES_tradnl"/>
+              </w:rPr>
+            </w:pPr>
+            <w:r>
+              <w:rPr>
+                <w:rFonts w:asciiTheme="majorHAnsi" w:hAnsiTheme="majorHAnsi" w:cstheme="majorHAnsi"/>
+                <w:b/>
+                <w:color w:val="000000"/>
+                <w:lang w:val="es-ES_tradnl"/>
+              </w:rPr>
+              <w:t>Control de seguridad</w:t>
             </w:r>
           </w:p>
         </w:tc>
@@ -13722,7 +12642,7 @@
         </w:trPr>
         <w:tc>
           <w:tcPr>
-            <w:tcW w:w="7200" w:type="dxa"/>
+            <w:tcW w:w="2200" w:type="dxa"/>
             <w:shd w:val="clear" w:color="auto" w:fill="FFFFFF" w:themeFill="background1"/>
             <w:tcMar>
               <w:top w:w="90" w:type="dxa"/>
@@ -13748,13 +12668,13 @@
                 <w:color w:val="000000"/>
                 <w:lang w:val="es-ES_tradnl"/>
               </w:rPr>
-              <w:t>Registros originales</w:t>
-            </w:r>
-          </w:p>
-        </w:tc>
-        <w:tc>
-          <w:tcPr>
-            <w:tcW w:w="2880" w:type="dxa"/>
+              <w:t>Clase candidata</w:t>
+            </w:r>
+          </w:p>
+        </w:tc>
+        <w:tc>
+          <w:tcPr>
+            <w:tcW w:w="4599" w:type="dxa"/>
             <w:shd w:val="clear" w:color="auto" w:fill="FFFFFF" w:themeFill="background1"/>
             <w:tcMar>
               <w:top w:w="90" w:type="dxa"/>
@@ -13780,7 +12700,39 @@
                 <w:color w:val="000000"/>
                 <w:lang w:val="es-ES_tradnl"/>
               </w:rPr>
-              <w:t>52.321</w:t>
+              <w:t>Solo si confianza &gt;= 0,45</w:t>
+            </w:r>
+          </w:p>
+        </w:tc>
+        <w:tc>
+          <w:tcPr>
+            <w:tcW w:w="3281" w:type="dxa"/>
+            <w:shd w:val="clear" w:color="auto" w:fill="FFFFFF" w:themeFill="background1"/>
+            <w:tcMar>
+              <w:top w:w="90" w:type="dxa"/>
+              <w:left w:w="100" w:type="dxa"/>
+              <w:bottom w:w="90" w:type="dxa"/>
+              <w:right w:w="100" w:type="dxa"/>
+            </w:tcMar>
+            <w:vAlign w:val="center"/>
+          </w:tcPr>
+          <w:p>
+            <w:pPr>
+              <w:spacing w:after="0" w:line="240" w:lineRule="auto"/>
+              <w:jc w:val="left"/>
+              <w:rPr>
+                <w:rFonts w:asciiTheme="majorHAnsi" w:hAnsiTheme="majorHAnsi" w:cstheme="majorHAnsi"/>
+                <w:color w:val="000000" w:themeColor="text1"/>
+                <w:lang w:val="es-ES_tradnl"/>
+              </w:rPr>
+            </w:pPr>
+            <w:r>
+              <w:rPr>
+                <w:rFonts w:asciiTheme="majorHAnsi" w:hAnsiTheme="majorHAnsi" w:cstheme="majorHAnsi"/>
+                <w:color w:val="000000"/>
+                <w:lang w:val="es-ES_tradnl"/>
+              </w:rPr>
+              <w:t>Nunca mostrar como prescripción</w:t>
             </w:r>
           </w:p>
         </w:tc>
@@ -13792,7 +12744,7 @@
         </w:trPr>
         <w:tc>
           <w:tcPr>
-            <w:tcW w:w="7200" w:type="dxa"/>
+            <w:tcW w:w="2200" w:type="dxa"/>
             <w:shd w:val="clear" w:color="auto" w:fill="FFFFFF" w:themeFill="background1"/>
             <w:tcMar>
               <w:top w:w="90" w:type="dxa"/>
@@ -13818,13 +12770,13 @@
                 <w:color w:val="000000"/>
                 <w:lang w:val="es-ES_tradnl"/>
               </w:rPr>
-              <w:t>Columnas originales</w:t>
-            </w:r>
-          </w:p>
-        </w:tc>
-        <w:tc>
-          <w:tcPr>
-            <w:tcW w:w="2880" w:type="dxa"/>
+              <w:t>Confianza</w:t>
+            </w:r>
+          </w:p>
+        </w:tc>
+        <w:tc>
+          <w:tcPr>
+            <w:tcW w:w="4599" w:type="dxa"/>
             <w:shd w:val="clear" w:color="auto" w:fill="FFFFFF" w:themeFill="background1"/>
             <w:tcMar>
               <w:top w:w="90" w:type="dxa"/>
@@ -13850,7 +12802,39 @@
                 <w:color w:val="000000"/>
                 <w:lang w:val="es-ES_tradnl"/>
               </w:rPr>
-              <w:t>17</w:t>
+              <w:t>Probabilidad máxima no calibrada clínicamente</w:t>
+            </w:r>
+          </w:p>
+        </w:tc>
+        <w:tc>
+          <w:tcPr>
+            <w:tcW w:w="3281" w:type="dxa"/>
+            <w:shd w:val="clear" w:color="auto" w:fill="FFFFFF" w:themeFill="background1"/>
+            <w:tcMar>
+              <w:top w:w="90" w:type="dxa"/>
+              <w:left w:w="100" w:type="dxa"/>
+              <w:bottom w:w="90" w:type="dxa"/>
+              <w:right w:w="100" w:type="dxa"/>
+            </w:tcMar>
+            <w:vAlign w:val="center"/>
+          </w:tcPr>
+          <w:p>
+            <w:pPr>
+              <w:spacing w:after="0" w:line="240" w:lineRule="auto"/>
+              <w:jc w:val="left"/>
+              <w:rPr>
+                <w:rFonts w:asciiTheme="majorHAnsi" w:hAnsiTheme="majorHAnsi" w:cstheme="majorHAnsi"/>
+                <w:color w:val="000000" w:themeColor="text1"/>
+                <w:lang w:val="es-ES_tradnl"/>
+              </w:rPr>
+            </w:pPr>
+            <w:r>
+              <w:rPr>
+                <w:rFonts w:asciiTheme="majorHAnsi" w:hAnsiTheme="majorHAnsi" w:cstheme="majorHAnsi"/>
+                <w:color w:val="000000"/>
+                <w:lang w:val="es-ES_tradnl"/>
+              </w:rPr>
+              <w:t>Abstención bajo umbral</w:t>
             </w:r>
           </w:p>
         </w:tc>
@@ -13862,7 +12846,7 @@
         </w:trPr>
         <w:tc>
           <w:tcPr>
-            <w:tcW w:w="7200" w:type="dxa"/>
+            <w:tcW w:w="2200" w:type="dxa"/>
             <w:shd w:val="clear" w:color="auto" w:fill="FFFFFF" w:themeFill="background1"/>
             <w:tcMar>
               <w:top w:w="90" w:type="dxa"/>
@@ -13888,13 +12872,13 @@
                 <w:color w:val="000000"/>
                 <w:lang w:val="es-ES_tradnl"/>
               </w:rPr>
-              <w:t>Registros limpios</w:t>
-            </w:r>
-          </w:p>
-        </w:tc>
-        <w:tc>
-          <w:tcPr>
-            <w:tcW w:w="2880" w:type="dxa"/>
+              <w:t>Alternativas</w:t>
+            </w:r>
+          </w:p>
+        </w:tc>
+        <w:tc>
+          <w:tcPr>
+            <w:tcW w:w="4599" w:type="dxa"/>
             <w:shd w:val="clear" w:color="auto" w:fill="FFFFFF" w:themeFill="background1"/>
             <w:tcMar>
               <w:top w:w="90" w:type="dxa"/>
@@ -13920,7 +12904,39 @@
                 <w:color w:val="000000"/>
                 <w:lang w:val="es-ES_tradnl"/>
               </w:rPr>
-              <w:t>52.321</w:t>
+              <w:t>Distribución completa y top-2</w:t>
+            </w:r>
+          </w:p>
+        </w:tc>
+        <w:tc>
+          <w:tcPr>
+            <w:tcW w:w="3281" w:type="dxa"/>
+            <w:shd w:val="clear" w:color="auto" w:fill="FFFFFF" w:themeFill="background1"/>
+            <w:tcMar>
+              <w:top w:w="90" w:type="dxa"/>
+              <w:left w:w="100" w:type="dxa"/>
+              <w:bottom w:w="90" w:type="dxa"/>
+              <w:right w:w="100" w:type="dxa"/>
+            </w:tcMar>
+            <w:vAlign w:val="center"/>
+          </w:tcPr>
+          <w:p>
+            <w:pPr>
+              <w:spacing w:after="0" w:line="240" w:lineRule="auto"/>
+              <w:jc w:val="left"/>
+              <w:rPr>
+                <w:rFonts w:asciiTheme="majorHAnsi" w:hAnsiTheme="majorHAnsi" w:cstheme="majorHAnsi"/>
+                <w:color w:val="000000" w:themeColor="text1"/>
+                <w:lang w:val="es-ES_tradnl"/>
+              </w:rPr>
+            </w:pPr>
+            <w:r>
+              <w:rPr>
+                <w:rFonts w:asciiTheme="majorHAnsi" w:hAnsiTheme="majorHAnsi" w:cstheme="majorHAnsi"/>
+                <w:color w:val="000000"/>
+                <w:lang w:val="es-ES_tradnl"/>
+              </w:rPr>
+              <w:t>Evitar falsa certeza</w:t>
             </w:r>
           </w:p>
         </w:tc>
@@ -13932,7 +12948,7 @@
         </w:trPr>
         <w:tc>
           <w:tcPr>
-            <w:tcW w:w="7200" w:type="dxa"/>
+            <w:tcW w:w="2200" w:type="dxa"/>
             <w:shd w:val="clear" w:color="auto" w:fill="FFFFFF" w:themeFill="background1"/>
             <w:tcMar>
               <w:top w:w="90" w:type="dxa"/>
@@ -13958,13 +12974,13 @@
                 <w:color w:val="000000"/>
                 <w:lang w:val="es-ES_tradnl"/>
               </w:rPr>
-              <w:t>Columnas limpias</w:t>
-            </w:r>
-          </w:p>
-        </w:tc>
-        <w:tc>
-          <w:tcPr>
-            <w:tcW w:w="2880" w:type="dxa"/>
+              <w:t>Explicación</w:t>
+            </w:r>
+          </w:p>
+        </w:tc>
+        <w:tc>
+          <w:tcPr>
+            <w:tcW w:w="4599" w:type="dxa"/>
             <w:shd w:val="clear" w:color="auto" w:fill="FFFFFF" w:themeFill="background1"/>
             <w:tcMar>
               <w:top w:w="90" w:type="dxa"/>
@@ -13990,7 +13006,39 @@
                 <w:color w:val="000000"/>
                 <w:lang w:val="es-ES_tradnl"/>
               </w:rPr>
-              <w:t>31</w:t>
+              <w:t>Importancia global del ensemble</w:t>
+            </w:r>
+          </w:p>
+        </w:tc>
+        <w:tc>
+          <w:tcPr>
+            <w:tcW w:w="3281" w:type="dxa"/>
+            <w:shd w:val="clear" w:color="auto" w:fill="FFFFFF" w:themeFill="background1"/>
+            <w:tcMar>
+              <w:top w:w="90" w:type="dxa"/>
+              <w:left w:w="100" w:type="dxa"/>
+              <w:bottom w:w="90" w:type="dxa"/>
+              <w:right w:w="100" w:type="dxa"/>
+            </w:tcMar>
+            <w:vAlign w:val="center"/>
+          </w:tcPr>
+          <w:p>
+            <w:pPr>
+              <w:spacing w:after="0" w:line="240" w:lineRule="auto"/>
+              <w:jc w:val="left"/>
+              <w:rPr>
+                <w:rFonts w:asciiTheme="majorHAnsi" w:hAnsiTheme="majorHAnsi" w:cstheme="majorHAnsi"/>
+                <w:color w:val="000000" w:themeColor="text1"/>
+                <w:lang w:val="es-ES_tradnl"/>
+              </w:rPr>
+            </w:pPr>
+            <w:r>
+              <w:rPr>
+                <w:rFonts w:asciiTheme="majorHAnsi" w:hAnsiTheme="majorHAnsi" w:cstheme="majorHAnsi"/>
+                <w:color w:val="000000"/>
+                <w:lang w:val="es-ES_tradnl"/>
+              </w:rPr>
+              <w:t>No interpretar como causalidad</w:t>
             </w:r>
           </w:p>
         </w:tc>
@@ -14002,7 +13050,7 @@
         </w:trPr>
         <w:tc>
           <w:tcPr>
-            <w:tcW w:w="7200" w:type="dxa"/>
+            <w:tcW w:w="2200" w:type="dxa"/>
             <w:shd w:val="clear" w:color="auto" w:fill="FFFFFF" w:themeFill="background1"/>
             <w:tcMar>
               <w:top w:w="90" w:type="dxa"/>
@@ -14028,13 +13076,13 @@
                 <w:color w:val="000000"/>
                 <w:lang w:val="es-ES_tradnl"/>
               </w:rPr>
-              <w:t>Registros model-ready</w:t>
-            </w:r>
-          </w:p>
-        </w:tc>
-        <w:tc>
-          <w:tcPr>
-            <w:tcW w:w="2880" w:type="dxa"/>
+              <w:t>Alertas</w:t>
+            </w:r>
+          </w:p>
+        </w:tc>
+        <w:tc>
+          <w:tcPr>
+            <w:tcW w:w="4599" w:type="dxa"/>
             <w:shd w:val="clear" w:color="auto" w:fill="FFFFFF" w:themeFill="background1"/>
             <w:tcMar>
               <w:top w:w="90" w:type="dxa"/>
@@ -14060,7 +13108,39 @@
                 <w:color w:val="000000"/>
                 <w:lang w:val="es-ES_tradnl"/>
               </w:rPr>
-              <w:t>49.765</w:t>
+              <w:t>Reglas y fuera de dominio</w:t>
+            </w:r>
+          </w:p>
+        </w:tc>
+        <w:tc>
+          <w:tcPr>
+            <w:tcW w:w="3281" w:type="dxa"/>
+            <w:shd w:val="clear" w:color="auto" w:fill="FFFFFF" w:themeFill="background1"/>
+            <w:tcMar>
+              <w:top w:w="90" w:type="dxa"/>
+              <w:left w:w="100" w:type="dxa"/>
+              <w:bottom w:w="90" w:type="dxa"/>
+              <w:right w:w="100" w:type="dxa"/>
+            </w:tcMar>
+            <w:vAlign w:val="center"/>
+          </w:tcPr>
+          <w:p>
+            <w:pPr>
+              <w:spacing w:after="0" w:line="240" w:lineRule="auto"/>
+              <w:jc w:val="left"/>
+              <w:rPr>
+                <w:rFonts w:asciiTheme="majorHAnsi" w:hAnsiTheme="majorHAnsi" w:cstheme="majorHAnsi"/>
+                <w:color w:val="000000" w:themeColor="text1"/>
+                <w:lang w:val="es-ES_tradnl"/>
+              </w:rPr>
+            </w:pPr>
+            <w:r>
+              <w:rPr>
+                <w:rFonts w:asciiTheme="majorHAnsi" w:hAnsiTheme="majorHAnsi" w:cstheme="majorHAnsi"/>
+                <w:color w:val="000000"/>
+                <w:lang w:val="es-ES_tradnl"/>
+              </w:rPr>
+              <w:t>No uso asistencial; revisión futura</w:t>
             </w:r>
           </w:p>
         </w:tc>
@@ -14072,7 +13152,7 @@
         </w:trPr>
         <w:tc>
           <w:tcPr>
-            <w:tcW w:w="7200" w:type="dxa"/>
+            <w:tcW w:w="2200" w:type="dxa"/>
             <w:shd w:val="clear" w:color="auto" w:fill="FFFFFF" w:themeFill="background1"/>
             <w:tcMar>
               <w:top w:w="90" w:type="dxa"/>
@@ -14098,13 +13178,13 @@
                 <w:color w:val="000000"/>
                 <w:lang w:val="es-ES_tradnl"/>
               </w:rPr>
-              <w:t>Registros sin régimen excluidos</w:t>
-            </w:r>
-          </w:p>
-        </w:tc>
-        <w:tc>
-          <w:tcPr>
-            <w:tcW w:w="2880" w:type="dxa"/>
+              <w:t>Trazabilidad</w:t>
+            </w:r>
+          </w:p>
+        </w:tc>
+        <w:tc>
+          <w:tcPr>
+            <w:tcW w:w="4599" w:type="dxa"/>
             <w:shd w:val="clear" w:color="auto" w:fill="FFFFFF" w:themeFill="background1"/>
             <w:tcMar>
               <w:top w:w="90" w:type="dxa"/>
@@ -14130,19 +13210,13 @@
                 <w:color w:val="000000"/>
                 <w:lang w:val="es-ES_tradnl"/>
               </w:rPr>
-              <w:t>2.556</w:t>
-            </w:r>
-          </w:p>
-        </w:tc>
-      </w:tr>
-      <w:tr>
-        <w:trPr>
-          <w:cantSplit/>
-          <w:jc w:val="center"/>
-        </w:trPr>
-        <w:tc>
-          <w:tcPr>
-            <w:tcW w:w="7200" w:type="dxa"/>
+              <w:t>Versión de modelo y reglas</w:t>
+            </w:r>
+          </w:p>
+        </w:tc>
+        <w:tc>
+          <w:tcPr>
+            <w:tcW w:w="3281" w:type="dxa"/>
             <w:shd w:val="clear" w:color="auto" w:fill="FFFFFF" w:themeFill="background1"/>
             <w:tcMar>
               <w:top w:w="90" w:type="dxa"/>
@@ -14168,109 +13242,7 @@
                 <w:color w:val="000000"/>
                 <w:lang w:val="es-ES_tradnl"/>
               </w:rPr>
-              <w:t>Mutaciones faltantes como Not_reported</w:t>
-            </w:r>
-          </w:p>
-        </w:tc>
-        <w:tc>
-          <w:tcPr>
-            <w:tcW w:w="2880" w:type="dxa"/>
-            <w:shd w:val="clear" w:color="auto" w:fill="FFFFFF" w:themeFill="background1"/>
-            <w:tcMar>
-              <w:top w:w="90" w:type="dxa"/>
-              <w:left w:w="100" w:type="dxa"/>
-              <w:bottom w:w="90" w:type="dxa"/>
-              <w:right w:w="100" w:type="dxa"/>
-            </w:tcMar>
-            <w:vAlign w:val="center"/>
-          </w:tcPr>
-          <w:p>
-            <w:pPr>
-              <w:spacing w:after="0" w:line="240" w:lineRule="auto"/>
-              <w:jc w:val="left"/>
-              <w:rPr>
-                <w:rFonts w:asciiTheme="majorHAnsi" w:hAnsiTheme="majorHAnsi" w:cstheme="majorHAnsi"/>
-                <w:color w:val="000000" w:themeColor="text1"/>
-                <w:lang w:val="es-ES_tradnl"/>
-              </w:rPr>
-            </w:pPr>
-            <w:r>
-              <w:rPr>
-                <w:rFonts w:asciiTheme="majorHAnsi" w:hAnsiTheme="majorHAnsi" w:cstheme="majorHAnsi"/>
-                <w:color w:val="000000"/>
-                <w:lang w:val="es-ES_tradnl"/>
-              </w:rPr>
-              <w:t>5.331</w:t>
-            </w:r>
-          </w:p>
-        </w:tc>
-      </w:tr>
-      <w:tr>
-        <w:trPr>
-          <w:cantSplit/>
-          <w:jc w:val="center"/>
-        </w:trPr>
-        <w:tc>
-          <w:tcPr>
-            <w:tcW w:w="7200" w:type="dxa"/>
-            <w:shd w:val="clear" w:color="auto" w:fill="FFFFFF" w:themeFill="background1"/>
-            <w:tcMar>
-              <w:top w:w="90" w:type="dxa"/>
-              <w:left w:w="100" w:type="dxa"/>
-              <w:bottom w:w="90" w:type="dxa"/>
-              <w:right w:w="100" w:type="dxa"/>
-            </w:tcMar>
-            <w:vAlign w:val="center"/>
-          </w:tcPr>
-          <w:p>
-            <w:pPr>
-              <w:spacing w:after="0" w:line="240" w:lineRule="auto"/>
-              <w:jc w:val="left"/>
-              <w:rPr>
-                <w:rFonts w:asciiTheme="majorHAnsi" w:hAnsiTheme="majorHAnsi" w:cstheme="majorHAnsi"/>
-                <w:color w:val="000000" w:themeColor="text1"/>
-                <w:lang w:val="es-ES_tradnl"/>
-              </w:rPr>
-            </w:pPr>
-            <w:r>
-              <w:rPr>
-                <w:rFonts w:asciiTheme="majorHAnsi" w:hAnsiTheme="majorHAnsi" w:cstheme="majorHAnsi"/>
-                <w:color w:val="000000"/>
-                <w:lang w:val="es-ES_tradnl"/>
-              </w:rPr>
-              <w:t>Patient_ID duplicados</w:t>
-            </w:r>
-          </w:p>
-        </w:tc>
-        <w:tc>
-          <w:tcPr>
-            <w:tcW w:w="2880" w:type="dxa"/>
-            <w:shd w:val="clear" w:color="auto" w:fill="FFFFFF" w:themeFill="background1"/>
-            <w:tcMar>
-              <w:top w:w="90" w:type="dxa"/>
-              <w:left w:w="100" w:type="dxa"/>
-              <w:bottom w:w="90" w:type="dxa"/>
-              <w:right w:w="100" w:type="dxa"/>
-            </w:tcMar>
-            <w:vAlign w:val="center"/>
-          </w:tcPr>
-          <w:p>
-            <w:pPr>
-              <w:spacing w:after="0" w:line="240" w:lineRule="auto"/>
-              <w:jc w:val="left"/>
-              <w:rPr>
-                <w:rFonts w:asciiTheme="majorHAnsi" w:hAnsiTheme="majorHAnsi" w:cstheme="majorHAnsi"/>
-                <w:color w:val="000000" w:themeColor="text1"/>
-                <w:lang w:val="es-ES_tradnl"/>
-              </w:rPr>
-            </w:pPr>
-            <w:r>
-              <w:rPr>
-                <w:rFonts w:asciiTheme="majorHAnsi" w:hAnsiTheme="majorHAnsi" w:cstheme="majorHAnsi"/>
-                <w:color w:val="000000"/>
-                <w:lang w:val="es-ES_tradnl"/>
-              </w:rPr>
-              <w:t>0</w:t>
+              <w:t>Auditoría y reproducibilidad</w:t>
             </w:r>
           </w:p>
         </w:tc>
@@ -14282,19 +13254,7 @@
         <w:jc w:val="center"/>
       </w:pPr>
       <w:r>
-        <w:rPr>
-          <w:i/>
-          <w:color w:val="000000"/>
-          <w:sz w:val="18"/>
-        </w:rPr>
-        <w:t>Fuente: Elaboración propia.</w:t>
-      </w:r>
-      <w:r>
-        <w:rPr>
-          <w:i/>
-          <w:sz w:val="18"/>
-        </w:rPr>
-        <w:t xml:space="preserve"> Fundamentación metodológica: auditoría de calidad y reproducibilidad de datos y software (Chapman et al., 2000; Pedregosa et al., 2011; Pineau et al., 2021).</w:t>
+        <w:t>Fuente: Elaboración propia. Fundamentación metodológica: diseño de salida con incertidumbre, calibración y opción de abstención (Kompa et al., 2021; Silva Filho et al., 2023; Vasey et al., 2022).</w:t>
       </w:r>
     </w:p>
     <w:p>
@@ -14305,32 +13265,10 @@
           <w:lang w:val="es-ES_tradnl"/>
         </w:rPr>
       </w:pPr>
-      <w:r>
-        <w:rPr>
-          <w:rFonts w:asciiTheme="majorHAnsi" w:hAnsiTheme="majorHAnsi" w:cstheme="majorHAnsi"/>
-          <w:i/>
-          <w:color w:val="000000"/>
-          <w:lang w:val="es-ES_tradnl"/>
-        </w:rPr>
-        <w:t>Nota. Cálculos procedentes del pipeline reproducible incluido en el paquete.</w:t>
-      </w:r>
-    </w:p>
-    <w:p>
-      <w:pPr>
-        <w:ind w:firstLine="360"/>
-        <w:rPr>
-          <w:rFonts w:asciiTheme="majorHAnsi" w:hAnsiTheme="majorHAnsi" w:cstheme="majorHAnsi"/>
-          <w:color w:val="000000" w:themeColor="text1"/>
-          <w:lang w:val="es-ES_tradnl"/>
-        </w:rPr>
-      </w:pPr>
-      <w:r>
-        <w:t>No se detectaron valores faltantes en el conjunto model-ready ni filas exactamente duplicadas. Las nueve variables de entrada forman 49.763 perfiles únicos; existen dos perfiles repetidos, con dos registros cada uno, y ninguno presenta etiquetas en conflicto ni datos no codificables. La auditoría de consistencia identificó 5.220 registros de estadio IV sin metástasis registrada y 3.699 de estadio I con metástasis. No se corrigieron automáticamente porque su interpretación exige conocimiento del proceso de obtención de datos. La ausencia de errores estructurales no implica validez clínica.</w:t>
-      </w:r>
-    </w:p>
-    <w:p>
-      <w:pPr>
-        <w:pStyle w:val="Ttulo2"/>
+    </w:p>
+    <w:p>
+      <w:pPr>
+        <w:pStyle w:val="Ttulo1"/>
         <w:rPr>
           <w:rFonts w:cstheme="majorHAnsi"/>
           <w:color w:val="000000" w:themeColor="text1"/>
@@ -14346,7 +13284,27 @@
           <w:lang w:val="es-ES_tradnl"/>
         </w:rPr>
         <w:lastRenderedPageBreak/>
-        <w:t>6.2. Distribución del objetivo</w:t>
+        <w:t>6. Resultados</w:t>
+      </w:r>
+    </w:p>
+    <w:p>
+      <w:pPr>
+        <w:pStyle w:val="Ttulo2"/>
+        <w:rPr>
+          <w:rFonts w:cstheme="majorHAnsi"/>
+          <w:color w:val="000000" w:themeColor="text1"/>
+          <w:sz w:val="22"/>
+          <w:szCs w:val="22"/>
+          <w:lang w:val="es-ES_tradnl"/>
+        </w:rPr>
+      </w:pPr>
+      <w:r>
+        <w:rPr>
+          <w:rFonts w:ascii="Arial" w:eastAsia="Arial" w:hAnsi="Arial" w:cstheme="majorHAnsi"/>
+          <w:szCs w:val="22"/>
+          <w:lang w:val="es-ES_tradnl"/>
+        </w:rPr>
+        <w:t>6.1. Trazabilidad y calidad del conjunto</w:t>
       </w:r>
     </w:p>
     <w:p>
@@ -14355,13 +13313,14 @@
         <w:spacing w:after="60"/>
       </w:pPr>
       <w:r>
-        <w:t>La Tabla 11 presenta la síntesis correspondiente a «Distribución de regímenes conocidos».</w:t>
+        <w:t>La Tabla 10 presenta la síntesis correspondiente a «Resumen de limpieza».</w:t>
       </w:r>
     </w:p>
     <w:p>
       <w:pPr>
         <w:pStyle w:val="Descripcin"/>
         <w:spacing w:after="40"/>
+        <w:jc w:val="center"/>
         <w:rPr>
           <w:rFonts w:asciiTheme="majorHAnsi" w:hAnsiTheme="majorHAnsi" w:cstheme="majorHAnsi"/>
           <w:color w:val="000000" w:themeColor="text1"/>
@@ -14376,7 +13335,7 @@
           <w:rPr>
             <w:noProof/>
           </w:rPr>
-          <w:t>11</w:t>
+          <w:t>10</w:t>
         </w:r>
       </w:fldSimple>
       <w:r>
@@ -14401,7 +13360,7 @@
           <w:color w:val="000000"/>
           <w:lang w:val="es-ES_tradnl"/>
         </w:rPr>
-        <w:t>Distribución de regímenes conocidos</w:t>
+        <w:t>Resumen de limpieza</w:t>
       </w:r>
     </w:p>
     <w:tbl>
@@ -14418,6 +13377,778 @@
         <w:shd w:val="clear" w:color="auto" w:fill="FFFFFF" w:themeFill="background1"/>
         <w:tblLayout w:type="fixed"/>
         <w:tblLook w:val="04A0" w:firstRow="1" w:lastRow="0" w:firstColumn="1" w:lastColumn="0" w:noHBand="0" w:noVBand="1"/>
+        <w:tblInd w:w="0" w:type="dxa"/>
+      </w:tblPr>
+      <w:tblGrid>
+        <w:gridCol w:w="7200"/>
+        <w:gridCol w:w="2880"/>
+      </w:tblGrid>
+      <w:tr>
+        <w:trPr>
+          <w:cantSplit/>
+          <w:tblHeader w:val="true"/>
+          <w:jc w:val="center"/>
+        </w:trPr>
+        <w:tc>
+          <w:tcPr>
+            <w:tcW w:w="7200" w:type="dxa"/>
+            <w:shd w:val="clear" w:color="auto" w:fill="FFFFFF" w:themeFill="background1"/>
+            <w:tcMar>
+              <w:top w:w="90" w:type="dxa"/>
+              <w:left w:w="100" w:type="dxa"/>
+              <w:bottom w:w="90" w:type="dxa"/>
+              <w:right w:w="100" w:type="dxa"/>
+            </w:tcMar>
+            <w:vAlign w:val="center"/>
+          </w:tcPr>
+          <w:p>
+            <w:pPr>
+              <w:spacing w:after="0" w:line="240" w:lineRule="auto"/>
+              <w:jc w:val="center"/>
+              <w:rPr>
+                <w:rFonts w:asciiTheme="majorHAnsi" w:hAnsiTheme="majorHAnsi" w:cstheme="majorHAnsi"/>
+                <w:color w:val="000000" w:themeColor="text1"/>
+                <w:lang w:val="es-ES_tradnl"/>
+              </w:rPr>
+            </w:pPr>
+            <w:r>
+              <w:rPr>
+                <w:rFonts w:asciiTheme="majorHAnsi" w:hAnsiTheme="majorHAnsi" w:cstheme="majorHAnsi"/>
+                <w:b/>
+                <w:color w:val="000000"/>
+                <w:lang w:val="es-ES_tradnl"/>
+              </w:rPr>
+              <w:t>Indicador</w:t>
+            </w:r>
+          </w:p>
+        </w:tc>
+        <w:tc>
+          <w:tcPr>
+            <w:tcW w:w="2880" w:type="dxa"/>
+            <w:shd w:val="clear" w:color="auto" w:fill="FFFFFF" w:themeFill="background1"/>
+            <w:tcMar>
+              <w:top w:w="90" w:type="dxa"/>
+              <w:left w:w="100" w:type="dxa"/>
+              <w:bottom w:w="90" w:type="dxa"/>
+              <w:right w:w="100" w:type="dxa"/>
+            </w:tcMar>
+            <w:vAlign w:val="center"/>
+          </w:tcPr>
+          <w:p>
+            <w:pPr>
+              <w:spacing w:after="0" w:line="240" w:lineRule="auto"/>
+              <w:jc w:val="center"/>
+              <w:rPr>
+                <w:rFonts w:asciiTheme="majorHAnsi" w:hAnsiTheme="majorHAnsi" w:cstheme="majorHAnsi"/>
+                <w:color w:val="000000" w:themeColor="text1"/>
+                <w:lang w:val="es-ES_tradnl"/>
+              </w:rPr>
+            </w:pPr>
+            <w:r>
+              <w:rPr>
+                <w:rFonts w:asciiTheme="majorHAnsi" w:hAnsiTheme="majorHAnsi" w:cstheme="majorHAnsi"/>
+                <w:b/>
+                <w:color w:val="000000"/>
+                <w:lang w:val="es-ES_tradnl"/>
+              </w:rPr>
+              <w:t>Valor</w:t>
+            </w:r>
+          </w:p>
+        </w:tc>
+      </w:tr>
+      <w:tr>
+        <w:trPr>
+          <w:cantSplit/>
+          <w:jc w:val="center"/>
+        </w:trPr>
+        <w:tc>
+          <w:tcPr>
+            <w:tcW w:w="7200" w:type="dxa"/>
+            <w:shd w:val="clear" w:color="auto" w:fill="FFFFFF" w:themeFill="background1"/>
+            <w:tcMar>
+              <w:top w:w="90" w:type="dxa"/>
+              <w:left w:w="100" w:type="dxa"/>
+              <w:bottom w:w="90" w:type="dxa"/>
+              <w:right w:w="100" w:type="dxa"/>
+            </w:tcMar>
+            <w:vAlign w:val="center"/>
+          </w:tcPr>
+          <w:p>
+            <w:pPr>
+              <w:spacing w:after="0" w:line="240" w:lineRule="auto"/>
+              <w:jc w:val="left"/>
+              <w:rPr>
+                <w:rFonts w:asciiTheme="majorHAnsi" w:hAnsiTheme="majorHAnsi" w:cstheme="majorHAnsi"/>
+                <w:color w:val="000000" w:themeColor="text1"/>
+                <w:lang w:val="es-ES_tradnl"/>
+              </w:rPr>
+            </w:pPr>
+            <w:r>
+              <w:rPr>
+                <w:rFonts w:asciiTheme="majorHAnsi" w:hAnsiTheme="majorHAnsi" w:cstheme="majorHAnsi"/>
+                <w:color w:val="000000"/>
+                <w:lang w:val="es-ES_tradnl"/>
+              </w:rPr>
+              <w:t>Registros originales</w:t>
+            </w:r>
+          </w:p>
+        </w:tc>
+        <w:tc>
+          <w:tcPr>
+            <w:tcW w:w="2880" w:type="dxa"/>
+            <w:shd w:val="clear" w:color="auto" w:fill="FFFFFF" w:themeFill="background1"/>
+            <w:tcMar>
+              <w:top w:w="90" w:type="dxa"/>
+              <w:left w:w="100" w:type="dxa"/>
+              <w:bottom w:w="90" w:type="dxa"/>
+              <w:right w:w="100" w:type="dxa"/>
+            </w:tcMar>
+            <w:vAlign w:val="center"/>
+          </w:tcPr>
+          <w:p>
+            <w:pPr>
+              <w:spacing w:after="0" w:line="240" w:lineRule="auto"/>
+              <w:jc w:val="left"/>
+              <w:rPr>
+                <w:rFonts w:asciiTheme="majorHAnsi" w:hAnsiTheme="majorHAnsi" w:cstheme="majorHAnsi"/>
+                <w:color w:val="000000" w:themeColor="text1"/>
+                <w:lang w:val="es-ES_tradnl"/>
+              </w:rPr>
+            </w:pPr>
+            <w:r>
+              <w:rPr>
+                <w:rFonts w:asciiTheme="majorHAnsi" w:hAnsiTheme="majorHAnsi" w:cstheme="majorHAnsi"/>
+                <w:color w:val="000000"/>
+                <w:lang w:val="es-ES_tradnl"/>
+              </w:rPr>
+              <w:t>52.321</w:t>
+            </w:r>
+          </w:p>
+        </w:tc>
+      </w:tr>
+      <w:tr>
+        <w:trPr>
+          <w:cantSplit/>
+          <w:jc w:val="center"/>
+        </w:trPr>
+        <w:tc>
+          <w:tcPr>
+            <w:tcW w:w="7200" w:type="dxa"/>
+            <w:shd w:val="clear" w:color="auto" w:fill="FFFFFF" w:themeFill="background1"/>
+            <w:tcMar>
+              <w:top w:w="90" w:type="dxa"/>
+              <w:left w:w="100" w:type="dxa"/>
+              <w:bottom w:w="90" w:type="dxa"/>
+              <w:right w:w="100" w:type="dxa"/>
+            </w:tcMar>
+            <w:vAlign w:val="center"/>
+          </w:tcPr>
+          <w:p>
+            <w:pPr>
+              <w:spacing w:after="0" w:line="240" w:lineRule="auto"/>
+              <w:jc w:val="left"/>
+              <w:rPr>
+                <w:rFonts w:asciiTheme="majorHAnsi" w:hAnsiTheme="majorHAnsi" w:cstheme="majorHAnsi"/>
+                <w:color w:val="000000" w:themeColor="text1"/>
+                <w:lang w:val="es-ES_tradnl"/>
+              </w:rPr>
+            </w:pPr>
+            <w:r>
+              <w:rPr>
+                <w:rFonts w:asciiTheme="majorHAnsi" w:hAnsiTheme="majorHAnsi" w:cstheme="majorHAnsi"/>
+                <w:color w:val="000000"/>
+                <w:lang w:val="es-ES_tradnl"/>
+              </w:rPr>
+              <w:t>Columnas originales</w:t>
+            </w:r>
+          </w:p>
+        </w:tc>
+        <w:tc>
+          <w:tcPr>
+            <w:tcW w:w="2880" w:type="dxa"/>
+            <w:shd w:val="clear" w:color="auto" w:fill="FFFFFF" w:themeFill="background1"/>
+            <w:tcMar>
+              <w:top w:w="90" w:type="dxa"/>
+              <w:left w:w="100" w:type="dxa"/>
+              <w:bottom w:w="90" w:type="dxa"/>
+              <w:right w:w="100" w:type="dxa"/>
+            </w:tcMar>
+            <w:vAlign w:val="center"/>
+          </w:tcPr>
+          <w:p>
+            <w:pPr>
+              <w:spacing w:after="0" w:line="240" w:lineRule="auto"/>
+              <w:jc w:val="left"/>
+              <w:rPr>
+                <w:rFonts w:asciiTheme="majorHAnsi" w:hAnsiTheme="majorHAnsi" w:cstheme="majorHAnsi"/>
+                <w:color w:val="000000" w:themeColor="text1"/>
+                <w:lang w:val="es-ES_tradnl"/>
+              </w:rPr>
+            </w:pPr>
+            <w:r>
+              <w:rPr>
+                <w:rFonts w:asciiTheme="majorHAnsi" w:hAnsiTheme="majorHAnsi" w:cstheme="majorHAnsi"/>
+                <w:color w:val="000000"/>
+                <w:lang w:val="es-ES_tradnl"/>
+              </w:rPr>
+              <w:t>17</w:t>
+            </w:r>
+          </w:p>
+        </w:tc>
+      </w:tr>
+      <w:tr>
+        <w:trPr>
+          <w:cantSplit/>
+          <w:jc w:val="center"/>
+        </w:trPr>
+        <w:tc>
+          <w:tcPr>
+            <w:tcW w:w="7200" w:type="dxa"/>
+            <w:shd w:val="clear" w:color="auto" w:fill="FFFFFF" w:themeFill="background1"/>
+            <w:tcMar>
+              <w:top w:w="90" w:type="dxa"/>
+              <w:left w:w="100" w:type="dxa"/>
+              <w:bottom w:w="90" w:type="dxa"/>
+              <w:right w:w="100" w:type="dxa"/>
+            </w:tcMar>
+            <w:vAlign w:val="center"/>
+          </w:tcPr>
+          <w:p>
+            <w:pPr>
+              <w:spacing w:after="0" w:line="240" w:lineRule="auto"/>
+              <w:jc w:val="left"/>
+              <w:rPr>
+                <w:rFonts w:asciiTheme="majorHAnsi" w:hAnsiTheme="majorHAnsi" w:cstheme="majorHAnsi"/>
+                <w:color w:val="000000" w:themeColor="text1"/>
+                <w:lang w:val="es-ES_tradnl"/>
+              </w:rPr>
+            </w:pPr>
+            <w:r>
+              <w:rPr>
+                <w:rFonts w:asciiTheme="majorHAnsi" w:hAnsiTheme="majorHAnsi" w:cstheme="majorHAnsi"/>
+                <w:color w:val="000000"/>
+                <w:lang w:val="es-ES_tradnl"/>
+              </w:rPr>
+              <w:t>Registros limpios</w:t>
+            </w:r>
+          </w:p>
+        </w:tc>
+        <w:tc>
+          <w:tcPr>
+            <w:tcW w:w="2880" w:type="dxa"/>
+            <w:shd w:val="clear" w:color="auto" w:fill="FFFFFF" w:themeFill="background1"/>
+            <w:tcMar>
+              <w:top w:w="90" w:type="dxa"/>
+              <w:left w:w="100" w:type="dxa"/>
+              <w:bottom w:w="90" w:type="dxa"/>
+              <w:right w:w="100" w:type="dxa"/>
+            </w:tcMar>
+            <w:vAlign w:val="center"/>
+          </w:tcPr>
+          <w:p>
+            <w:pPr>
+              <w:spacing w:after="0" w:line="240" w:lineRule="auto"/>
+              <w:jc w:val="left"/>
+              <w:rPr>
+                <w:rFonts w:asciiTheme="majorHAnsi" w:hAnsiTheme="majorHAnsi" w:cstheme="majorHAnsi"/>
+                <w:color w:val="000000" w:themeColor="text1"/>
+                <w:lang w:val="es-ES_tradnl"/>
+              </w:rPr>
+            </w:pPr>
+            <w:r>
+              <w:rPr>
+                <w:rFonts w:asciiTheme="majorHAnsi" w:hAnsiTheme="majorHAnsi" w:cstheme="majorHAnsi"/>
+                <w:color w:val="000000"/>
+                <w:lang w:val="es-ES_tradnl"/>
+              </w:rPr>
+              <w:t>52.321</w:t>
+            </w:r>
+          </w:p>
+        </w:tc>
+      </w:tr>
+      <w:tr>
+        <w:trPr>
+          <w:cantSplit/>
+          <w:jc w:val="center"/>
+        </w:trPr>
+        <w:tc>
+          <w:tcPr>
+            <w:tcW w:w="7200" w:type="dxa"/>
+            <w:shd w:val="clear" w:color="auto" w:fill="FFFFFF" w:themeFill="background1"/>
+            <w:tcMar>
+              <w:top w:w="90" w:type="dxa"/>
+              <w:left w:w="100" w:type="dxa"/>
+              <w:bottom w:w="90" w:type="dxa"/>
+              <w:right w:w="100" w:type="dxa"/>
+            </w:tcMar>
+            <w:vAlign w:val="center"/>
+          </w:tcPr>
+          <w:p>
+            <w:pPr>
+              <w:spacing w:after="0" w:line="240" w:lineRule="auto"/>
+              <w:jc w:val="left"/>
+              <w:rPr>
+                <w:rFonts w:asciiTheme="majorHAnsi" w:hAnsiTheme="majorHAnsi" w:cstheme="majorHAnsi"/>
+                <w:color w:val="000000" w:themeColor="text1"/>
+                <w:lang w:val="es-ES_tradnl"/>
+              </w:rPr>
+            </w:pPr>
+            <w:r>
+              <w:rPr>
+                <w:rFonts w:asciiTheme="majorHAnsi" w:hAnsiTheme="majorHAnsi" w:cstheme="majorHAnsi"/>
+                <w:color w:val="000000"/>
+                <w:lang w:val="es-ES_tradnl"/>
+              </w:rPr>
+              <w:t>Columnas limpias</w:t>
+            </w:r>
+          </w:p>
+        </w:tc>
+        <w:tc>
+          <w:tcPr>
+            <w:tcW w:w="2880" w:type="dxa"/>
+            <w:shd w:val="clear" w:color="auto" w:fill="FFFFFF" w:themeFill="background1"/>
+            <w:tcMar>
+              <w:top w:w="90" w:type="dxa"/>
+              <w:left w:w="100" w:type="dxa"/>
+              <w:bottom w:w="90" w:type="dxa"/>
+              <w:right w:w="100" w:type="dxa"/>
+            </w:tcMar>
+            <w:vAlign w:val="center"/>
+          </w:tcPr>
+          <w:p>
+            <w:pPr>
+              <w:spacing w:after="0" w:line="240" w:lineRule="auto"/>
+              <w:jc w:val="left"/>
+              <w:rPr>
+                <w:rFonts w:asciiTheme="majorHAnsi" w:hAnsiTheme="majorHAnsi" w:cstheme="majorHAnsi"/>
+                <w:color w:val="000000" w:themeColor="text1"/>
+                <w:lang w:val="es-ES_tradnl"/>
+              </w:rPr>
+            </w:pPr>
+            <w:r>
+              <w:rPr>
+                <w:rFonts w:asciiTheme="majorHAnsi" w:hAnsiTheme="majorHAnsi" w:cstheme="majorHAnsi"/>
+                <w:color w:val="000000"/>
+                <w:lang w:val="es-ES_tradnl"/>
+              </w:rPr>
+              <w:t>31</w:t>
+            </w:r>
+          </w:p>
+        </w:tc>
+      </w:tr>
+      <w:tr>
+        <w:trPr>
+          <w:cantSplit/>
+          <w:jc w:val="center"/>
+        </w:trPr>
+        <w:tc>
+          <w:tcPr>
+            <w:tcW w:w="7200" w:type="dxa"/>
+            <w:shd w:val="clear" w:color="auto" w:fill="FFFFFF" w:themeFill="background1"/>
+            <w:tcMar>
+              <w:top w:w="90" w:type="dxa"/>
+              <w:left w:w="100" w:type="dxa"/>
+              <w:bottom w:w="90" w:type="dxa"/>
+              <w:right w:w="100" w:type="dxa"/>
+            </w:tcMar>
+            <w:vAlign w:val="center"/>
+          </w:tcPr>
+          <w:p>
+            <w:pPr>
+              <w:spacing w:after="0" w:line="240" w:lineRule="auto"/>
+              <w:jc w:val="left"/>
+              <w:rPr>
+                <w:rFonts w:asciiTheme="majorHAnsi" w:hAnsiTheme="majorHAnsi" w:cstheme="majorHAnsi"/>
+                <w:color w:val="000000" w:themeColor="text1"/>
+                <w:lang w:val="es-ES_tradnl"/>
+              </w:rPr>
+            </w:pPr>
+            <w:r>
+              <w:rPr>
+                <w:rFonts w:asciiTheme="majorHAnsi" w:hAnsiTheme="majorHAnsi" w:cstheme="majorHAnsi"/>
+                <w:color w:val="000000"/>
+                <w:lang w:val="es-ES_tradnl"/>
+              </w:rPr>
+              <w:t>Registros model-ready</w:t>
+            </w:r>
+          </w:p>
+        </w:tc>
+        <w:tc>
+          <w:tcPr>
+            <w:tcW w:w="2880" w:type="dxa"/>
+            <w:shd w:val="clear" w:color="auto" w:fill="FFFFFF" w:themeFill="background1"/>
+            <w:tcMar>
+              <w:top w:w="90" w:type="dxa"/>
+              <w:left w:w="100" w:type="dxa"/>
+              <w:bottom w:w="90" w:type="dxa"/>
+              <w:right w:w="100" w:type="dxa"/>
+            </w:tcMar>
+            <w:vAlign w:val="center"/>
+          </w:tcPr>
+          <w:p>
+            <w:pPr>
+              <w:spacing w:after="0" w:line="240" w:lineRule="auto"/>
+              <w:jc w:val="left"/>
+              <w:rPr>
+                <w:rFonts w:asciiTheme="majorHAnsi" w:hAnsiTheme="majorHAnsi" w:cstheme="majorHAnsi"/>
+                <w:color w:val="000000" w:themeColor="text1"/>
+                <w:lang w:val="es-ES_tradnl"/>
+              </w:rPr>
+            </w:pPr>
+            <w:r>
+              <w:rPr>
+                <w:rFonts w:asciiTheme="majorHAnsi" w:hAnsiTheme="majorHAnsi" w:cstheme="majorHAnsi"/>
+                <w:color w:val="000000"/>
+                <w:lang w:val="es-ES_tradnl"/>
+              </w:rPr>
+              <w:t>49.765</w:t>
+            </w:r>
+          </w:p>
+        </w:tc>
+      </w:tr>
+      <w:tr>
+        <w:trPr>
+          <w:cantSplit/>
+          <w:jc w:val="center"/>
+        </w:trPr>
+        <w:tc>
+          <w:tcPr>
+            <w:tcW w:w="7200" w:type="dxa"/>
+            <w:shd w:val="clear" w:color="auto" w:fill="FFFFFF" w:themeFill="background1"/>
+            <w:tcMar>
+              <w:top w:w="90" w:type="dxa"/>
+              <w:left w:w="100" w:type="dxa"/>
+              <w:bottom w:w="90" w:type="dxa"/>
+              <w:right w:w="100" w:type="dxa"/>
+            </w:tcMar>
+            <w:vAlign w:val="center"/>
+          </w:tcPr>
+          <w:p>
+            <w:pPr>
+              <w:spacing w:after="0" w:line="240" w:lineRule="auto"/>
+              <w:jc w:val="left"/>
+              <w:rPr>
+                <w:rFonts w:asciiTheme="majorHAnsi" w:hAnsiTheme="majorHAnsi" w:cstheme="majorHAnsi"/>
+                <w:color w:val="000000" w:themeColor="text1"/>
+                <w:lang w:val="es-ES_tradnl"/>
+              </w:rPr>
+            </w:pPr>
+            <w:r>
+              <w:rPr>
+                <w:rFonts w:asciiTheme="majorHAnsi" w:hAnsiTheme="majorHAnsi" w:cstheme="majorHAnsi"/>
+                <w:color w:val="000000"/>
+                <w:lang w:val="es-ES_tradnl"/>
+              </w:rPr>
+              <w:t>Registros sin régimen excluidos</w:t>
+            </w:r>
+          </w:p>
+        </w:tc>
+        <w:tc>
+          <w:tcPr>
+            <w:tcW w:w="2880" w:type="dxa"/>
+            <w:shd w:val="clear" w:color="auto" w:fill="FFFFFF" w:themeFill="background1"/>
+            <w:tcMar>
+              <w:top w:w="90" w:type="dxa"/>
+              <w:left w:w="100" w:type="dxa"/>
+              <w:bottom w:w="90" w:type="dxa"/>
+              <w:right w:w="100" w:type="dxa"/>
+            </w:tcMar>
+            <w:vAlign w:val="center"/>
+          </w:tcPr>
+          <w:p>
+            <w:pPr>
+              <w:spacing w:after="0" w:line="240" w:lineRule="auto"/>
+              <w:jc w:val="left"/>
+              <w:rPr>
+                <w:rFonts w:asciiTheme="majorHAnsi" w:hAnsiTheme="majorHAnsi" w:cstheme="majorHAnsi"/>
+                <w:color w:val="000000" w:themeColor="text1"/>
+                <w:lang w:val="es-ES_tradnl"/>
+              </w:rPr>
+            </w:pPr>
+            <w:r>
+              <w:rPr>
+                <w:rFonts w:asciiTheme="majorHAnsi" w:hAnsiTheme="majorHAnsi" w:cstheme="majorHAnsi"/>
+                <w:color w:val="000000"/>
+                <w:lang w:val="es-ES_tradnl"/>
+              </w:rPr>
+              <w:t>2.556</w:t>
+            </w:r>
+          </w:p>
+        </w:tc>
+      </w:tr>
+      <w:tr>
+        <w:trPr>
+          <w:cantSplit/>
+          <w:jc w:val="center"/>
+        </w:trPr>
+        <w:tc>
+          <w:tcPr>
+            <w:tcW w:w="7200" w:type="dxa"/>
+            <w:shd w:val="clear" w:color="auto" w:fill="FFFFFF" w:themeFill="background1"/>
+            <w:tcMar>
+              <w:top w:w="90" w:type="dxa"/>
+              <w:left w:w="100" w:type="dxa"/>
+              <w:bottom w:w="90" w:type="dxa"/>
+              <w:right w:w="100" w:type="dxa"/>
+            </w:tcMar>
+            <w:vAlign w:val="center"/>
+          </w:tcPr>
+          <w:p>
+            <w:pPr>
+              <w:spacing w:after="0" w:line="240" w:lineRule="auto"/>
+              <w:jc w:val="left"/>
+              <w:rPr>
+                <w:rFonts w:asciiTheme="majorHAnsi" w:hAnsiTheme="majorHAnsi" w:cstheme="majorHAnsi"/>
+                <w:color w:val="000000" w:themeColor="text1"/>
+                <w:lang w:val="es-ES_tradnl"/>
+              </w:rPr>
+            </w:pPr>
+            <w:r>
+              <w:rPr>
+                <w:rFonts w:asciiTheme="majorHAnsi" w:hAnsiTheme="majorHAnsi" w:cstheme="majorHAnsi"/>
+                <w:color w:val="000000"/>
+                <w:lang w:val="es-ES_tradnl"/>
+              </w:rPr>
+              <w:t>Mutaciones faltantes como Not_reported</w:t>
+            </w:r>
+          </w:p>
+        </w:tc>
+        <w:tc>
+          <w:tcPr>
+            <w:tcW w:w="2880" w:type="dxa"/>
+            <w:shd w:val="clear" w:color="auto" w:fill="FFFFFF" w:themeFill="background1"/>
+            <w:tcMar>
+              <w:top w:w="90" w:type="dxa"/>
+              <w:left w:w="100" w:type="dxa"/>
+              <w:bottom w:w="90" w:type="dxa"/>
+              <w:right w:w="100" w:type="dxa"/>
+            </w:tcMar>
+            <w:vAlign w:val="center"/>
+          </w:tcPr>
+          <w:p>
+            <w:pPr>
+              <w:spacing w:after="0" w:line="240" w:lineRule="auto"/>
+              <w:jc w:val="left"/>
+              <w:rPr>
+                <w:rFonts w:asciiTheme="majorHAnsi" w:hAnsiTheme="majorHAnsi" w:cstheme="majorHAnsi"/>
+                <w:color w:val="000000" w:themeColor="text1"/>
+                <w:lang w:val="es-ES_tradnl"/>
+              </w:rPr>
+            </w:pPr>
+            <w:r>
+              <w:rPr>
+                <w:rFonts w:asciiTheme="majorHAnsi" w:hAnsiTheme="majorHAnsi" w:cstheme="majorHAnsi"/>
+                <w:color w:val="000000"/>
+                <w:lang w:val="es-ES_tradnl"/>
+              </w:rPr>
+              <w:t>5.331</w:t>
+            </w:r>
+          </w:p>
+        </w:tc>
+      </w:tr>
+      <w:tr>
+        <w:trPr>
+          <w:cantSplit/>
+          <w:jc w:val="center"/>
+        </w:trPr>
+        <w:tc>
+          <w:tcPr>
+            <w:tcW w:w="7200" w:type="dxa"/>
+            <w:shd w:val="clear" w:color="auto" w:fill="FFFFFF" w:themeFill="background1"/>
+            <w:tcMar>
+              <w:top w:w="90" w:type="dxa"/>
+              <w:left w:w="100" w:type="dxa"/>
+              <w:bottom w:w="90" w:type="dxa"/>
+              <w:right w:w="100" w:type="dxa"/>
+            </w:tcMar>
+            <w:vAlign w:val="center"/>
+          </w:tcPr>
+          <w:p>
+            <w:pPr>
+              <w:spacing w:after="0" w:line="240" w:lineRule="auto"/>
+              <w:jc w:val="left"/>
+              <w:rPr>
+                <w:rFonts w:asciiTheme="majorHAnsi" w:hAnsiTheme="majorHAnsi" w:cstheme="majorHAnsi"/>
+                <w:color w:val="000000" w:themeColor="text1"/>
+                <w:lang w:val="es-ES_tradnl"/>
+              </w:rPr>
+            </w:pPr>
+            <w:r>
+              <w:rPr>
+                <w:rFonts w:asciiTheme="majorHAnsi" w:hAnsiTheme="majorHAnsi" w:cstheme="majorHAnsi"/>
+                <w:color w:val="000000"/>
+                <w:lang w:val="es-ES_tradnl"/>
+              </w:rPr>
+              <w:t>Patient_ID duplicados</w:t>
+            </w:r>
+          </w:p>
+        </w:tc>
+        <w:tc>
+          <w:tcPr>
+            <w:tcW w:w="2880" w:type="dxa"/>
+            <w:shd w:val="clear" w:color="auto" w:fill="FFFFFF" w:themeFill="background1"/>
+            <w:tcMar>
+              <w:top w:w="90" w:type="dxa"/>
+              <w:left w:w="100" w:type="dxa"/>
+              <w:bottom w:w="90" w:type="dxa"/>
+              <w:right w:w="100" w:type="dxa"/>
+            </w:tcMar>
+            <w:vAlign w:val="center"/>
+          </w:tcPr>
+          <w:p>
+            <w:pPr>
+              <w:spacing w:after="0" w:line="240" w:lineRule="auto"/>
+              <w:jc w:val="left"/>
+              <w:rPr>
+                <w:rFonts w:asciiTheme="majorHAnsi" w:hAnsiTheme="majorHAnsi" w:cstheme="majorHAnsi"/>
+                <w:color w:val="000000" w:themeColor="text1"/>
+                <w:lang w:val="es-ES_tradnl"/>
+              </w:rPr>
+            </w:pPr>
+            <w:r>
+              <w:rPr>
+                <w:rFonts w:asciiTheme="majorHAnsi" w:hAnsiTheme="majorHAnsi" w:cstheme="majorHAnsi"/>
+                <w:color w:val="000000"/>
+                <w:lang w:val="es-ES_tradnl"/>
+              </w:rPr>
+              <w:t>0</w:t>
+            </w:r>
+          </w:p>
+        </w:tc>
+      </w:tr>
+    </w:tbl>
+    <w:p>
+      <w:pPr>
+        <w:spacing w:after="80" w:line="240" w:lineRule="auto"/>
+        <w:jc w:val="center"/>
+      </w:pPr>
+      <w:r>
+        <w:t>Fuente: Elaboración propia. Fundamentación metodológica: auditoría de calidad y reproducibilidad de datos y software (Martínez-Plumed et al., 2021; Pineau et al., 2021).</w:t>
+      </w:r>
+    </w:p>
+    <w:p>
+      <w:pPr>
+        <w:rPr>
+          <w:rFonts w:asciiTheme="majorHAnsi" w:hAnsiTheme="majorHAnsi" w:cstheme="majorHAnsi"/>
+          <w:color w:val="000000" w:themeColor="text1"/>
+          <w:lang w:val="es-ES_tradnl"/>
+        </w:rPr>
+      </w:pPr>
+      <w:r>
+        <w:rPr>
+          <w:rFonts w:asciiTheme="majorHAnsi" w:hAnsiTheme="majorHAnsi" w:cstheme="majorHAnsi"/>
+          <w:i/>
+          <w:color w:val="000000"/>
+          <w:lang w:val="es-ES_tradnl"/>
+        </w:rPr>
+        <w:t>Nota. Cálculos procedentes del pipeline reproducible incluido en el paquete.</w:t>
+      </w:r>
+    </w:p>
+    <w:p>
+      <w:pPr>
+        <w:ind w:firstLine="360"/>
+        <w:rPr>
+          <w:rFonts w:asciiTheme="majorHAnsi" w:hAnsiTheme="majorHAnsi" w:cstheme="majorHAnsi"/>
+          <w:color w:val="000000" w:themeColor="text1"/>
+          <w:lang w:val="es-ES_tradnl"/>
+        </w:rPr>
+      </w:pPr>
+      <w:r>
+        <w:t>No se detectaron valores faltantes en el conjunto model-ready ni filas exactamente duplicadas. Las nueve variables de entrada forman 49.763 perfiles únicos; existen dos perfiles repetidos, con dos registros cada uno, y ninguno presenta etiquetas en conflicto ni datos no codificables. La auditoría de consistencia identificó 5.220 registros de estadio IV sin metástasis registrada y 3.699 de estadio I con metástasis. No se corrigieron automáticamente porque su interpretación exige conocimiento del proceso de obtención de datos. La ausencia de errores estructurales no implica validez clínica.</w:t>
+      </w:r>
+    </w:p>
+    <w:p>
+      <w:pPr>
+        <w:pStyle w:val="Ttulo2"/>
+        <w:rPr>
+          <w:rFonts w:cstheme="majorHAnsi"/>
+          <w:color w:val="000000" w:themeColor="text1"/>
+          <w:sz w:val="22"/>
+          <w:szCs w:val="22"/>
+          <w:lang w:val="es-ES_tradnl"/>
+        </w:rPr>
+      </w:pPr>
+      <w:r>
+        <w:rPr>
+          <w:rFonts w:ascii="Arial" w:eastAsia="Arial" w:hAnsi="Arial" w:cstheme="majorHAnsi"/>
+          <w:szCs w:val="22"/>
+          <w:lang w:val="es-ES_tradnl"/>
+        </w:rPr>
+        <w:lastRenderedPageBreak/>
+        <w:t>6.2. Distribución del objetivo</w:t>
+      </w:r>
+    </w:p>
+    <w:p>
+      <w:pPr>
+        <w:keepNext/>
+        <w:spacing w:after="60"/>
+      </w:pPr>
+      <w:r>
+        <w:t>La Tabla 11 presenta la síntesis correspondiente a «Distribución de regímenes conocidos».</w:t>
+      </w:r>
+    </w:p>
+    <w:p>
+      <w:pPr>
+        <w:pStyle w:val="Descripcin"/>
+        <w:spacing w:after="40"/>
+        <w:jc w:val="center"/>
+        <w:rPr>
+          <w:rFonts w:asciiTheme="majorHAnsi" w:hAnsiTheme="majorHAnsi" w:cstheme="majorHAnsi"/>
+          <w:color w:val="000000" w:themeColor="text1"/>
+          <w:lang w:val="es-ES_tradnl"/>
+        </w:rPr>
+      </w:pPr>
+      <w:r>
+        <w:t xml:space="preserve">Tabla </w:t>
+      </w:r>
+      <w:fldSimple w:instr=" SEQ Tabla \* ARABIC ">
+        <w:r>
+          <w:rPr>
+            <w:noProof/>
+          </w:rPr>
+          <w:t>11</w:t>
+        </w:r>
+      </w:fldSimple>
+      <w:r>
+        <w:t>.</w:t>
+      </w:r>
+    </w:p>
+    <w:p>
+      <w:pPr>
+        <w:keepNext/>
+        <w:spacing w:after="60"/>
+        <w:jc w:val="center"/>
+        <w:rPr>
+          <w:rFonts w:asciiTheme="majorHAnsi" w:hAnsiTheme="majorHAnsi" w:cstheme="majorHAnsi"/>
+          <w:color w:val="000000" w:themeColor="text1"/>
+          <w:lang w:val="es-ES_tradnl"/>
+        </w:rPr>
+      </w:pPr>
+      <w:r>
+        <w:rPr>
+          <w:rFonts w:asciiTheme="majorHAnsi" w:hAnsiTheme="majorHAnsi" w:cstheme="majorHAnsi"/>
+          <w:i/>
+          <w:color w:val="000000"/>
+          <w:lang w:val="es-ES_tradnl"/>
+        </w:rPr>
+        <w:t>Distribución de regímenes conocidos</w:t>
+      </w:r>
+    </w:p>
+    <w:tbl>
+      <w:tblPr>
+        <w:tblStyle w:val="Tablaconcuadrcula"/>
+        <w:tblW w:w="10080" w:type="dxa"/>
+        <w:jc w:val="center"/>
+        <w:tblBorders>
+          <w:left w:val="none" w:sz="0" w:space="0" w:color="auto"/>
+          <w:right w:val="none" w:sz="0" w:space="0" w:color="auto"/>
+          <w:insideH w:val="none" w:sz="0" w:space="0" w:color="auto"/>
+          <w:insideV w:val="none" w:sz="0" w:space="0" w:color="auto"/>
+        </w:tblBorders>
+        <w:shd w:val="clear" w:color="auto" w:fill="FFFFFF" w:themeFill="background1"/>
+        <w:tblLayout w:type="fixed"/>
+        <w:tblLook w:val="04A0" w:firstRow="1" w:lastRow="0" w:firstColumn="1" w:lastColumn="0" w:noHBand="0" w:noVBand="1"/>
+        <w:tblInd w:w="0" w:type="dxa"/>
       </w:tblPr>
       <w:tblGrid>
         <w:gridCol w:w="5000"/>
@@ -14427,7 +14158,7 @@
       <w:tr>
         <w:trPr>
           <w:cantSplit/>
-          <w:tblHeader/>
+          <w:tblHeader w:val="true"/>
           <w:jc w:val="center"/>
         </w:trPr>
         <w:tc>
@@ -14945,19 +14676,7 @@
         <w:jc w:val="center"/>
       </w:pPr>
       <w:r>
-        <w:rPr>
-          <w:i/>
-          <w:color w:val="000000"/>
-          <w:sz w:val="18"/>
-        </w:rPr>
-        <w:t>Fuente: Elaboración propia.</w:t>
-      </w:r>
-      <w:r>
-        <w:rPr>
-          <w:i/>
-          <w:sz w:val="18"/>
-        </w:rPr>
-        <w:t xml:space="preserve"> Fundamentación metodológica: interpretación de clases y métricas en clasificación multiclase (Sokolova &amp; Lapalme, 2009; Tsimberidou et al., 2023).</w:t>
+        <w:t>Fuente: Elaboración propia. Fundamentación metodológica: interpretación de clases y métricas en clasificación multiclase (Hicks et al., 2022; Tsimberidou et al., 2023).</w:t>
       </w:r>
     </w:p>
     <w:p>
@@ -14982,6 +14701,7 @@
       <w:pPr>
         <w:pStyle w:val="Descripcin"/>
         <w:spacing w:after="40"/>
+        <w:jc w:val="center"/>
         <w:rPr>
           <w:rFonts w:asciiTheme="majorHAnsi" w:hAnsiTheme="majorHAnsi" w:cstheme="majorHAnsi"/>
           <w:color w:val="000000" w:themeColor="text1"/>
@@ -15083,19 +14803,7 @@
         <w:jc w:val="center"/>
       </w:pPr>
       <w:r>
-        <w:rPr>
-          <w:i/>
-          <w:color w:val="000000"/>
-          <w:sz w:val="18"/>
-        </w:rPr>
-        <w:t>Fuente: Elaboración propia a partir del análisis reproducible en Python.</w:t>
-      </w:r>
-      <w:r>
-        <w:rPr>
-          <w:i/>
-          <w:sz w:val="18"/>
-        </w:rPr>
-        <w:t xml:space="preserve"> Fundamentación metodológica: interpretación de distribución de clases en clasificación multiclase (Sokolova &amp; Lapalme, 2009).</w:t>
+        <w:t>Fuente: Elaboración propia a partir del análisis reproducible en Python. Fundamentación metodológica: interpretación de distribución de clases en clasificación multiclase (Hicks et al., 2022).</w:t>
       </w:r>
     </w:p>
     <w:p>
@@ -15150,6 +14858,7 @@
       <w:pPr>
         <w:pStyle w:val="Descripcin"/>
         <w:spacing w:after="40"/>
+        <w:jc w:val="center"/>
         <w:rPr>
           <w:rFonts w:asciiTheme="majorHAnsi" w:hAnsiTheme="majorHAnsi" w:cstheme="majorHAnsi"/>
           <w:color w:val="000000" w:themeColor="text1"/>
@@ -15251,19 +14960,7 @@
         <w:jc w:val="center"/>
       </w:pPr>
       <w:r>
-        <w:rPr>
-          <w:i/>
-          <w:color w:val="000000"/>
-          <w:sz w:val="18"/>
-        </w:rPr>
-        <w:t>Fuente: Elaboración propia a partir del análisis reproducible en Python.</w:t>
-      </w:r>
-      <w:r>
-        <w:rPr>
-          <w:i/>
-          <w:sz w:val="18"/>
-        </w:rPr>
-        <w:t xml:space="preserve"> Fundamentación metodológica: exploración de datos y preparación reproducible para aprendizaje automático (Chapman et al., 2000; Pedregosa et al., 2011).</w:t>
+        <w:t>Fuente: Elaboración propia a partir del análisis reproducible en Python. Fundamentación metodológica: exploración de datos y preparación reproducible para aprendizaje automático (Martínez-Plumed et al., 2021; Pineau et al., 2021).</w:t>
       </w:r>
     </w:p>
     <w:p>
@@ -15279,6 +14976,7 @@
       <w:pPr>
         <w:pStyle w:val="Descripcin"/>
         <w:spacing w:after="40"/>
+        <w:jc w:val="center"/>
         <w:rPr>
           <w:rFonts w:asciiTheme="majorHAnsi" w:hAnsiTheme="majorHAnsi" w:cstheme="majorHAnsi"/>
           <w:color w:val="000000" w:themeColor="text1"/>
@@ -15380,19 +15078,7 @@
         <w:jc w:val="center"/>
       </w:pPr>
       <w:r>
-        <w:rPr>
-          <w:i/>
-          <w:color w:val="000000"/>
-          <w:sz w:val="18"/>
-        </w:rPr>
-        <w:t>Fuente: Elaboración propia a partir del análisis reproducible en Python.</w:t>
-      </w:r>
-      <w:r>
-        <w:rPr>
-          <w:i/>
-          <w:sz w:val="18"/>
-        </w:rPr>
-        <w:t xml:space="preserve"> Fundamentación metodológica: lectura de clases terapéuticas en contexto de oncología de precisión (Sokolova &amp; Lapalme, 2009; Tsimberidou et al., 2023).</w:t>
+        <w:t>Fuente: Elaboración propia a partir del análisis reproducible en Python. Fundamentación metodológica: lectura de clases terapéuticas en contexto de oncología de precisión (Hicks et al., 2022; Tsimberidou et al., 2023).</w:t>
       </w:r>
     </w:p>
     <w:p>
@@ -15445,6 +15131,7 @@
       <w:pPr>
         <w:pStyle w:val="Descripcin"/>
         <w:spacing w:after="40"/>
+        <w:jc w:val="center"/>
         <w:rPr>
           <w:rFonts w:asciiTheme="majorHAnsi" w:hAnsiTheme="majorHAnsi" w:cstheme="majorHAnsi"/>
           <w:color w:val="000000" w:themeColor="text1"/>
@@ -15501,6 +15188,7 @@
         <w:shd w:val="clear" w:color="auto" w:fill="FFFFFF" w:themeFill="background1"/>
         <w:tblLayout w:type="fixed"/>
         <w:tblLook w:val="04A0" w:firstRow="1" w:lastRow="0" w:firstColumn="1" w:lastColumn="0" w:noHBand="0" w:noVBand="1"/>
+        <w:tblInd w:w="0" w:type="dxa"/>
       </w:tblPr>
       <w:tblGrid>
         <w:gridCol w:w="5100"/>
@@ -15510,7 +15198,7 @@
       <w:tr>
         <w:trPr>
           <w:cantSplit/>
-          <w:tblHeader/>
+          <w:tblHeader w:val="true"/>
           <w:jc w:val="center"/>
         </w:trPr>
         <w:tc>
@@ -16640,19 +16328,7 @@
         <w:jc w:val="center"/>
       </w:pPr>
       <w:r>
-        <w:rPr>
-          <w:i/>
-          <w:color w:val="000000"/>
-          <w:sz w:val="18"/>
-        </w:rPr>
-        <w:t>Fuente: Elaboración propia.</w:t>
-      </w:r>
-      <w:r>
-        <w:rPr>
-          <w:i/>
-          <w:sz w:val="18"/>
-        </w:rPr>
-        <w:t xml:space="preserve"> Fundamentación metodológica: control de comparaciones múltiples y lectura conjunta de significación y tamaño de efecto (Benjamini &amp; Hochberg, 1995; Hollestein et al., 2021).</w:t>
+        <w:t>Fuente: Elaboración propia. Fundamentación metodológica: control de comparaciones múltiples y lectura conjunta de significación y tamaño de efecto (Hollestein et al., 2021).</w:t>
       </w:r>
     </w:p>
     <w:p>
@@ -16678,6 +16354,7 @@
       <w:pPr>
         <w:pStyle w:val="Descripcin"/>
         <w:spacing w:after="40"/>
+        <w:jc w:val="center"/>
         <w:rPr>
           <w:rFonts w:asciiTheme="majorHAnsi" w:hAnsiTheme="majorHAnsi" w:cstheme="majorHAnsi"/>
           <w:color w:val="000000" w:themeColor="text1"/>
@@ -16779,19 +16456,7 @@
         <w:jc w:val="center"/>
       </w:pPr>
       <w:r>
-        <w:rPr>
-          <w:i/>
-          <w:color w:val="000000"/>
-          <w:sz w:val="18"/>
-        </w:rPr>
-        <w:t>Fuente: Elaboración propia a partir del análisis reproducible en Python.</w:t>
-      </w:r>
-      <w:r>
-        <w:rPr>
-          <w:i/>
-          <w:sz w:val="18"/>
-        </w:rPr>
-        <w:t xml:space="preserve"> Fundamentación metodológica: control de multiplicidad y evaluación de asociaciones (Benjamini &amp; Hochberg, 1995; Hollestein et al., 2021).</w:t>
+        <w:t>Fuente: Elaboración propia a partir del análisis reproducible en Python. Fundamentación metodológica: control de multiplicidad y evaluación de asociaciones (Hollestein et al., 2021).</w:t>
       </w:r>
     </w:p>
     <w:p>
@@ -16844,6 +16509,7 @@
       <w:pPr>
         <w:pStyle w:val="Descripcin"/>
         <w:spacing w:after="40"/>
+        <w:jc w:val="center"/>
         <w:rPr>
           <w:rFonts w:asciiTheme="majorHAnsi" w:hAnsiTheme="majorHAnsi" w:cstheme="majorHAnsi"/>
           <w:color w:val="000000" w:themeColor="text1"/>
@@ -16901,6 +16567,7 @@
         <w:shd w:val="clear" w:color="auto" w:fill="FFFFFF" w:themeFill="background1"/>
         <w:tblLayout w:type="fixed"/>
         <w:tblLook w:val="04A0" w:firstRow="1" w:lastRow="0" w:firstColumn="1" w:lastColumn="0" w:noHBand="0" w:noVBand="1"/>
+        <w:tblInd w:w="0" w:type="dxa"/>
       </w:tblPr>
       <w:tblGrid>
         <w:gridCol w:w="3000"/>
@@ -16912,7 +16579,7 @@
       <w:tr>
         <w:trPr>
           <w:cantSplit/>
-          <w:tblHeader/>
+          <w:tblHeader w:val="true"/>
           <w:jc w:val="center"/>
         </w:trPr>
         <w:tc>
@@ -18084,19 +17751,7 @@
         <w:jc w:val="center"/>
       </w:pPr>
       <w:r>
-        <w:rPr>
-          <w:i/>
-          <w:color w:val="000000"/>
-          <w:sz w:val="18"/>
-        </w:rPr>
-        <w:t>Fuente: Elaboración propia.</w:t>
-      </w:r>
-      <w:r>
-        <w:rPr>
-          <w:i/>
-          <w:sz w:val="18"/>
-        </w:rPr>
-        <w:t xml:space="preserve"> Fundamentación metodológica: validación cruzada, comparación frente a baselines y Random Forest (Breiman, 2001; Sokolova &amp; Lapalme, 2009; Varma &amp; Simon, 2006).</w:t>
+        <w:t>Fuente: Elaboración propia. Fundamentación metodológica: validación cruzada, comparación frente a baselines y Random Forest (Hicks et al., 2022; Varoquaux &amp; Cheplygina, 2022).</w:t>
       </w:r>
     </w:p>
     <w:p>
@@ -18130,6 +17785,7 @@
       <w:pPr>
         <w:pStyle w:val="Descripcin"/>
         <w:spacing w:after="40"/>
+        <w:jc w:val="center"/>
         <w:rPr>
           <w:rFonts w:asciiTheme="majorHAnsi" w:hAnsiTheme="majorHAnsi" w:cstheme="majorHAnsi"/>
           <w:color w:val="000000" w:themeColor="text1"/>
@@ -18231,20 +17887,7 @@
         <w:jc w:val="center"/>
       </w:pPr>
       <w:r>
-        <w:rPr>
-          <w:i/>
-          <w:color w:val="000000"/>
-          <w:sz w:val="18"/>
-        </w:rPr>
-        <w:lastRenderedPageBreak/>
-        <w:t>Fuente: Elaboración propia a partir del análisis reproducible en Python.</w:t>
-      </w:r>
-      <w:r>
-        <w:rPr>
-          <w:i/>
-          <w:sz w:val="18"/>
-        </w:rPr>
-        <w:t xml:space="preserve"> Fundamentación metodológica: Random Forest, métricas multiclase y validación cruzada (Breiman, 2001; Sokolova &amp; Lapalme, 2009; Varma &amp; Simon, 2006).</w:t>
+        <w:t>Fuente: Elaboración propia a partir del análisis reproducible en Python. Fundamentación metodológica: Random Forest, métricas multiclase y validación cruzada (Hicks et al., 2022; Varoquaux &amp; Cheplygina, 2022).</w:t>
       </w:r>
     </w:p>
     <w:p>
@@ -18296,6 +17939,7 @@
       <w:pPr>
         <w:pStyle w:val="Descripcin"/>
         <w:spacing w:after="40"/>
+        <w:jc w:val="center"/>
         <w:rPr>
           <w:rFonts w:asciiTheme="majorHAnsi" w:hAnsiTheme="majorHAnsi" w:cstheme="majorHAnsi"/>
           <w:color w:val="000000" w:themeColor="text1"/>
@@ -18397,19 +18041,7 @@
         <w:jc w:val="center"/>
       </w:pPr>
       <w:r>
-        <w:rPr>
-          <w:i/>
-          <w:color w:val="000000"/>
-          <w:sz w:val="18"/>
-        </w:rPr>
-        <w:t>Fuente: Elaboración propia a partir del análisis reproducible en Python.</w:t>
-      </w:r>
-      <w:r>
-        <w:rPr>
-          <w:i/>
-          <w:sz w:val="18"/>
-        </w:rPr>
-        <w:t xml:space="preserve"> Fundamentación metodológica: interpretación de matrices de confusión y desempeño multiclase (Breiman, 2001; Sokolova &amp; Lapalme, 2009).</w:t>
+        <w:t>Fuente: Elaboración propia a partir del análisis reproducible en Python. Fundamentación metodológica: interpretación de matrices de confusión y desempeño multiclase (Hicks et al., 2022).</w:t>
       </w:r>
     </w:p>
     <w:p>
@@ -18480,6 +18112,7 @@
       <w:pPr>
         <w:pStyle w:val="Descripcin"/>
         <w:spacing w:after="40"/>
+        <w:jc w:val="center"/>
         <w:rPr>
           <w:rFonts w:asciiTheme="majorHAnsi" w:hAnsiTheme="majorHAnsi" w:cstheme="majorHAnsi"/>
           <w:color w:val="000000" w:themeColor="text1"/>
@@ -18581,19 +18214,7 @@
         <w:jc w:val="center"/>
       </w:pPr>
       <w:r>
-        <w:rPr>
-          <w:i/>
-          <w:color w:val="000000"/>
-          <w:sz w:val="18"/>
-        </w:rPr>
-        <w:t>Fuente: Elaboración propia a partir del análisis reproducible en Python.</w:t>
-      </w:r>
-      <w:r>
-        <w:rPr>
-          <w:i/>
-          <w:sz w:val="18"/>
-        </w:rPr>
-        <w:t xml:space="preserve"> Fundamentación metodológica: calibración, confianza predictiva y clasificación selectiva con abstención (Geifman &amp; El-Yaniv, 2017; Guo et al., 2017; Van Calster et al., 2019).</w:t>
+        <w:t>Fuente: Elaboración propia a partir del análisis reproducible en Python. Fundamentación metodológica: calibración, confianza predictiva y clasificación selectiva con abstención (Kompa et al., 2021; Silva Filho et al., 2023).</w:t>
       </w:r>
     </w:p>
     <w:p>
@@ -18646,6 +18267,7 @@
       <w:pPr>
         <w:pStyle w:val="Descripcin"/>
         <w:spacing w:after="40"/>
+        <w:jc w:val="center"/>
         <w:rPr>
           <w:rFonts w:asciiTheme="majorHAnsi" w:hAnsiTheme="majorHAnsi" w:cstheme="majorHAnsi"/>
           <w:color w:val="000000" w:themeColor="text1"/>
@@ -18748,19 +18370,7 @@
         <w:jc w:val="center"/>
       </w:pPr>
       <w:r>
-        <w:rPr>
-          <w:i/>
-          <w:color w:val="000000"/>
-          <w:sz w:val="18"/>
-        </w:rPr>
-        <w:t>Fuente: Elaboración propia a partir del análisis reproducible en Python.</w:t>
-      </w:r>
-      <w:r>
-        <w:rPr>
-          <w:i/>
-          <w:sz w:val="18"/>
-        </w:rPr>
-        <w:t xml:space="preserve"> Fundamentación metodológica: importancia de variables e interpretabilidad en modelos de árboles (Altmann et al., 2010; Breiman, 2001; Lundberg &amp; Lee, 2017).</w:t>
+        <w:t>Fuente: Elaboración propia a partir del análisis reproducible en Python. Fundamentación metodológica: importancia de variables e interpretabilidad en modelos de árboles (Amann et al., 2020; Biecek &amp; Burzykowski, 2021; Ghassemi et al., 2021).</w:t>
       </w:r>
     </w:p>
     <w:p>
@@ -18831,6 +18441,7 @@
       <w:pPr>
         <w:pStyle w:val="Descripcin"/>
         <w:spacing w:after="40"/>
+        <w:jc w:val="center"/>
         <w:rPr>
           <w:rFonts w:asciiTheme="majorHAnsi" w:hAnsiTheme="majorHAnsi" w:cstheme="majorHAnsi"/>
           <w:color w:val="000000" w:themeColor="text1"/>
@@ -18887,6 +18498,7 @@
         <w:shd w:val="clear" w:color="auto" w:fill="FFFFFF" w:themeFill="background1"/>
         <w:tblLayout w:type="fixed"/>
         <w:tblLook w:val="04A0" w:firstRow="1" w:lastRow="0" w:firstColumn="1" w:lastColumn="0" w:noHBand="0" w:noVBand="1"/>
+        <w:tblInd w:w="0" w:type="dxa"/>
       </w:tblPr>
       <w:tblGrid>
         <w:gridCol w:w="1900"/>
@@ -18898,7 +18510,7 @@
       <w:tr>
         <w:trPr>
           <w:cantSplit/>
-          <w:tblHeader/>
+          <w:tblHeader w:val="true"/>
           <w:jc w:val="center"/>
         </w:trPr>
         <w:tc>
@@ -19818,6 +19430,7 @@
       <w:pPr>
         <w:pStyle w:val="Descripcin"/>
         <w:spacing w:after="40"/>
+        <w:jc w:val="center"/>
         <w:rPr>
           <w:rFonts w:asciiTheme="majorHAnsi" w:hAnsiTheme="majorHAnsi" w:cstheme="majorHAnsi"/>
           <w:color w:val="000000" w:themeColor="text1"/>
@@ -19916,19 +19529,7 @@
         <w:jc w:val="center"/>
       </w:pPr>
       <w:r>
-        <w:rPr>
-          <w:i/>
-          <w:color w:val="000000"/>
-          <w:sz w:val="18"/>
-        </w:rPr>
-        <w:t>Fuente: Elaboración propia a partir del análisis reproducible en Python.</w:t>
-      </w:r>
-      <w:r>
-        <w:rPr>
-          <w:i/>
-          <w:sz w:val="18"/>
-        </w:rPr>
-        <w:t xml:space="preserve"> Fundamentación metodológica: auditoría por subgrupos y evaluación de sesgo/aplicabilidad (Moons et al., 2025; Obermeyer et al., 2019).</w:t>
+        <w:t>Fuente: Elaboración propia a partir del análisis reproducible en Python. Fundamentación metodológica: auditoría por subgrupos y evaluación de sesgo/aplicabilidad (Moons et al., 2025; Norori et al., 2021).</w:t>
       </w:r>
     </w:p>
     <w:p>
@@ -20108,6 +19709,7 @@
       <w:pPr>
         <w:pStyle w:val="Descripcin"/>
         <w:spacing w:after="40"/>
+        <w:jc w:val="center"/>
         <w:rPr>
           <w:rFonts w:asciiTheme="majorHAnsi" w:hAnsiTheme="majorHAnsi" w:cstheme="majorHAnsi"/>
           <w:color w:val="000000" w:themeColor="text1"/>
@@ -20209,19 +19811,7 @@
         <w:jc w:val="center"/>
       </w:pPr>
       <w:r>
-        <w:rPr>
-          <w:i/>
-          <w:color w:val="000000"/>
-          <w:sz w:val="18"/>
-        </w:rPr>
-        <w:t>Fuente: Elaboración propia a partir del análisis reproducible en Python.</w:t>
-      </w:r>
-      <w:r>
-        <w:rPr>
-          <w:i/>
-          <w:sz w:val="18"/>
-        </w:rPr>
-        <w:t xml:space="preserve"> Fundamentación metodológica: validación interna de clustering mediante Silhouette y otros índices (Hassan et al., 2024; Rousseeuw, 1987).</w:t>
+        <w:t>Fuente: Elaboración propia a partir del análisis reproducible en Python. Fundamentación metodológica: validación interna de clustering mediante Silhouette y otros índices (Hassan et al., 2024).</w:t>
       </w:r>
     </w:p>
     <w:p>
@@ -20240,11 +19830,7 @@
         <w:keepNext/>
       </w:pPr>
       <w:r>
-        <w:t xml:space="preserve">El mejor resultado correspondió a k=2, con un coeficiente Silhouette de 0,0978 (Rousseeuw, 1987). Al encontrarse próximo a cero, este valor indica que los grupos presentan superposición y escasa separación interna entre ellos, por lo que no se identifica una estructura de clústeres suficientemente definida. El algoritmo pudo dividir los registros y asignar cada registro a un clúster, pero esa división no significa que existan perfiles clínicos naturales o claramente diferenciados. Muchos casos podrían </w:t>
-      </w:r>
-      <w:r>
-        <w:lastRenderedPageBreak/>
-        <w:t>ubicarse cerca de los límites entre grupos y compartir características similares con más de un clúster.</w:t>
+        <w:t>El mejor resultado correspondió a k=2, con un coeficiente Silhouette de 0,0978 (Hassan et al., 2024). Al encontrarse próximo a cero, este valor indica que los grupos presentan superposición y escasa separación interna entre ellos, por lo que no se identifica una estructura de clústeres suficientemente definida. El algoritmo pudo dividir los registros y asignar cada registro a un clúster, pero esa división no significa que existan perfiles clínicos naturales o claramente diferenciados. Muchos casos podrían ubicarse cerca de los límites entre grupos y compartir características similares con más de un clúster.</w:t>
       </w:r>
     </w:p>
     <w:p>
@@ -20282,6 +19868,7 @@
       <w:pPr>
         <w:pStyle w:val="Descripcin"/>
         <w:spacing w:after="40"/>
+        <w:jc w:val="center"/>
         <w:rPr>
           <w:rFonts w:asciiTheme="majorHAnsi" w:hAnsiTheme="majorHAnsi" w:cstheme="majorHAnsi"/>
           <w:color w:val="000000" w:themeColor="text1"/>
@@ -20383,19 +19970,7 @@
         <w:jc w:val="center"/>
       </w:pPr>
       <w:r>
-        <w:rPr>
-          <w:i/>
-          <w:color w:val="000000"/>
-          <w:sz w:val="18"/>
-        </w:rPr>
-        <w:t>Fuente: Elaboración propia a partir del análisis reproducible en Python.</w:t>
-      </w:r>
-      <w:r>
-        <w:rPr>
-          <w:i/>
-          <w:sz w:val="18"/>
-        </w:rPr>
-        <w:t xml:space="preserve"> Fundamentación metodológica: lectura exploratoria de clústeres y separación geométrica (Hassan et al., 2024; Rousseeuw, 1987).</w:t>
+        <w:t>Fuente: Elaboración propia a partir del análisis reproducible en Python. Fundamentación metodológica: lectura exploratoria de clústeres y separación geométrica (Hassan et al., 2024).</w:t>
       </w:r>
     </w:p>
     <w:p>
@@ -20509,12 +20084,7 @@
         </w:rPr>
       </w:pPr>
       <w:r>
-        <w:rPr>
-          <w:rFonts w:asciiTheme="majorHAnsi" w:hAnsiTheme="majorHAnsi" w:cstheme="majorHAnsi"/>
-          <w:color w:val="000000"/>
-          <w:lang w:val="es-ES_tradnl"/>
-        </w:rPr>
-        <w:t>El bootstrap estratificado del holdout (500 réplicas) situó el IC del 95 % del F1 macro entre 0,2420 y 0,2568, y el de balanced accuracy entre 0,2422 y 0,2571. En los diez resultados pareados de la CV, la diferencia media de F1 entre Random Forest y Dummy estratificado fue -0,0004, con IC bootstrap del 95 % entre -0,0064 y 0,0050 y Wilcoxon p=0,9219. El intervalo cruza cero y no aporta evidencia de superioridad. Esta inferencia es exploratoria: los pliegues de la CV repetida se solapan y no constituyen observaciones independientes (Van Calster et al., 2019).</w:t>
+        <w:t>El bootstrap estratificado del holdout (500 réplicas) situó el IC del 95 % del F1 macro entre 0,2420 y 0,2568, y el de balanced accuracy entre 0,2422 y 0,2571. En los diez resultados pareados de la CV, la diferencia media de F1 entre Random Forest y Dummy estratificado fue -0,0004, con IC bootstrap del 95 % entre -0,0064 y 0,0050 y Wilcoxon p=0,9219. El intervalo cruza cero y no aporta evidencia de superioridad. Esta inferencia es exploratoria: los pliegues de la CV repetida se solapan y no constituyen observaciones independientes (Varoquaux &amp; Cheplygina, 2022).</w:t>
       </w:r>
     </w:p>
     <w:p>
@@ -20531,6 +20101,7 @@
       <w:pPr>
         <w:pStyle w:val="Descripcin"/>
         <w:spacing w:after="40"/>
+        <w:jc w:val="center"/>
         <w:rPr>
           <w:rFonts w:asciiTheme="majorHAnsi" w:hAnsiTheme="majorHAnsi" w:cstheme="majorHAnsi"/>
           <w:color w:val="000000" w:themeColor="text1"/>
@@ -20633,19 +20204,7 @@
         <w:jc w:val="center"/>
       </w:pPr>
       <w:r>
-        <w:rPr>
-          <w:i/>
-          <w:color w:val="000000"/>
-          <w:sz w:val="18"/>
-        </w:rPr>
-        <w:t>Fuente: Elaboración propia a partir del análisis reproducible en Python.</w:t>
-      </w:r>
-      <w:r>
-        <w:rPr>
-          <w:i/>
-          <w:sz w:val="18"/>
-        </w:rPr>
-        <w:t xml:space="preserve"> Fundamentación metodológica: comparación pareada y control del optimismo durante selección de modelos (Sokolova &amp; Lapalme, 2009; Varma &amp; Simon, 2006).</w:t>
+        <w:t>Fuente: Elaboración propia a partir del análisis reproducible en Python. Fundamentación metodológica: comparación pareada y control del optimismo durante selección de modelos (Hicks et al., 2022; Varoquaux &amp; Cheplygina, 2022).</w:t>
       </w:r>
     </w:p>
     <w:p>
@@ -20693,6 +20252,7 @@
       <w:pPr>
         <w:pStyle w:val="Descripcin"/>
         <w:spacing w:after="40"/>
+        <w:jc w:val="center"/>
         <w:rPr>
           <w:rFonts w:asciiTheme="majorHAnsi" w:hAnsiTheme="majorHAnsi" w:cstheme="majorHAnsi"/>
           <w:color w:val="000000" w:themeColor="text1"/>
@@ -20795,19 +20355,7 @@
         <w:jc w:val="center"/>
       </w:pPr>
       <w:r>
-        <w:rPr>
-          <w:i/>
-          <w:color w:val="000000"/>
-          <w:sz w:val="18"/>
-        </w:rPr>
-        <w:t>Fuente: Elaboración propia a partir del análisis reproducible en Python.</w:t>
-      </w:r>
-      <w:r>
-        <w:rPr>
-          <w:i/>
-          <w:sz w:val="18"/>
-        </w:rPr>
-        <w:t xml:space="preserve"> Fundamentación metodológica: evaluación de calibración probabilística separada de discriminación (Guo et al., 2017; Van Calster et al., 2019).</w:t>
+        <w:t>Fuente: Elaboración propia a partir del análisis reproducible en Python. Fundamentación metodológica: evaluación de calibración probabilística separada de discriminación (Silva Filho et al., 2023).</w:t>
       </w:r>
     </w:p>
     <w:p>
@@ -20849,6 +20397,7 @@
       <w:pPr>
         <w:pStyle w:val="Descripcin"/>
         <w:spacing w:after="40"/>
+        <w:jc w:val="center"/>
         <w:rPr>
           <w:rFonts w:asciiTheme="majorHAnsi" w:hAnsiTheme="majorHAnsi" w:cstheme="majorHAnsi"/>
           <w:color w:val="000000" w:themeColor="text1"/>
@@ -20951,19 +20500,7 @@
         <w:jc w:val="center"/>
       </w:pPr>
       <w:r>
-        <w:rPr>
-          <w:i/>
-          <w:color w:val="000000"/>
-          <w:sz w:val="18"/>
-        </w:rPr>
-        <w:t>Fuente: Elaboración propia a partir del análisis reproducible en Python.</w:t>
-      </w:r>
-      <w:r>
-        <w:rPr>
-          <w:i/>
-          <w:sz w:val="18"/>
-        </w:rPr>
-        <w:t xml:space="preserve"> Fundamentación metodológica: importancia por permutación y cautela frente a sesgos de importancia en Random Forest (Altmann et al., 2010; Breiman, 2001).</w:t>
+        <w:t>Fuente: Elaboración propia a partir del análisis reproducible en Python. Fundamentación metodológica: importancia por permutación y cautela frente a sesgos de importancia en Random Forest (Biecek &amp; Burzykowski, 2021; Ghassemi et al., 2021).</w:t>
       </w:r>
     </w:p>
     <w:p>
@@ -21062,6 +20599,7 @@
       <w:pPr>
         <w:pStyle w:val="Descripcin"/>
         <w:spacing w:after="40"/>
+        <w:jc w:val="center"/>
         <w:rPr>
           <w:rFonts w:asciiTheme="majorHAnsi" w:hAnsiTheme="majorHAnsi" w:cstheme="majorHAnsi"/>
           <w:color w:val="000000" w:themeColor="text1"/>
@@ -21164,19 +20702,7 @@
         <w:jc w:val="center"/>
       </w:pPr>
       <w:r>
-        <w:rPr>
-          <w:i/>
-          <w:color w:val="000000"/>
-          <w:sz w:val="18"/>
-        </w:rPr>
-        <w:t>Fuente: Elaboración propia a partir del análisis reproducible en Python.</w:t>
-      </w:r>
-      <w:r>
-        <w:rPr>
-          <w:i/>
-          <w:sz w:val="18"/>
-        </w:rPr>
-        <w:t xml:space="preserve"> Fundamentación metodológica: pruebas de permutación para estudiar si el rendimiento del clasificador excede una distribución nula (Ojala &amp; Garriga, 2010).</w:t>
+        <w:t>Fuente: Elaboración propia a partir del análisis reproducible en Python. Fundamentación metodológica: pruebas de permutación para estudiar si el rendimiento del clasificador excede una distribución nula (Hicks et al., 2022).</w:t>
       </w:r>
     </w:p>
     <w:p>
@@ -21232,6 +20758,7 @@
       <w:pPr>
         <w:pStyle w:val="Descripcin"/>
         <w:spacing w:after="40"/>
+        <w:jc w:val="center"/>
         <w:rPr>
           <w:rFonts w:asciiTheme="majorHAnsi" w:hAnsiTheme="majorHAnsi" w:cstheme="majorHAnsi"/>
           <w:color w:val="000000" w:themeColor="text1"/>
@@ -21334,19 +20861,7 @@
         <w:jc w:val="center"/>
       </w:pPr>
       <w:r>
-        <w:rPr>
-          <w:i/>
-          <w:color w:val="000000"/>
-          <w:sz w:val="18"/>
-        </w:rPr>
-        <w:t>Fuente: Elaboración propia a partir del análisis reproducible en Python.</w:t>
-      </w:r>
-      <w:r>
-        <w:rPr>
-          <w:i/>
-          <w:sz w:val="18"/>
-        </w:rPr>
-        <w:t xml:space="preserve"> Fundamentación metodológica: curvas de aprendizaje, validación y reproducibilidad del flujo experimental (Pineau et al., 2021; Varma &amp; Simon, 2006).</w:t>
+        <w:t>Fuente: Elaboración propia a partir del análisis reproducible en Python. Fundamentación metodológica: curvas de aprendizaje, validación y reproducibilidad del flujo experimental (Pineau et al., 2021; Varoquaux &amp; Cheplygina, 2022).</w:t>
       </w:r>
     </w:p>
     <w:p>
@@ -21531,41 +21046,22 @@
     </w:p>
     <w:p>
       <w:r>
-        <w:rPr>
-          <w:color w:val="000000"/>
-        </w:rPr>
-        <w:t xml:space="preserve">La comparación con modelos de respuesta farmacológica ayuda a precisar el significado del resultado obtenido. MOLI, DrugCell, DeepSynergy y el marco de Sakellaropoulos et al. utilizan información molecular, genómica o química vinculada directamente con la respuesta a fármacos y, en varios casos, incluyen validaciones externas o experimentales (Sharifi-Noghabi et al., 2019; Sakellaropoulos et al., 2019; Kuenzi et al., 2020; Preuer et al., 2018). El presente conjunto, en cambio, contiene variables clínicas generales y una etiqueta de régimen histórico sin documentación del proceso de decisión. Por ello, el F1 macro cercano a 0,25 no sugiere que Random Forest sea un </w:t>
-      </w:r>
-      <w:r>
-        <w:rPr>
-          <w:color w:val="000000"/>
-        </w:rPr>
-        <w:lastRenderedPageBreak/>
-        <w:t>algoritmo inadecuado para oncología en general; indica que, con este problema y estas variables, no aparece una relación generalizable suficiente para recuperar la etiqueta observada.</w:t>
-      </w:r>
-    </w:p>
-    <w:p>
-      <w:r>
-        <w:rPr>
-          <w:color w:val="000000"/>
-        </w:rPr>
-        <w:t>Los estudios de concordancia con comités multidisciplinarios también muestran que la evaluación de una recomendación depende de una referencia clínica explícita. Somashekhar et al. (2018) y Zhao et al. (2020) observaron niveles de concordancia diferentes según contexto y estadio, mientras que Sunami et al. (2024) mostró que la estandarización de recomendaciones de comités moleculares puede mejorar mediante aprendizaje y apoyo computacional. En este TFM no existe un gold standard equivalente: ninguna etiqueta del dataset certifica que el esquema registrado fuera el óptimo. En consecuencia, el objetivo empírico se mantiene deliberadamente como clasificación del régimen histórico y no como estimación de tratamiento superior.</w:t>
-      </w:r>
-    </w:p>
-    <w:p>
-      <w:r>
-        <w:rPr>
-          <w:color w:val="000000"/>
-        </w:rPr>
-        <w:t>La ausencia de procedencia clínica acreditada incrementa la importancia de esta cautela. Zech et al. (2018) y DeGrave et al. (2021) demostraron que modelos clínicos pueden aprender señales asociadas a la fuente o atajos no relacionados con el fenómeno médico de interés. Aunque esos trabajos utilizaron imágenes, el principio es aplicable a cualquier aprendizaje supervisado: la separación train-test no corrige un sesgo que se encuentra presente en todo el proceso generador. Por este motivo, la verificación SHA-256 del archivo demuestra identidad y reproducibilidad técnica, pero no sustituye una cohorte externa ni una auditoría clínica del origen.</w:t>
-      </w:r>
-    </w:p>
-    <w:p>
-      <w:r>
-        <w:rPr>
-          <w:color w:val="000000"/>
-        </w:rPr>
-        <w:t>Finalmente, la abstención implementada adquiere sentido a la luz de la literatura sobre calibración y clasificación selectiva. La probabilidad de un modelo no debe interpretarse automáticamente como probabilidad clínica de corrección (Guo et al., 2017), y permitir el rechazo de casos de baja confianza es una estrategia formalmente reconocida para reducir riesgo a costa de cobertura (Geifman &amp; El-Yaniv, 2017). El hecho de que el prototipo se abstenga en el 100 % del holdout es consistente con la evidencia negativa; intentar forzar una recomendación reduciendo retrospectivamente el umbral habría contradicho el criterio de seguridad y la interpretación estadística del estudio.</w:t>
+        <w:t>La comparación con modelos de respuesta farmacológica ayuda a precisar el significado del resultado obtenido. DrugCell y DeepDDS utilizan información molecular, genómica o química vinculada directamente con la respuesta a fármacos y se apoyan en validaciones experimentales o en representaciones explícitas de las moléculas (Kuenzi et al., 2020; Wang et al., 2022). La revisión de Baptista et al. (2021) muestra que este campo depende de una integración cuidadosa entre perfiles biológicos, estructura de los compuestos y diseño de la validación. El presente conjunto, en cambio, contiene variables clínicas generales y una etiqueta de régimen histórico sin documentación del proceso de decisión. Por ello, el F1 macro cercano a 0,25 no sugiere que Random Forest sea un algoritmo inadecuado para oncología en general; indica que, con este problema y estas variables, no aparece una relación generalizable suficiente para recuperar la etiqueta observada.</w:t>
+      </w:r>
+    </w:p>
+    <w:p>
+      <w:r>
+        <w:t>Los estudios de concordancia con comités multidisciplinarios muestran que la evaluación de una recomendación depende de una referencia clínica explícita. Zhao et al. (2020) observaron niveles de concordancia diferentes según contexto y estadio, mientras que Sunami et al. (2024) mostraron que la estandarización de recomendaciones de comités moleculares puede mejorar mediante aprendizaje y apoyo computacional. En este TFM no existe un gold standard equivalente: ninguna etiqueta del dataset certifica que el esquema registrado fuera el óptimo. En consecuencia, el objetivo empírico se mantiene deliberadamente como clasificación del régimen histórico y no como estimación de tratamiento superior.</w:t>
+      </w:r>
+    </w:p>
+    <w:p>
+      <w:r>
+        <w:t>La ausencia de procedencia clínica acreditada incrementa la importancia de esta cautela. DeGrave et al. (2021) demostraron que un modelo clínico puede aprender atajos no relacionados con el fenómeno médico de interés. Los análisis metodológicos recientes sobre cambio de distribución y validación en inteligencia artificial sanitaria llegan a la misma advertencia: la separación train-test no corrige un sesgo presente en todo el proceso generador (Subbaswamy &amp; Saria, 2020; Varoquaux &amp; Cheplygina, 2022). Por este motivo, la verificación SHA-256 del archivo demuestra identidad y reproducibilidad técnica, pero no sustituye una cohorte externa ni una auditoría clínica del origen.</w:t>
+      </w:r>
+    </w:p>
+    <w:p>
+      <w:r>
+        <w:t>Finalmente, la abstención implementada adquiere sentido a la luz de la literatura reciente sobre calibración y comunicación de incertidumbre. La probabilidad de un modelo no debe interpretarse automáticamente como probabilidad clínica de corrección (Silva Filho et al., 2023), y permitir el rechazo de casos de baja confianza puede reducir riesgo a costa de cobertura (Kompa et al., 2021). El hecho de que el prototipo se abstenga en el 100 % del holdout es consistente con la evidencia negativa; intentar forzar una recomendación reduciendo retrospectivamente el umbral habría contradicho el criterio de seguridad y la interpretación estadística del estudio.</w:t>
       </w:r>
     </w:p>
     <w:p>
@@ -21687,34 +21183,7 @@
         </w:rPr>
       </w:pPr>
       <w:r>
-        <w:rPr>
-          <w:rFonts w:asciiTheme="majorHAnsi" w:hAnsiTheme="majorHAnsi" w:cstheme="majorHAnsi"/>
-          <w:color w:val="000000"/>
-          <w:lang w:val="es-ES_tradnl"/>
-        </w:rPr>
-        <w:t>La ausencia de variables como comorbilidades, función orgánica, estado funcional, tratamientos previos, dosis prevista, línea terapéutica y preferencias limita tanto equidad como seguridad. Tampoco se dispone de variables socioeconómicas o geográficas para analizar sesgos</w:t>
-      </w:r>
-      <w:r>
-        <w:rPr>
-          <w:rFonts w:asciiTheme="majorHAnsi" w:hAnsiTheme="majorHAnsi" w:cstheme="majorHAnsi"/>
-          <w:color w:val="000000"/>
-          <w:lang w:val="es-ES_tradnl"/>
-        </w:rPr>
-        <w:t xml:space="preserve"> </w:t>
-      </w:r>
-      <w:r>
-        <w:rPr>
-          <w:color w:val="000000"/>
-        </w:rPr>
-        <w:t>(Obermeyer et al., 2019)</w:t>
-      </w:r>
-      <w:r>
-        <w:rPr>
-          <w:rFonts w:asciiTheme="majorHAnsi" w:hAnsiTheme="majorHAnsi" w:cstheme="majorHAnsi"/>
-          <w:color w:val="000000"/>
-          <w:lang w:val="es-ES_tradnl"/>
-        </w:rPr>
-        <w:t>.</w:t>
+        <w:t>La ausencia de variables como comorbilidades, función orgánica, estado funcional, tratamientos previos, dosis prevista, línea terapéutica y preferencias limita tanto equidad como seguridad. Tampoco se dispone de variables socioeconómicas o geográficas para analizar sesgos (Norori et al., 2021).</w:t>
       </w:r>
     </w:p>
     <w:p>
@@ -21823,7 +21292,7 @@
     </w:p>
     <w:p>
       <w:pPr>
-        <w:pStyle w:val="Ttulo3"/>
+        <w:pStyle w:val="Ttulo2"/>
         <w:rPr>
           <w:rFonts w:ascii="Times New Roman" w:eastAsia="Times New Roman" w:hAnsi="Times New Roman"/>
           <w:color w:val="000000" w:themeColor="text1"/>
@@ -21903,7 +21372,7 @@
     </w:p>
     <w:p>
       <w:pPr>
-        <w:pStyle w:val="Ttulo4"/>
+        <w:pStyle w:val="Ttulo3"/>
         <w:rPr>
           <w:rFonts w:cstheme="majorHAnsi"/>
           <w:color w:val="000000" w:themeColor="text1"/>
@@ -22008,11 +21477,7 @@
         </w:rPr>
       </w:pPr>
       <w:r>
-        <w:rPr>
-          <w:rFonts w:asciiTheme="majorHAnsi" w:hAnsiTheme="majorHAnsi" w:cstheme="majorHAnsi"/>
-          <w:color w:val="000000"/>
-        </w:rPr>
-        <w:t>Finalmente, una evaluación de costo-efectividad requeriría información sobre costos de medicamentos, administración, hospitalizaciones, toxicidad, estancias, reingresos y utilización de recursos. También sería necesario definir el comparador, la perspectiva, el horizonte temporal, los desenlaces y el análisis de incertidumbre. Estos elementos permitirían determinar si el sistema aporta valor al proceso asistencial, pero no pueden estimarse de forma válida con la base actualmente disponible (Husereau et al., 2022; Sullivan et al., 2014).</w:t>
+        <w:t>Finalmente, una evaluación de costo-efectividad requeriría información sobre costos de medicamentos, administración, hospitalizaciones, toxicidad, estancias, reingresos y utilización de recursos. También sería necesario definir el comparador, la perspectiva, el horizonte temporal, los desenlaces y el análisis de incertidumbre. Estos elementos permitirían determinar si el sistema aporta valor al proceso asistencial, pero no pueden estimarse de forma válida con la base actualmente disponible (Husereau et al., 2022).</w:t>
       </w:r>
     </w:p>
     <w:p>
@@ -22064,6 +21529,7 @@
       <w:pPr>
         <w:pStyle w:val="Descripcin"/>
         <w:spacing w:after="40"/>
+        <w:jc w:val="center"/>
         <w:rPr>
           <w:rFonts w:asciiTheme="majorHAnsi" w:hAnsiTheme="majorHAnsi" w:cstheme="majorHAnsi"/>
           <w:color w:val="000000" w:themeColor="text1"/>
@@ -22120,6 +21586,7 @@
         <w:shd w:val="clear" w:color="auto" w:fill="FFFFFF" w:themeFill="background1"/>
         <w:tblLayout w:type="fixed"/>
         <w:tblLook w:val="04A0" w:firstRow="1" w:lastRow="0" w:firstColumn="1" w:lastColumn="0" w:noHBand="0" w:noVBand="1"/>
+        <w:tblInd w:w="0" w:type="dxa"/>
       </w:tblPr>
       <w:tblGrid>
         <w:gridCol w:w="2100"/>
@@ -22129,7 +21596,7 @@
       <w:tr>
         <w:trPr>
           <w:cantSplit/>
-          <w:tblHeader/>
+          <w:tblHeader w:val="true"/>
           <w:jc w:val="center"/>
         </w:trPr>
         <w:tc>
@@ -23389,6 +22856,7 @@
       <w:pPr>
         <w:pStyle w:val="Descripcin"/>
         <w:spacing w:after="40"/>
+        <w:jc w:val="center"/>
         <w:rPr>
           <w:rFonts w:asciiTheme="majorHAnsi" w:hAnsiTheme="majorHAnsi" w:cstheme="majorHAnsi"/>
           <w:color w:val="000000" w:themeColor="text1"/>
@@ -23445,6 +22913,7 @@
         <w:shd w:val="clear" w:color="auto" w:fill="FFFFFF" w:themeFill="background1"/>
         <w:tblLayout w:type="fixed"/>
         <w:tblLook w:val="04A0" w:firstRow="1" w:lastRow="0" w:firstColumn="1" w:lastColumn="0" w:noHBand="0" w:noVBand="1"/>
+        <w:tblInd w:w="0" w:type="dxa"/>
       </w:tblPr>
       <w:tblGrid>
         <w:gridCol w:w="1500"/>
@@ -23455,7 +22924,7 @@
       <w:tr>
         <w:trPr>
           <w:cantSplit/>
-          <w:tblHeader/>
+          <w:tblHeader w:val="true"/>
           <w:jc w:val="center"/>
         </w:trPr>
         <w:tc>
@@ -24743,6 +24212,7 @@
       <w:pPr>
         <w:pStyle w:val="Descripcin"/>
         <w:spacing w:after="40"/>
+        <w:jc w:val="center"/>
         <w:rPr>
           <w:rFonts w:asciiTheme="majorHAnsi" w:hAnsiTheme="majorHAnsi" w:cstheme="majorHAnsi"/>
           <w:color w:val="000000" w:themeColor="text1"/>
@@ -24799,6 +24269,7 @@
         <w:shd w:val="clear" w:color="auto" w:fill="FFFFFF" w:themeFill="background1"/>
         <w:tblLayout w:type="fixed"/>
         <w:tblLook w:val="04A0" w:firstRow="1" w:lastRow="0" w:firstColumn="1" w:lastColumn="0" w:noHBand="0" w:noVBand="1"/>
+        <w:tblInd w:w="0" w:type="dxa"/>
       </w:tblPr>
       <w:tblGrid>
         <w:gridCol w:w="1300"/>
@@ -24809,7 +24280,7 @@
       <w:tr>
         <w:trPr>
           <w:cantSplit/>
-          <w:tblHeader/>
+          <w:tblHeader w:val="true"/>
           <w:jc w:val="center"/>
         </w:trPr>
         <w:tc>
@@ -25869,6 +25340,7 @@
         <w:shd w:val="clear" w:color="auto" w:fill="FFFFFF" w:themeFill="background1"/>
         <w:tblLayout w:type="fixed"/>
         <w:tblLook w:val="04A0" w:firstRow="1" w:lastRow="0" w:firstColumn="1" w:lastColumn="0" w:noHBand="0" w:noVBand="1"/>
+        <w:tblInd w:w="0" w:type="dxa"/>
       </w:tblPr>
       <w:tblGrid>
         <w:gridCol w:w="10080"/>
@@ -25967,25 +25439,38 @@
         <w:jc w:val="left"/>
       </w:pPr>
       <w:r>
-        <w:t xml:space="preserve">Altmann, A., Toloşi, L., Sander, O., &amp; Lengauer, T. (2010). Permutation importance: A corrected feature importance measure. </w:t>
-      </w:r>
-      <w:r>
-        <w:rPr>
+        <w:rPr>
+          <w:color w:val="000000"/>
+        </w:rPr>
+        <w:t xml:space="preserve">Amann, J., Blasimme, A., Vayena, E., Frey, D., &amp; Madai, V. I. (2020). Explainability for artificial intelligence in healthcare: A multidisciplinary perspective. </w:t>
+      </w:r>
+      <w:r>
+        <w:rPr>
+          <w:color w:val="000000"/>
           <w:i/>
-        </w:rPr>
-        <w:t>Bioinformatics</w:t>
-      </w:r>
-      <w:r>
+          <w:iCs/>
+        </w:rPr>
+        <w:t>BMC Medical Informatics and Decision Making</w:t>
+      </w:r>
+      <w:r>
+        <w:rPr>
+          <w:color w:val="000000"/>
+        </w:rPr>
         <w:t xml:space="preserve">, </w:t>
       </w:r>
       <w:r>
         <w:rPr>
+          <w:color w:val="000000"/>
           <w:i/>
-        </w:rPr>
-        <w:t>26</w:t>
-      </w:r>
-      <w:r>
-        <w:t>(10), 1340–1347. https://doi.org/10.1093/bioinformatics/btq134</w:t>
+          <w:iCs/>
+        </w:rPr>
+        <w:t>20</w:t>
+      </w:r>
+      <w:r>
+        <w:rPr>
+          <w:color w:val="000000"/>
+        </w:rPr>
+        <w:t>, 310. https://doi.org/10.1186/s12911-020-01332-6</w:t>
       </w:r>
     </w:p>
     <w:p>
@@ -25993,24 +25478,20 @@
         <w:spacing w:after="60"/>
         <w:ind w:left="720" w:hanging="720"/>
         <w:jc w:val="left"/>
-        <w:rPr>
-          <w:rFonts w:asciiTheme="majorHAnsi" w:hAnsiTheme="majorHAnsi" w:cstheme="majorHAnsi"/>
-          <w:color w:val="000000" w:themeColor="text1"/>
-          <w:lang w:val="es-ES_tradnl"/>
-        </w:rPr>
-      </w:pPr>
-      <w:r>
-        <w:rPr>
-          <w:color w:val="000000"/>
-        </w:rPr>
-        <w:t xml:space="preserve">Benjamini, Y., &amp; Hochberg, Y. (1995). Controlling the false discovery rate: A practical and powerful approach to multiple testing. </w:t>
-      </w:r>
-      <w:r>
-        <w:rPr>
+      </w:pPr>
+      <w:r>
+        <w:rPr>
+          <w:color w:val="000000"/>
+        </w:rPr>
+        <w:t xml:space="preserve">Baptista, D., Ferreira, P. G., &amp; Rocha, M. (2021). Deep learning for drug response prediction in cancer. </w:t>
+      </w:r>
+      <w:r>
+        <w:rPr>
+          <w:color w:val="000000"/>
           <w:i/>
-          <w:color w:val="000000"/>
-        </w:rPr>
-        <w:t>Journal of the Royal Statistical Society: Series B (Methodological)</w:t>
+          <w:iCs/>
+        </w:rPr>
+        <w:t>Briefings in Bioinformatics</w:t>
       </w:r>
       <w:r>
         <w:rPr>
@@ -26020,16 +25501,17 @@
       </w:r>
       <w:r>
         <w:rPr>
+          <w:color w:val="000000"/>
           <w:i/>
-          <w:color w:val="000000"/>
-        </w:rPr>
-        <w:t>57</w:t>
-      </w:r>
-      <w:r>
-        <w:rPr>
-          <w:color w:val="000000"/>
-        </w:rPr>
-        <w:t>(1), 289–300. https://doi.org/10.1111/j.2517-6161.1995.tb02031.x</w:t>
+          <w:iCs/>
+        </w:rPr>
+        <w:t>22</w:t>
+      </w:r>
+      <w:r>
+        <w:rPr>
+          <w:color w:val="000000"/>
+        </w:rPr>
+        <w:t>(1), 360-379. https://doi.org/10.1093/bib/bbz171</w:t>
       </w:r>
     </w:p>
     <w:p>
@@ -26039,25 +25521,24 @@
         <w:jc w:val="left"/>
       </w:pPr>
       <w:r>
-        <w:t xml:space="preserve">Breiman, L. (2001). Random forests. </w:t>
-      </w:r>
-      <w:r>
-        <w:rPr>
+        <w:rPr>
+          <w:color w:val="000000"/>
+        </w:rPr>
+        <w:t xml:space="preserve">Biecek, P., &amp; Burzykowski, T. (2021). </w:t>
+      </w:r>
+      <w:r>
+        <w:rPr>
+          <w:color w:val="000000"/>
           <w:i/>
-        </w:rPr>
-        <w:t>Machine Learning</w:t>
-      </w:r>
-      <w:r>
-        <w:t xml:space="preserve">, </w:t>
-      </w:r>
-      <w:r>
-        <w:rPr>
-          <w:i/>
-        </w:rPr>
-        <w:t>45</w:t>
-      </w:r>
-      <w:r>
-        <w:t>, 5–32. https://doi.org/10.1023/A:1010933404324</w:t>
+          <w:iCs/>
+        </w:rPr>
+        <w:t>Explanatory model analysis: Explore, explain, and examine predictive models</w:t>
+      </w:r>
+      <w:r>
+        <w:rPr>
+          <w:color w:val="000000"/>
+        </w:rPr>
+        <w:t>. Chapman &amp; Hall/CRC. https://doi.org/10.1201/9780429027192</w:t>
       </w:r>
     </w:p>
     <w:p>
@@ -26075,20 +25556,33 @@
         <w:rPr>
           <w:color w:val="000000"/>
         </w:rPr>
-        <w:t xml:space="preserve">Chapman, P., Clinton, J., Kerber, R., Khabaza, T., Reinartz, T., Shearer, C., &amp; Wirth, R. (2000). </w:t>
+        <w:t xml:space="preserve">Collins, G. S., Moons, K. G. M., Dhiman, P., Riley, R. D., Beam, A. L., Van Calster, B., Ghassemi, M., Liu, X., Reitsma, J. B., van Smeden, M., Boulesteix, A.-L., Camaradou, J. C., Celi, L. A., Denaxas, S., Denniston, A. K., Glocker, B., Golub, R. M., Harvey, H., Heinze, G., . . . Logullo, P. (2024). TRIPOD+AI statement: Updated guidance for reporting clinical prediction models that use regression or machine learning methods. </w:t>
       </w:r>
       <w:r>
         <w:rPr>
           <w:i/>
           <w:color w:val="000000"/>
         </w:rPr>
-        <w:t>CRISP-DM 1.0: Step-by-step data mining guide</w:t>
-      </w:r>
-      <w:r>
-        <w:rPr>
-          <w:color w:val="000000"/>
-        </w:rPr>
-        <w:t>. SPSS.</w:t>
+        <w:t>BMJ</w:t>
+      </w:r>
+      <w:r>
+        <w:rPr>
+          <w:color w:val="000000"/>
+        </w:rPr>
+        <w:t xml:space="preserve">, </w:t>
+      </w:r>
+      <w:r>
+        <w:rPr>
+          <w:i/>
+          <w:color w:val="000000"/>
+        </w:rPr>
+        <w:t>385</w:t>
+      </w:r>
+      <w:r>
+        <w:rPr>
+          <w:color w:val="000000"/>
+        </w:rPr>
+        <w:t>, e078378. https://doi.org/10.1136/bmj-2023-078378</w:t>
       </w:r>
     </w:p>
     <w:p>
@@ -26106,14 +25600,14 @@
         <w:rPr>
           <w:color w:val="000000"/>
         </w:rPr>
-        <w:t xml:space="preserve">Collins, G. S., Moons, K. G. M., Dhiman, P., Riley, R. D., Beam, A. L., Van Calster, B., Ghassemi, M., Liu, X., Reitsma, J. B., van Smeden, M., Boulesteix, A.-L., Camaradou, J. C., Celi, L. A., Denaxas, S., Denniston, A. K., Glocker, B., Golub, R. M., Harvey, H., Heinze, G., . . . Logullo, P. (2024). TRIPOD+AI statement: Updated guidance for reporting clinical prediction models that use regression or machine learning methods. </w:t>
+        <w:t xml:space="preserve">DeGrave, A. J., Janizek, J. D., &amp; Lee, S.-I. (2021). AI for radiographic COVID-19 detection selects shortcuts over signal. </w:t>
       </w:r>
       <w:r>
         <w:rPr>
           <w:i/>
           <w:color w:val="000000"/>
         </w:rPr>
-        <w:t>BMJ</w:t>
+        <w:t>Nature Machine Intelligence</w:t>
       </w:r>
       <w:r>
         <w:rPr>
@@ -26126,13 +25620,13 @@
           <w:i/>
           <w:color w:val="000000"/>
         </w:rPr>
-        <w:t>385</w:t>
-      </w:r>
-      <w:r>
-        <w:rPr>
-          <w:color w:val="000000"/>
-        </w:rPr>
-        <w:t>, e078378. https://doi.org/10.1136/bmj-2023-078378</w:t>
+        <w:t>3</w:t>
+      </w:r>
+      <w:r>
+        <w:rPr>
+          <w:color w:val="000000"/>
+        </w:rPr>
+        <w:t>, 610–619. https://doi.org/10.1038/s42256-021-00338-7</w:t>
       </w:r>
     </w:p>
     <w:p>
@@ -26150,33 +25644,20 @@
         <w:rPr>
           <w:color w:val="000000"/>
         </w:rPr>
-        <w:t xml:space="preserve">DeGrave, A. J., Janizek, J. D., &amp; Lee, S.-I. (2021). AI for radiographic COVID-19 detection selects shortcuts over signal. </w:t>
+        <w:t xml:space="preserve">Farrag, A. (2023). </w:t>
       </w:r>
       <w:r>
         <w:rPr>
           <w:i/>
           <w:color w:val="000000"/>
         </w:rPr>
-        <w:t>Nature Machine Intelligence</w:t>
-      </w:r>
-      <w:r>
-        <w:rPr>
-          <w:color w:val="000000"/>
-        </w:rPr>
-        <w:t xml:space="preserve">, </w:t>
-      </w:r>
-      <w:r>
-        <w:rPr>
-          <w:i/>
-          <w:color w:val="000000"/>
-        </w:rPr>
-        <w:t>3</w:t>
-      </w:r>
-      <w:r>
-        <w:rPr>
-          <w:color w:val="000000"/>
-        </w:rPr>
-        <w:t>, 610–619. https://doi.org/10.1038/s42256-021-00338-7</w:t>
+        <w:t>Towards a trustworthy data-driven clinical decision support system: Breast cancer use-case</w:t>
+      </w:r>
+      <w:r>
+        <w:rPr>
+          <w:color w:val="000000"/>
+        </w:rPr>
+        <w:t xml:space="preserve"> [Master's thesis, Lakehead University]. Knowledge Commons. https://knowledgecommons.lakeheadu.ca/handle/2453/5176</w:t>
       </w:r>
     </w:p>
     <w:p>
@@ -26184,30 +25665,40 @@
         <w:spacing w:after="60"/>
         <w:ind w:left="720" w:hanging="720"/>
         <w:jc w:val="left"/>
-        <w:rPr>
-          <w:rFonts w:asciiTheme="majorHAnsi" w:hAnsiTheme="majorHAnsi" w:cstheme="majorHAnsi"/>
-          <w:color w:val="000000" w:themeColor="text1"/>
-          <w:lang w:val="es-ES_tradnl"/>
-        </w:rPr>
-      </w:pPr>
-      <w:r>
-        <w:rPr>
-          <w:color w:val="000000"/>
-        </w:rPr>
-        <w:t xml:space="preserve">Farrag, A. (2023). </w:t>
-      </w:r>
-      <w:r>
-        <w:rPr>
+      </w:pPr>
+      <w:r>
+        <w:rPr>
+          <w:color w:val="000000"/>
+        </w:rPr>
+        <w:t xml:space="preserve">Ghassemi, M., Oakden-Rayner, L., &amp; Beam, A. L. (2021). The false hope of current approaches to explainable artificial intelligence in health care. </w:t>
+      </w:r>
+      <w:r>
+        <w:rPr>
+          <w:color w:val="000000"/>
           <w:i/>
-          <w:color w:val="000000"/>
-        </w:rPr>
-        <w:t>Towards a trustworthy data-driven clinical decision support system: Breast cancer use-case</w:t>
-      </w:r>
-      <w:r>
-        <w:rPr>
-          <w:color w:val="000000"/>
-        </w:rPr>
-        <w:t xml:space="preserve"> [Master's thesis, Lakehead University]. Knowledge Commons. https://knowledgecommons.lakeheadu.ca/handle/2453/5176</w:t>
+          <w:iCs/>
+        </w:rPr>
+        <w:t>The Lancet Digital Health</w:t>
+      </w:r>
+      <w:r>
+        <w:rPr>
+          <w:color w:val="000000"/>
+        </w:rPr>
+        <w:t xml:space="preserve">, </w:t>
+      </w:r>
+      <w:r>
+        <w:rPr>
+          <w:color w:val="000000"/>
+          <w:i/>
+          <w:iCs/>
+        </w:rPr>
+        <w:t>3</w:t>
+      </w:r>
+      <w:r>
+        <w:rPr>
+          <w:color w:val="000000"/>
+        </w:rPr>
+        <w:t>(11), e745-e750. https://doi.org/10.1016/S2589-7500(21)00208-9</w:t>
       </w:r>
     </w:p>
     <w:p>
@@ -26225,14 +25716,15 @@
         <w:rPr>
           <w:color w:val="000000"/>
         </w:rPr>
-        <w:t xml:space="preserve">Geifman, Y., &amp; El-Yaniv, R. (2017). Selective classification for deep neural networks. </w:t>
+        <w:lastRenderedPageBreak/>
+        <w:t xml:space="preserve">Hassan, B. A., Tayfor, N. B., Hassan, A. A., Ahmed, A. M., Rashid, T. A., &amp; Abdalla, N. N. (2024). From A-to-Z review of clustering validation indices. </w:t>
       </w:r>
       <w:r>
         <w:rPr>
           <w:i/>
           <w:color w:val="000000"/>
         </w:rPr>
-        <w:t>Advances in Neural Information Processing Systems</w:t>
+        <w:t>Neurocomputing</w:t>
       </w:r>
       <w:r>
         <w:rPr>
@@ -26245,13 +25737,13 @@
           <w:i/>
           <w:color w:val="000000"/>
         </w:rPr>
-        <w:t>30</w:t>
-      </w:r>
-      <w:r>
-        <w:rPr>
-          <w:color w:val="000000"/>
-        </w:rPr>
-        <w:t>, 4878–4887. https://papers.neurips.cc/paper/2017/hash/4a8423d5e91fda00bb7e46540e2b0cf1-Abstract.html</w:t>
+        <w:t>601</w:t>
+      </w:r>
+      <w:r>
+        <w:rPr>
+          <w:color w:val="000000"/>
+        </w:rPr>
+        <w:t>, 128198. https://doi.org/10.1016/j.neucom.2024.128198</w:t>
       </w:r>
     </w:p>
     <w:p>
@@ -26269,20 +25761,20 @@
         <w:rPr>
           <w:color w:val="000000"/>
         </w:rPr>
-        <w:t xml:space="preserve">Guo, C., Pleiss, G., Sun, Y., &amp; Weinberger, K. Q. (2017). On calibration of modern neural networks. </w:t>
+        <w:t xml:space="preserve">Hernán, M. A., &amp; Robins, J. M. (2020). </w:t>
       </w:r>
       <w:r>
         <w:rPr>
           <w:i/>
           <w:color w:val="000000"/>
         </w:rPr>
-        <w:t>Proceedings of the 34th International Conference on Machine Learning</w:t>
-      </w:r>
-      <w:r>
-        <w:rPr>
-          <w:color w:val="000000"/>
-        </w:rPr>
-        <w:t>, PMLR, 70, 1321–1330. https://proceedings.mlr.press/v70/guo17a.html</w:t>
+        <w:t>Causal inference: What if</w:t>
+      </w:r>
+      <w:r>
+        <w:rPr>
+          <w:color w:val="000000"/>
+        </w:rPr>
+        <w:t>. Chapman &amp; Hall/CRC. https://miguelhernan.org/whatifbook</w:t>
       </w:r>
     </w:p>
     <w:p>
@@ -26290,25 +25782,20 @@
         <w:spacing w:after="60"/>
         <w:ind w:left="720" w:hanging="720"/>
         <w:jc w:val="left"/>
-        <w:rPr>
-          <w:rFonts w:asciiTheme="majorHAnsi" w:hAnsiTheme="majorHAnsi" w:cstheme="majorHAnsi"/>
-          <w:color w:val="000000" w:themeColor="text1"/>
-          <w:lang w:val="es-ES_tradnl"/>
-        </w:rPr>
-      </w:pPr>
-      <w:r>
-        <w:rPr>
-          <w:color w:val="000000"/>
-        </w:rPr>
-        <w:lastRenderedPageBreak/>
-        <w:t xml:space="preserve">Hassan, B. A., Tayfor, N. B., Hassan, A. A., Ahmed, A. M., Rashid, T. A., &amp; Abdalla, N. N. (2024). From A-to-Z review of clustering validation indices. </w:t>
-      </w:r>
-      <w:r>
-        <w:rPr>
+      </w:pPr>
+      <w:r>
+        <w:rPr>
+          <w:color w:val="000000"/>
+        </w:rPr>
+        <w:t xml:space="preserve">Hicks, S. A., Strümke, I., Thambawita, V., Hammou, M., Riegler, M. A., Halvorsen, P., &amp; Parasa, S. (2022). On evaluation metrics for medical applications of artificial intelligence. </w:t>
+      </w:r>
+      <w:r>
+        <w:rPr>
+          <w:color w:val="000000"/>
           <w:i/>
-          <w:color w:val="000000"/>
-        </w:rPr>
-        <w:t>Neurocomputing</w:t>
+          <w:iCs/>
+        </w:rPr>
+        <w:t>Scientific Reports</w:t>
       </w:r>
       <w:r>
         <w:rPr>
@@ -26318,16 +25805,17 @@
       </w:r>
       <w:r>
         <w:rPr>
+          <w:color w:val="000000"/>
           <w:i/>
-          <w:color w:val="000000"/>
-        </w:rPr>
-        <w:t>601</w:t>
-      </w:r>
-      <w:r>
-        <w:rPr>
-          <w:color w:val="000000"/>
-        </w:rPr>
-        <w:t>, 128198. https://doi.org/10.1016/j.neucom.2024.128198</w:t>
+          <w:iCs/>
+        </w:rPr>
+        <w:t>12</w:t>
+      </w:r>
+      <w:r>
+        <w:rPr>
+          <w:color w:val="000000"/>
+        </w:rPr>
+        <w:t>, 5979. https://doi.org/10.1038/s41598-022-09954-8</w:t>
       </w:r>
     </w:p>
     <w:p>
@@ -26345,20 +25833,33 @@
         <w:rPr>
           <w:color w:val="000000"/>
         </w:rPr>
-        <w:t xml:space="preserve">Hernán, M. A., &amp; Robins, J. M. (2020). </w:t>
+        <w:t xml:space="preserve">Hollestein, L. M., Lo, S. N., Leonardi-Bee, J., Rosset, S., Shomron, N., Couturier, D. L., &amp; Gran, S. (2021). Multiple ways to correct for multiple comparisons in multiple types of studies. </w:t>
       </w:r>
       <w:r>
         <w:rPr>
           <w:i/>
           <w:color w:val="000000"/>
         </w:rPr>
-        <w:t>Causal inference: What if</w:t>
-      </w:r>
-      <w:r>
-        <w:rPr>
-          <w:color w:val="000000"/>
-        </w:rPr>
-        <w:t>. Chapman &amp; Hall/CRC. https://miguelhernan.org/whatifbook</w:t>
+        <w:t>British Journal of Dermatology</w:t>
+      </w:r>
+      <w:r>
+        <w:rPr>
+          <w:color w:val="000000"/>
+        </w:rPr>
+        <w:t xml:space="preserve">, </w:t>
+      </w:r>
+      <w:r>
+        <w:rPr>
+          <w:i/>
+          <w:color w:val="000000"/>
+        </w:rPr>
+        <w:t>185</w:t>
+      </w:r>
+      <w:r>
+        <w:rPr>
+          <w:color w:val="000000"/>
+        </w:rPr>
+        <w:t>(6), 1081–1083. https://doi.org/10.1111/bjd.20600</w:t>
       </w:r>
     </w:p>
     <w:p>
@@ -26376,14 +25877,14 @@
         <w:rPr>
           <w:color w:val="000000"/>
         </w:rPr>
-        <w:t xml:space="preserve">Hollestein, L. M., Lo, S. N., Leonardi-Bee, J., Rosset, S., Shomron, N., Couturier, D. L., &amp; Gran, S. (2021). Multiple ways to correct for multiple comparisons in multiple types of studies. </w:t>
+        <w:t xml:space="preserve">Husereau, D., Drummond, M., Augustovski, F., de Bekker-Grob, E., Briggs, A. H., Carswell, C., Caulley, L., Chaiyakunapruk, N., Greenberg, D., Loder, E., Mauskopf, J., Mullins, C. D., Petrou, S., Pwu, R.-F., &amp; Staniszewska, S. (2022). Consolidated Health Economic Evaluation Reporting Standards 2022 (CHEERS 2022) statement: Updated reporting guidance for health economic evaluations. </w:t>
       </w:r>
       <w:r>
         <w:rPr>
           <w:i/>
           <w:color w:val="000000"/>
         </w:rPr>
-        <w:t>British Journal of Dermatology</w:t>
+        <w:t>Value in Health</w:t>
       </w:r>
       <w:r>
         <w:rPr>
@@ -26396,13 +25897,13 @@
           <w:i/>
           <w:color w:val="000000"/>
         </w:rPr>
-        <w:t>185</w:t>
-      </w:r>
-      <w:r>
-        <w:rPr>
-          <w:color w:val="000000"/>
-        </w:rPr>
-        <w:t>(6), 1081–1083. https://doi.org/10.1111/bjd.20600</w:t>
+        <w:t>25</w:t>
+      </w:r>
+      <w:r>
+        <w:rPr>
+          <w:color w:val="000000"/>
+        </w:rPr>
+        <w:t>(1), 3–9. https://doi.org/10.1016/j.jval.2021.11.1351</w:t>
       </w:r>
     </w:p>
     <w:p>
@@ -26410,24 +25911,20 @@
         <w:spacing w:after="60"/>
         <w:ind w:left="720" w:hanging="720"/>
         <w:jc w:val="left"/>
-        <w:rPr>
-          <w:rFonts w:asciiTheme="majorHAnsi" w:hAnsiTheme="majorHAnsi" w:cstheme="majorHAnsi"/>
-          <w:color w:val="000000" w:themeColor="text1"/>
-          <w:lang w:val="es-ES_tradnl"/>
-        </w:rPr>
-      </w:pPr>
-      <w:r>
-        <w:rPr>
-          <w:color w:val="000000"/>
-        </w:rPr>
-        <w:t xml:space="preserve">Husereau, D., Drummond, M., Augustovski, F., de Bekker-Grob, E., Briggs, A. H., Carswell, C., Caulley, L., Chaiyakunapruk, N., Greenberg, D., Loder, E., Mauskopf, J., Mullins, C. D., Petrou, S., Pwu, R.-F., &amp; Staniszewska, S. (2022). Consolidated Health Economic Evaluation Reporting Standards 2022 (CHEERS 2022) statement: Updated reporting guidance for health economic evaluations. </w:t>
-      </w:r>
-      <w:r>
-        <w:rPr>
+      </w:pPr>
+      <w:r>
+        <w:rPr>
+          <w:color w:val="000000"/>
+        </w:rPr>
+        <w:t xml:space="preserve">Kompa, B., Snoek, J., &amp; Beam, A. L. (2021). Second opinion needed: Communicating uncertainty in medical machine learning. </w:t>
+      </w:r>
+      <w:r>
+        <w:rPr>
+          <w:color w:val="000000"/>
           <w:i/>
-          <w:color w:val="000000"/>
-        </w:rPr>
-        <w:t>Value in Health</w:t>
+          <w:iCs/>
+        </w:rPr>
+        <w:t>npj Digital Medicine</w:t>
       </w:r>
       <w:r>
         <w:rPr>
@@ -26437,16 +25934,17 @@
       </w:r>
       <w:r>
         <w:rPr>
+          <w:color w:val="000000"/>
           <w:i/>
-          <w:color w:val="000000"/>
-        </w:rPr>
-        <w:t>25</w:t>
-      </w:r>
-      <w:r>
-        <w:rPr>
-          <w:color w:val="000000"/>
-        </w:rPr>
-        <w:t>(1), 3–9. https://doi.org/10.1016/j.jval.2021.11.1351</w:t>
+          <w:iCs/>
+        </w:rPr>
+        <w:t>4</w:t>
+      </w:r>
+      <w:r>
+        <w:rPr>
+          <w:color w:val="000000"/>
+        </w:rPr>
+        <w:t>, 4. https://doi.org/10.1038/s41746-020-00367-3</w:t>
       </w:r>
     </w:p>
     <w:p>
@@ -26464,14 +25962,14 @@
         <w:rPr>
           <w:color w:val="000000"/>
         </w:rPr>
-        <w:t xml:space="preserve">Katzman, J. L., Shaham, U., Cloninger, A., Bates, J., Jiang, T., &amp; Kluger, Y. (2018). DeepSurv: Personalized treatment recommender system using a Cox proportional hazards deep neural network. </w:t>
+        <w:t xml:space="preserve">Kuenzi, B. M., Park, J., Fong, S. H., Sanchez, K. S., Lee, J., Kreisberg, J. F., Ma, J., &amp; Ideker, T. (2020). Predicting drug response and synergy using a deep learning model of human cancer cells. </w:t>
       </w:r>
       <w:r>
         <w:rPr>
           <w:i/>
           <w:color w:val="000000"/>
         </w:rPr>
-        <w:t>BMC Medical Research Methodology</w:t>
+        <w:t>Cancer Cell</w:t>
       </w:r>
       <w:r>
         <w:rPr>
@@ -26484,13 +25982,13 @@
           <w:i/>
           <w:color w:val="000000"/>
         </w:rPr>
-        <w:t>18</w:t>
-      </w:r>
-      <w:r>
-        <w:rPr>
-          <w:color w:val="000000"/>
-        </w:rPr>
-        <w:t>, 24. https://doi.org/10.1186/s12874-018-0482-1</w:t>
+        <w:t>38</w:t>
+      </w:r>
+      <w:r>
+        <w:rPr>
+          <w:color w:val="000000"/>
+        </w:rPr>
+        <w:t>(5), 672–684.e6. https://doi.org/10.1016/j.ccell.2020.09.014</w:t>
       </w:r>
     </w:p>
     <w:p>
@@ -26498,24 +25996,20 @@
         <w:spacing w:after="60"/>
         <w:ind w:left="720" w:hanging="720"/>
         <w:jc w:val="left"/>
-        <w:rPr>
-          <w:rFonts w:asciiTheme="majorHAnsi" w:hAnsiTheme="majorHAnsi" w:cstheme="majorHAnsi"/>
-          <w:color w:val="000000" w:themeColor="text1"/>
-          <w:lang w:val="es-ES_tradnl"/>
-        </w:rPr>
-      </w:pPr>
-      <w:r>
-        <w:rPr>
-          <w:color w:val="000000"/>
-        </w:rPr>
-        <w:t xml:space="preserve">Kuenzi, B. M., Park, J., Fong, S. H., Sanchez, K. S., Lee, J., Kreisberg, J. F., Ma, J., &amp; Ideker, T. (2020). Predicting drug response and synergy using a deep learning model of human cancer cells. </w:t>
-      </w:r>
-      <w:r>
-        <w:rPr>
+      </w:pPr>
+      <w:r>
+        <w:rPr>
+          <w:color w:val="000000"/>
+        </w:rPr>
+        <w:t xml:space="preserve">Martínez-Plumed, F., Contreras-Ochando, L., Ferri, C., Hernández-Orallo, J., Kull, M., Lachiche, N., Ramírez-Quintana, M. J., &amp; Flach, P. (2021). CRISP-DM twenty years later: From data mining processes to data science trajectories. </w:t>
+      </w:r>
+      <w:r>
+        <w:rPr>
+          <w:color w:val="000000"/>
           <w:i/>
-          <w:color w:val="000000"/>
-        </w:rPr>
-        <w:t>Cancer Cell</w:t>
+          <w:iCs/>
+        </w:rPr>
+        <w:t>IEEE Transactions on Knowledge and Data Engineering</w:t>
       </w:r>
       <w:r>
         <w:rPr>
@@ -26525,16 +26019,17 @@
       </w:r>
       <w:r>
         <w:rPr>
+          <w:color w:val="000000"/>
           <w:i/>
-          <w:color w:val="000000"/>
-        </w:rPr>
-        <w:t>38</w:t>
-      </w:r>
-      <w:r>
-        <w:rPr>
-          <w:color w:val="000000"/>
-        </w:rPr>
-        <w:t>(5), 672–684.e6. https://doi.org/10.1016/j.ccell.2020.09.014</w:t>
+          <w:iCs/>
+        </w:rPr>
+        <w:t>33</w:t>
+      </w:r>
+      <w:r>
+        <w:rPr>
+          <w:color w:val="000000"/>
+        </w:rPr>
+        <w:t>(8), 3048-3061. https://doi.org/10.1109/TKDE.2019.2962680</w:t>
       </w:r>
     </w:p>
     <w:p>
@@ -26552,14 +26047,21 @@
         <w:rPr>
           <w:color w:val="000000"/>
         </w:rPr>
-        <w:t xml:space="preserve">Lundberg, S. M., &amp; Lee, S.-I. (2017). A unified approach to interpreting model predictions. </w:t>
+        <w:t xml:space="preserve">Moons, K. G. M., Damen, J. A. A., Kaul, T., Hooft, L., Andaur Navarro, C., Dhiman, P., Beam, A. L., Van Calster, B., Celi, L. A., Denaxas, S., Denniston, A. K., </w:t>
+      </w:r>
+      <w:r>
+        <w:rPr>
+          <w:color w:val="000000"/>
+        </w:rPr>
+        <w:lastRenderedPageBreak/>
+        <w:t xml:space="preserve">Ghassemi, M., Heinze, G., Kengne, A. P., Maier-Hein, L., Liu, X., Logullo, P., McCradden, M. D., Liu, N., . . . van Smeden, M. (2025). PROBAST+AI: An updated quality, risk of bias, and applicability assessment tool for prediction models using regression or artificial intelligence methods. </w:t>
       </w:r>
       <w:r>
         <w:rPr>
           <w:i/>
           <w:color w:val="000000"/>
         </w:rPr>
-        <w:t>Advances in Neural Information Processing Systems</w:t>
+        <w:t>BMJ</w:t>
       </w:r>
       <w:r>
         <w:rPr>
@@ -26572,16 +26074,13 @@
           <w:i/>
           <w:color w:val="000000"/>
         </w:rPr>
-        <w:t>30</w:t>
-      </w:r>
-      <w:r>
-        <w:rPr>
-          <w:color w:val="000000"/>
-        </w:rPr>
-        <w:t>, 4765–4774.</w:t>
-      </w:r>
-      <w:r>
-        <w:t xml:space="preserve"> https://proceedings.neurips.cc/paper_files/paper/2017/hash/8a20a8621978632d76c43dfd28b67767-Abstract.html</w:t>
+        <w:t>388</w:t>
+      </w:r>
+      <w:r>
+        <w:rPr>
+          <w:color w:val="000000"/>
+        </w:rPr>
+        <w:t>, e082505. https://doi.org/10.1136/bmj-2024-082505</w:t>
       </w:r>
     </w:p>
     <w:p>
@@ -26589,30 +26088,25 @@
         <w:spacing w:after="60"/>
         <w:ind w:left="720" w:hanging="720"/>
         <w:jc w:val="left"/>
-        <w:rPr>
-          <w:rFonts w:asciiTheme="majorHAnsi" w:hAnsiTheme="majorHAnsi" w:cstheme="majorHAnsi"/>
-          <w:color w:val="000000" w:themeColor="text1"/>
-          <w:lang w:val="es-ES_tradnl"/>
-        </w:rPr>
-      </w:pPr>
-      <w:r>
-        <w:rPr>
-          <w:color w:val="000000"/>
-        </w:rPr>
-        <w:t xml:space="preserve">Mitchell, M., Wu, S., Zaldivar, A., Barnes, P., Vasserman, P., Hutchinson, B., Spitzer, E., Raji, I. D., &amp; Gebru, T. (2019). Model cards for model reporting. </w:t>
+      </w:pPr>
+      <w:r>
+        <w:rPr>
+          <w:color w:val="000000"/>
+        </w:rPr>
+        <w:t xml:space="preserve">Nilsson, A., &amp; Samnegård, L. (2021). </w:t>
       </w:r>
       <w:r>
         <w:rPr>
           <w:i/>
           <w:color w:val="000000"/>
         </w:rPr>
-        <w:t>Proceedings of the Conference on Fairness, Accountability, and Transparency</w:t>
-      </w:r>
-      <w:r>
-        <w:rPr>
-          <w:color w:val="000000"/>
-        </w:rPr>
-        <w:t>, 220–229. https://doi.org/10.1145/3287560.3287596</w:t>
+        <w:t>Natural language processing for patient data in clinical decision support systems</w:t>
+      </w:r>
+      <w:r>
+        <w:rPr>
+          <w:color w:val="000000"/>
+        </w:rPr>
+        <w:t xml:space="preserve"> [Master's thesis, Lund University]. Lund University Publications. https://lup.lub.lu.se/student-papers/search/publication/9055805</w:t>
       </w:r>
     </w:p>
     <w:p>
@@ -26620,31 +26114,20 @@
         <w:spacing w:after="60"/>
         <w:ind w:left="720" w:hanging="720"/>
         <w:jc w:val="left"/>
-        <w:rPr>
-          <w:rFonts w:asciiTheme="majorHAnsi" w:hAnsiTheme="majorHAnsi" w:cstheme="majorHAnsi"/>
-          <w:color w:val="000000" w:themeColor="text1"/>
-          <w:lang w:val="es-ES_tradnl"/>
-        </w:rPr>
-      </w:pPr>
-      <w:r>
-        <w:rPr>
-          <w:color w:val="000000"/>
-        </w:rPr>
-        <w:t xml:space="preserve">Moons, K. G. M., Damen, J. A. A., Kaul, T., Hooft, L., Andaur Navarro, C., Dhiman, P., Beam, A. L., Van Calster, B., Celi, L. A., Denaxas, S., Denniston, A. K., </w:t>
-      </w:r>
-      <w:r>
-        <w:rPr>
-          <w:color w:val="000000"/>
-        </w:rPr>
-        <w:lastRenderedPageBreak/>
-        <w:t xml:space="preserve">Ghassemi, M., Heinze, G., Kengne, A. P., Maier-Hein, L., Liu, X., Logullo, P., McCradden, M. D., Liu, N., . . . van Smeden, M. (2025). PROBAST+AI: An updated quality, risk of bias, and applicability assessment tool for prediction models using regression or artificial intelligence methods. </w:t>
-      </w:r>
-      <w:r>
-        <w:rPr>
+      </w:pPr>
+      <w:r>
+        <w:rPr>
+          <w:color w:val="000000"/>
+        </w:rPr>
+        <w:t xml:space="preserve">Norgeot, B., Quer, G., Beaulieu-Jones, B. K., Torkamani, A., Dias, R., Gianfrancesco, M., Arnaout, R., Kohane, I. S., Saria, S., Topol, E., Obermeyer, Z., Yu, B., &amp; Butte, A. J. (2020). Minimum information about clinical artificial intelligence modeling: The MI-CLAIM checklist. </w:t>
+      </w:r>
+      <w:r>
+        <w:rPr>
+          <w:color w:val="000000"/>
           <w:i/>
-          <w:color w:val="000000"/>
-        </w:rPr>
-        <w:t>BMJ</w:t>
+          <w:iCs/>
+        </w:rPr>
+        <w:t>Nature Medicine</w:t>
       </w:r>
       <w:r>
         <w:rPr>
@@ -26654,16 +26137,17 @@
       </w:r>
       <w:r>
         <w:rPr>
+          <w:color w:val="000000"/>
           <w:i/>
-          <w:color w:val="000000"/>
-        </w:rPr>
-        <w:t>388</w:t>
-      </w:r>
-      <w:r>
-        <w:rPr>
-          <w:color w:val="000000"/>
-        </w:rPr>
-        <w:t>, e082505. https://doi.org/10.1136/bmj-2024-082505</w:t>
+          <w:iCs/>
+        </w:rPr>
+        <w:t>26</w:t>
+      </w:r>
+      <w:r>
+        <w:rPr>
+          <w:color w:val="000000"/>
+        </w:rPr>
+        <w:t>(9), 1320-1324. https://doi.org/10.1038/s41591-020-1041-y</w:t>
       </w:r>
     </w:p>
     <w:p>
@@ -26671,30 +26155,40 @@
         <w:spacing w:after="60"/>
         <w:ind w:left="720" w:hanging="720"/>
         <w:jc w:val="left"/>
-        <w:rPr>
-          <w:rFonts w:asciiTheme="majorHAnsi" w:hAnsiTheme="majorHAnsi" w:cstheme="majorHAnsi"/>
-          <w:color w:val="000000" w:themeColor="text1"/>
-          <w:lang w:val="es-ES_tradnl"/>
-        </w:rPr>
-      </w:pPr>
-      <w:r>
-        <w:rPr>
-          <w:color w:val="000000"/>
-        </w:rPr>
-        <w:t xml:space="preserve">Naciones Unidas. (2015). </w:t>
-      </w:r>
-      <w:r>
-        <w:rPr>
+      </w:pPr>
+      <w:r>
+        <w:rPr>
+          <w:color w:val="000000"/>
+        </w:rPr>
+        <w:t xml:space="preserve">Norori, N., Hu, Q., Aellen, F. M., Faraci, F. D., &amp; Tzovara, A. (2021). Addressing bias in big data and AI for health care: A call for open science. </w:t>
+      </w:r>
+      <w:r>
+        <w:rPr>
+          <w:color w:val="000000"/>
           <w:i/>
-          <w:color w:val="000000"/>
-        </w:rPr>
-        <w:t>Transformar nuestro mundo: La Agenda 2030 para el Desarrollo Sostenible (A/RES/70/1)</w:t>
-      </w:r>
-      <w:r>
-        <w:rPr>
-          <w:color w:val="000000"/>
-        </w:rPr>
-        <w:t>. https://docs.un.org/es/A/RES/70/1</w:t>
+          <w:iCs/>
+        </w:rPr>
+        <w:t>Patterns</w:t>
+      </w:r>
+      <w:r>
+        <w:rPr>
+          <w:color w:val="000000"/>
+        </w:rPr>
+        <w:t xml:space="preserve">, </w:t>
+      </w:r>
+      <w:r>
+        <w:rPr>
+          <w:color w:val="000000"/>
+          <w:i/>
+          <w:iCs/>
+        </w:rPr>
+        <w:t>2</w:t>
+      </w:r>
+      <w:r>
+        <w:rPr>
+          <w:color w:val="000000"/>
+        </w:rPr>
+        <w:t>(10), 100347. https://doi.org/10.1016/j.patter.2021.100347</w:t>
       </w:r>
     </w:p>
     <w:p>
@@ -26707,20 +26201,20 @@
         <w:rPr>
           <w:color w:val="000000"/>
         </w:rPr>
-        <w:t xml:space="preserve">National Cancer Institute. (s. f.). </w:t>
+        <w:t xml:space="preserve">OmenKj. (2025). </w:t>
       </w:r>
       <w:r>
         <w:rPr>
           <w:i/>
           <w:color w:val="000000"/>
         </w:rPr>
-        <w:t>FOLFOX</w:t>
-      </w:r>
-      <w:r>
-        <w:rPr>
-          <w:color w:val="000000"/>
-        </w:rPr>
-        <w:t>. NCI Dictionary of Cancer Terms. https://www.cancer.gov/publications/dictionaries/cancer-terms/def/folfox</w:t>
+        <w:t>Chemotherapy regimens based on patient data (Version 1)</w:t>
+      </w:r>
+      <w:r>
+        <w:rPr>
+          <w:color w:val="000000"/>
+        </w:rPr>
+        <w:t xml:space="preserve"> [Data set]. Kaggle. https://www.kaggle.com/datasets/omenkj/chemotherapy-regimens-based-on-patient-data</w:t>
       </w:r>
     </w:p>
     <w:p>
@@ -26733,20 +26227,21 @@
         <w:rPr>
           <w:color w:val="000000"/>
         </w:rPr>
-        <w:t xml:space="preserve">National Cancer Institute. (2025). </w:t>
-      </w:r>
-      <w:r>
-        <w:rPr>
+        <w:t xml:space="preserve">PDQ Adult Treatment Editorial Board. (2025a). </w:t>
+      </w:r>
+      <w:r>
+        <w:rPr>
+          <w:color w:val="000000"/>
           <w:i/>
-          <w:color w:val="000000"/>
-        </w:rPr>
-        <w:t>Hodgkin lymphoma treatment (PDQ®): Health professional version</w:t>
-      </w:r>
-      <w:r>
-        <w:rPr>
-          <w:color w:val="000000"/>
-        </w:rPr>
-        <w:t>. https://www.cancer.gov/types/lymphoma/hp/adult-hodgkin-treatment-pdq</w:t>
+          <w:iCs/>
+        </w:rPr>
+        <w:t>Colon cancer treatment (PDQ®): Health professional version</w:t>
+      </w:r>
+      <w:r>
+        <w:rPr>
+          <w:color w:val="000000"/>
+        </w:rPr>
+        <w:t>. National Cancer Institute. https://www.cancer.gov/types/colorectal/hp/colon-treatment-pdq</w:t>
       </w:r>
     </w:p>
     <w:p>
@@ -26759,20 +26254,20 @@
         <w:rPr>
           <w:color w:val="000000"/>
         </w:rPr>
-        <w:t xml:space="preserve">Nilsson, A., &amp; Samnegård, L. (2021). </w:t>
+        <w:t xml:space="preserve">PDQ Adult Treatment Editorial Board. (2025b). </w:t>
       </w:r>
       <w:r>
         <w:rPr>
           <w:i/>
           <w:color w:val="000000"/>
         </w:rPr>
-        <w:t>Natural language processing for patient data in clinical decision support systems</w:t>
-      </w:r>
-      <w:r>
-        <w:rPr>
-          <w:color w:val="000000"/>
-        </w:rPr>
-        <w:t xml:space="preserve"> [Master's thesis, Lund University]. Lund University Publications. https://lup.lub.lu.se/student-papers/search/publication/9055805</w:t>
+        <w:t>Hodgkin lymphoma treatment (PDQ®): Health professional version</w:t>
+      </w:r>
+      <w:r>
+        <w:rPr>
+          <w:color w:val="000000"/>
+        </w:rPr>
+        <w:t>. National Cancer Institute. https://www.cancer.gov/types/lymphoma/hp/adult-hodgkin-treatment-pdq</w:t>
       </w:r>
     </w:p>
     <w:p>
@@ -26785,14 +26280,15 @@
         <w:rPr>
           <w:color w:val="000000"/>
         </w:rPr>
-        <w:t xml:space="preserve">Obermeyer, Z., Powers, B., Vogeli, C., &amp; Mullainathan, S. (2019). Dissecting racial bias in an algorithm used to manage the health of populations. </w:t>
+        <w:t xml:space="preserve">Pineau, J., Vincent-Lamarre, P., Sinha, K., Larivière, V., Beygelzimer, A., d’Alché-Buc, F., Fox, E., &amp; Larochelle, H. (2021). Improving reproducibility in machine learning research: A report from the NeurIPS 2019 reproducibility program. </w:t>
       </w:r>
       <w:r>
         <w:rPr>
           <w:i/>
           <w:color w:val="000000"/>
         </w:rPr>
-        <w:t>Science</w:t>
+        <w:lastRenderedPageBreak/>
+        <w:t>Journal of Machine Learning Research</w:t>
       </w:r>
       <w:r>
         <w:rPr>
@@ -26805,13 +26301,13 @@
           <w:i/>
           <w:color w:val="000000"/>
         </w:rPr>
-        <w:t>366</w:t>
-      </w:r>
-      <w:r>
-        <w:rPr>
-          <w:color w:val="000000"/>
-        </w:rPr>
-        <w:t>(6464), 447–453. https://doi.org/10.1126/science.aax2342</w:t>
+        <w:t>22</w:t>
+      </w:r>
+      <w:r>
+        <w:rPr>
+          <w:color w:val="000000"/>
+        </w:rPr>
+        <w:t>(164), 1–20. https://www.jmlr.org/papers/v22/20-303.html</w:t>
       </w:r>
     </w:p>
     <w:p>
@@ -26821,25 +26317,36 @@
         <w:jc w:val="left"/>
       </w:pPr>
       <w:r>
-        <w:t xml:space="preserve">Ojala, M., &amp; Garriga, G. C. (2010). Permutation tests for studying classifier performance. </w:t>
+        <w:rPr>
+          <w:color w:val="000000"/>
+        </w:rPr>
+        <w:t xml:space="preserve">Rosenblatt, M., Tejavibulya, L., Jiang, R., Noble, S., &amp; Scheinost, D. (2024). Data leakage inflates prediction performance in connectome-based machine learning models. </w:t>
       </w:r>
       <w:r>
         <w:rPr>
           <w:i/>
-        </w:rPr>
-        <w:t>Journal of Machine Learning Research</w:t>
-      </w:r>
-      <w:r>
+          <w:color w:val="000000"/>
+        </w:rPr>
+        <w:t>Nature Communications</w:t>
+      </w:r>
+      <w:r>
+        <w:rPr>
+          <w:color w:val="000000"/>
+        </w:rPr>
         <w:t xml:space="preserve">, </w:t>
       </w:r>
       <w:r>
         <w:rPr>
           <w:i/>
-        </w:rPr>
-        <w:t>11</w:t>
-      </w:r>
-      <w:r>
-        <w:t>(62), 1833–1863. https://www.jmlr.org/papers/v11/ojala10a.html</w:t>
+          <w:color w:val="000000"/>
+        </w:rPr>
+        <w:t>15</w:t>
+      </w:r>
+      <w:r>
+        <w:rPr>
+          <w:color w:val="000000"/>
+        </w:rPr>
+        <w:t>, 1829. https://doi.org/10.1038/s41467-024-46150-w</w:t>
       </w:r>
     </w:p>
     <w:p>
@@ -26852,20 +26359,33 @@
         <w:rPr>
           <w:color w:val="000000"/>
         </w:rPr>
-        <w:t xml:space="preserve">OmenKj. (2025). </w:t>
+        <w:t xml:space="preserve">Sendak, M. P., Ratliff, W., Sarro, D., Alderton, E., Futoma, J., Gao, M., Nichols, M., Revoir, M., Yashar, F., Miller, C., Kester, K., Sandhu, S., Corey, K., Brajer, N., Tan, C., Lin, A., Brown, T., Engelbosch, S., Anstrom, K., . . . O'Brien, C. (2020). Real-world integration of a sepsis deep learning technology into routine clinical care: Implementation study. </w:t>
       </w:r>
       <w:r>
         <w:rPr>
           <w:i/>
           <w:color w:val="000000"/>
         </w:rPr>
-        <w:t>Chemotherapy regimens based on patient data (Version 1)</w:t>
-      </w:r>
-      <w:r>
-        <w:rPr>
-          <w:color w:val="000000"/>
-        </w:rPr>
-        <w:t xml:space="preserve"> [Data set]. Kaggle. https://www.kaggle.com/datasets/omenkj/chemotherapy-regimens-based-on-patient-data</w:t>
+        <w:t>JMIR Medical Informatics</w:t>
+      </w:r>
+      <w:r>
+        <w:rPr>
+          <w:color w:val="000000"/>
+        </w:rPr>
+        <w:t xml:space="preserve">, </w:t>
+      </w:r>
+      <w:r>
+        <w:rPr>
+          <w:i/>
+          <w:color w:val="000000"/>
+        </w:rPr>
+        <w:t>8</w:t>
+      </w:r>
+      <w:r>
+        <w:rPr>
+          <w:color w:val="000000"/>
+        </w:rPr>
+        <w:t>(7), e15182. https://doi.org/10.2196/15182</w:t>
       </w:r>
     </w:p>
     <w:p>
@@ -26875,25 +26395,23 @@
         <w:jc w:val="left"/>
       </w:pPr>
       <w:r>
-        <w:t xml:space="preserve">Pedregosa, F., Varoquaux, G., Gramfort, A., Michel, V., Thirion, B., Grisel, O., Blondel, M., Prettenhofer, P., Weiss, R., Dubourg, V., Vanderplas, J., Passos, A., Cournapeau, D., Brucher, M., Perrot, M., &amp; Duchesnay, É. (2011). Scikit-learn: Machine learning in Python. </w:t>
+        <w:rPr>
+          <w:color w:val="000000"/>
+        </w:rPr>
+        <w:t xml:space="preserve">Silva, C. C. P. N. da. (2025). </w:t>
       </w:r>
       <w:r>
         <w:rPr>
           <w:i/>
-        </w:rPr>
-        <w:t>Journal of Machine Learning Research</w:t>
-      </w:r>
-      <w:r>
-        <w:t xml:space="preserve">, </w:t>
-      </w:r>
-      <w:r>
-        <w:rPr>
-          <w:i/>
-        </w:rPr>
-        <w:t>12</w:t>
-      </w:r>
-      <w:r>
-        <w:t>(85), 2825–2830. https://www.jmlr.org/papers/v12/pedregosa11a.html</w:t>
+          <w:color w:val="000000"/>
+        </w:rPr>
+        <w:t>Multimodal learning for lung cancer diagnosis and management: A deep learning pipeline for classification, TNM staging, and treatment protocol generation</w:t>
+      </w:r>
+      <w:r>
+        <w:rPr>
+          <w:color w:val="000000"/>
+        </w:rPr>
+        <w:t xml:space="preserve"> [Master's thesis, NOVA Information Management School]. RUN. http://hdl.handle.net/10362/190384</w:t>
       </w:r>
     </w:p>
     <w:p>
@@ -26906,15 +26424,15 @@
         <w:rPr>
           <w:color w:val="000000"/>
         </w:rPr>
-        <w:t xml:space="preserve">Pineau, J., Vincent-Lamarre, P., Sinha, K., Larivière, V., Beygelzimer, A., d’Alché-Buc, F., Fox, E., &amp; Larochelle, H. (2021). Improving reproducibility in machine learning research: A report from the NeurIPS 2019 reproducibility program. </w:t>
-      </w:r>
-      <w:r>
-        <w:rPr>
+        <w:t xml:space="preserve">Silva Filho, T., Song, H., Perello-Nieto, M., Santos-Rodriguez, R., Kull, M., &amp; Flach, P. (2023). Classifier calibration: A survey on how to assess and improve predicted class probabilities. </w:t>
+      </w:r>
+      <w:r>
+        <w:rPr>
+          <w:color w:val="000000"/>
           <w:i/>
-          <w:color w:val="000000"/>
-        </w:rPr>
-        <w:lastRenderedPageBreak/>
-        <w:t>Journal of Machine Learning Research</w:t>
+          <w:iCs/>
+        </w:rPr>
+        <w:t>Machine Learning</w:t>
       </w:r>
       <w:r>
         <w:rPr>
@@ -26924,16 +26442,17 @@
       </w:r>
       <w:r>
         <w:rPr>
+          <w:color w:val="000000"/>
           <w:i/>
-          <w:color w:val="000000"/>
-        </w:rPr>
-        <w:t>22</w:t>
-      </w:r>
-      <w:r>
-        <w:rPr>
-          <w:color w:val="000000"/>
-        </w:rPr>
-        <w:t>(164), 1–20. https://www.jmlr.org/papers/v22/20-303.html</w:t>
+          <w:iCs/>
+        </w:rPr>
+        <w:t>112</w:t>
+      </w:r>
+      <w:r>
+        <w:rPr>
+          <w:color w:val="000000"/>
+        </w:rPr>
+        <w:t>(9), 3211-3260. https://doi.org/10.1007/s10994-023-06336-7</w:t>
       </w:r>
     </w:p>
     <w:p>
@@ -26946,14 +26465,15 @@
         <w:rPr>
           <w:color w:val="000000"/>
         </w:rPr>
-        <w:t xml:space="preserve">Preuer, K., Lewis, R. P. I., Hochreiter, S., Bender, A., Bulusu, K. C., &amp; Klambauer, G. (2018). DeepSynergy: Predicting anti-cancer drug synergy with deep learning. </w:t>
-      </w:r>
-      <w:r>
-        <w:rPr>
+        <w:t xml:space="preserve">Subbaswamy, A., &amp; Saria, S. (2020). From development to deployment: Dataset shift, causality, and shift-stable models in health AI. </w:t>
+      </w:r>
+      <w:r>
+        <w:rPr>
+          <w:color w:val="000000"/>
           <w:i/>
-          <w:color w:val="000000"/>
-        </w:rPr>
-        <w:t>Bioinformatics</w:t>
+          <w:iCs/>
+        </w:rPr>
+        <w:t>Biostatistics</w:t>
       </w:r>
       <w:r>
         <w:rPr>
@@ -26963,16 +26483,17 @@
       </w:r>
       <w:r>
         <w:rPr>
+          <w:color w:val="000000"/>
           <w:i/>
-          <w:color w:val="000000"/>
-        </w:rPr>
-        <w:t>34</w:t>
-      </w:r>
-      <w:r>
-        <w:rPr>
-          <w:color w:val="000000"/>
-        </w:rPr>
-        <w:t>(9), 1538–1546. https://doi.org/10.1093/bioinformatics/btx806</w:t>
+          <w:iCs/>
+        </w:rPr>
+        <w:t>21</w:t>
+      </w:r>
+      <w:r>
+        <w:rPr>
+          <w:color w:val="000000"/>
+        </w:rPr>
+        <w:t>(2), 345-352. https://doi.org/10.1093/biostatistics/kxz041</w:t>
       </w:r>
     </w:p>
     <w:p>
@@ -26985,14 +26506,14 @@
         <w:rPr>
           <w:color w:val="000000"/>
         </w:rPr>
-        <w:t xml:space="preserve">Rosenblatt, M., Tejavibulya, L., Jiang, R., Noble, S., &amp; Scheinost, D. (2024). Data leakage inflates prediction performance in connectome-based machine learning models. </w:t>
+        <w:t xml:space="preserve">Sunami, K., Naito, Y., Saigusa, Y., Amano, T., Ennishi, D., Imai, M., Kage, H., Kanai, M., Kenmotsu, H., Komine, K., Koyama, T., Maeda, T., Morita, S., Sakai, D., Hirata, M., Ito, M., Kozuki, T., Sakashita, H., Horinouchi, H., . . . Yoshino, T. (2024). A learning program for treatment recommendations by molecular tumor boards and artificial intelligence. </w:t>
       </w:r>
       <w:r>
         <w:rPr>
           <w:i/>
           <w:color w:val="000000"/>
         </w:rPr>
-        <w:t>Nature Communications</w:t>
+        <w:t>JAMA Oncology</w:t>
       </w:r>
       <w:r>
         <w:rPr>
@@ -27005,13 +26526,13 @@
           <w:i/>
           <w:color w:val="000000"/>
         </w:rPr>
-        <w:t>15</w:t>
-      </w:r>
-      <w:r>
-        <w:rPr>
-          <w:color w:val="000000"/>
-        </w:rPr>
-        <w:t>, 1829. https://doi.org/10.1038/s41467-024-46150-w</w:t>
+        <w:t>10</w:t>
+      </w:r>
+      <w:r>
+        <w:rPr>
+          <w:color w:val="000000"/>
+        </w:rPr>
+        <w:t>(1), 95–102. https://doi.org/10.1001/jamaoncol.2023.5120</w:t>
       </w:r>
     </w:p>
     <w:p>
@@ -27024,33 +26545,20 @@
         <w:rPr>
           <w:color w:val="000000"/>
         </w:rPr>
-        <w:t xml:space="preserve">Rousseeuw, P. J. (1987). Silhouettes: A graphical aid to the interpretation and validation of cluster analysis. </w:t>
+        <w:t xml:space="preserve">Talukder, N. (2024). </w:t>
       </w:r>
       <w:r>
         <w:rPr>
           <w:i/>
           <w:color w:val="000000"/>
         </w:rPr>
-        <w:t>Journal of Computational and Applied Mathematics</w:t>
-      </w:r>
-      <w:r>
-        <w:rPr>
-          <w:color w:val="000000"/>
-        </w:rPr>
-        <w:t xml:space="preserve">, </w:t>
-      </w:r>
-      <w:r>
-        <w:rPr>
-          <w:i/>
-          <w:color w:val="000000"/>
-        </w:rPr>
-        <w:t>20</w:t>
-      </w:r>
-      <w:r>
-        <w:rPr>
-          <w:color w:val="000000"/>
-        </w:rPr>
-        <w:t>, 53–65. https://doi.org/10.1016/0377-0427(87)90125-7</w:t>
+        <w:t>Clinical decision support system: An explainable AI approach</w:t>
+      </w:r>
+      <w:r>
+        <w:rPr>
+          <w:color w:val="000000"/>
+        </w:rPr>
+        <w:t xml:space="preserve"> [Master's thesis, University of Oulu]. OuluREPO. https://urn.fi/URN:NBN:fi:oulu-202405133334</w:t>
       </w:r>
     </w:p>
     <w:p>
@@ -27063,14 +26571,14 @@
         <w:rPr>
           <w:color w:val="000000"/>
         </w:rPr>
-        <w:t xml:space="preserve">Sakellaropoulos, T., Vougas, K., Narang, S., Koinis, F., Kotsinas, A., Polyzos, A., Moss, T. J., Piha-Paul, S., Zhou, H., Kardala, E., Damianidou, E., Alexopoulos, L. G., Aifantis, I., Townsend, P. A., Panayiotidis, M. I., Sfikakis, P., Bartek, J., Fitzgerald, R. C., Thanos, D., . . . Gorgoulis, V. G. (2019). A deep learning framework for predicting response to therapy in cancer. </w:t>
+        <w:t xml:space="preserve">Tsimberidou, A. M., Kahle, M., Vo, H. H., Baysal, M. A., Johnson, A., &amp; Meric-Bernstam, F. (2023). Molecular tumour boards: Current and future considerations for precision oncology. </w:t>
       </w:r>
       <w:r>
         <w:rPr>
           <w:i/>
           <w:color w:val="000000"/>
         </w:rPr>
-        <w:t>Cell Reports</w:t>
+        <w:t>Nature Reviews Clinical Oncology</w:t>
       </w:r>
       <w:r>
         <w:rPr>
@@ -27083,13 +26591,13 @@
           <w:i/>
           <w:color w:val="000000"/>
         </w:rPr>
-        <w:t>29</w:t>
-      </w:r>
-      <w:r>
-        <w:rPr>
-          <w:color w:val="000000"/>
-        </w:rPr>
-        <w:t>(11), 3367–3373.e4. https://doi.org/10.1016/j.celrep.2019.11.017</w:t>
+        <w:t>20</w:t>
+      </w:r>
+      <w:r>
+        <w:rPr>
+          <w:color w:val="000000"/>
+        </w:rPr>
+        <w:t>(12), 843–863. https://doi.org/10.1038/s41571-023-00824-4</w:t>
       </w:r>
     </w:p>
     <w:p>
@@ -27102,33 +26610,21 @@
         <w:rPr>
           <w:color w:val="000000"/>
         </w:rPr>
-        <w:t xml:space="preserve">Sendak, M. P., Ratliff, W., Sarro, D., Alderton, E., Futoma, J., Gao, M., Nichols, M., Revoir, M., Yashar, F., Miller, C., Kester, K., Sandhu, S., Corey, K., Brajer, N., Tan, C., Lin, A., Brown, T., Engelbosch, S., Anstrom, K., . . . O'Brien, C. (2020). Real-world integration of a sepsis deep learning technology into routine clinical care: Implementation study. </w:t>
-      </w:r>
-      <w:r>
-        <w:rPr>
+        <w:t xml:space="preserve">United Nations Department of Economic and Social Affairs. (2025). </w:t>
+      </w:r>
+      <w:r>
+        <w:rPr>
+          <w:color w:val="000000"/>
           <w:i/>
-          <w:color w:val="000000"/>
-        </w:rPr>
-        <w:t>JMIR Medical Informatics</w:t>
-      </w:r>
-      <w:r>
-        <w:rPr>
-          <w:color w:val="000000"/>
-        </w:rPr>
-        <w:t xml:space="preserve">, </w:t>
-      </w:r>
-      <w:r>
-        <w:rPr>
-          <w:i/>
-          <w:color w:val="000000"/>
-        </w:rPr>
-        <w:t>8</w:t>
-      </w:r>
-      <w:r>
-        <w:rPr>
-          <w:color w:val="000000"/>
-        </w:rPr>
-        <w:t>(7), e15182. https://doi.org/10.2196/15182</w:t>
+          <w:iCs/>
+        </w:rPr>
+        <w:t>The Sustainable Development Goals Report 2025</w:t>
+      </w:r>
+      <w:r>
+        <w:rPr>
+          <w:color w:val="000000"/>
+        </w:rPr>
+        <w:t>. https://unstats.un.org/sdgs/report/2025/The-Sustainable-Development-Goals-Report-2025.pdf</w:t>
       </w:r>
     </w:p>
     <w:p>
@@ -27141,14 +26637,15 @@
         <w:rPr>
           <w:color w:val="000000"/>
         </w:rPr>
-        <w:t xml:space="preserve">Sharifi-Noghabi, H., Zolotareva, O., Collins, C. C., &amp; Ester, M. (2019). MOLI: Multi-omics late integration with deep neural networks for drug response prediction. </w:t>
-      </w:r>
-      <w:r>
-        <w:rPr>
+        <w:t xml:space="preserve">Varoquaux, G., &amp; Cheplygina, V. (2022). Machine learning for medical imaging: Methodological failures and recommendations for the future. </w:t>
+      </w:r>
+      <w:r>
+        <w:rPr>
+          <w:color w:val="000000"/>
           <w:i/>
-          <w:color w:val="000000"/>
-        </w:rPr>
-        <w:t>Bioinformatics</w:t>
+          <w:iCs/>
+        </w:rPr>
+        <w:t>npj Digital Medicine</w:t>
       </w:r>
       <w:r>
         <w:rPr>
@@ -27158,16 +26655,17 @@
       </w:r>
       <w:r>
         <w:rPr>
+          <w:color w:val="000000"/>
           <w:i/>
-          <w:color w:val="000000"/>
-        </w:rPr>
-        <w:t>35</w:t>
-      </w:r>
-      <w:r>
-        <w:rPr>
-          <w:color w:val="000000"/>
-        </w:rPr>
-        <w:t>(14), i501–i509. https://doi.org/10.1093/bioinformatics/btz318</w:t>
+          <w:iCs/>
+        </w:rPr>
+        <w:t>5</w:t>
+      </w:r>
+      <w:r>
+        <w:rPr>
+          <w:color w:val="000000"/>
+        </w:rPr>
+        <w:t>, 48. https://doi.org/10.1038/s41746-022-00592-y</w:t>
       </w:r>
     </w:p>
     <w:p>
@@ -27180,20 +26678,40 @@
         <w:rPr>
           <w:color w:val="000000"/>
         </w:rPr>
-        <w:t xml:space="preserve">Silva, C. C. P. N. da. (2025). </w:t>
+        <w:t xml:space="preserve">Vasey, B., Nagendran, M., Campbell, B., Clifton, D. A., Collins, G. S., Denaxas, S., Denniston, A. K., Faes, L., Geerts, B., Ibrahim, M., Liu, X., Mateen, B. A., Mathur, P., McCradden, M. D., Morgan, L., Ordish, J., Rogers, C., Saria, S., Ting, D. S. W., . . . McCulloch, P. (2022). Reporting guideline for the early-stage clinical evaluation of decision support systems driven by artificial intelligence: </w:t>
+      </w:r>
+      <w:r>
+        <w:rPr>
+          <w:color w:val="000000"/>
+        </w:rPr>
+        <w:lastRenderedPageBreak/>
+        <w:t xml:space="preserve">DECIDE-AI. </w:t>
       </w:r>
       <w:r>
         <w:rPr>
           <w:i/>
           <w:color w:val="000000"/>
         </w:rPr>
-        <w:t>Multimodal learning for lung cancer diagnosis and management: A deep learning pipeline for classification, TNM staging, and treatment protocol generation</w:t>
-      </w:r>
-      <w:r>
-        <w:rPr>
-          <w:color w:val="000000"/>
-        </w:rPr>
-        <w:t xml:space="preserve"> [Master's thesis, NOVA Information Management School]. RUN. http://hdl.handle.net/10362/190384</w:t>
+        <w:t>Nature Medicine</w:t>
+      </w:r>
+      <w:r>
+        <w:rPr>
+          <w:color w:val="000000"/>
+        </w:rPr>
+        <w:t xml:space="preserve">, </w:t>
+      </w:r>
+      <w:r>
+        <w:rPr>
+          <w:i/>
+          <w:color w:val="000000"/>
+        </w:rPr>
+        <w:t>28</w:t>
+      </w:r>
+      <w:r>
+        <w:rPr>
+          <w:color w:val="000000"/>
+        </w:rPr>
+        <w:t>, 924–933. https://doi.org/10.1038/s41591-022-01772-9</w:t>
       </w:r>
     </w:p>
     <w:p>
@@ -27206,14 +26724,15 @@
         <w:rPr>
           <w:color w:val="000000"/>
         </w:rPr>
-        <w:t xml:space="preserve">Sokolova, M., &amp; Lapalme, G. (2009). A systematic analysis of performance measures for classification tasks. </w:t>
-      </w:r>
-      <w:r>
-        <w:rPr>
+        <w:t xml:space="preserve">Wang, J., Liu, X., Shen, S., Deng, L., &amp; Liu, H. (2022). DeepDDS: Deep graph neural network with attention mechanism to predict synergistic drug combinations. </w:t>
+      </w:r>
+      <w:r>
+        <w:rPr>
+          <w:color w:val="000000"/>
           <w:i/>
-          <w:color w:val="000000"/>
-        </w:rPr>
-        <w:t>Information Processing &amp; Management</w:t>
+          <w:iCs/>
+        </w:rPr>
+        <w:t>Briefings in Bioinformatics</w:t>
       </w:r>
       <w:r>
         <w:rPr>
@@ -27223,16 +26742,17 @@
       </w:r>
       <w:r>
         <w:rPr>
+          <w:color w:val="000000"/>
           <w:i/>
-          <w:color w:val="000000"/>
-        </w:rPr>
-        <w:t>45</w:t>
-      </w:r>
-      <w:r>
-        <w:rPr>
-          <w:color w:val="000000"/>
-        </w:rPr>
-        <w:t>(4), 427–437. https://doi.org/10.1016/j.ipm.2009.03.002</w:t>
+          <w:iCs/>
+        </w:rPr>
+        <w:t>23</w:t>
+      </w:r>
+      <w:r>
+        <w:rPr>
+          <w:color w:val="000000"/>
+        </w:rPr>
+        <w:t>(1), bbab390. https://doi.org/10.1093/bib/bbab390</w:t>
       </w:r>
     </w:p>
     <w:p>
@@ -27245,34 +26765,20 @@
         <w:rPr>
           <w:color w:val="000000"/>
         </w:rPr>
-        <w:lastRenderedPageBreak/>
-        <w:t xml:space="preserve">Somashekhar, S. P., Sepúlveda, M.-J., Puglielli, S., Norden, A. D., Shortliffe, E. H., Kumar, C. R., Rauthan, A., Kumar, N. A., Patil, P., Rhee, K., &amp; Ramya, Y. (2018). Watson for Oncology and breast cancer treatment recommendations: Agreement with an expert multidisciplinary tumor board. </w:t>
+        <w:t xml:space="preserve">World Health Organization. (2021). </w:t>
       </w:r>
       <w:r>
         <w:rPr>
           <w:i/>
           <w:color w:val="000000"/>
         </w:rPr>
-        <w:t>Annals of Oncology</w:t>
-      </w:r>
-      <w:r>
-        <w:rPr>
-          <w:color w:val="000000"/>
-        </w:rPr>
-        <w:t xml:space="preserve">, </w:t>
-      </w:r>
-      <w:r>
-        <w:rPr>
-          <w:i/>
-          <w:color w:val="000000"/>
-        </w:rPr>
-        <w:t>29</w:t>
-      </w:r>
-      <w:r>
-        <w:rPr>
-          <w:color w:val="000000"/>
-        </w:rPr>
-        <w:t>(2), 418–423. https://doi.org/10.1093/annonc/mdx781</w:t>
+        <w:t>Ethics and governance of artificial intelligence for health: WHO guidance</w:t>
+      </w:r>
+      <w:r>
+        <w:rPr>
+          <w:color w:val="000000"/>
+        </w:rPr>
+        <w:t>. https://www.who.int/publications/i/item/9789240029200</w:t>
       </w:r>
     </w:p>
     <w:p>
@@ -27285,33 +26791,20 @@
         <w:rPr>
           <w:color w:val="000000"/>
         </w:rPr>
-        <w:t xml:space="preserve">Sullivan, S. D., Mauskopf, J. A., Augustovski, F., Caro, J. J., Lee, K. M., Minchin, M., Orlewska, E., Penna, P., Rodriguez Barrios, J.-M., &amp; Shau, W.-Y. (2014). Budget impact analysis—Principles of good practice: Report of the ISPOR 2012 Budget Impact Analysis Good Practice II Task Force. </w:t>
+        <w:t xml:space="preserve">World Health Organization. (2025). </w:t>
       </w:r>
       <w:r>
         <w:rPr>
           <w:i/>
           <w:color w:val="000000"/>
         </w:rPr>
-        <w:t>Value in Health</w:t>
-      </w:r>
-      <w:r>
-        <w:rPr>
-          <w:color w:val="000000"/>
-        </w:rPr>
-        <w:t xml:space="preserve">, </w:t>
-      </w:r>
-      <w:r>
-        <w:rPr>
-          <w:i/>
-          <w:color w:val="000000"/>
-        </w:rPr>
-        <w:t>17</w:t>
-      </w:r>
-      <w:r>
-        <w:rPr>
-          <w:color w:val="000000"/>
-        </w:rPr>
-        <w:t>(1), 5–14. https://doi.org/10.1016/j.jval.2013.08.2291</w:t>
+        <w:t>Ethics and governance of artificial intelligence for health: Guidance on large multi-modal models</w:t>
+      </w:r>
+      <w:r>
+        <w:rPr>
+          <w:color w:val="000000"/>
+        </w:rPr>
+        <w:t>. https://www.who.int/publications/i/item/9789240084759</w:t>
       </w:r>
     </w:p>
     <w:p>
@@ -27324,328 +26817,21 @@
         <w:rPr>
           <w:color w:val="000000"/>
         </w:rPr>
-        <w:t xml:space="preserve">Sunami, K., Naito, Y., Saigusa, Y., Amano, T., Ennishi, D., Imai, M., Kage, H., Kanai, M., Kenmotsu, H., Komine, K., Koyama, T., Maeda, T., Morita, S., Sakai, D., Hirata, M., Ito, M., Kozuki, T., Sakashita, H., Horinouchi, H., . . . Yoshino, T. (2024). A learning program for treatment recommendations by molecular tumor boards and artificial intelligence. </w:t>
-      </w:r>
-      <w:r>
-        <w:rPr>
+        <w:t xml:space="preserve">World Health Organization. (2026, 3 de julio). </w:t>
+      </w:r>
+      <w:r>
+        <w:rPr>
+          <w:color w:val="000000"/>
           <w:i/>
-          <w:color w:val="000000"/>
-        </w:rPr>
-        <w:t>JAMA Oncology</w:t>
-      </w:r>
-      <w:r>
-        <w:rPr>
-          <w:color w:val="000000"/>
-        </w:rPr>
-        <w:t xml:space="preserve">, </w:t>
-      </w:r>
-      <w:r>
-        <w:rPr>
-          <w:i/>
-          <w:color w:val="000000"/>
-        </w:rPr>
-        <w:t>10</w:t>
-      </w:r>
-      <w:r>
-        <w:rPr>
-          <w:color w:val="000000"/>
-        </w:rPr>
-        <w:t>(1), 95–102. https://doi.org/10.1001/jamaoncol.2023.5120</w:t>
-      </w:r>
-    </w:p>
-    <w:p>
-      <w:pPr>
-        <w:spacing w:after="60"/>
-        <w:ind w:left="720" w:hanging="720"/>
-        <w:jc w:val="left"/>
-      </w:pPr>
-      <w:r>
-        <w:rPr>
-          <w:color w:val="000000"/>
-        </w:rPr>
-        <w:t xml:space="preserve">Talukder, N. (2024). </w:t>
-      </w:r>
-      <w:r>
-        <w:rPr>
-          <w:i/>
-          <w:color w:val="000000"/>
-        </w:rPr>
-        <w:t>Clinical decision support system: An explainable AI approach</w:t>
-      </w:r>
-      <w:r>
-        <w:rPr>
-          <w:color w:val="000000"/>
-        </w:rPr>
-        <w:t xml:space="preserve"> [Master's thesis, University of Oulu]. OuluREPO. https://urn.fi/URN:NBN:fi:oulu-202405133334</w:t>
-      </w:r>
-    </w:p>
-    <w:p>
-      <w:pPr>
-        <w:spacing w:after="60"/>
-        <w:ind w:left="720" w:hanging="720"/>
-        <w:jc w:val="left"/>
-      </w:pPr>
-      <w:r>
-        <w:rPr>
-          <w:color w:val="000000"/>
-        </w:rPr>
-        <w:t xml:space="preserve">Tsimberidou, A. M., Kahle, M., Vo, H. H., Baysal, M. A., Johnson, A., &amp; Meric-Bernstam, F. (2023). Molecular tumour boards—Current and future considerations for precision oncology. </w:t>
-      </w:r>
-      <w:r>
-        <w:rPr>
-          <w:i/>
-          <w:color w:val="000000"/>
-        </w:rPr>
-        <w:t>Nature Reviews Clinical Oncology</w:t>
-      </w:r>
-      <w:r>
-        <w:rPr>
-          <w:color w:val="000000"/>
-        </w:rPr>
-        <w:t xml:space="preserve">, </w:t>
-      </w:r>
-      <w:r>
-        <w:rPr>
-          <w:i/>
-          <w:color w:val="000000"/>
-        </w:rPr>
-        <w:t>20</w:t>
-      </w:r>
-      <w:r>
-        <w:rPr>
-          <w:color w:val="000000"/>
-        </w:rPr>
-        <w:t>(12), 843–863. https://doi.org/10.1038/s41571-023-00824-4</w:t>
-      </w:r>
-    </w:p>
-    <w:p>
-      <w:pPr>
-        <w:spacing w:after="60"/>
-        <w:ind w:left="720" w:hanging="720"/>
-        <w:jc w:val="left"/>
-      </w:pPr>
-      <w:r>
-        <w:rPr>
-          <w:color w:val="000000"/>
-        </w:rPr>
-        <w:t xml:space="preserve">Van Calster, B., McLernon, D. J., van Smeden, M., Wynants, L., &amp; Steyerberg, E. W. (2019). Calibration: The Achilles heel of predictive analytics. </w:t>
-      </w:r>
-      <w:r>
-        <w:rPr>
-          <w:i/>
-          <w:color w:val="000000"/>
-        </w:rPr>
-        <w:t>BMC Medicine</w:t>
-      </w:r>
-      <w:r>
-        <w:rPr>
-          <w:color w:val="000000"/>
-        </w:rPr>
-        <w:t xml:space="preserve">, </w:t>
-      </w:r>
-      <w:r>
-        <w:rPr>
-          <w:i/>
-          <w:color w:val="000000"/>
-        </w:rPr>
-        <w:t>17</w:t>
-      </w:r>
-      <w:r>
-        <w:rPr>
-          <w:color w:val="000000"/>
-        </w:rPr>
-        <w:t>, 230. https://doi.org/10.1186/s12916-019-1466-7</w:t>
-      </w:r>
-    </w:p>
-    <w:p>
-      <w:pPr>
-        <w:spacing w:after="60"/>
-        <w:ind w:left="720" w:hanging="720"/>
-        <w:jc w:val="left"/>
-      </w:pPr>
-      <w:r>
-        <w:t xml:space="preserve">Varma, S., &amp; Simon, R. (2006). Bias in error estimation when using cross-validation for model selection. </w:t>
-      </w:r>
-      <w:r>
-        <w:rPr>
-          <w:i/>
-        </w:rPr>
-        <w:t>BMC Bioinformatics</w:t>
-      </w:r>
-      <w:r>
-        <w:t xml:space="preserve">, </w:t>
-      </w:r>
-      <w:r>
-        <w:rPr>
-          <w:i/>
-        </w:rPr>
-        <w:t>7</w:t>
-      </w:r>
-      <w:r>
-        <w:t>, 91. https://doi.org/10.1186/1471-2105-7-91</w:t>
-      </w:r>
-    </w:p>
-    <w:p>
-      <w:pPr>
-        <w:spacing w:after="60"/>
-        <w:ind w:left="720" w:hanging="720"/>
-        <w:jc w:val="left"/>
-      </w:pPr>
-      <w:r>
-        <w:rPr>
-          <w:color w:val="000000"/>
-        </w:rPr>
-        <w:t xml:space="preserve">Vasey, B., Nagendran, M., Campbell, B., Clifton, D. A., Collins, G. S., Denaxas, S., Denniston, A. K., Faes, L., Geerts, B., Ibrahim, M., Liu, X., Mateen, B. A., Mathur, P., McCradden, M. D., Morgan, L., Ordish, J., Rogers, C., Saria, S., Ting, D. S. W., . . . McCulloch, P. (2022). Reporting guideline for the early-stage clinical evaluation of decision support systems driven by artificial intelligence: </w:t>
-      </w:r>
-      <w:r>
-        <w:rPr>
-          <w:color w:val="000000"/>
-        </w:rPr>
-        <w:lastRenderedPageBreak/>
-        <w:t xml:space="preserve">DECIDE-AI. </w:t>
-      </w:r>
-      <w:r>
-        <w:rPr>
-          <w:i/>
-          <w:color w:val="000000"/>
-        </w:rPr>
-        <w:t>Nature Medicine</w:t>
-      </w:r>
-      <w:r>
-        <w:rPr>
-          <w:color w:val="000000"/>
-        </w:rPr>
-        <w:t xml:space="preserve">, </w:t>
-      </w:r>
-      <w:r>
-        <w:rPr>
-          <w:i/>
-          <w:color w:val="000000"/>
-        </w:rPr>
-        <w:t>28</w:t>
-      </w:r>
-      <w:r>
-        <w:rPr>
-          <w:color w:val="000000"/>
-        </w:rPr>
-        <w:t>, 924–933. https://doi.org/10.1038/s41591-022-01772-9</w:t>
-      </w:r>
-    </w:p>
-    <w:p>
-      <w:pPr>
-        <w:spacing w:after="60"/>
-        <w:ind w:left="720" w:hanging="720"/>
-        <w:jc w:val="left"/>
-      </w:pPr>
-      <w:r>
-        <w:rPr>
-          <w:color w:val="000000"/>
-        </w:rPr>
-        <w:t xml:space="preserve">World Health Organization. (2021). </w:t>
-      </w:r>
-      <w:r>
-        <w:rPr>
-          <w:i/>
-          <w:color w:val="000000"/>
-        </w:rPr>
-        <w:t>Ethics and governance of artificial intelligence for health: WHO guidance</w:t>
-      </w:r>
-      <w:r>
-        <w:rPr>
-          <w:color w:val="000000"/>
-        </w:rPr>
-        <w:t>. https://www.who.int/publications/i/item/9789240029200</w:t>
-      </w:r>
-    </w:p>
-    <w:p>
-      <w:pPr>
-        <w:spacing w:after="60"/>
-        <w:ind w:left="720" w:hanging="720"/>
-        <w:jc w:val="left"/>
-      </w:pPr>
-      <w:r>
-        <w:rPr>
-          <w:color w:val="000000"/>
-        </w:rPr>
-        <w:t xml:space="preserve">World Health Organization. (s. f.). </w:t>
-      </w:r>
-      <w:r>
-        <w:rPr>
-          <w:i/>
-          <w:color w:val="000000"/>
-        </w:rPr>
-        <w:t>Cancer</w:t>
-      </w:r>
-      <w:r>
-        <w:rPr>
-          <w:color w:val="000000"/>
-        </w:rPr>
-        <w:t>. Recuperado el 18 de agosto de 2026, de https://www.who.int/health-topics/cancer</w:t>
-      </w:r>
-    </w:p>
-    <w:p>
-      <w:pPr>
-        <w:spacing w:after="60"/>
-        <w:ind w:left="720" w:hanging="720"/>
-        <w:jc w:val="left"/>
-      </w:pPr>
-      <w:r>
-        <w:rPr>
-          <w:color w:val="000000"/>
-        </w:rPr>
-        <w:t xml:space="preserve">World Health Organization. (2025). </w:t>
-      </w:r>
-      <w:r>
-        <w:rPr>
-          <w:i/>
-          <w:color w:val="000000"/>
-        </w:rPr>
-        <w:t>Ethics and governance of artificial intelligence for health: Guidance on large multi-modal models</w:t>
-      </w:r>
-      <w:r>
-        <w:rPr>
-          <w:color w:val="000000"/>
-        </w:rPr>
-        <w:t>. https://www.who.int/publications/i/item/9789240084759</w:t>
-      </w:r>
-    </w:p>
-    <w:p>
-      <w:pPr>
-        <w:spacing w:after="60"/>
-        <w:ind w:left="720" w:hanging="720"/>
-        <w:jc w:val="left"/>
-      </w:pPr>
-      <w:r>
-        <w:rPr>
-          <w:color w:val="000000"/>
-        </w:rPr>
-        <w:t xml:space="preserve">Zech, J. R., Badgeley, M. A., Liu, M., Costa, A. B., Titano, J. J., &amp; Oermann, E. K. (2018). Variable generalization performance of a deep learning model to detect pneumonia in chest radiographs: A cross-sectional study. </w:t>
-      </w:r>
-      <w:r>
-        <w:rPr>
-          <w:i/>
-          <w:color w:val="000000"/>
-        </w:rPr>
-        <w:t>PLOS Medicine</w:t>
-      </w:r>
-      <w:r>
-        <w:rPr>
-          <w:color w:val="000000"/>
-        </w:rPr>
-        <w:t xml:space="preserve">, </w:t>
-      </w:r>
-      <w:r>
-        <w:rPr>
-          <w:i/>
-          <w:color w:val="000000"/>
-        </w:rPr>
-        <w:t>15</w:t>
-      </w:r>
-      <w:r>
-        <w:rPr>
-          <w:color w:val="000000"/>
-        </w:rPr>
-        <w:t>(11), e1002683. https://doi.org/10.1371/journal.pmed.1002683</w:t>
+          <w:iCs/>
+        </w:rPr>
+        <w:t>Cáncer</w:t>
+      </w:r>
+      <w:r>
+        <w:rPr>
+          <w:color w:val="000000"/>
+        </w:rPr>
+        <w:t>. https://www.who.int/es/news-room/fact-sheets/detail/cancer</w:t>
       </w:r>
     </w:p>
     <w:p>
@@ -27749,6 +26935,7 @@
       <w:pPr>
         <w:pStyle w:val="Descripcin"/>
         <w:spacing w:after="40"/>
+        <w:jc w:val="center"/>
         <w:rPr>
           <w:rFonts w:asciiTheme="majorHAnsi" w:hAnsiTheme="majorHAnsi" w:cstheme="majorHAnsi"/>
           <w:color w:val="000000" w:themeColor="text1"/>
@@ -27799,6 +26986,7 @@
         <w:shd w:val="clear" w:color="auto" w:fill="FFFFFF" w:themeFill="background1"/>
         <w:tblLayout w:type="fixed"/>
         <w:tblLook w:val="04A0" w:firstRow="1" w:lastRow="0" w:firstColumn="1" w:lastColumn="0" w:noHBand="0" w:noVBand="1"/>
+        <w:tblInd w:w="0" w:type="dxa"/>
       </w:tblPr>
       <w:tblGrid>
         <w:gridCol w:w="2600"/>
@@ -27807,7 +26995,7 @@
       <w:tr>
         <w:trPr>
           <w:cantSplit/>
-          <w:tblHeader/>
+          <w:tblHeader w:val="true"/>
           <w:jc w:val="center"/>
         </w:trPr>
         <w:tc>
@@ -28583,19 +27771,7 @@
         <w:jc w:val="center"/>
       </w:pPr>
       <w:r>
-        <w:rPr>
-          <w:i/>
-          <w:color w:val="000000"/>
-          <w:sz w:val="18"/>
-        </w:rPr>
-        <w:t>Fuente: Elaboración propia.</w:t>
-      </w:r>
-      <w:r>
-        <w:rPr>
-          <w:i/>
-          <w:sz w:val="18"/>
-        </w:rPr>
-        <w:t xml:space="preserve"> Fundamentación metodológica: documentación de propósito, desempeño, limitaciones y uso previsto mediante model cards (Collins et al., 2024; Mitchell et al., 2019).</w:t>
+        <w:t>Fuente: Elaboración propia. Fundamentación metodológica: documentación de propósito, desempeño, limitaciones y uso previsto mediante model cards (Collins et al., 2024; Norgeot et al., 2020).</w:t>
       </w:r>
     </w:p>
     <w:p>
@@ -28632,6 +27808,7 @@
       <w:pPr>
         <w:pStyle w:val="Descripcin"/>
         <w:spacing w:after="40"/>
+        <w:jc w:val="center"/>
         <w:rPr>
           <w:rFonts w:asciiTheme="majorHAnsi" w:hAnsiTheme="majorHAnsi" w:cstheme="majorHAnsi"/>
           <w:color w:val="000000" w:themeColor="text1"/>
@@ -28682,6 +27859,7 @@
         <w:shd w:val="clear" w:color="auto" w:fill="FFFFFF" w:themeFill="background1"/>
         <w:tblLayout w:type="fixed"/>
         <w:tblLook w:val="04A0" w:firstRow="1" w:lastRow="0" w:firstColumn="1" w:lastColumn="0" w:noHBand="0" w:noVBand="1"/>
+        <w:tblInd w:w="0" w:type="dxa"/>
       </w:tblPr>
       <w:tblGrid>
         <w:gridCol w:w="2400"/>
@@ -28692,7 +27870,7 @@
       <w:tr>
         <w:trPr>
           <w:cantSplit/>
-          <w:tblHeader/>
+          <w:tblHeader w:val="true"/>
           <w:jc w:val="center"/>
         </w:trPr>
         <w:tc>
@@ -29773,19 +28951,7 @@
         <w:jc w:val="center"/>
       </w:pPr>
       <w:r>
-        <w:rPr>
-          <w:i/>
-          <w:color w:val="000000"/>
-          <w:sz w:val="18"/>
-        </w:rPr>
-        <w:t>Fuente: Elaboración propia.</w:t>
-      </w:r>
-      <w:r>
-        <w:rPr>
-          <w:i/>
-          <w:sz w:val="18"/>
-        </w:rPr>
-        <w:t xml:space="preserve"> Fundamentación metodológica: gestión de riesgos, sesgo y seguridad en IA sanitaria (Moons et al., 2025; Obermeyer et al., 2019; World Health Organization, 2021).</w:t>
+        <w:t>Fuente: Elaboración propia. Fundamentación metodológica: gestión de riesgos, sesgo y seguridad en IA sanitaria (Moons et al., 2025; Norori et al., 2021; World Health Organization, 2021).</w:t>
       </w:r>
     </w:p>
     <w:p>
@@ -29833,6 +28999,7 @@
         <w:jc w:val="center"/>
         <w:tblLayout w:type="fixed"/>
         <w:tblLook w:val="04A0" w:firstRow="1" w:lastRow="0" w:firstColumn="1" w:lastColumn="0" w:noHBand="0" w:noVBand="1"/>
+        <w:tblInd w:w="0" w:type="dxa"/>
       </w:tblPr>
       <w:tblGrid>
         <w:gridCol w:w="10080"/>
@@ -30111,6 +29278,7 @@
       <w:pPr>
         <w:pStyle w:val="Descripcin"/>
         <w:spacing w:after="40"/>
+        <w:jc w:val="center"/>
         <w:rPr>
           <w:rFonts w:asciiTheme="majorHAnsi" w:hAnsiTheme="majorHAnsi" w:cstheme="majorHAnsi"/>
           <w:color w:val="000000" w:themeColor="text1"/>
@@ -30161,6 +29329,7 @@
         <w:shd w:val="clear" w:color="auto" w:fill="FFFFFF" w:themeFill="background1"/>
         <w:tblLayout w:type="fixed"/>
         <w:tblLook w:val="04A0" w:firstRow="1" w:lastRow="0" w:firstColumn="1" w:lastColumn="0" w:noHBand="0" w:noVBand="1"/>
+        <w:tblInd w:w="0" w:type="dxa"/>
       </w:tblPr>
       <w:tblGrid>
         <w:gridCol w:w="900"/>
@@ -30175,7 +29344,7 @@
       <w:tr>
         <w:trPr>
           <w:cantSplit/>
-          <w:tblHeader/>
+          <w:tblHeader w:val="true"/>
           <w:jc w:val="center"/>
         </w:trPr>
         <w:tc>
@@ -31236,19 +30405,7 @@
         <w:jc w:val="center"/>
       </w:pPr>
       <w:r>
-        <w:rPr>
-          <w:i/>
-          <w:color w:val="000000"/>
-          <w:sz w:val="18"/>
-        </w:rPr>
-        <w:t>Fuente: Elaboración propia.</w:t>
-      </w:r>
-      <w:r>
-        <w:rPr>
-          <w:i/>
-          <w:sz w:val="18"/>
-        </w:rPr>
-        <w:t xml:space="preserve"> Fundamentación metodológica: trazabilidad de ejemplos procesados y reproducibilidad de pipelines (Pedregosa et al., 2011; Pineau et al., 2021).</w:t>
+        <w:t>Fuente: Elaboración propia. Fundamentación metodológica: trazabilidad de ejemplos procesados y reproducibilidad de pipelines (Pineau et al., 2021).</w:t>
       </w:r>
     </w:p>
     <w:p>
@@ -31303,6 +30460,7 @@
       <w:pPr>
         <w:pStyle w:val="Descripcin"/>
         <w:spacing w:after="40"/>
+        <w:jc w:val="center"/>
         <w:rPr>
           <w:rFonts w:asciiTheme="majorHAnsi" w:hAnsiTheme="majorHAnsi" w:cstheme="majorHAnsi"/>
           <w:color w:val="000000" w:themeColor="text1"/>
@@ -31353,6 +30511,7 @@
         <w:shd w:val="clear" w:color="auto" w:fill="FFFFFF" w:themeFill="background1"/>
         <w:tblLayout w:type="fixed"/>
         <w:tblLook w:val="04A0" w:firstRow="1" w:lastRow="0" w:firstColumn="1" w:lastColumn="0" w:noHBand="0" w:noVBand="1"/>
+        <w:tblInd w:w="0" w:type="dxa"/>
       </w:tblPr>
       <w:tblGrid>
         <w:gridCol w:w="2600"/>
@@ -31361,7 +30520,7 @@
       <w:tr>
         <w:trPr>
           <w:cantSplit/>
-          <w:tblHeader/>
+          <w:tblHeader w:val="true"/>
           <w:jc w:val="center"/>
         </w:trPr>
         <w:tc>
@@ -32130,6 +31289,7 @@
       <w:pPr>
         <w:pStyle w:val="Descripcin"/>
         <w:spacing w:after="40"/>
+        <w:jc w:val="center"/>
       </w:pPr>
       <w:r>
         <w:t xml:space="preserve">Tabla </w:t>
@@ -32166,6 +31326,7 @@
         <w:jc w:val="center"/>
         <w:tblLayout w:type="fixed"/>
         <w:tblLook w:val="04A0" w:firstRow="1" w:lastRow="0" w:firstColumn="1" w:lastColumn="0" w:noHBand="0" w:noVBand="1"/>
+        <w:tblInd w:w="0" w:type="dxa"/>
       </w:tblPr>
       <w:tblGrid>
         <w:gridCol w:w="2376"/>
@@ -32173,7 +31334,7 @@
       </w:tblGrid>
       <w:tr>
         <w:trPr>
-          <w:tblHeader/>
+          <w:tblHeader w:val="true"/>
           <w:jc w:val="center"/>
         </w:trPr>
         <w:tc>
@@ -32750,11 +31911,7 @@
         <w:jc w:val="center"/>
       </w:pPr>
       <w:r>
-        <w:rPr>
-          <w:i/>
-          <w:sz w:val="18"/>
-        </w:rPr>
-        <w:t>Fuente: Elaboración propia a partir de data/SOURCE_METADATA.json y del paquete reproducible. Fundamentación metodológica: trazabilidad y reproducibilidad de datos (Pedregosa et al., 2011; Pineau et al., 2021).</w:t>
+        <w:t>Fuente: Elaboración propia a partir de data/SOURCE_METADATA.json y del paquete reproducible. Fundamentación metodológica: trazabilidad y reproducibilidad de datos (Pineau et al., 2021).</w:t>
       </w:r>
     </w:p>
     <w:p>
@@ -32810,6 +31967,7 @@
       <w:pPr>
         <w:pStyle w:val="Descripcin"/>
         <w:spacing w:after="40"/>
+        <w:jc w:val="center"/>
       </w:pPr>
       <w:r>
         <w:t xml:space="preserve">Tabla </w:t>
@@ -32846,6 +32004,7 @@
         <w:jc w:val="center"/>
         <w:tblLayout w:type="fixed"/>
         <w:tblLook w:val="04A0" w:firstRow="1" w:lastRow="0" w:firstColumn="1" w:lastColumn="0" w:noHBand="0" w:noVBand="1"/>
+        <w:tblInd w:w="0" w:type="dxa"/>
       </w:tblPr>
       <w:tblGrid>
         <w:gridCol w:w="2448"/>
@@ -32854,7 +32013,7 @@
       </w:tblGrid>
       <w:tr>
         <w:trPr>
-          <w:tblHeader/>
+          <w:tblHeader w:val="true"/>
           <w:jc w:val="center"/>
         </w:trPr>
         <w:tc>
@@ -33288,6 +32447,7 @@
       <w:pPr>
         <w:pStyle w:val="Descripcin"/>
         <w:spacing w:after="40"/>
+        <w:jc w:val="center"/>
       </w:pPr>
       <w:r>
         <w:t xml:space="preserve">Tabla </w:t>
@@ -33324,6 +32484,7 @@
         <w:jc w:val="center"/>
         <w:tblLayout w:type="fixed"/>
         <w:tblLook w:val="04A0" w:firstRow="1" w:lastRow="0" w:firstColumn="1" w:lastColumn="0" w:noHBand="0" w:noVBand="1"/>
+        <w:tblInd w:w="0" w:type="dxa"/>
       </w:tblPr>
       <w:tblGrid>
         <w:gridCol w:w="1872"/>
@@ -33332,7 +32493,7 @@
       </w:tblGrid>
       <w:tr>
         <w:trPr>
-          <w:tblHeader/>
+          <w:tblHeader w:val="true"/>
           <w:jc w:val="center"/>
         </w:trPr>
         <w:tc>
@@ -34172,11 +33333,7 @@
         <w:jc w:val="center"/>
       </w:pPr>
       <w:r>
-        <w:rPr>
-          <w:i/>
-          <w:sz w:val="18"/>
-        </w:rPr>
-        <w:t>Fuente: Elaboración propia a partir de src/config.py, src/modeling.py y tests/. Fundamentación metodológica: prevención de fuga y evaluación interna de modelos (Collins et al., 2024; Varma &amp; Simon, 2006).</w:t>
+        <w:t>Fuente: Elaboración propia a partir de src/config.py, src/modeling.py y tests/. Fundamentación metodológica: prevención de fuga y evaluación interna de modelos (Collins et al., 2024; Varoquaux &amp; Cheplygina, 2022).</w:t>
       </w:r>
     </w:p>
     <w:p>
@@ -34234,6 +33391,7 @@
       <w:pPr>
         <w:pStyle w:val="Descripcin"/>
         <w:spacing w:after="40"/>
+        <w:jc w:val="center"/>
       </w:pPr>
       <w:r>
         <w:t xml:space="preserve">Tabla </w:t>
@@ -34270,6 +33428,7 @@
         <w:jc w:val="center"/>
         <w:tblLayout w:type="fixed"/>
         <w:tblLook w:val="04A0" w:firstRow="1" w:lastRow="0" w:firstColumn="1" w:lastColumn="0" w:noHBand="0" w:noVBand="1"/>
+        <w:tblInd w:w="0" w:type="dxa"/>
       </w:tblPr>
       <w:tblGrid>
         <w:gridCol w:w="3816"/>
@@ -34279,7 +33438,7 @@
       </w:tblGrid>
       <w:tr>
         <w:trPr>
-          <w:tblHeader/>
+          <w:tblHeader w:val="true"/>
           <w:jc w:val="center"/>
         </w:trPr>
         <w:tc>
@@ -35140,11 +34299,7 @@
         <w:jc w:val="center"/>
       </w:pPr>
       <w:r>
-        <w:rPr>
-          <w:i/>
-          <w:sz w:val="18"/>
-        </w:rPr>
-        <w:t>Fuente: Elaboración propia a partir del análisis reproducible en Python. Fundamentación metodológica: comparación multiclase y validación cruzada (Sokolova &amp; Lapalme, 2009; Varma &amp; Simon, 2006).</w:t>
+        <w:t>Fuente: Elaboración propia a partir del análisis reproducible en Python. Fundamentación metodológica: comparación multiclase y validación cruzada (Hicks et al., 2022; Varoquaux &amp; Cheplygina, 2022).</w:t>
       </w:r>
     </w:p>
     <w:p>
@@ -35184,6 +34339,7 @@
       <w:pPr>
         <w:pStyle w:val="Descripcin"/>
         <w:spacing w:after="40"/>
+        <w:jc w:val="center"/>
       </w:pPr>
       <w:r>
         <w:t xml:space="preserve">Tabla </w:t>
@@ -35220,6 +34376,7 @@
         <w:jc w:val="center"/>
         <w:tblLayout w:type="fixed"/>
         <w:tblLook w:val="04A0" w:firstRow="1" w:lastRow="0" w:firstColumn="1" w:lastColumn="0" w:noHBand="0" w:noVBand="1"/>
+        <w:tblInd w:w="0" w:type="dxa"/>
       </w:tblPr>
       <w:tblGrid>
         <w:gridCol w:w="3816"/>
@@ -35229,7 +34386,7 @@
       </w:tblGrid>
       <w:tr>
         <w:trPr>
-          <w:tblHeader/>
+          <w:tblHeader w:val="true"/>
           <w:jc w:val="center"/>
         </w:trPr>
         <w:tc>
@@ -36091,11 +35248,7 @@
         <w:jc w:val="center"/>
       </w:pPr>
       <w:r>
-        <w:rPr>
-          <w:i/>
-          <w:sz w:val="18"/>
-        </w:rPr>
-        <w:t>Fuente: Elaboración propia a partir del análisis reproducible en Python. Fundamentación metodológica: evaluación independiente y métricas multiclase (Sokolova &amp; Lapalme, 2009; Collins et al., 2024).</w:t>
+        <w:t>Fuente: Elaboración propia a partir del análisis reproducible en Python. Fundamentación metodológica: evaluación independiente y métricas multiclase (Hicks et al., 2022; Collins et al., 2024).</w:t>
       </w:r>
     </w:p>
     <w:p>
@@ -36168,6 +35321,7 @@
       <w:pPr>
         <w:pStyle w:val="Descripcin"/>
         <w:spacing w:after="40"/>
+        <w:jc w:val="center"/>
       </w:pPr>
       <w:r>
         <w:t xml:space="preserve">Tabla </w:t>
@@ -36204,6 +35358,7 @@
         <w:jc w:val="center"/>
         <w:tblLayout w:type="fixed"/>
         <w:tblLook w:val="04A0" w:firstRow="1" w:lastRow="0" w:firstColumn="1" w:lastColumn="0" w:noHBand="0" w:noVBand="1"/>
+        <w:tblInd w:w="0" w:type="dxa"/>
       </w:tblPr>
       <w:tblGrid>
         <w:gridCol w:w="1656"/>
@@ -36212,7 +35367,7 @@
       </w:tblGrid>
       <w:tr>
         <w:trPr>
-          <w:tblHeader/>
+          <w:tblHeader w:val="true"/>
           <w:jc w:val="center"/>
         </w:trPr>
         <w:tc>
@@ -36868,11 +36023,7 @@
         <w:jc w:val="center"/>
       </w:pPr>
       <w:r>
-        <w:rPr>
-          <w:i/>
-          <w:sz w:val="18"/>
-        </w:rPr>
-        <w:t>Fuente: Elaboración propia a partir de app.py y src/app_logic.py. Fundamentación metodológica: evaluación temprana, límites de uso y supervisión humana en IA clínica (Vasey et al., 2022; Mitchell et al., 2019).</w:t>
+        <w:t>Fuente: Elaboración propia a partir de app.py y src/app_logic.py. Fundamentación metodológica: evaluación temprana, límites de uso y supervisión humana en IA clínica (Vasey et al., 2022; Norgeot et al., 2020).</w:t>
       </w:r>
     </w:p>
     <w:p>
@@ -36939,10 +36090,7 @@
         <w:spacing w:after="60"/>
       </w:pPr>
       <w:r>
-        <w:rPr>
-          <w:color w:val="000000"/>
-        </w:rPr>
-        <w:t>ChatGPT — versión declarada por el autor: GPT-5.6 Sol; no acreditada mediante log adjunto. Finalidad: ordenar etapas CRISP-DM, revisar alternativas estadísticas, explicar procedimientos y apoyar depuración de Python y documentación. Verificación: run_all.py, outputs, hashes y pruebas.</w:t>
+        <w:t>Para ChatGPT, el autor declara el modelo GPT-5.6 Sol, aunque no se adjuntan registros que acrediten esa versión. Se utilizó para ordenar las etapas de CRISP-DM, revisar alternativas estadísticas, explicar procedimientos y apoyar la depuración de Python y la documentación. La verificación posterior se realizó mediante run_all.py, las salidas generadas, los hashes y las pruebas.</w:t>
       </w:r>
     </w:p>
     <w:p>
@@ -36950,10 +36098,7 @@
         <w:spacing w:after="60"/>
       </w:pPr>
       <w:r>
-        <w:rPr>
-          <w:color w:val="000000"/>
-        </w:rPr>
-        <w:t>Claude — versión declarada por el autor: Claude 4.8; no acreditada mediante log adjunto. Finalidad: contraste metodológico y apoyo en explicación, depuración y documentación. Verificación: ejecución del pipeline y comparación con las métricas regeneradas.</w:t>
+        <w:t>Para Claude, el autor declara la versión 4.8, aunque no se adjuntan registros que la acrediten. Se utilizó para contrastar decisiones metodológicas y como apoyo en la explicación, la depuración y la documentación. La comprobación se efectuó mediante la ejecución del pipeline y la comparación con las métricas regeneradas.</w:t>
       </w:r>
     </w:p>
     <w:p>
@@ -36961,10 +36106,7 @@
         <w:spacing w:after="60"/>
       </w:pPr>
       <w:r>
-        <w:rPr>
-          <w:color w:val="000000"/>
-        </w:rPr>
-        <w:t>Gemini — versión declarada por el autor: Gemini 3.1 Flash; no acreditada mediante log adjunto. Finalidad: contraste de enfoques y apoyo en documentación y programación. Verificación: comparación con el código ejecutado y los resultados reproducibles.</w:t>
+        <w:t>Para Gemini, el autor declara el modelo 3.1 Flash, aunque no se adjuntan registros que acrediten esa versión. Se utilizó para contrastar enfoques y como apoyo en la documentación y la programación. Su aportación se comprobó frente al código ejecutado y los resultados reproducibles.</w:t>
       </w:r>
     </w:p>
     <w:p>
@@ -36972,7 +36114,7 @@
         <w:spacing w:after="60"/>
       </w:pPr>
       <w:r>
-        <w:t>OpenAI Codex — aplicación de escritorio, familia GPT-5; identificador interno no disponible. Finalidad: revisión del código, apoyo en depuración, pruebas, coherencia documental, auditoría y preparación del repositorio. Verificación: pipeline completo, pytest, comprobación de hashes y revisión funcional local y pública.</w:t>
+        <w:t>OpenAI Codex se utilizó como aplicación de escritorio de la familia GPT-5; el identificador interno no estaba disponible. Sirvió de apoyo para revisar y depurar el código, preparar pruebas, comprobar la coherencia documental, auditar el proyecto y organizar el repositorio. La verificación se realizó mediante el pipeline completo, pytest, la comprobación de hashes y la revisión funcional local y pública.</w:t>
       </w:r>
     </w:p>
     <w:p>
@@ -37228,6 +36370,7 @@
         <w:jc w:val="center"/>
         <w:tblLayout w:type="fixed"/>
         <w:tblLook w:val="04A0" w:firstRow="1" w:lastRow="0" w:firstColumn="1" w:lastColumn="0" w:noHBand="0" w:noVBand="1"/>
+        <w:tblInd w:w="0" w:type="dxa"/>
       </w:tblPr>
       <w:tblGrid>
         <w:gridCol w:w="8504"/>
@@ -37397,6 +36540,7 @@
         <w:jc w:val="center"/>
         <w:tblLayout w:type="fixed"/>
         <w:tblLook w:val="04A0" w:firstRow="1" w:lastRow="0" w:firstColumn="1" w:lastColumn="0" w:noHBand="0" w:noVBand="1"/>
+        <w:tblInd w:w="0" w:type="dxa"/>
       </w:tblPr>
       <w:tblGrid>
         <w:gridCol w:w="8504"/>
@@ -37609,6 +36753,7 @@
         <w:jc w:val="center"/>
         <w:tblLayout w:type="fixed"/>
         <w:tblLook w:val="04A0" w:firstRow="1" w:lastRow="0" w:firstColumn="1" w:lastColumn="0" w:noHBand="0" w:noVBand="1"/>
+        <w:tblInd w:w="0" w:type="dxa"/>
       </w:tblPr>
       <w:tblGrid>
         <w:gridCol w:w="8504"/>
@@ -37840,6 +36985,7 @@
         <w:jc w:val="center"/>
         <w:tblLayout w:type="fixed"/>
         <w:tblLook w:val="04A0" w:firstRow="1" w:lastRow="0" w:firstColumn="1" w:lastColumn="0" w:noHBand="0" w:noVBand="1"/>
+        <w:tblInd w:w="0" w:type="dxa"/>
       </w:tblPr>
       <w:tblGrid>
         <w:gridCol w:w="8504"/>
@@ -38091,6 +37237,7 @@
         <w:jc w:val="center"/>
         <w:tblLayout w:type="fixed"/>
         <w:tblLook w:val="04A0" w:firstRow="1" w:lastRow="0" w:firstColumn="1" w:lastColumn="0" w:noHBand="0" w:noVBand="1"/>
+        <w:tblInd w:w="0" w:type="dxa"/>
       </w:tblPr>
       <w:tblGrid>
         <w:gridCol w:w="8504"/>
@@ -38386,6 +37533,7 @@
         <w:jc w:val="center"/>
         <w:tblLayout w:type="fixed"/>
         <w:tblLook w:val="04A0" w:firstRow="1" w:lastRow="0" w:firstColumn="1" w:lastColumn="0" w:noHBand="0" w:noVBand="1"/>
+        <w:tblInd w:w="0" w:type="dxa"/>
       </w:tblPr>
       <w:tblGrid>
         <w:gridCol w:w="8504"/>
@@ -38498,6 +37646,7 @@
         <w:jc w:val="center"/>
         <w:tblLayout w:type="fixed"/>
         <w:tblLook w:val="04A0" w:firstRow="1" w:lastRow="0" w:firstColumn="1" w:lastColumn="0" w:noHBand="0" w:noVBand="1"/>
+        <w:tblInd w:w="0" w:type="dxa"/>
       </w:tblPr>
       <w:tblGrid>
         <w:gridCol w:w="8504"/>
@@ -38694,6 +37843,7 @@
         <w:jc w:val="center"/>
         <w:tblLayout w:type="fixed"/>
         <w:tblLook w:val="04A0" w:firstRow="1" w:lastRow="0" w:firstColumn="1" w:lastColumn="0" w:noHBand="0" w:noVBand="1"/>
+        <w:tblInd w:w="0" w:type="dxa"/>
       </w:tblPr>
       <w:tblGrid>
         <w:gridCol w:w="8504"/>
@@ -38908,6 +38058,7 @@
         <w:jc w:val="center"/>
         <w:tblLayout w:type="fixed"/>
         <w:tblLook w:val="04A0" w:firstRow="1" w:lastRow="0" w:firstColumn="1" w:lastColumn="0" w:noHBand="0" w:noVBand="1"/>
+        <w:tblInd w:w="0" w:type="dxa"/>
       </w:tblPr>
       <w:tblGrid>
         <w:gridCol w:w="8504"/>
@@ -39020,8 +38171,8 @@
       </w:r>
     </w:p>
     <w:sectPr>
-      <w:pgSz w:w="11909" w:h="16834"/>
-      <w:pgMar w:top="2160" w:right="1699" w:bottom="1238" w:left="1699" w:header="706" w:footer="706" w:gutter="0"/>
+      <w:pgSz w:w="11906" w:h="16838"/>
+      <w:pgMar w:top="2154" w:right="1701" w:bottom="1247" w:left="1701" w:header="709" w:footer="709" w:gutter="0"/>
       <w:cols w:space="720"/>
       <w:docGrid w:linePitch="360"/>
     </w:sectPr>
@@ -39978,11 +39129,13 @@
     <w:qFormat/>
     <w:rsid w:val="00FC693F"/>
     <w:pPr>
+      <w:widowControl/>
       <w:spacing w:after="120" w:line="360" w:lineRule="auto"/>
       <w:jc w:val="both"/>
     </w:pPr>
     <w:rPr>
       <w:rFonts w:ascii="Arial" w:eastAsia="Arial" w:hAnsi="Arial" w:cs="Arial"/>
+      <w:sz w:val="22"/>
     </w:rPr>
   </w:style>
   <w:style w:type="paragraph" w:styleId="Ttulo1">
@@ -39997,12 +39150,13 @@
       <w:keepNext/>
       <w:keepLines/>
       <w:pageBreakBefore/>
+      <w:widowControl/>
       <w:spacing w:after="160"/>
       <w:jc w:val="left"/>
       <w:outlineLvl w:val="0"/>
     </w:pPr>
     <w:rPr>
-      <w:rFonts w:asciiTheme="majorHAnsi" w:eastAsiaTheme="majorEastAsia" w:hAnsiTheme="majorHAnsi" w:cstheme="majorBidi"/>
+      <w:rFonts w:asciiTheme="majorHAnsi" w:eastAsiaTheme="majorEastAsia" w:hAnsiTheme="majorHAnsi" w:cstheme="majorBidi" w:ascii="Arial" w:hAnsi="Arial" w:eastAsia="Arial" w:cs="Arial"/>
       <w:b/>
       <w:bCs/>
       <w:color w:val="000000"/>
@@ -40022,12 +39176,13 @@
     <w:pPr>
       <w:keepNext/>
       <w:keepLines/>
+      <w:widowControl/>
       <w:spacing w:before="200" w:after="100"/>
       <w:jc w:val="left"/>
       <w:outlineLvl w:val="1"/>
     </w:pPr>
     <w:rPr>
-      <w:rFonts w:asciiTheme="majorHAnsi" w:eastAsiaTheme="majorEastAsia" w:hAnsiTheme="majorHAnsi" w:cstheme="majorBidi"/>
+      <w:rFonts w:asciiTheme="majorHAnsi" w:eastAsiaTheme="majorEastAsia" w:hAnsiTheme="majorHAnsi" w:cstheme="majorBidi" w:ascii="Arial" w:hAnsi="Arial" w:eastAsia="Arial" w:cs="Arial"/>
       <w:b/>
       <w:bCs/>
       <w:color w:val="000000"/>
@@ -40047,11 +39202,12 @@
     <w:pPr>
       <w:keepNext/>
       <w:keepLines/>
+      <w:widowControl/>
       <w:spacing w:before="160" w:after="80"/>
       <w:outlineLvl w:val="2"/>
     </w:pPr>
     <w:rPr>
-      <w:rFonts w:asciiTheme="majorHAnsi" w:eastAsiaTheme="majorEastAsia" w:hAnsiTheme="majorHAnsi" w:cstheme="majorBidi"/>
+      <w:rFonts w:asciiTheme="majorHAnsi" w:eastAsiaTheme="majorEastAsia" w:hAnsiTheme="majorHAnsi" w:cstheme="majorBidi" w:ascii="Arial" w:hAnsi="Arial" w:eastAsia="Arial" w:cs="Arial"/>
       <w:b/>
       <w:bCs/>
       <w:color w:val="000000"/>
@@ -40071,17 +39227,18 @@
     <w:pPr>
       <w:keepNext/>
       <w:keepLines/>
+      <w:widowControl/>
       <w:spacing w:before="160" w:after="80"/>
       <w:outlineLvl w:val="3"/>
     </w:pPr>
     <w:rPr>
-      <w:rFonts w:asciiTheme="majorHAnsi" w:eastAsiaTheme="majorEastAsia" w:hAnsiTheme="majorHAnsi" w:cstheme="majorBidi"/>
+      <w:rFonts w:asciiTheme="majorHAnsi" w:eastAsiaTheme="majorEastAsia" w:hAnsiTheme="majorHAnsi" w:cstheme="majorBidi" w:ascii="Arial" w:hAnsi="Arial" w:eastAsia="Arial" w:cs="Arial"/>
       <w:b/>
       <w:bCs/>
       <w:i/>
       <w:iCs/>
       <w:color w:val="000000"/>
-      <w:sz w:val="28"/>
+      <w:sz w:val="22"/>
     </w:rPr>
   </w:style>
   <w:style w:type="paragraph" w:styleId="Ttulo5">
@@ -40513,6 +39670,10 @@
       <w:spacing w:after="60" w:line="269" w:lineRule="auto"/>
       <w:contextualSpacing/>
     </w:pPr>
+    <w:rPr>
+      <w:rFonts w:ascii="Arial" w:hAnsi="Arial" w:eastAsia="Arial" w:cs="Arial"/>
+      <w:sz w:val="22"/>
+    </w:rPr>
   </w:style>
   <w:style w:type="paragraph" w:styleId="Listaconvietas2">
     <w:name w:val="List Bullet 2"/>
@@ -40553,6 +39714,10 @@
       <w:spacing w:after="60" w:line="269" w:lineRule="auto"/>
       <w:contextualSpacing/>
     </w:pPr>
+    <w:rPr>
+      <w:rFonts w:ascii="Arial" w:hAnsi="Arial" w:eastAsia="Arial" w:cs="Arial"/>
+      <w:sz w:val="22"/>
+    </w:rPr>
   </w:style>
   <w:style w:type="paragraph" w:styleId="Listaconnmeros2">
     <w:name w:val="List Number 2"/>
@@ -40775,6 +39940,7 @@
       <w:jc w:val="center"/>
     </w:pPr>
     <w:rPr>
+      <w:rFonts w:ascii="Arial" w:hAnsi="Arial" w:eastAsia="Arial" w:cs="Arial"/>
       <w:b/>
       <w:bCs/>
       <w:color w:val="000000"/>
@@ -50985,8 +50151,9 @@
       <w:spacing w:before="100" w:beforeAutospacing="1" w:after="100" w:afterAutospacing="1" w:line="240" w:lineRule="auto"/>
     </w:pPr>
     <w:rPr>
-      <w:rFonts w:eastAsia="Times New Roman" w:cs="Times New Roman"/>
+      <w:rFonts w:eastAsia="Arial" w:cs="Arial" w:ascii="Arial" w:hAnsi="Arial"/>
       <w:color w:val="000000"/>
+      <w:sz w:val="22"/>
       <w:szCs w:val="24"/>
       <w:lang w:val="es-CL" w:eastAsia="es-MX"/>
     </w:rPr>
@@ -51064,15 +50231,18 @@
     <w:rsid w:val="00584004"/>
   </w:style>
   <w:style w:type="paragraph" w:customStyle="1" w:styleId="artifact-docx-previewfrontmatterheading">
-    <w:name w:val="artifact-docx-preview_frontmatterheading"/>
+    <w:name w:val="Encabezado de índices"/>
     <w:basedOn w:val="Normal"/>
     <w:rsid w:val="00584004"/>
     <w:pPr>
+      <w:keepNext/>
+      <w:widowControl/>
       <w:spacing w:before="100" w:beforeAutospacing="1" w:after="100" w:afterAutospacing="1" w:line="240" w:lineRule="auto"/>
     </w:pPr>
     <w:rPr>
-      <w:rFonts w:ascii="Times New Roman" w:eastAsia="Times New Roman" w:hAnsi="Times New Roman" w:cs="Times New Roman"/>
-      <w:sz w:val="24"/>
+      <w:rFonts w:ascii="Arial" w:eastAsia="Arial" w:hAnsi="Arial" w:cs="Arial"/>
+      <w:b/>
+      <w:sz w:val="28"/>
       <w:szCs w:val="24"/>
       <w:lang w:val="es-CL" w:eastAsia="es-MX"/>
     </w:rPr>

--- a/memoria/TFM_ENRIQUE_CATRILAF_ENTREGA_FINAL_VIU_2026.docx
+++ b/memoria/TFM_ENRIQUE_CATRILAF_ENTREGA_FINAL_VIU_2026.docx
@@ -36173,7 +36173,7 @@
         <w:spacing w:after="60"/>
       </w:pPr>
       <w:r>
-        <w:t>Publicación y trazabilidad en GitHub. El repositorio fue verificado como público y contiene el paquete reproducible del TFM: README.md, run_all.py, app.py, requirements.txt, src/, tests/, tools/, data/, outputs/, notebooks/, reports/, docs/, MODEL_CARD.md, METODOLOGIA_Y_JUSTIFICACION.md, QA_VERIFICACION.md y MANIFEST_SHA256.csv. run_all.py constituye el punto de entrada para reproducir el análisis completo y app.py ejecuta la aplicación web.</w:t>
+        <w:t>Publicación y trazabilidad en GitHub. El repositorio fue verificado como público y contiene el paquete reproducible del TFM: README.md, run_all.py, app.py, requirements.txt, src/, tests/, tools/, data/, outputs/, notebooks/, reports/, docs/, MODEL_CARD.md, QA_VERIFICACION.md y MANIFEST_SHA256.csv. run_all.py constituye el punto de entrada para reproducir el análisis completo y app.py ejecuta la aplicación web.</w:t>
       </w:r>
     </w:p>
     <w:p>
@@ -36316,7 +36316,7 @@
         </w:r>
       </w:hyperlink>
       <w:r>
-        <w:t>. La ejecución de extremo a extremo se inicia en run_all.py; la interfaz web se encuentra en app.py; y el núcleo analítico se organiza en src/, principalmente en config.py, preprocessing.py, data.py, modeling.py, metrics.py, robustness.py, clustering.py, figures.py, analysis.py y app_logic.py. Las pruebas automáticas se mantienen en tests/, las utilidades de reconstrucción y apoyo en tools/ y el notebook reproducible en notebooks/01_estudio_completo_oncologia.ipynb. README.md, requirements.txt, MODEL_CARD.md, METODOLOGIA_Y_JUSTIFICACION.md, QA_VERIFICACION.md, MANIFEST_SHA256.csv y docs/INDICE_AUDITORIA.md documentan dependencias, ejecución, validación y trazabilidad.</w:t>
+        <w:t>. La ejecución de extremo a extremo se inicia en run_all.py; la interfaz web se encuentra en app.py; y el núcleo analítico se organiza en src/, principalmente en config.py, preprocessing.py, data.py, modeling.py, metrics.py, robustness.py, clustering.py, figures.py, analysis.py y app_logic.py. Las pruebas automáticas se mantienen en tests/, las utilidades de reconstrucción y apoyo en tools/ y el notebook reproducible en notebooks/01_estudio_completo_oncologia.ipynb. README.md, requirements.txt, MODEL_CARD.md, QA_VERIFICACION.md, MANIFEST_SHA256.csv y docs/INDICE_AUDITORIA.md documentan dependencias, ejecución, validación y trazabilidad.</w:t>
       </w:r>
     </w:p>
     <w:p>
